--- a/BaoCao/14.Reflection.docx
+++ b/BaoCao/14.Reflection.docx
@@ -1,6 +1,6 @@
 
 <file path=word/document.xml><?xml version="1.0" encoding="utf-8"?>
-<w:document xmlns:wpc="http://schemas.microsoft.com/office/word/2010/wordprocessingCanvas" xmlns:cx="http://schemas.microsoft.com/office/drawing/2014/chartex" xmlns:cx1="http://schemas.microsoft.com/office/drawing/2015/9/8/chartex" xmlns:cx2="http://schemas.microsoft.com/office/drawing/2015/10/21/chartex" xmlns:cx3="http://schemas.microsoft.com/office/drawing/2016/5/9/chartex" xmlns:cx4="http://schemas.microsoft.com/office/drawing/2016/5/10/chartex" xmlns:cx5="http://schemas.microsoft.com/office/drawing/2016/5/11/chartex" xmlns:cx6="http://schemas.microsoft.com/office/drawing/2016/5/12/chartex" xmlns:cx7="http://schemas.microsoft.com/office/drawing/2016/5/13/chartex" xmlns:cx8="http://schemas.microsoft.com/office/drawing/2016/5/14/chartex" xmlns:mc="http://schemas.openxmlformats.org/markup-compatibility/2006" xmlns:aink="http://schemas.microsoft.com/office/drawing/2016/ink" xmlns:am3d="http://schemas.microsoft.com/office/drawing/2017/model3d" xmlns:o="urn:schemas-microsoft-com:office:office" xmlns:oel="http://schemas.microsoft.com/office/2019/extlst" xmlns:r="http://schemas.openxmlformats.org/officeDocument/2006/relationships" xmlns:m="http://schemas.openxmlformats.org/officeDocument/2006/math" xmlns:v="urn:schemas-microsoft-com:vml" xmlns:wp14="http://schemas.microsoft.com/office/word/2010/wordprocessingDrawing" xmlns:wp="http://schemas.openxmlformats.org/drawingml/2006/wordprocessingDrawing" xmlns:w10="urn:schemas-microsoft-com:office:word" xmlns:w="http://schemas.openxmlformats.org/wordprocessingml/2006/main" xmlns:w14="http://schemas.microsoft.com/office/word/2010/wordml" xmlns:w15="http://schemas.microsoft.com/office/word/2012/wordml" xmlns:w16cex="http://schemas.microsoft.com/office/word/2018/wordml/cex" xmlns:w16cid="http://schemas.microsoft.com/office/word/2016/wordml/cid" xmlns:w16="http://schemas.microsoft.com/office/word/2018/wordml" xmlns:w16sdtdh="http://schemas.microsoft.com/office/word/2020/wordml/sdtdatahash" xmlns:w16se="http://schemas.microsoft.com/office/word/2015/wordml/symex" xmlns:wpg="http://schemas.microsoft.com/office/word/2010/wordprocessingGroup" xmlns:wpi="http://schemas.microsoft.com/office/word/2010/wordprocessingInk" xmlns:wne="http://schemas.microsoft.com/office/word/2006/wordml" xmlns:wps="http://schemas.microsoft.com/office/word/2010/wordprocessingShape" mc:Ignorable="w14 w15 w16se w16cid w16 w16cex w16sdtdh wp14">
+<w:document xmlns:wpc="http://schemas.microsoft.com/office/word/2010/wordprocessingCanvas" xmlns:cx="http://schemas.microsoft.com/office/drawing/2014/chartex" xmlns:cx1="http://schemas.microsoft.com/office/drawing/2015/9/8/chartex" xmlns:cx2="http://schemas.microsoft.com/office/drawing/2015/10/21/chartex" xmlns:cx3="http://schemas.microsoft.com/office/drawing/2016/5/9/chartex" xmlns:cx4="http://schemas.microsoft.com/office/drawing/2016/5/10/chartex" xmlns:cx5="http://schemas.microsoft.com/office/drawing/2016/5/11/chartex" xmlns:cx6="http://schemas.microsoft.com/office/drawing/2016/5/12/chartex" xmlns:cx7="http://schemas.microsoft.com/office/drawing/2016/5/13/chartex" xmlns:cx8="http://schemas.microsoft.com/office/drawing/2016/5/14/chartex" xmlns:mc="http://schemas.openxmlformats.org/markup-compatibility/2006" xmlns:aink="http://schemas.microsoft.com/office/drawing/2016/ink" xmlns:am3d="http://schemas.microsoft.com/office/drawing/2017/model3d" xmlns:o="urn:schemas-microsoft-com:office:office" xmlns:oel="http://schemas.microsoft.com/office/2019/extlst" xmlns:r="http://schemas.openxmlformats.org/officeDocument/2006/relationships" xmlns:m="http://schemas.openxmlformats.org/officeDocument/2006/math" xmlns:v="urn:schemas-microsoft-com:vml" xmlns:wp14="http://schemas.microsoft.com/office/word/2010/wordprocessingDrawing" xmlns:wp="http://schemas.openxmlformats.org/drawingml/2006/wordprocessingDrawing" xmlns:w10="urn:schemas-microsoft-com:office:word" xmlns:w="http://schemas.openxmlformats.org/wordprocessingml/2006/main" xmlns:w14="http://schemas.microsoft.com/office/word/2010/wordml" xmlns:w15="http://schemas.microsoft.com/office/word/2012/wordml" xmlns:w16cex="http://schemas.microsoft.com/office/word/2018/wordml/cex" xmlns:w16cid="http://schemas.microsoft.com/office/word/2016/wordml/cid" xmlns:w16="http://schemas.microsoft.com/office/word/2018/wordml" xmlns:w16du="http://schemas.microsoft.com/office/word/2023/wordml/word16du" xmlns:w16sdtdh="http://schemas.microsoft.com/office/word/2020/wordml/sdtdatahash" xmlns:w16sdtfl="http://schemas.microsoft.com/office/word/2024/wordml/sdtformatlock" xmlns:w16se="http://schemas.microsoft.com/office/word/2015/wordml/symex" xmlns:wpg="http://schemas.microsoft.com/office/word/2010/wordprocessingGroup" xmlns:wpi="http://schemas.microsoft.com/office/word/2010/wordprocessingInk" xmlns:wne="http://schemas.microsoft.com/office/word/2006/wordml" xmlns:wps="http://schemas.microsoft.com/office/word/2010/wordprocessingShape" mc:Ignorable="w14 w15 w16se w16cid w16 w16cex w16sdtdh w16sdtfl w16du wp14">
   <w:body>
     <w:p>
       <w:pPr>
@@ -69,21 +69,23 @@
         <w:rPr>
           <w:rFonts w:ascii="Times New Roman" w:eastAsia="Calibri" w:hAnsi="Times New Roman" w:cs="Times New Roman"/>
           <w:b/>
-          <w:sz w:val="36"/>
-          <w:szCs w:val="36"/>
-        </w:rPr>
-      </w:pPr>
-      <w:r>
-        <w:rPr>
-          <w:rFonts w:ascii="Calibri" w:eastAsia="Calibri" w:hAnsi="Calibri" w:cs="Times New Roman"/>
+          <w:sz w:val="26"/>
+          <w:szCs w:val="26"/>
+        </w:rPr>
+      </w:pPr>
+      <w:r>
+        <w:rPr>
+          <w:rFonts w:ascii="Times New Roman" w:eastAsia="Calibri" w:hAnsi="Times New Roman" w:cs="Times New Roman"/>
           <w:noProof/>
-          <w:sz w:val="28"/>
+          <w:sz w:val="26"/>
+          <w:szCs w:val="26"/>
+          <w:lang w:val="vi-VN" w:eastAsia="vi-VN"/>
         </w:rPr>
         <w:drawing>
-          <wp:inline distT="0" distB="0" distL="0" distR="0" wp14:anchorId="02F0859B" wp14:editId="60424261">
-            <wp:extent cx="1038225" cy="942756"/>
+          <wp:inline distT="0" distB="0" distL="0" distR="0" wp14:anchorId="35C20C79" wp14:editId="70654A62">
+            <wp:extent cx="1038225" cy="942340"/>
             <wp:effectExtent l="0" t="0" r="0" b="0"/>
-            <wp:docPr id="1" name="Picture 1" descr="logodtu_100"/>
+            <wp:docPr id="10" name="Picture 10" descr="logodtu_100"/>
             <wp:cNvGraphicFramePr>
               <a:graphicFrameLocks xmlns:a="http://schemas.openxmlformats.org/drawingml/2006/main" noChangeAspect="1"/>
             </wp:cNvGraphicFramePr>
@@ -91,7 +93,7 @@
               <a:graphicData uri="http://schemas.openxmlformats.org/drawingml/2006/picture">
                 <pic:pic xmlns:pic="http://schemas.openxmlformats.org/drawingml/2006/picture">
                   <pic:nvPicPr>
-                    <pic:cNvPr id="0" name="Picture 1" descr="logodtu_100"/>
+                    <pic:cNvPr id="10" name="Picture 10" descr="logodtu_100"/>
                     <pic:cNvPicPr>
                       <a:picLocks noChangeAspect="1" noChangeArrowheads="1"/>
                     </pic:cNvPicPr>
@@ -109,7 +111,7 @@
                       <a:fillRect/>
                     </a:stretch>
                   </pic:blipFill>
-                  <pic:spPr bwMode="auto">
+                  <pic:spPr>
                     <a:xfrm>
                       <a:off x="0" y="0"/>
                       <a:ext cx="1038225" cy="942756"/>
@@ -142,8 +144,8 @@
         <w:rPr>
           <w:rFonts w:ascii="Times New Roman" w:eastAsia="Calibri" w:hAnsi="Times New Roman" w:cs="Times New Roman"/>
           <w:b/>
-          <w:sz w:val="36"/>
-          <w:szCs w:val="36"/>
+          <w:sz w:val="26"/>
+          <w:szCs w:val="26"/>
         </w:rPr>
       </w:pPr>
     </w:p>
@@ -160,8 +162,8 @@
         <w:rPr>
           <w:rFonts w:ascii="Times New Roman" w:eastAsia="Calibri" w:hAnsi="Times New Roman" w:cs="Times New Roman"/>
           <w:b/>
-          <w:sz w:val="40"/>
-          <w:szCs w:val="40"/>
+          <w:sz w:val="32"/>
+          <w:szCs w:val="32"/>
           <w:u w:val="single"/>
         </w:rPr>
       </w:pPr>
@@ -169,8 +171,8 @@
         <w:rPr>
           <w:rFonts w:ascii="Times New Roman" w:eastAsia="Calibri" w:hAnsi="Times New Roman" w:cs="Times New Roman"/>
           <w:b/>
-          <w:sz w:val="40"/>
-          <w:szCs w:val="40"/>
+          <w:sz w:val="32"/>
+          <w:szCs w:val="32"/>
           <w:u w:val="single"/>
         </w:rPr>
         <w:t>Tên đề tài:</w:t>
@@ -188,28 +190,18 @@
         <w:rPr>
           <w:rFonts w:ascii="Times New Roman" w:hAnsi="Times New Roman" w:cs="Times New Roman"/>
           <w:b/>
-          <w:sz w:val="38"/>
-          <w:szCs w:val="52"/>
-        </w:rPr>
-      </w:pPr>
-      <w:r>
-        <w:rPr>
-          <w:rFonts w:ascii="Times New Roman" w:hAnsi="Times New Roman" w:cs="Times New Roman"/>
-          <w:b/>
-          <w:sz w:val="38"/>
-          <w:szCs w:val="52"/>
-        </w:rPr>
-        <w:t>XÂY DỰNG WEBSITE BÁN HÀNG</w:t>
-      </w:r>
-      <w:r>
-        <w:rPr>
-          <w:rFonts w:ascii="Times New Roman" w:hAnsi="Times New Roman" w:cs="Times New Roman"/>
-          <w:b/>
-          <w:sz w:val="38"/>
-          <w:szCs w:val="52"/>
-        </w:rPr>
-        <w:br/>
-        <w:t>TÍCH HỢP AI TÌM KIẾM</w:t>
+          <w:sz w:val="40"/>
+          <w:szCs w:val="40"/>
+        </w:rPr>
+      </w:pPr>
+      <w:r>
+        <w:rPr>
+          <w:rFonts w:ascii="Times New Roman" w:hAnsi="Times New Roman" w:cs="Times New Roman"/>
+          <w:b/>
+          <w:sz w:val="40"/>
+          <w:szCs w:val="40"/>
+        </w:rPr>
+        <w:t xml:space="preserve">SMARTTRIAL - NỀN TẢNG ĐẶT LỊCH HỌC THỬ VÀ TƯ VẤN TRỰC TUYẾN REALTIME VỚI CƠ CHẾ XẾP LỊCH THÔNG MINH </w:t>
       </w:r>
     </w:p>
     <w:p>
@@ -225,8 +217,8 @@
         <w:rPr>
           <w:rFonts w:ascii="Times New Roman" w:eastAsia="Calibri" w:hAnsi="Times New Roman" w:cs="Times New Roman"/>
           <w:b/>
-          <w:sz w:val="44"/>
-          <w:szCs w:val="44"/>
+          <w:sz w:val="26"/>
+          <w:szCs w:val="26"/>
           <w:lang w:val="vi-VN"/>
         </w:rPr>
       </w:pPr>
@@ -234,8 +226,8 @@
         <w:rPr>
           <w:rFonts w:ascii="Times New Roman" w:eastAsia="Calibri" w:hAnsi="Times New Roman" w:cs="Times New Roman"/>
           <w:b/>
-          <w:sz w:val="44"/>
-          <w:szCs w:val="44"/>
+          <w:sz w:val="26"/>
+          <w:szCs w:val="26"/>
           <w:lang w:val="vi-VN"/>
         </w:rPr>
         <w:sym w:font="Wingdings" w:char="F09E"/>
@@ -244,8 +236,8 @@
         <w:rPr>
           <w:rFonts w:ascii="Times New Roman" w:eastAsia="Calibri" w:hAnsi="Times New Roman" w:cs="Times New Roman"/>
           <w:b/>
-          <w:sz w:val="44"/>
-          <w:szCs w:val="44"/>
+          <w:sz w:val="26"/>
+          <w:szCs w:val="26"/>
           <w:lang w:val="vi-VN"/>
         </w:rPr>
         <w:sym w:font="Wingdings" w:char="F09F"/>
@@ -254,8 +246,8 @@
         <w:rPr>
           <w:rFonts w:ascii="Times New Roman" w:eastAsia="Calibri" w:hAnsi="Times New Roman" w:cs="Times New Roman"/>
           <w:b/>
-          <w:sz w:val="44"/>
-          <w:szCs w:val="44"/>
+          <w:sz w:val="26"/>
+          <w:szCs w:val="26"/>
           <w:lang w:val="vi-VN"/>
         </w:rPr>
         <w:sym w:font="Wingdings" w:char="F09A"/>
@@ -264,8 +256,8 @@
         <w:rPr>
           <w:rFonts w:ascii="Times New Roman" w:eastAsia="Calibri" w:hAnsi="Times New Roman" w:cs="Times New Roman"/>
           <w:b/>
-          <w:sz w:val="44"/>
-          <w:szCs w:val="44"/>
+          <w:sz w:val="26"/>
+          <w:szCs w:val="26"/>
           <w:lang w:val="vi-VN"/>
         </w:rPr>
         <w:sym w:font="Wingdings" w:char="F0AD"/>
@@ -274,8 +266,8 @@
         <w:rPr>
           <w:rFonts w:ascii="Times New Roman" w:eastAsia="Calibri" w:hAnsi="Times New Roman" w:cs="Times New Roman"/>
           <w:b/>
-          <w:sz w:val="44"/>
-          <w:szCs w:val="44"/>
+          <w:sz w:val="26"/>
+          <w:szCs w:val="26"/>
           <w:lang w:val="vi-VN"/>
         </w:rPr>
         <w:sym w:font="Wingdings" w:char="F09B"/>
@@ -284,8 +276,8 @@
         <w:rPr>
           <w:rFonts w:ascii="Times New Roman" w:eastAsia="Calibri" w:hAnsi="Times New Roman" w:cs="Times New Roman"/>
           <w:b/>
-          <w:sz w:val="44"/>
-          <w:szCs w:val="44"/>
+          <w:sz w:val="26"/>
+          <w:szCs w:val="26"/>
           <w:lang w:val="vi-VN"/>
         </w:rPr>
         <w:sym w:font="Wingdings" w:char="F09F"/>
@@ -294,8 +286,8 @@
         <w:rPr>
           <w:rFonts w:ascii="Times New Roman" w:eastAsia="Calibri" w:hAnsi="Times New Roman" w:cs="Times New Roman"/>
           <w:b/>
-          <w:sz w:val="44"/>
-          <w:szCs w:val="44"/>
+          <w:sz w:val="26"/>
+          <w:szCs w:val="26"/>
           <w:lang w:val="vi-VN"/>
         </w:rPr>
         <w:sym w:font="Wingdings" w:char="F09E"/>
@@ -317,20 +309,27 @@
         <w:rPr>
           <w:rFonts w:ascii="Times New Roman" w:eastAsia="Calibri" w:hAnsi="Times New Roman" w:cs="Times New Roman"/>
           <w:b/>
-          <w:sz w:val="32"/>
-          <w:szCs w:val="44"/>
-          <w:lang w:val="vi-VN"/>
+          <w:sz w:val="40"/>
+          <w:szCs w:val="40"/>
         </w:rPr>
       </w:pPr>
       <w:r>
         <w:rPr>
           <w:rFonts w:ascii="Times New Roman" w:eastAsia="Calibri" w:hAnsi="Times New Roman" w:cs="Times New Roman"/>
           <w:b/>
-          <w:sz w:val="32"/>
-          <w:szCs w:val="44"/>
-          <w:lang w:val="vi-VN"/>
-        </w:rPr>
-        <w:t>TÀI LIỆU REFLECTION</w:t>
+          <w:sz w:val="40"/>
+          <w:szCs w:val="40"/>
+        </w:rPr>
+        <w:t xml:space="preserve">TÀI LIỆU </w:t>
+      </w:r>
+      <w:r>
+        <w:rPr>
+          <w:rFonts w:ascii="Times New Roman" w:eastAsia="Calibri" w:hAnsi="Times New Roman" w:cs="Times New Roman"/>
+          <w:b/>
+          <w:sz w:val="40"/>
+          <w:szCs w:val="40"/>
+        </w:rPr>
+        <w:t>REFLECTION</w:t>
       </w:r>
     </w:p>
     <w:p>
@@ -349,9 +348,29 @@
         <w:rPr>
           <w:rFonts w:ascii="Times New Roman" w:eastAsia="Calibri" w:hAnsi="Times New Roman" w:cs="Times New Roman"/>
           <w:b/>
-          <w:sz w:val="44"/>
-          <w:szCs w:val="44"/>
-          <w:lang w:val="vi-VN"/>
+          <w:sz w:val="26"/>
+          <w:szCs w:val="26"/>
+        </w:rPr>
+      </w:pPr>
+    </w:p>
+    <w:p>
+      <w:pPr>
+        <w:pBdr>
+          <w:top w:val="thinThickThinSmallGap" w:sz="24" w:space="1" w:color="auto"/>
+          <w:left w:val="thinThickThinSmallGap" w:sz="24" w:space="4" w:color="auto"/>
+          <w:bottom w:val="thinThickThinSmallGap" w:sz="24" w:space="1" w:color="auto"/>
+          <w:right w:val="thinThickThinSmallGap" w:sz="24" w:space="4" w:color="auto"/>
+        </w:pBdr>
+        <w:tabs>
+          <w:tab w:val="left" w:pos="5245"/>
+        </w:tabs>
+        <w:spacing w:after="0" w:line="360" w:lineRule="auto"/>
+        <w:jc w:val="center"/>
+        <w:rPr>
+          <w:rFonts w:ascii="Times New Roman" w:eastAsia="Calibri" w:hAnsi="Times New Roman" w:cs="Times New Roman"/>
+          <w:b/>
+          <w:sz w:val="26"/>
+          <w:szCs w:val="26"/>
         </w:rPr>
       </w:pPr>
     </w:p>
@@ -368,21 +387,20 @@
           <w:tab w:val="left" w:pos="6096"/>
         </w:tabs>
         <w:spacing w:after="0" w:line="360" w:lineRule="auto"/>
+        <w:jc w:val="center"/>
         <w:rPr>
           <w:rFonts w:ascii="Times New Roman" w:eastAsia="Calibri" w:hAnsi="Times New Roman" w:cs="Times New Roman"/>
-          <w:sz w:val="36"/>
-          <w:szCs w:val="36"/>
-          <w:lang w:val="vi-VN"/>
+          <w:sz w:val="32"/>
+          <w:szCs w:val="32"/>
         </w:rPr>
       </w:pPr>
       <w:r>
         <w:rPr>
           <w:rFonts w:ascii="Times New Roman" w:eastAsia="Calibri" w:hAnsi="Times New Roman" w:cs="Times New Roman"/>
-          <w:sz w:val="36"/>
-          <w:szCs w:val="36"/>
-          <w:lang w:val="vi-VN"/>
-        </w:rPr>
-        <w:tab/>
+          <w:sz w:val="32"/>
+          <w:szCs w:val="32"/>
+        </w:rPr>
+        <w:t>GVHD: Th.S Nguyễn Quốc Long</w:t>
       </w:r>
     </w:p>
     <w:p>
@@ -398,60 +416,19 @@
           <w:tab w:val="left" w:pos="6096"/>
         </w:tabs>
         <w:spacing w:after="0" w:line="360" w:lineRule="auto"/>
+        <w:jc w:val="center"/>
         <w:rPr>
           <w:rFonts w:ascii="Times New Roman" w:eastAsia="Calibri" w:hAnsi="Times New Roman" w:cs="Times New Roman"/>
-          <w:sz w:val="26"/>
-          <w:szCs w:val="26"/>
-          <w:lang w:val="vi-VN"/>
+          <w:sz w:val="32"/>
+          <w:szCs w:val="32"/>
         </w:rPr>
       </w:pPr>
       <w:r>
         <w:rPr>
           <w:rFonts w:ascii="Times New Roman" w:eastAsia="Calibri" w:hAnsi="Times New Roman" w:cs="Times New Roman"/>
-          <w:sz w:val="36"/>
-          <w:szCs w:val="36"/>
-          <w:lang w:val="vi-VN"/>
-        </w:rPr>
-        <w:tab/>
-      </w:r>
-      <w:r>
-        <w:rPr>
-          <w:rFonts w:ascii="Times New Roman" w:eastAsia="Calibri" w:hAnsi="Times New Roman" w:cs="Times New Roman"/>
-          <w:sz w:val="26"/>
-          <w:szCs w:val="26"/>
-          <w:lang w:val="vi-VN"/>
-        </w:rPr>
-        <w:t>GVHD: Nguyễn Minh Nhật</w:t>
-      </w:r>
-    </w:p>
-    <w:p>
-      <w:pPr>
-        <w:pBdr>
-          <w:top w:val="thinThickThinSmallGap" w:sz="24" w:space="1" w:color="auto"/>
-          <w:left w:val="thinThickThinSmallGap" w:sz="24" w:space="4" w:color="auto"/>
-          <w:bottom w:val="thinThickThinSmallGap" w:sz="24" w:space="1" w:color="auto"/>
-          <w:right w:val="thinThickThinSmallGap" w:sz="24" w:space="4" w:color="auto"/>
-        </w:pBdr>
-        <w:tabs>
-          <w:tab w:val="left" w:pos="4395"/>
-          <w:tab w:val="left" w:pos="6096"/>
-        </w:tabs>
-        <w:spacing w:after="0" w:line="360" w:lineRule="auto"/>
-        <w:rPr>
-          <w:rFonts w:ascii="Times New Roman" w:eastAsia="Calibri" w:hAnsi="Times New Roman" w:cs="Times New Roman"/>
-          <w:sz w:val="26"/>
-          <w:szCs w:val="26"/>
-          <w:lang w:val="vi-VN"/>
-        </w:rPr>
-      </w:pPr>
-      <w:r>
-        <w:rPr>
-          <w:rFonts w:ascii="Times New Roman" w:eastAsia="Calibri" w:hAnsi="Times New Roman" w:cs="Times New Roman"/>
-          <w:sz w:val="26"/>
-          <w:szCs w:val="26"/>
-          <w:lang w:val="vi-VN"/>
-        </w:rPr>
-        <w:tab/>
+          <w:sz w:val="32"/>
+          <w:szCs w:val="32"/>
+        </w:rPr>
         <w:t>Nhóm SVTH:</w:t>
       </w:r>
     </w:p>
@@ -468,32 +445,30 @@
           <w:tab w:val="left" w:pos="7655"/>
         </w:tabs>
         <w:spacing w:after="0" w:line="360" w:lineRule="auto"/>
+        <w:jc w:val="center"/>
         <w:rPr>
           <w:rFonts w:ascii="Times New Roman" w:eastAsia="Calibri" w:hAnsi="Times New Roman" w:cs="Times New Roman"/>
-          <w:sz w:val="26"/>
-          <w:szCs w:val="26"/>
-          <w:lang w:val="vi-VN"/>
+          <w:sz w:val="32"/>
+          <w:szCs w:val="32"/>
         </w:rPr>
       </w:pPr>
       <w:r>
         <w:rPr>
           <w:rFonts w:ascii="Times New Roman" w:eastAsia="Calibri" w:hAnsi="Times New Roman" w:cs="Times New Roman"/>
-          <w:sz w:val="26"/>
-          <w:szCs w:val="26"/>
-          <w:lang w:val="vi-VN"/>
-        </w:rPr>
-        <w:tab/>
-        <w:t>Phạm Mạnh Thắng</w:t>
-      </w:r>
-      <w:r>
-        <w:rPr>
-          <w:rFonts w:ascii="Times New Roman" w:eastAsia="Calibri" w:hAnsi="Times New Roman" w:cs="Times New Roman"/>
-          <w:sz w:val="26"/>
-          <w:szCs w:val="26"/>
-          <w:lang w:val="vi-VN"/>
-        </w:rPr>
-        <w:tab/>
-        <w:t>-2321121741</w:t>
+          <w:sz w:val="32"/>
+          <w:szCs w:val="32"/>
+        </w:rPr>
+        <w:t xml:space="preserve">Phạm Phú Hưng - </w:t>
+      </w:r>
+      <w:r>
+        <w:rPr>
+          <w:rFonts w:ascii="Times New Roman" w:eastAsia="Segoe UI" w:hAnsi="Times New Roman" w:cs="Times New Roman"/>
+          <w:spacing w:val="2"/>
+          <w:sz w:val="32"/>
+          <w:szCs w:val="32"/>
+          <w:shd w:val="clear" w:color="auto" w:fill="FFFFFF"/>
+        </w:rPr>
+        <w:t>28210249524</w:t>
       </w:r>
     </w:p>
     <w:p>
@@ -509,32 +484,30 @@
           <w:tab w:val="left" w:pos="7655"/>
         </w:tabs>
         <w:spacing w:after="0" w:line="360" w:lineRule="auto"/>
+        <w:jc w:val="center"/>
         <w:rPr>
           <w:rFonts w:ascii="Times New Roman" w:eastAsia="Calibri" w:hAnsi="Times New Roman" w:cs="Times New Roman"/>
-          <w:sz w:val="26"/>
-          <w:szCs w:val="26"/>
-          <w:lang w:val="vi-VN"/>
+          <w:sz w:val="32"/>
+          <w:szCs w:val="32"/>
         </w:rPr>
       </w:pPr>
       <w:r>
         <w:rPr>
           <w:rFonts w:ascii="Times New Roman" w:eastAsia="Calibri" w:hAnsi="Times New Roman" w:cs="Times New Roman"/>
-          <w:sz w:val="26"/>
-          <w:szCs w:val="26"/>
-          <w:lang w:val="vi-VN"/>
-        </w:rPr>
-        <w:tab/>
-        <w:t>Nguyễn Thanh Thắng</w:t>
-      </w:r>
-      <w:r>
-        <w:rPr>
-          <w:rFonts w:ascii="Times New Roman" w:eastAsia="Calibri" w:hAnsi="Times New Roman" w:cs="Times New Roman"/>
-          <w:sz w:val="26"/>
-          <w:szCs w:val="26"/>
-          <w:lang w:val="vi-VN"/>
-        </w:rPr>
-        <w:tab/>
-        <w:t>-2321122733</w:t>
+          <w:sz w:val="32"/>
+          <w:szCs w:val="32"/>
+        </w:rPr>
+        <w:t xml:space="preserve">Nguyễn Đăng Khôi – </w:t>
+      </w:r>
+      <w:r>
+        <w:rPr>
+          <w:rFonts w:ascii="Times New Roman" w:eastAsia="Segoe UI" w:hAnsi="Times New Roman" w:cs="Times New Roman"/>
+          <w:spacing w:val="2"/>
+          <w:sz w:val="32"/>
+          <w:szCs w:val="32"/>
+          <w:shd w:val="clear" w:color="auto" w:fill="FFFFFF"/>
+        </w:rPr>
+        <w:t>28211152936</w:t>
       </w:r>
     </w:p>
     <w:p>
@@ -550,32 +523,30 @@
           <w:tab w:val="left" w:pos="7655"/>
         </w:tabs>
         <w:spacing w:after="0" w:line="360" w:lineRule="auto"/>
+        <w:jc w:val="center"/>
         <w:rPr>
           <w:rFonts w:ascii="Times New Roman" w:eastAsia="Calibri" w:hAnsi="Times New Roman" w:cs="Times New Roman"/>
-          <w:sz w:val="26"/>
-          <w:szCs w:val="26"/>
-          <w:lang w:val="vi-VN"/>
+          <w:sz w:val="32"/>
+          <w:szCs w:val="32"/>
         </w:rPr>
       </w:pPr>
       <w:r>
         <w:rPr>
           <w:rFonts w:ascii="Times New Roman" w:eastAsia="Calibri" w:hAnsi="Times New Roman" w:cs="Times New Roman"/>
-          <w:sz w:val="26"/>
-          <w:szCs w:val="26"/>
-          <w:lang w:val="vi-VN"/>
-        </w:rPr>
-        <w:tab/>
-        <w:t>Nguyễn Huỳnh Nhật Quang</w:t>
-      </w:r>
-      <w:r>
-        <w:rPr>
-          <w:rFonts w:ascii="Times New Roman" w:eastAsia="Calibri" w:hAnsi="Times New Roman" w:cs="Times New Roman"/>
-          <w:sz w:val="26"/>
-          <w:szCs w:val="26"/>
-          <w:lang w:val="vi-VN"/>
-        </w:rPr>
-        <w:tab/>
-        <w:t>-2321121758</w:t>
+          <w:sz w:val="32"/>
+          <w:szCs w:val="32"/>
+        </w:rPr>
+        <w:t xml:space="preserve">Trần Tấn Huy – </w:t>
+      </w:r>
+      <w:r>
+        <w:rPr>
+          <w:rFonts w:ascii="Times New Roman" w:eastAsia="Segoe UI" w:hAnsi="Times New Roman" w:cs="Times New Roman"/>
+          <w:spacing w:val="2"/>
+          <w:sz w:val="32"/>
+          <w:szCs w:val="32"/>
+          <w:shd w:val="clear" w:color="auto" w:fill="FFFFFF"/>
+        </w:rPr>
+        <w:t>29214653925</w:t>
       </w:r>
     </w:p>
     <w:p>
@@ -591,73 +562,30 @@
           <w:tab w:val="left" w:pos="7655"/>
         </w:tabs>
         <w:spacing w:after="0" w:line="360" w:lineRule="auto"/>
+        <w:jc w:val="center"/>
         <w:rPr>
           <w:rFonts w:ascii="Times New Roman" w:eastAsia="Calibri" w:hAnsi="Times New Roman" w:cs="Times New Roman"/>
-          <w:sz w:val="26"/>
-          <w:szCs w:val="26"/>
-          <w:lang w:val="vi-VN"/>
+          <w:sz w:val="32"/>
+          <w:szCs w:val="32"/>
         </w:rPr>
       </w:pPr>
       <w:r>
         <w:rPr>
           <w:rFonts w:ascii="Times New Roman" w:eastAsia="Calibri" w:hAnsi="Times New Roman" w:cs="Times New Roman"/>
-          <w:sz w:val="26"/>
-          <w:szCs w:val="26"/>
-          <w:lang w:val="vi-VN"/>
-        </w:rPr>
-        <w:tab/>
-        <w:t>Lê Xuân Hoàng Bửu</w:t>
-      </w:r>
-      <w:r>
-        <w:rPr>
-          <w:rFonts w:ascii="Times New Roman" w:eastAsia="Calibri" w:hAnsi="Times New Roman" w:cs="Times New Roman"/>
-          <w:sz w:val="26"/>
-          <w:szCs w:val="26"/>
-          <w:lang w:val="vi-VN"/>
-        </w:rPr>
-        <w:tab/>
-        <w:t>-23211210685</w:t>
-      </w:r>
-    </w:p>
-    <w:p>
-      <w:pPr>
-        <w:pBdr>
-          <w:top w:val="thinThickThinSmallGap" w:sz="24" w:space="1" w:color="auto"/>
-          <w:left w:val="thinThickThinSmallGap" w:sz="24" w:space="4" w:color="auto"/>
-          <w:bottom w:val="thinThickThinSmallGap" w:sz="24" w:space="1" w:color="auto"/>
-          <w:right w:val="thinThickThinSmallGap" w:sz="24" w:space="4" w:color="auto"/>
-        </w:pBdr>
-        <w:tabs>
-          <w:tab w:val="left" w:pos="4678"/>
-          <w:tab w:val="left" w:pos="7655"/>
-        </w:tabs>
-        <w:spacing w:after="0" w:line="360" w:lineRule="auto"/>
-        <w:rPr>
-          <w:rFonts w:ascii="Times New Roman" w:eastAsia="Calibri" w:hAnsi="Times New Roman" w:cs="Times New Roman"/>
-          <w:sz w:val="26"/>
-          <w:szCs w:val="26"/>
-          <w:lang w:val="vi-VN"/>
-        </w:rPr>
-      </w:pPr>
-      <w:r>
-        <w:rPr>
-          <w:rFonts w:ascii="Times New Roman" w:eastAsia="Calibri" w:hAnsi="Times New Roman" w:cs="Times New Roman"/>
-          <w:sz w:val="26"/>
-          <w:szCs w:val="26"/>
-          <w:lang w:val="vi-VN"/>
-        </w:rPr>
-        <w:tab/>
-        <w:t>Võ Đỗ Văn Minh</w:t>
-      </w:r>
-      <w:r>
-        <w:rPr>
-          <w:rFonts w:ascii="Times New Roman" w:eastAsia="Calibri" w:hAnsi="Times New Roman" w:cs="Times New Roman"/>
-          <w:sz w:val="26"/>
-          <w:szCs w:val="26"/>
-          <w:lang w:val="vi-VN"/>
-        </w:rPr>
-        <w:tab/>
-        <w:t>-2321121335</w:t>
+          <w:sz w:val="32"/>
+          <w:szCs w:val="32"/>
+        </w:rPr>
+        <w:t xml:space="preserve">Nguyễn Minh Khôi - </w:t>
+      </w:r>
+      <w:r>
+        <w:rPr>
+          <w:rFonts w:ascii="Times New Roman" w:eastAsia="Segoe UI" w:hAnsi="Times New Roman" w:cs="Times New Roman"/>
+          <w:spacing w:val="2"/>
+          <w:sz w:val="32"/>
+          <w:szCs w:val="32"/>
+          <w:shd w:val="clear" w:color="auto" w:fill="FFFFFF"/>
+        </w:rPr>
+        <w:t>27211201759</w:t>
       </w:r>
     </w:p>
     <w:p>
@@ -673,13 +601,11 @@
           <w:tab w:val="left" w:pos="6096"/>
         </w:tabs>
         <w:spacing w:after="0" w:line="360" w:lineRule="auto"/>
-        <w:jc w:val="center"/>
         <w:rPr>
           <w:rFonts w:ascii="Times New Roman" w:eastAsia="Calibri" w:hAnsi="Times New Roman" w:cs="Times New Roman"/>
           <w:b/>
-          <w:sz w:val="36"/>
-          <w:szCs w:val="36"/>
-          <w:lang w:val="vi-VN"/>
+          <w:sz w:val="26"/>
+          <w:szCs w:val="26"/>
         </w:rPr>
       </w:pPr>
     </w:p>
@@ -696,13 +622,11 @@
           <w:tab w:val="left" w:pos="6096"/>
         </w:tabs>
         <w:spacing w:after="0" w:line="360" w:lineRule="auto"/>
-        <w:jc w:val="center"/>
         <w:rPr>
           <w:rFonts w:ascii="Times New Roman" w:eastAsia="Calibri" w:hAnsi="Times New Roman" w:cs="Times New Roman"/>
           <w:b/>
-          <w:sz w:val="36"/>
-          <w:szCs w:val="36"/>
-          <w:lang w:val="vi-VN"/>
+          <w:sz w:val="26"/>
+          <w:szCs w:val="26"/>
         </w:rPr>
       </w:pPr>
     </w:p>
@@ -719,13 +643,11 @@
           <w:tab w:val="left" w:pos="6096"/>
         </w:tabs>
         <w:spacing w:after="0" w:line="360" w:lineRule="auto"/>
-        <w:jc w:val="center"/>
         <w:rPr>
           <w:rFonts w:ascii="Times New Roman" w:eastAsia="Calibri" w:hAnsi="Times New Roman" w:cs="Times New Roman"/>
           <w:b/>
-          <w:sz w:val="36"/>
-          <w:szCs w:val="36"/>
-          <w:lang w:val="vi-VN"/>
+          <w:sz w:val="26"/>
+          <w:szCs w:val="26"/>
         </w:rPr>
       </w:pPr>
     </w:p>
@@ -742,30 +664,64 @@
           <w:tab w:val="left" w:pos="6096"/>
         </w:tabs>
         <w:spacing w:after="0" w:line="360" w:lineRule="auto"/>
+        <w:rPr>
+          <w:rFonts w:ascii="Times New Roman" w:eastAsia="Calibri" w:hAnsi="Times New Roman" w:cs="Times New Roman"/>
+          <w:b/>
+          <w:sz w:val="26"/>
+          <w:szCs w:val="26"/>
+        </w:rPr>
+      </w:pPr>
+    </w:p>
+    <w:p>
+      <w:pPr>
+        <w:pBdr>
+          <w:top w:val="thinThickThinSmallGap" w:sz="24" w:space="1" w:color="auto"/>
+          <w:left w:val="thinThickThinSmallGap" w:sz="24" w:space="4" w:color="auto"/>
+          <w:bottom w:val="thinThickThinSmallGap" w:sz="24" w:space="1" w:color="auto"/>
+          <w:right w:val="thinThickThinSmallGap" w:sz="24" w:space="4" w:color="auto"/>
+        </w:pBdr>
+        <w:tabs>
+          <w:tab w:val="left" w:pos="5245"/>
+          <w:tab w:val="left" w:pos="6096"/>
+        </w:tabs>
+        <w:spacing w:after="0" w:line="360" w:lineRule="auto"/>
+        <w:rPr>
+          <w:rFonts w:ascii="Times New Roman" w:eastAsia="Calibri" w:hAnsi="Times New Roman" w:cs="Times New Roman"/>
+          <w:b/>
+          <w:sz w:val="26"/>
+          <w:szCs w:val="26"/>
+        </w:rPr>
+      </w:pPr>
+    </w:p>
+    <w:p>
+      <w:pPr>
+        <w:pBdr>
+          <w:top w:val="thinThickThinSmallGap" w:sz="24" w:space="1" w:color="auto"/>
+          <w:left w:val="thinThickThinSmallGap" w:sz="24" w:space="4" w:color="auto"/>
+          <w:bottom w:val="thinThickThinSmallGap" w:sz="24" w:space="1" w:color="auto"/>
+          <w:right w:val="thinThickThinSmallGap" w:sz="24" w:space="4" w:color="auto"/>
+        </w:pBdr>
+        <w:tabs>
+          <w:tab w:val="left" w:pos="5245"/>
+          <w:tab w:val="left" w:pos="6096"/>
+        </w:tabs>
+        <w:spacing w:after="0" w:line="360" w:lineRule="auto"/>
         <w:jc w:val="center"/>
         <w:rPr>
           <w:rFonts w:ascii="Times New Roman" w:hAnsi="Times New Roman" w:cs="Times New Roman"/>
           <w:b/>
-          <w:sz w:val="28"/>
-          <w:szCs w:val="32"/>
-          <w:lang w:val="vi-VN"/>
-        </w:rPr>
-        <w:sectPr>
-          <w:pgSz w:w="11907" w:h="16839" w:code="9"/>
-          <w:pgMar w:top="1134" w:right="851" w:bottom="1134" w:left="1701" w:header="720" w:footer="720" w:gutter="0"/>
-          <w:cols w:space="720"/>
-          <w:docGrid w:linePitch="360"/>
-        </w:sectPr>
+          <w:sz w:val="26"/>
+          <w:szCs w:val="26"/>
+        </w:rPr>
       </w:pPr>
       <w:r>
         <w:rPr>
           <w:rFonts w:ascii="Times New Roman" w:eastAsia="Calibri" w:hAnsi="Times New Roman" w:cs="Times New Roman"/>
           <w:b/>
-          <w:sz w:val="32"/>
-          <w:szCs w:val="36"/>
-          <w:lang w:val="vi-VN"/>
-        </w:rPr>
-        <w:t>Đà Nẵng, tháng 3 năm 2021</w:t>
+          <w:sz w:val="26"/>
+          <w:szCs w:val="26"/>
+        </w:rPr>
+        <w:t>Đà Nẵng, tháng 9 năm 2026</w:t>
       </w:r>
     </w:p>
     <w:p>
@@ -775,18 +731,24 @@
         <w:rPr>
           <w:rFonts w:ascii="Times New Roman" w:hAnsi="Times New Roman" w:cs="Times New Roman"/>
           <w:b/>
-          <w:sz w:val="32"/>
-          <w:szCs w:val="32"/>
-          <w:lang w:val="vi-VN"/>
-        </w:rPr>
-      </w:pPr>
-      <w:r>
-        <w:rPr>
-          <w:rFonts w:ascii="Times New Roman" w:hAnsi="Times New Roman" w:cs="Times New Roman"/>
-          <w:b/>
-          <w:sz w:val="32"/>
-          <w:szCs w:val="32"/>
-          <w:lang w:val="vi-VN"/>
+          <w:sz w:val="26"/>
+          <w:szCs w:val="26"/>
+        </w:rPr>
+      </w:pPr>
+      <w:r>
+        <w:rPr>
+          <w:rFonts w:ascii="Times New Roman" w:hAnsi="Times New Roman" w:cs="Times New Roman"/>
+          <w:sz w:val="26"/>
+          <w:szCs w:val="26"/>
+        </w:rPr>
+        <w:br w:type="page"/>
+      </w:r>
+      <w:r>
+        <w:rPr>
+          <w:rFonts w:ascii="Times New Roman" w:hAnsi="Times New Roman" w:cs="Times New Roman"/>
+          <w:b/>
+          <w:sz w:val="26"/>
+          <w:szCs w:val="26"/>
         </w:rPr>
         <w:lastRenderedPageBreak/>
         <w:t>THÔNG TIN DỰ ÁN</w:t>
@@ -800,11 +762,10 @@
         <w:tblLook w:val="04A0" w:firstRow="1" w:lastRow="0" w:firstColumn="1" w:lastColumn="0" w:noHBand="0" w:noVBand="1"/>
       </w:tblPr>
       <w:tblGrid>
-        <w:gridCol w:w="1292"/>
-        <w:gridCol w:w="2091"/>
-        <w:gridCol w:w="64"/>
-        <w:gridCol w:w="3798"/>
-        <w:gridCol w:w="2043"/>
+        <w:gridCol w:w="1690"/>
+        <w:gridCol w:w="1897"/>
+        <w:gridCol w:w="3885"/>
+        <w:gridCol w:w="1816"/>
       </w:tblGrid>
       <w:tr>
         <w:trPr>
@@ -812,14 +773,15 @@
         </w:trPr>
         <w:tc>
           <w:tcPr>
-            <w:tcW w:w="1301" w:type="dxa"/>
-            <w:shd w:val="clear" w:color="auto" w:fill="B8CCE4" w:themeFill="accent1" w:themeFillTint="66"/>
-          </w:tcPr>
-          <w:p>
-            <w:pPr>
-              <w:spacing w:line="360" w:lineRule="auto"/>
-              <w:rPr>
-                <w:rFonts w:ascii="Times New Roman" w:hAnsi="Times New Roman" w:cs="Times New Roman"/>
+            <w:tcW w:w="1690" w:type="dxa"/>
+            <w:shd w:val="clear" w:color="auto" w:fill="DBE5F1" w:themeFill="accent1" w:themeFillTint="33"/>
+          </w:tcPr>
+          <w:p>
+            <w:pPr>
+              <w:spacing w:after="0" w:line="360" w:lineRule="auto"/>
+              <w:jc w:val="both"/>
+              <w:rPr>
+                <w:rFonts w:ascii="Times New Roman" w:eastAsia="Calibri" w:hAnsi="Times New Roman" w:cs="Times New Roman"/>
                 <w:b/>
                 <w:sz w:val="26"/>
                 <w:szCs w:val="26"/>
@@ -827,7 +789,7 @@
             </w:pPr>
             <w:r>
               <w:rPr>
-                <w:rFonts w:ascii="Times New Roman" w:hAnsi="Times New Roman" w:cs="Times New Roman"/>
+                <w:rFonts w:ascii="Times New Roman" w:eastAsia="Calibri" w:hAnsi="Times New Roman" w:cs="Times New Roman"/>
                 <w:b/>
                 <w:sz w:val="26"/>
                 <w:szCs w:val="26"/>
@@ -838,18 +800,27 @@
         </w:tc>
         <w:tc>
           <w:tcPr>
-            <w:tcW w:w="8108" w:type="dxa"/>
-            <w:gridSpan w:val="4"/>
-          </w:tcPr>
-          <w:p>
-            <w:pPr>
-              <w:spacing w:line="360" w:lineRule="auto"/>
-              <w:rPr>
-                <w:rFonts w:ascii="Times New Roman" w:hAnsi="Times New Roman" w:cs="Times New Roman"/>
-                <w:sz w:val="26"/>
-                <w:szCs w:val="26"/>
-              </w:rPr>
-            </w:pPr>
+            <w:tcW w:w="7598" w:type="dxa"/>
+            <w:gridSpan w:val="3"/>
+          </w:tcPr>
+          <w:p>
+            <w:pPr>
+              <w:spacing w:after="0" w:line="360" w:lineRule="auto"/>
+              <w:jc w:val="both"/>
+              <w:rPr>
+                <w:rFonts w:ascii="Times New Roman" w:eastAsia="Calibri" w:hAnsi="Times New Roman" w:cs="Times New Roman"/>
+                <w:sz w:val="26"/>
+                <w:szCs w:val="26"/>
+              </w:rPr>
+            </w:pPr>
+            <w:r>
+              <w:rPr>
+                <w:rFonts w:ascii="Times New Roman" w:eastAsia="Calibri" w:hAnsi="Times New Roman" w:cs="Times New Roman"/>
+                <w:sz w:val="26"/>
+                <w:szCs w:val="26"/>
+              </w:rPr>
+              <w:t>ST</w:t>
+            </w:r>
           </w:p>
         </w:tc>
       </w:tr>
@@ -859,14 +830,15 @@
         </w:trPr>
         <w:tc>
           <w:tcPr>
-            <w:tcW w:w="1301" w:type="dxa"/>
-            <w:shd w:val="clear" w:color="auto" w:fill="B8CCE4" w:themeFill="accent1" w:themeFillTint="66"/>
-          </w:tcPr>
-          <w:p>
-            <w:pPr>
-              <w:spacing w:line="360" w:lineRule="auto"/>
-              <w:rPr>
-                <w:rFonts w:ascii="Times New Roman" w:hAnsi="Times New Roman" w:cs="Times New Roman"/>
+            <w:tcW w:w="1690" w:type="dxa"/>
+            <w:shd w:val="clear" w:color="auto" w:fill="DBE5F1" w:themeFill="accent1" w:themeFillTint="33"/>
+          </w:tcPr>
+          <w:p>
+            <w:pPr>
+              <w:spacing w:after="0" w:line="360" w:lineRule="auto"/>
+              <w:jc w:val="both"/>
+              <w:rPr>
+                <w:rFonts w:ascii="Times New Roman" w:eastAsia="Calibri" w:hAnsi="Times New Roman" w:cs="Times New Roman"/>
                 <w:b/>
                 <w:sz w:val="26"/>
                 <w:szCs w:val="26"/>
@@ -874,7 +846,7 @@
             </w:pPr>
             <w:r>
               <w:rPr>
-                <w:rFonts w:ascii="Times New Roman" w:hAnsi="Times New Roman" w:cs="Times New Roman"/>
+                <w:rFonts w:ascii="Times New Roman" w:eastAsia="Calibri" w:hAnsi="Times New Roman" w:cs="Times New Roman"/>
                 <w:b/>
                 <w:sz w:val="26"/>
                 <w:szCs w:val="26"/>
@@ -885,33 +857,26 @@
         </w:tc>
         <w:tc>
           <w:tcPr>
-            <w:tcW w:w="8108" w:type="dxa"/>
-            <w:gridSpan w:val="4"/>
-          </w:tcPr>
-          <w:p>
-            <w:pPr>
-              <w:spacing w:line="360" w:lineRule="auto"/>
-              <w:rPr>
-                <w:rFonts w:ascii="Times New Roman" w:hAnsi="Times New Roman" w:cs="Times New Roman"/>
-                <w:sz w:val="26"/>
-                <w:szCs w:val="26"/>
-              </w:rPr>
-            </w:pPr>
-            <w:r>
-              <w:rPr>
-                <w:rFonts w:ascii="Times New Roman" w:hAnsi="Times New Roman" w:cs="Times New Roman"/>
-                <w:sz w:val="26"/>
-                <w:szCs w:val="26"/>
-              </w:rPr>
-              <w:t>Xây dựng website bán hàng tích hợp AI</w:t>
-            </w:r>
-            <w:r>
-              <w:rPr>
-                <w:rFonts w:ascii="Times New Roman" w:hAnsi="Times New Roman" w:cs="Times New Roman"/>
-                <w:sz w:val="26"/>
-                <w:szCs w:val="26"/>
-              </w:rPr>
-              <w:t xml:space="preserve"> tìm kiếm</w:t>
+            <w:tcW w:w="7598" w:type="dxa"/>
+            <w:gridSpan w:val="3"/>
+          </w:tcPr>
+          <w:p>
+            <w:pPr>
+              <w:spacing w:after="0" w:line="360" w:lineRule="auto"/>
+              <w:jc w:val="both"/>
+              <w:rPr>
+                <w:rFonts w:ascii="Times New Roman" w:eastAsia="Calibri" w:hAnsi="Times New Roman" w:cs="Times New Roman"/>
+                <w:sz w:val="26"/>
+                <w:szCs w:val="26"/>
+              </w:rPr>
+            </w:pPr>
+            <w:r>
+              <w:rPr>
+                <w:rFonts w:ascii="Times New Roman" w:hAnsi="Times New Roman" w:cs="Times New Roman"/>
+                <w:sz w:val="26"/>
+                <w:szCs w:val="26"/>
+              </w:rPr>
+              <w:t>Nền tảng đặt lịch học thử và tư vấn trực tuyến real-time với cơ chế xếp lịch thông minh</w:t>
             </w:r>
           </w:p>
         </w:tc>
@@ -922,14 +887,15 @@
         </w:trPr>
         <w:tc>
           <w:tcPr>
-            <w:tcW w:w="1301" w:type="dxa"/>
-            <w:shd w:val="clear" w:color="auto" w:fill="B8CCE4" w:themeFill="accent1" w:themeFillTint="66"/>
-          </w:tcPr>
-          <w:p>
-            <w:pPr>
-              <w:spacing w:line="360" w:lineRule="auto"/>
-              <w:rPr>
-                <w:rFonts w:ascii="Times New Roman" w:hAnsi="Times New Roman" w:cs="Times New Roman"/>
+            <w:tcW w:w="1690" w:type="dxa"/>
+            <w:shd w:val="clear" w:color="auto" w:fill="DBE5F1" w:themeFill="accent1" w:themeFillTint="33"/>
+          </w:tcPr>
+          <w:p>
+            <w:pPr>
+              <w:spacing w:after="0" w:line="360" w:lineRule="auto"/>
+              <w:jc w:val="both"/>
+              <w:rPr>
+                <w:rFonts w:ascii="Times New Roman" w:eastAsia="Calibri" w:hAnsi="Times New Roman" w:cs="Times New Roman"/>
                 <w:b/>
                 <w:sz w:val="26"/>
                 <w:szCs w:val="26"/>
@@ -937,7 +903,7 @@
             </w:pPr>
             <w:r>
               <w:rPr>
-                <w:rFonts w:ascii="Times New Roman" w:hAnsi="Times New Roman" w:cs="Times New Roman"/>
+                <w:rFonts w:ascii="Times New Roman" w:eastAsia="Calibri" w:hAnsi="Times New Roman" w:cs="Times New Roman"/>
                 <w:b/>
                 <w:sz w:val="26"/>
                 <w:szCs w:val="26"/>
@@ -948,37 +914,39 @@
         </w:tc>
         <w:tc>
           <w:tcPr>
-            <w:tcW w:w="2109" w:type="dxa"/>
-          </w:tcPr>
-          <w:p>
-            <w:pPr>
-              <w:spacing w:line="360" w:lineRule="auto"/>
-              <w:rPr>
-                <w:rFonts w:ascii="Times New Roman" w:hAnsi="Times New Roman" w:cs="Times New Roman"/>
-                <w:sz w:val="26"/>
-                <w:szCs w:val="26"/>
-              </w:rPr>
-            </w:pPr>
-            <w:r>
-              <w:rPr>
-                <w:rFonts w:ascii="Times New Roman" w:hAnsi="Times New Roman" w:cs="Times New Roman"/>
-                <w:sz w:val="26"/>
-                <w:szCs w:val="26"/>
-              </w:rPr>
-              <w:t>01/03/2021</w:t>
-            </w:r>
-          </w:p>
-        </w:tc>
-        <w:tc>
-          <w:tcPr>
-            <w:tcW w:w="3940" w:type="dxa"/>
-            <w:gridSpan w:val="2"/>
-          </w:tcPr>
-          <w:p>
-            <w:pPr>
-              <w:spacing w:line="360" w:lineRule="auto"/>
-              <w:rPr>
-                <w:rFonts w:ascii="Times New Roman" w:hAnsi="Times New Roman" w:cs="Times New Roman"/>
+            <w:tcW w:w="1897" w:type="dxa"/>
+          </w:tcPr>
+          <w:p>
+            <w:pPr>
+              <w:spacing w:after="0" w:line="360" w:lineRule="auto"/>
+              <w:jc w:val="both"/>
+              <w:rPr>
+                <w:rFonts w:ascii="Times New Roman" w:eastAsia="Calibri" w:hAnsi="Times New Roman" w:cs="Times New Roman"/>
+                <w:sz w:val="26"/>
+                <w:szCs w:val="26"/>
+              </w:rPr>
+            </w:pPr>
+            <w:r>
+              <w:rPr>
+                <w:rFonts w:ascii="Times New Roman" w:eastAsia="Calibri" w:hAnsi="Times New Roman" w:cs="Times New Roman"/>
+                <w:sz w:val="26"/>
+                <w:szCs w:val="26"/>
+              </w:rPr>
+              <w:t>19/8/2026</w:t>
+            </w:r>
+          </w:p>
+        </w:tc>
+        <w:tc>
+          <w:tcPr>
+            <w:tcW w:w="3885" w:type="dxa"/>
+            <w:shd w:val="clear" w:color="auto" w:fill="DBE5F1" w:themeFill="accent1" w:themeFillTint="33"/>
+          </w:tcPr>
+          <w:p>
+            <w:pPr>
+              <w:spacing w:after="0" w:line="360" w:lineRule="auto"/>
+              <w:jc w:val="both"/>
+              <w:rPr>
+                <w:rFonts w:ascii="Times New Roman" w:eastAsia="Calibri" w:hAnsi="Times New Roman" w:cs="Times New Roman"/>
                 <w:b/>
                 <w:sz w:val="26"/>
                 <w:szCs w:val="26"/>
@@ -986,7 +954,7 @@
             </w:pPr>
             <w:r>
               <w:rPr>
-                <w:rFonts w:ascii="Times New Roman" w:hAnsi="Times New Roman" w:cs="Times New Roman"/>
+                <w:rFonts w:ascii="Times New Roman" w:eastAsia="Calibri" w:hAnsi="Times New Roman" w:cs="Times New Roman"/>
                 <w:b/>
                 <w:sz w:val="26"/>
                 <w:szCs w:val="26"/>
@@ -997,24 +965,25 @@
         </w:tc>
         <w:tc>
           <w:tcPr>
-            <w:tcW w:w="2059" w:type="dxa"/>
-          </w:tcPr>
-          <w:p>
-            <w:pPr>
-              <w:spacing w:line="360" w:lineRule="auto"/>
-              <w:rPr>
-                <w:rFonts w:ascii="Times New Roman" w:hAnsi="Times New Roman" w:cs="Times New Roman"/>
-                <w:sz w:val="26"/>
-                <w:szCs w:val="26"/>
-              </w:rPr>
-            </w:pPr>
-            <w:r>
-              <w:rPr>
-                <w:rFonts w:ascii="Times New Roman" w:hAnsi="Times New Roman" w:cs="Times New Roman"/>
-                <w:sz w:val="26"/>
-                <w:szCs w:val="26"/>
-              </w:rPr>
-              <w:t>20/05/2021</w:t>
+            <w:tcW w:w="1816" w:type="dxa"/>
+          </w:tcPr>
+          <w:p>
+            <w:pPr>
+              <w:spacing w:after="0" w:line="360" w:lineRule="auto"/>
+              <w:jc w:val="both"/>
+              <w:rPr>
+                <w:rFonts w:ascii="Times New Roman" w:eastAsia="Calibri" w:hAnsi="Times New Roman" w:cs="Times New Roman"/>
+                <w:sz w:val="26"/>
+                <w:szCs w:val="26"/>
+              </w:rPr>
+            </w:pPr>
+            <w:r>
+              <w:rPr>
+                <w:rFonts w:ascii="Times New Roman" w:eastAsia="Calibri" w:hAnsi="Times New Roman" w:cs="Times New Roman"/>
+                <w:sz w:val="26"/>
+                <w:szCs w:val="26"/>
+              </w:rPr>
+              <w:t>30/9/2026</w:t>
             </w:r>
           </w:p>
         </w:tc>
@@ -1025,14 +994,15 @@
         </w:trPr>
         <w:tc>
           <w:tcPr>
-            <w:tcW w:w="1301" w:type="dxa"/>
-            <w:shd w:val="clear" w:color="auto" w:fill="B8CCE4" w:themeFill="accent1" w:themeFillTint="66"/>
-          </w:tcPr>
-          <w:p>
-            <w:pPr>
-              <w:spacing w:line="360" w:lineRule="auto"/>
-              <w:rPr>
-                <w:rFonts w:ascii="Times New Roman" w:hAnsi="Times New Roman" w:cs="Times New Roman"/>
+            <w:tcW w:w="1690" w:type="dxa"/>
+            <w:shd w:val="clear" w:color="auto" w:fill="DBE5F1" w:themeFill="accent1" w:themeFillTint="33"/>
+          </w:tcPr>
+          <w:p>
+            <w:pPr>
+              <w:spacing w:after="0" w:line="360" w:lineRule="auto"/>
+              <w:jc w:val="both"/>
+              <w:rPr>
+                <w:rFonts w:ascii="Times New Roman" w:eastAsia="Calibri" w:hAnsi="Times New Roman" w:cs="Times New Roman"/>
                 <w:b/>
                 <w:sz w:val="26"/>
                 <w:szCs w:val="26"/>
@@ -1040,7 +1010,7 @@
             </w:pPr>
             <w:r>
               <w:rPr>
-                <w:rFonts w:ascii="Times New Roman" w:hAnsi="Times New Roman" w:cs="Times New Roman"/>
+                <w:rFonts w:ascii="Times New Roman" w:eastAsia="Calibri" w:hAnsi="Times New Roman" w:cs="Times New Roman"/>
                 <w:b/>
                 <w:sz w:val="26"/>
                 <w:szCs w:val="26"/>
@@ -1051,25 +1021,26 @@
         </w:tc>
         <w:tc>
           <w:tcPr>
-            <w:tcW w:w="8108" w:type="dxa"/>
-            <w:gridSpan w:val="4"/>
-          </w:tcPr>
-          <w:p>
-            <w:pPr>
-              <w:spacing w:line="360" w:lineRule="auto"/>
-              <w:rPr>
-                <w:rFonts w:ascii="Times New Roman" w:hAnsi="Times New Roman" w:cs="Times New Roman"/>
-                <w:sz w:val="26"/>
-                <w:szCs w:val="26"/>
-              </w:rPr>
-            </w:pPr>
-            <w:r>
-              <w:rPr>
-                <w:rFonts w:ascii="Times New Roman" w:hAnsi="Times New Roman" w:cs="Times New Roman"/>
-                <w:sz w:val="26"/>
-                <w:szCs w:val="26"/>
-              </w:rPr>
-              <w:t>Khoa Công Nghệ Thông Tin – Đại học Duy Tân</w:t>
+            <w:tcW w:w="7598" w:type="dxa"/>
+            <w:gridSpan w:val="3"/>
+          </w:tcPr>
+          <w:p>
+            <w:pPr>
+              <w:spacing w:after="0" w:line="360" w:lineRule="auto"/>
+              <w:jc w:val="both"/>
+              <w:rPr>
+                <w:rFonts w:ascii="Times New Roman" w:eastAsia="Calibri" w:hAnsi="Times New Roman" w:cs="Times New Roman"/>
+                <w:sz w:val="26"/>
+                <w:szCs w:val="26"/>
+              </w:rPr>
+            </w:pPr>
+            <w:r>
+              <w:rPr>
+                <w:rFonts w:ascii="Times New Roman" w:eastAsia="Calibri" w:hAnsi="Times New Roman" w:cs="Times New Roman"/>
+                <w:sz w:val="26"/>
+                <w:szCs w:val="26"/>
+              </w:rPr>
+              <w:t>Khoa Công nghệ thông tin – Đại học Duy Tân</w:t>
             </w:r>
           </w:p>
         </w:tc>
@@ -1080,14 +1051,15 @@
         </w:trPr>
         <w:tc>
           <w:tcPr>
-            <w:tcW w:w="1301" w:type="dxa"/>
-            <w:shd w:val="clear" w:color="auto" w:fill="B8CCE4" w:themeFill="accent1" w:themeFillTint="66"/>
-          </w:tcPr>
-          <w:p>
-            <w:pPr>
-              <w:spacing w:line="360" w:lineRule="auto"/>
-              <w:rPr>
-                <w:rFonts w:ascii="Times New Roman" w:hAnsi="Times New Roman" w:cs="Times New Roman"/>
+            <w:tcW w:w="1690" w:type="dxa"/>
+            <w:shd w:val="clear" w:color="auto" w:fill="DBE5F1" w:themeFill="accent1" w:themeFillTint="33"/>
+          </w:tcPr>
+          <w:p>
+            <w:pPr>
+              <w:spacing w:after="0" w:line="360" w:lineRule="auto"/>
+              <w:jc w:val="both"/>
+              <w:rPr>
+                <w:rFonts w:ascii="Times New Roman" w:eastAsia="Calibri" w:hAnsi="Times New Roman" w:cs="Times New Roman"/>
                 <w:b/>
                 <w:sz w:val="26"/>
                 <w:szCs w:val="26"/>
@@ -1095,7 +1067,7 @@
             </w:pPr>
             <w:r>
               <w:rPr>
-                <w:rFonts w:ascii="Times New Roman" w:hAnsi="Times New Roman" w:cs="Times New Roman"/>
+                <w:rFonts w:ascii="Times New Roman" w:eastAsia="Calibri" w:hAnsi="Times New Roman" w:cs="Times New Roman"/>
                 <w:b/>
                 <w:sz w:val="26"/>
                 <w:szCs w:val="26"/>
@@ -1106,30 +1078,30 @@
         </w:tc>
         <w:tc>
           <w:tcPr>
-            <w:tcW w:w="8108" w:type="dxa"/>
-            <w:gridSpan w:val="4"/>
-          </w:tcPr>
-          <w:p>
-            <w:pPr>
-              <w:spacing w:line="360" w:lineRule="auto"/>
-              <w:rPr>
-                <w:rFonts w:ascii="Times New Roman" w:hAnsi="Times New Roman" w:cs="Times New Roman"/>
-                <w:sz w:val="26"/>
-                <w:szCs w:val="26"/>
-              </w:rPr>
-            </w:pPr>
-            <w:r>
-              <w:rPr>
-                <w:rFonts w:ascii="Times New Roman" w:hAnsi="Times New Roman" w:cs="Times New Roman"/>
-                <w:sz w:val="26"/>
-                <w:szCs w:val="26"/>
-              </w:rPr>
-              <w:t>ThS. ……………</w:t>
-            </w:r>
-          </w:p>
-          <w:p>
-            <w:pPr>
-              <w:spacing w:line="360" w:lineRule="auto"/>
+            <w:tcW w:w="7598" w:type="dxa"/>
+            <w:gridSpan w:val="3"/>
+          </w:tcPr>
+          <w:p>
+            <w:pPr>
+              <w:spacing w:after="0" w:line="360" w:lineRule="auto"/>
+              <w:rPr>
+                <w:rFonts w:ascii="Times New Roman" w:hAnsi="Times New Roman" w:cs="Times New Roman"/>
+                <w:sz w:val="26"/>
+                <w:szCs w:val="26"/>
+              </w:rPr>
+            </w:pPr>
+            <w:r>
+              <w:rPr>
+                <w:rFonts w:ascii="Times New Roman" w:hAnsi="Times New Roman" w:cs="Times New Roman"/>
+                <w:sz w:val="26"/>
+                <w:szCs w:val="26"/>
+              </w:rPr>
+              <w:t>TS. Nguyễn Quốc Long</w:t>
+            </w:r>
+          </w:p>
+          <w:p>
+            <w:pPr>
+              <w:spacing w:after="0" w:line="360" w:lineRule="auto"/>
               <w:rPr>
                 <w:rFonts w:ascii="Times New Roman" w:hAnsi="Times New Roman" w:cs="Times New Roman"/>
                 <w:sz w:val="26"/>
@@ -1152,33 +1124,9 @@
                   <w:sz w:val="26"/>
                   <w:szCs w:val="26"/>
                 </w:rPr>
-                <w:t>…</w:t>
-              </w:r>
-              <w:r>
-                <w:rPr>
-                  <w:rStyle w:val="Hyperlink"/>
-                </w:rPr>
-                <w:t>……………….</w:t>
+                <w:t>quoclongdng@gmail.com</w:t>
               </w:r>
             </w:hyperlink>
-          </w:p>
-          <w:p>
-            <w:pPr>
-              <w:spacing w:line="360" w:lineRule="auto"/>
-              <w:rPr>
-                <w:rFonts w:ascii="Times New Roman" w:hAnsi="Times New Roman" w:cs="Times New Roman"/>
-                <w:sz w:val="26"/>
-                <w:szCs w:val="26"/>
-              </w:rPr>
-            </w:pPr>
-            <w:r>
-              <w:rPr>
-                <w:rFonts w:ascii="Times New Roman" w:hAnsi="Times New Roman" w:cs="Times New Roman"/>
-                <w:sz w:val="26"/>
-                <w:szCs w:val="26"/>
-              </w:rPr>
-              <w:t>Phone: …………..</w:t>
-            </w:r>
           </w:p>
         </w:tc>
       </w:tr>
@@ -1188,14 +1136,15 @@
         </w:trPr>
         <w:tc>
           <w:tcPr>
-            <w:tcW w:w="1301" w:type="dxa"/>
-            <w:shd w:val="clear" w:color="auto" w:fill="B8CCE4" w:themeFill="accent1" w:themeFillTint="66"/>
-          </w:tcPr>
-          <w:p>
-            <w:pPr>
-              <w:spacing w:line="360" w:lineRule="auto"/>
-              <w:rPr>
-                <w:rFonts w:ascii="Times New Roman" w:hAnsi="Times New Roman" w:cs="Times New Roman"/>
+            <w:tcW w:w="1690" w:type="dxa"/>
+            <w:shd w:val="clear" w:color="auto" w:fill="DBE5F1" w:themeFill="accent1" w:themeFillTint="33"/>
+          </w:tcPr>
+          <w:p>
+            <w:pPr>
+              <w:spacing w:after="0" w:line="360" w:lineRule="auto"/>
+              <w:jc w:val="both"/>
+              <w:rPr>
+                <w:rFonts w:ascii="Times New Roman" w:eastAsia="Calibri" w:hAnsi="Times New Roman" w:cs="Times New Roman"/>
                 <w:b/>
                 <w:sz w:val="26"/>
                 <w:szCs w:val="26"/>
@@ -1203,41 +1152,41 @@
             </w:pPr>
             <w:r>
               <w:rPr>
-                <w:rFonts w:ascii="Times New Roman" w:hAnsi="Times New Roman" w:cs="Times New Roman"/>
+                <w:rFonts w:ascii="Times New Roman" w:eastAsia="Calibri" w:hAnsi="Times New Roman" w:cs="Times New Roman"/>
                 <w:b/>
                 <w:sz w:val="26"/>
                 <w:szCs w:val="26"/>
               </w:rPr>
-              <w:t>Chủ sở hửu</w:t>
-            </w:r>
-          </w:p>
-        </w:tc>
-        <w:tc>
-          <w:tcPr>
-            <w:tcW w:w="8108" w:type="dxa"/>
-            <w:gridSpan w:val="4"/>
-          </w:tcPr>
-          <w:p>
-            <w:pPr>
-              <w:spacing w:line="360" w:lineRule="auto"/>
-              <w:rPr>
-                <w:rFonts w:ascii="Times New Roman" w:hAnsi="Times New Roman" w:cs="Times New Roman"/>
-                <w:sz w:val="26"/>
-                <w:szCs w:val="26"/>
-              </w:rPr>
-            </w:pPr>
-            <w:r>
-              <w:rPr>
-                <w:rFonts w:ascii="Times New Roman" w:hAnsi="Times New Roman" w:cs="Times New Roman"/>
-                <w:sz w:val="26"/>
-                <w:szCs w:val="26"/>
-              </w:rPr>
-              <w:t>ThS. ……………</w:t>
-            </w:r>
-          </w:p>
-          <w:p>
-            <w:pPr>
-              <w:spacing w:line="360" w:lineRule="auto"/>
+              <w:t>Chủ sở hữu</w:t>
+            </w:r>
+          </w:p>
+        </w:tc>
+        <w:tc>
+          <w:tcPr>
+            <w:tcW w:w="7598" w:type="dxa"/>
+            <w:gridSpan w:val="3"/>
+          </w:tcPr>
+          <w:p>
+            <w:pPr>
+              <w:spacing w:after="0" w:line="360" w:lineRule="auto"/>
+              <w:rPr>
+                <w:rFonts w:ascii="Times New Roman" w:hAnsi="Times New Roman" w:cs="Times New Roman"/>
+                <w:sz w:val="26"/>
+                <w:szCs w:val="26"/>
+              </w:rPr>
+            </w:pPr>
+            <w:r>
+              <w:rPr>
+                <w:rFonts w:ascii="Times New Roman" w:hAnsi="Times New Roman" w:cs="Times New Roman"/>
+                <w:sz w:val="26"/>
+                <w:szCs w:val="26"/>
+              </w:rPr>
+              <w:t>Phạm Phú Hưng</w:t>
+            </w:r>
+          </w:p>
+          <w:p>
+            <w:pPr>
+              <w:spacing w:after="0" w:line="360" w:lineRule="auto"/>
               <w:rPr>
                 <w:rFonts w:ascii="Times New Roman" w:hAnsi="Times New Roman" w:cs="Times New Roman"/>
                 <w:sz w:val="26"/>
@@ -1260,32 +1209,26 @@
                   <w:sz w:val="26"/>
                   <w:szCs w:val="26"/>
                 </w:rPr>
-                <w:t>…</w:t>
-              </w:r>
-              <w:r>
-                <w:rPr>
-                  <w:rStyle w:val="Hyperlink"/>
-                </w:rPr>
-                <w:t>……………….</w:t>
+                <w:t>phuhung19322004@gmail.com</w:t>
               </w:r>
             </w:hyperlink>
           </w:p>
           <w:p>
             <w:pPr>
-              <w:spacing w:line="360" w:lineRule="auto"/>
-              <w:rPr>
-                <w:rFonts w:ascii="Times New Roman" w:hAnsi="Times New Roman" w:cs="Times New Roman"/>
-                <w:sz w:val="26"/>
-                <w:szCs w:val="26"/>
-              </w:rPr>
-            </w:pPr>
-            <w:r>
-              <w:rPr>
-                <w:rFonts w:ascii="Times New Roman" w:hAnsi="Times New Roman" w:cs="Times New Roman"/>
-                <w:sz w:val="26"/>
-                <w:szCs w:val="26"/>
-              </w:rPr>
-              <w:t>Phone: …………..</w:t>
+              <w:spacing w:after="0" w:line="360" w:lineRule="auto"/>
+              <w:rPr>
+                <w:rFonts w:ascii="Times New Roman" w:eastAsia="Calibri" w:hAnsi="Times New Roman" w:cs="Times New Roman"/>
+                <w:sz w:val="26"/>
+                <w:szCs w:val="26"/>
+              </w:rPr>
+            </w:pPr>
+            <w:r>
+              <w:rPr>
+                <w:rFonts w:ascii="Times New Roman" w:hAnsi="Times New Roman" w:cs="Times New Roman"/>
+                <w:sz w:val="26"/>
+                <w:szCs w:val="26"/>
+              </w:rPr>
+              <w:t>Phone: 0935663037</w:t>
             </w:r>
           </w:p>
         </w:tc>
@@ -1296,14 +1239,15 @@
         </w:trPr>
         <w:tc>
           <w:tcPr>
-            <w:tcW w:w="1301" w:type="dxa"/>
-            <w:shd w:val="clear" w:color="auto" w:fill="B8CCE4" w:themeFill="accent1" w:themeFillTint="66"/>
-          </w:tcPr>
-          <w:p>
-            <w:pPr>
-              <w:spacing w:line="360" w:lineRule="auto"/>
-              <w:rPr>
-                <w:rFonts w:ascii="Times New Roman" w:hAnsi="Times New Roman" w:cs="Times New Roman"/>
+            <w:tcW w:w="1690" w:type="dxa"/>
+            <w:shd w:val="clear" w:color="auto" w:fill="DBE5F1" w:themeFill="accent1" w:themeFillTint="33"/>
+          </w:tcPr>
+          <w:p>
+            <w:pPr>
+              <w:spacing w:after="0" w:line="360" w:lineRule="auto"/>
+              <w:jc w:val="both"/>
+              <w:rPr>
+                <w:rFonts w:ascii="Times New Roman" w:eastAsia="Calibri" w:hAnsi="Times New Roman" w:cs="Times New Roman"/>
                 <w:b/>
                 <w:sz w:val="26"/>
                 <w:szCs w:val="26"/>
@@ -1311,7 +1255,7 @@
             </w:pPr>
             <w:r>
               <w:rPr>
-                <w:rFonts w:ascii="Times New Roman" w:hAnsi="Times New Roman" w:cs="Times New Roman"/>
+                <w:rFonts w:ascii="Times New Roman" w:eastAsia="Calibri" w:hAnsi="Times New Roman" w:cs="Times New Roman"/>
                 <w:b/>
                 <w:sz w:val="26"/>
                 <w:szCs w:val="26"/>
@@ -1322,48 +1266,73 @@
         </w:tc>
         <w:tc>
           <w:tcPr>
-            <w:tcW w:w="2174" w:type="dxa"/>
-            <w:gridSpan w:val="2"/>
-          </w:tcPr>
-          <w:p>
-            <w:pPr>
-              <w:spacing w:line="360" w:lineRule="auto"/>
-              <w:rPr>
-                <w:rFonts w:ascii="Times New Roman" w:hAnsi="Times New Roman" w:cs="Times New Roman"/>
-                <w:sz w:val="26"/>
-                <w:szCs w:val="26"/>
-              </w:rPr>
-            </w:pPr>
-          </w:p>
-        </w:tc>
-        <w:tc>
-          <w:tcPr>
-            <w:tcW w:w="3875" w:type="dxa"/>
-          </w:tcPr>
-          <w:p>
-            <w:pPr>
-              <w:spacing w:line="360" w:lineRule="auto"/>
-              <w:rPr>
-                <w:rFonts w:ascii="Times New Roman" w:hAnsi="Times New Roman" w:cs="Times New Roman"/>
-                <w:sz w:val="26"/>
-                <w:szCs w:val="26"/>
-              </w:rPr>
-            </w:pPr>
-          </w:p>
-        </w:tc>
-        <w:tc>
-          <w:tcPr>
-            <w:tcW w:w="2059" w:type="dxa"/>
-          </w:tcPr>
-          <w:p>
-            <w:pPr>
-              <w:spacing w:line="360" w:lineRule="auto"/>
-              <w:rPr>
-                <w:rFonts w:ascii="Times New Roman" w:hAnsi="Times New Roman" w:cs="Times New Roman"/>
-                <w:sz w:val="26"/>
-                <w:szCs w:val="26"/>
-              </w:rPr>
-            </w:pPr>
+            <w:tcW w:w="1897" w:type="dxa"/>
+          </w:tcPr>
+          <w:p>
+            <w:pPr>
+              <w:spacing w:after="0" w:line="360" w:lineRule="auto"/>
+              <w:rPr>
+                <w:rFonts w:ascii="Times New Roman" w:eastAsia="Calibri" w:hAnsi="Times New Roman" w:cs="Times New Roman"/>
+                <w:sz w:val="26"/>
+                <w:szCs w:val="26"/>
+              </w:rPr>
+            </w:pPr>
+            <w:r>
+              <w:rPr>
+                <w:rFonts w:ascii="Times New Roman" w:eastAsia="Segoe UI" w:hAnsi="Times New Roman" w:cs="Times New Roman"/>
+                <w:spacing w:val="2"/>
+                <w:sz w:val="26"/>
+                <w:szCs w:val="26"/>
+                <w:shd w:val="clear" w:color="auto" w:fill="FFFFFF"/>
+              </w:rPr>
+              <w:t>28210249524</w:t>
+            </w:r>
+          </w:p>
+        </w:tc>
+        <w:tc>
+          <w:tcPr>
+            <w:tcW w:w="3885" w:type="dxa"/>
+          </w:tcPr>
+          <w:p>
+            <w:pPr>
+              <w:spacing w:after="0" w:line="360" w:lineRule="auto"/>
+              <w:rPr>
+                <w:rFonts w:ascii="Times New Roman" w:eastAsia="Calibri" w:hAnsi="Times New Roman" w:cs="Times New Roman"/>
+                <w:sz w:val="26"/>
+                <w:szCs w:val="26"/>
+              </w:rPr>
+            </w:pPr>
+            <w:r>
+              <w:rPr>
+                <w:rFonts w:ascii="Times New Roman" w:hAnsi="Times New Roman" w:cs="Times New Roman"/>
+                <w:sz w:val="26"/>
+                <w:szCs w:val="26"/>
+              </w:rPr>
+              <w:t>Phạm Phú Hưng</w:t>
+            </w:r>
+          </w:p>
+        </w:tc>
+        <w:tc>
+          <w:tcPr>
+            <w:tcW w:w="1816" w:type="dxa"/>
+          </w:tcPr>
+          <w:p>
+            <w:pPr>
+              <w:spacing w:after="0" w:line="360" w:lineRule="auto"/>
+              <w:rPr>
+                <w:rFonts w:ascii="Times New Roman" w:eastAsia="Calibri" w:hAnsi="Times New Roman" w:cs="Times New Roman"/>
+                <w:sz w:val="26"/>
+                <w:szCs w:val="26"/>
+              </w:rPr>
+            </w:pPr>
+            <w:r>
+              <w:rPr>
+                <w:rFonts w:ascii="Times New Roman" w:hAnsi="Times New Roman" w:cs="Times New Roman"/>
+                <w:sz w:val="26"/>
+                <w:szCs w:val="26"/>
+              </w:rPr>
+              <w:t>Trưởng nhóm</w:t>
+            </w:r>
           </w:p>
         </w:tc>
       </w:tr>
@@ -1373,15 +1342,16 @@
         </w:trPr>
         <w:tc>
           <w:tcPr>
-            <w:tcW w:w="1301" w:type="dxa"/>
+            <w:tcW w:w="1690" w:type="dxa"/>
             <w:vMerge w:val="restart"/>
-            <w:shd w:val="clear" w:color="auto" w:fill="B8CCE4" w:themeFill="accent1" w:themeFillTint="66"/>
-          </w:tcPr>
-          <w:p>
-            <w:pPr>
-              <w:spacing w:line="360" w:lineRule="auto"/>
-              <w:rPr>
-                <w:rFonts w:ascii="Times New Roman" w:hAnsi="Times New Roman" w:cs="Times New Roman"/>
+            <w:shd w:val="clear" w:color="auto" w:fill="DBE5F1" w:themeFill="accent1" w:themeFillTint="33"/>
+          </w:tcPr>
+          <w:p>
+            <w:pPr>
+              <w:spacing w:after="0" w:line="360" w:lineRule="auto"/>
+              <w:jc w:val="both"/>
+              <w:rPr>
+                <w:rFonts w:ascii="Times New Roman" w:eastAsia="Calibri" w:hAnsi="Times New Roman" w:cs="Times New Roman"/>
                 <w:b/>
                 <w:sz w:val="26"/>
                 <w:szCs w:val="26"/>
@@ -1389,59 +1359,85 @@
             </w:pPr>
             <w:r>
               <w:rPr>
-                <w:rFonts w:ascii="Times New Roman" w:hAnsi="Times New Roman" w:cs="Times New Roman"/>
+                <w:rFonts w:ascii="Times New Roman" w:eastAsia="Calibri" w:hAnsi="Times New Roman" w:cs="Times New Roman"/>
                 <w:b/>
                 <w:sz w:val="26"/>
                 <w:szCs w:val="26"/>
               </w:rPr>
+              <w:t>Thành viên trong đội</w:t>
+            </w:r>
+          </w:p>
+        </w:tc>
+        <w:tc>
+          <w:tcPr>
+            <w:tcW w:w="1897" w:type="dxa"/>
+          </w:tcPr>
+          <w:p>
+            <w:pPr>
+              <w:spacing w:after="0" w:line="360" w:lineRule="auto"/>
+              <w:rPr>
+                <w:rFonts w:ascii="Times New Roman" w:eastAsia="Calibri" w:hAnsi="Times New Roman" w:cs="Times New Roman"/>
+                <w:sz w:val="26"/>
+                <w:szCs w:val="26"/>
+              </w:rPr>
+            </w:pPr>
+            <w:r>
+              <w:rPr>
+                <w:rFonts w:ascii="Times New Roman" w:eastAsia="Segoe UI" w:hAnsi="Times New Roman" w:cs="Times New Roman"/>
+                <w:spacing w:val="2"/>
+                <w:sz w:val="26"/>
+                <w:szCs w:val="26"/>
+                <w:shd w:val="clear" w:color="auto" w:fill="FFFFFF"/>
+              </w:rPr>
+              <w:t>28211152936</w:t>
+            </w:r>
+          </w:p>
+        </w:tc>
+        <w:tc>
+          <w:tcPr>
+            <w:tcW w:w="3885" w:type="dxa"/>
+          </w:tcPr>
+          <w:p>
+            <w:pPr>
+              <w:spacing w:after="0" w:line="360" w:lineRule="auto"/>
+              <w:rPr>
+                <w:rFonts w:ascii="Times New Roman" w:eastAsia="Calibri" w:hAnsi="Times New Roman" w:cs="Times New Roman"/>
+                <w:sz w:val="26"/>
+                <w:szCs w:val="26"/>
+              </w:rPr>
+            </w:pPr>
+            <w:r>
+              <w:rPr>
+                <w:rFonts w:ascii="Times New Roman" w:hAnsi="Times New Roman" w:cs="Times New Roman"/>
+                <w:sz w:val="26"/>
+                <w:szCs w:val="26"/>
+              </w:rPr>
+              <w:t>Nguyễn Đăng Khôi</w:t>
+            </w:r>
+          </w:p>
+        </w:tc>
+        <w:tc>
+          <w:tcPr>
+            <w:tcW w:w="1816" w:type="dxa"/>
+          </w:tcPr>
+          <w:p>
+            <w:pPr>
+              <w:spacing w:after="0" w:line="360" w:lineRule="auto"/>
+              <w:rPr>
+                <w:rFonts w:ascii="Times New Roman" w:eastAsia="Calibri" w:hAnsi="Times New Roman" w:cs="Times New Roman"/>
+                <w:sz w:val="26"/>
+                <w:szCs w:val="26"/>
+              </w:rPr>
+            </w:pPr>
+            <w:r>
+              <w:rPr>
+                <w:rFonts w:ascii="Times New Roman" w:hAnsi="Times New Roman" w:cs="Times New Roman"/>
+                <w:sz w:val="26"/>
+                <w:szCs w:val="26"/>
+                <w:shd w:val="clear" w:color="auto" w:fill="E4E6EB"/>
+              </w:rPr>
               <w:t>Thành viên</w:t>
             </w:r>
-          </w:p>
-        </w:tc>
-        <w:tc>
-          <w:tcPr>
-            <w:tcW w:w="2174" w:type="dxa"/>
-            <w:gridSpan w:val="2"/>
-          </w:tcPr>
-          <w:p>
-            <w:pPr>
-              <w:spacing w:line="360" w:lineRule="auto"/>
-              <w:rPr>
-                <w:rFonts w:ascii="Times New Roman" w:hAnsi="Times New Roman" w:cs="Times New Roman"/>
-                <w:sz w:val="26"/>
-                <w:szCs w:val="26"/>
-              </w:rPr>
-            </w:pPr>
-          </w:p>
-        </w:tc>
-        <w:tc>
-          <w:tcPr>
-            <w:tcW w:w="3875" w:type="dxa"/>
-          </w:tcPr>
-          <w:p>
-            <w:pPr>
-              <w:spacing w:line="360" w:lineRule="auto"/>
-              <w:rPr>
-                <w:rFonts w:ascii="Times New Roman" w:hAnsi="Times New Roman" w:cs="Times New Roman"/>
-                <w:sz w:val="26"/>
-                <w:szCs w:val="26"/>
-              </w:rPr>
-            </w:pPr>
-          </w:p>
-        </w:tc>
-        <w:tc>
-          <w:tcPr>
-            <w:tcW w:w="2059" w:type="dxa"/>
-          </w:tcPr>
-          <w:p>
-            <w:pPr>
-              <w:spacing w:line="360" w:lineRule="auto"/>
-              <w:rPr>
-                <w:rFonts w:ascii="Times New Roman" w:hAnsi="Times New Roman" w:cs="Times New Roman"/>
-                <w:sz w:val="26"/>
-                <w:szCs w:val="26"/>
-              </w:rPr>
-            </w:pPr>
           </w:p>
         </w:tc>
       </w:tr>
@@ -1451,67 +1447,92 @@
         </w:trPr>
         <w:tc>
           <w:tcPr>
-            <w:tcW w:w="1301" w:type="dxa"/>
+            <w:tcW w:w="1690" w:type="dxa"/>
             <w:vMerge/>
-            <w:shd w:val="clear" w:color="auto" w:fill="B8CCE4" w:themeFill="accent1" w:themeFillTint="66"/>
-          </w:tcPr>
-          <w:p>
-            <w:pPr>
-              <w:spacing w:line="360" w:lineRule="auto"/>
-              <w:rPr>
-                <w:rFonts w:ascii="Times New Roman" w:hAnsi="Times New Roman" w:cs="Times New Roman"/>
-                <w:b/>
-                <w:sz w:val="26"/>
-                <w:szCs w:val="26"/>
-              </w:rPr>
-            </w:pPr>
-          </w:p>
-        </w:tc>
-        <w:tc>
-          <w:tcPr>
-            <w:tcW w:w="2174" w:type="dxa"/>
-            <w:gridSpan w:val="2"/>
-          </w:tcPr>
-          <w:p>
-            <w:pPr>
-              <w:spacing w:line="360" w:lineRule="auto"/>
-              <w:rPr>
-                <w:rFonts w:ascii="Times New Roman" w:hAnsi="Times New Roman" w:cs="Times New Roman"/>
-                <w:sz w:val="26"/>
-                <w:szCs w:val="26"/>
-              </w:rPr>
-            </w:pPr>
-          </w:p>
-        </w:tc>
-        <w:tc>
-          <w:tcPr>
-            <w:tcW w:w="3875" w:type="dxa"/>
-          </w:tcPr>
-          <w:p>
-            <w:pPr>
-              <w:spacing w:line="360" w:lineRule="auto"/>
-              <w:rPr>
-                <w:rFonts w:ascii="Times New Roman" w:hAnsi="Times New Roman" w:cs="Times New Roman"/>
-                <w:sz w:val="26"/>
-                <w:szCs w:val="26"/>
-              </w:rPr>
-            </w:pPr>
-          </w:p>
-        </w:tc>
-        <w:tc>
-          <w:tcPr>
-            <w:tcW w:w="2059" w:type="dxa"/>
-          </w:tcPr>
-          <w:p>
-            <w:pPr>
-              <w:spacing w:line="360" w:lineRule="auto"/>
+            <w:shd w:val="clear" w:color="auto" w:fill="DBE5F1" w:themeFill="accent1" w:themeFillTint="33"/>
+          </w:tcPr>
+          <w:p>
+            <w:pPr>
+              <w:spacing w:after="0" w:line="360" w:lineRule="auto"/>
+              <w:jc w:val="both"/>
+              <w:rPr>
+                <w:rFonts w:ascii="Times New Roman" w:eastAsia="Calibri" w:hAnsi="Times New Roman" w:cs="Times New Roman"/>
+                <w:sz w:val="26"/>
+                <w:szCs w:val="26"/>
+              </w:rPr>
+            </w:pPr>
+          </w:p>
+        </w:tc>
+        <w:tc>
+          <w:tcPr>
+            <w:tcW w:w="1897" w:type="dxa"/>
+          </w:tcPr>
+          <w:p>
+            <w:pPr>
+              <w:spacing w:after="0" w:line="360" w:lineRule="auto"/>
+              <w:rPr>
+                <w:rFonts w:ascii="Times New Roman" w:eastAsia="Calibri" w:hAnsi="Times New Roman" w:cs="Times New Roman"/>
+                <w:sz w:val="26"/>
+                <w:szCs w:val="26"/>
+              </w:rPr>
+            </w:pPr>
+            <w:r>
+              <w:rPr>
+                <w:rFonts w:ascii="Times New Roman" w:eastAsia="Segoe UI" w:hAnsi="Times New Roman" w:cs="Times New Roman"/>
+                <w:spacing w:val="2"/>
+                <w:sz w:val="26"/>
+                <w:szCs w:val="26"/>
+                <w:shd w:val="clear" w:color="auto" w:fill="FFFFFF"/>
+              </w:rPr>
+              <w:t>29214653925</w:t>
+            </w:r>
+          </w:p>
+        </w:tc>
+        <w:tc>
+          <w:tcPr>
+            <w:tcW w:w="3885" w:type="dxa"/>
+          </w:tcPr>
+          <w:p>
+            <w:pPr>
+              <w:spacing w:after="0" w:line="360" w:lineRule="auto"/>
+              <w:rPr>
+                <w:rFonts w:ascii="Times New Roman" w:eastAsia="Calibri" w:hAnsi="Times New Roman" w:cs="Times New Roman"/>
+                <w:sz w:val="26"/>
+                <w:szCs w:val="26"/>
+              </w:rPr>
+            </w:pPr>
+            <w:r>
+              <w:rPr>
+                <w:rFonts w:ascii="Times New Roman" w:hAnsi="Times New Roman" w:cs="Times New Roman"/>
+                <w:sz w:val="26"/>
+                <w:szCs w:val="26"/>
+              </w:rPr>
+              <w:t>Trần Tấn Huy</w:t>
+            </w:r>
+          </w:p>
+        </w:tc>
+        <w:tc>
+          <w:tcPr>
+            <w:tcW w:w="1816" w:type="dxa"/>
+          </w:tcPr>
+          <w:p>
+            <w:pPr>
+              <w:spacing w:after="0" w:line="360" w:lineRule="auto"/>
+              <w:rPr>
+                <w:rFonts w:ascii="Times New Roman" w:eastAsia="Calibri" w:hAnsi="Times New Roman" w:cs="Times New Roman"/>
+                <w:sz w:val="26"/>
+                <w:szCs w:val="26"/>
+              </w:rPr>
+            </w:pPr>
+            <w:r>
               <w:rPr>
                 <w:rFonts w:ascii="Times New Roman" w:hAnsi="Times New Roman" w:cs="Times New Roman"/>
                 <w:sz w:val="26"/>
                 <w:szCs w:val="26"/>
                 <w:shd w:val="clear" w:color="auto" w:fill="E4E6EB"/>
               </w:rPr>
-            </w:pPr>
+              <w:t>Thành viên</w:t>
+            </w:r>
           </w:p>
         </w:tc>
       </w:tr>
@@ -1521,137 +1542,92 @@
         </w:trPr>
         <w:tc>
           <w:tcPr>
-            <w:tcW w:w="1301" w:type="dxa"/>
+            <w:tcW w:w="1690" w:type="dxa"/>
             <w:vMerge/>
-            <w:shd w:val="clear" w:color="auto" w:fill="B8CCE4" w:themeFill="accent1" w:themeFillTint="66"/>
-          </w:tcPr>
-          <w:p>
-            <w:pPr>
-              <w:spacing w:line="360" w:lineRule="auto"/>
-              <w:rPr>
-                <w:rFonts w:ascii="Times New Roman" w:hAnsi="Times New Roman" w:cs="Times New Roman"/>
-                <w:b/>
-                <w:sz w:val="26"/>
-                <w:szCs w:val="26"/>
-              </w:rPr>
-            </w:pPr>
-          </w:p>
-        </w:tc>
-        <w:tc>
-          <w:tcPr>
-            <w:tcW w:w="2174" w:type="dxa"/>
-            <w:gridSpan w:val="2"/>
-          </w:tcPr>
-          <w:p>
-            <w:pPr>
-              <w:spacing w:line="360" w:lineRule="auto"/>
-              <w:rPr>
-                <w:rFonts w:ascii="Times New Roman" w:hAnsi="Times New Roman" w:cs="Times New Roman"/>
-                <w:sz w:val="26"/>
-                <w:szCs w:val="26"/>
-              </w:rPr>
-            </w:pPr>
-          </w:p>
-        </w:tc>
-        <w:tc>
-          <w:tcPr>
-            <w:tcW w:w="3875" w:type="dxa"/>
-          </w:tcPr>
-          <w:p>
-            <w:pPr>
-              <w:spacing w:line="360" w:lineRule="auto"/>
-              <w:rPr>
-                <w:rFonts w:ascii="Times New Roman" w:hAnsi="Times New Roman" w:cs="Times New Roman"/>
-                <w:sz w:val="26"/>
-                <w:szCs w:val="26"/>
-              </w:rPr>
-            </w:pPr>
-          </w:p>
-        </w:tc>
-        <w:tc>
-          <w:tcPr>
-            <w:tcW w:w="2059" w:type="dxa"/>
-          </w:tcPr>
-          <w:p>
-            <w:pPr>
-              <w:spacing w:line="360" w:lineRule="auto"/>
+            <w:shd w:val="clear" w:color="auto" w:fill="DBE5F1" w:themeFill="accent1" w:themeFillTint="33"/>
+          </w:tcPr>
+          <w:p>
+            <w:pPr>
+              <w:spacing w:after="0" w:line="360" w:lineRule="auto"/>
+              <w:jc w:val="both"/>
+              <w:rPr>
+                <w:rFonts w:ascii="Times New Roman" w:eastAsia="Calibri" w:hAnsi="Times New Roman" w:cs="Times New Roman"/>
+                <w:sz w:val="26"/>
+                <w:szCs w:val="26"/>
+              </w:rPr>
+            </w:pPr>
+          </w:p>
+        </w:tc>
+        <w:tc>
+          <w:tcPr>
+            <w:tcW w:w="1897" w:type="dxa"/>
+          </w:tcPr>
+          <w:p>
+            <w:pPr>
+              <w:spacing w:after="0" w:line="360" w:lineRule="auto"/>
+              <w:rPr>
+                <w:rFonts w:ascii="Times New Roman" w:eastAsia="Calibri" w:hAnsi="Times New Roman" w:cs="Times New Roman"/>
+                <w:sz w:val="26"/>
+                <w:szCs w:val="26"/>
+              </w:rPr>
+            </w:pPr>
+            <w:r>
+              <w:rPr>
+                <w:rFonts w:ascii="Times New Roman" w:eastAsia="Segoe UI" w:hAnsi="Times New Roman" w:cs="Times New Roman"/>
+                <w:spacing w:val="2"/>
+                <w:sz w:val="26"/>
+                <w:szCs w:val="26"/>
+                <w:shd w:val="clear" w:color="auto" w:fill="FFFFFF"/>
+              </w:rPr>
+              <w:t>27211201759</w:t>
+            </w:r>
+          </w:p>
+        </w:tc>
+        <w:tc>
+          <w:tcPr>
+            <w:tcW w:w="3885" w:type="dxa"/>
+          </w:tcPr>
+          <w:p>
+            <w:pPr>
+              <w:spacing w:after="0" w:line="360" w:lineRule="auto"/>
+              <w:rPr>
+                <w:rFonts w:ascii="Times New Roman" w:eastAsia="Calibri" w:hAnsi="Times New Roman" w:cs="Times New Roman"/>
+                <w:sz w:val="26"/>
+                <w:szCs w:val="26"/>
+              </w:rPr>
+            </w:pPr>
+            <w:r>
+              <w:rPr>
+                <w:rFonts w:ascii="Times New Roman" w:eastAsiaTheme="majorEastAsia" w:hAnsi="Times New Roman" w:cs="Times New Roman"/>
+                <w:sz w:val="26"/>
+                <w:szCs w:val="26"/>
+              </w:rPr>
+              <w:t>Nguyễn Minh Khôi</w:t>
+            </w:r>
+          </w:p>
+        </w:tc>
+        <w:tc>
+          <w:tcPr>
+            <w:tcW w:w="1816" w:type="dxa"/>
+          </w:tcPr>
+          <w:p>
+            <w:pPr>
+              <w:spacing w:after="0" w:line="360" w:lineRule="auto"/>
+              <w:rPr>
+                <w:rFonts w:ascii="Times New Roman" w:eastAsia="Calibri" w:hAnsi="Times New Roman" w:cs="Times New Roman"/>
+                <w:sz w:val="26"/>
+                <w:szCs w:val="26"/>
+              </w:rPr>
+            </w:pPr>
+            <w:r>
               <w:rPr>
                 <w:rFonts w:ascii="Times New Roman" w:hAnsi="Times New Roman" w:cs="Times New Roman"/>
                 <w:sz w:val="26"/>
                 <w:szCs w:val="26"/>
                 <w:shd w:val="clear" w:color="auto" w:fill="E4E6EB"/>
               </w:rPr>
-            </w:pPr>
-          </w:p>
-        </w:tc>
-      </w:tr>
-      <w:tr>
-        <w:trPr>
-          <w:jc w:val="center"/>
-        </w:trPr>
-        <w:tc>
-          <w:tcPr>
-            <w:tcW w:w="1301" w:type="dxa"/>
-            <w:vMerge/>
-            <w:shd w:val="clear" w:color="auto" w:fill="B8CCE4" w:themeFill="accent1" w:themeFillTint="66"/>
-          </w:tcPr>
-          <w:p>
-            <w:pPr>
-              <w:spacing w:line="360" w:lineRule="auto"/>
-              <w:rPr>
-                <w:rFonts w:ascii="Times New Roman" w:hAnsi="Times New Roman" w:cs="Times New Roman"/>
-                <w:b/>
-                <w:sz w:val="26"/>
-                <w:szCs w:val="26"/>
-              </w:rPr>
-            </w:pPr>
-          </w:p>
-        </w:tc>
-        <w:tc>
-          <w:tcPr>
-            <w:tcW w:w="2174" w:type="dxa"/>
-            <w:gridSpan w:val="2"/>
-          </w:tcPr>
-          <w:p>
-            <w:pPr>
-              <w:spacing w:line="360" w:lineRule="auto"/>
-              <w:rPr>
-                <w:rFonts w:ascii="Times New Roman" w:hAnsi="Times New Roman" w:cs="Times New Roman"/>
-                <w:sz w:val="26"/>
-                <w:szCs w:val="26"/>
-              </w:rPr>
-            </w:pPr>
-          </w:p>
-        </w:tc>
-        <w:tc>
-          <w:tcPr>
-            <w:tcW w:w="3875" w:type="dxa"/>
-          </w:tcPr>
-          <w:p>
-            <w:pPr>
-              <w:spacing w:line="360" w:lineRule="auto"/>
-              <w:rPr>
-                <w:rFonts w:ascii="Times New Roman" w:eastAsiaTheme="majorEastAsia" w:hAnsi="Times New Roman" w:cs="Times New Roman"/>
-                <w:sz w:val="26"/>
-                <w:szCs w:val="26"/>
-              </w:rPr>
-            </w:pPr>
-          </w:p>
-        </w:tc>
-        <w:tc>
-          <w:tcPr>
-            <w:tcW w:w="2059" w:type="dxa"/>
-          </w:tcPr>
-          <w:p>
-            <w:pPr>
-              <w:spacing w:line="360" w:lineRule="auto"/>
-              <w:rPr>
-                <w:rFonts w:ascii="Times New Roman" w:hAnsi="Times New Roman" w:cs="Times New Roman"/>
-                <w:sz w:val="26"/>
-                <w:szCs w:val="26"/>
-                <w:shd w:val="clear" w:color="auto" w:fill="E4E6EB"/>
-              </w:rPr>
-            </w:pPr>
+              <w:t>Thành viên</w:t>
+            </w:r>
           </w:p>
         </w:tc>
       </w:tr>
@@ -1694,16 +1670,16 @@
         <w:rPr>
           <w:rFonts w:ascii="Times New Roman" w:hAnsi="Times New Roman" w:cs="Times New Roman"/>
           <w:b/>
-          <w:sz w:val="32"/>
-          <w:szCs w:val="32"/>
-        </w:rPr>
-      </w:pPr>
-      <w:r>
-        <w:rPr>
-          <w:rFonts w:ascii="Times New Roman" w:hAnsi="Times New Roman" w:cs="Times New Roman"/>
-          <w:b/>
-          <w:sz w:val="32"/>
-          <w:szCs w:val="32"/>
+          <w:sz w:val="26"/>
+          <w:szCs w:val="26"/>
+        </w:rPr>
+      </w:pPr>
+      <w:r>
+        <w:rPr>
+          <w:rFonts w:ascii="Times New Roman" w:hAnsi="Times New Roman" w:cs="Times New Roman"/>
+          <w:b/>
+          <w:sz w:val="26"/>
+          <w:szCs w:val="26"/>
         </w:rPr>
         <w:lastRenderedPageBreak/>
         <w:t>THÔNG TIN TÀI LIỆU</w:t>
@@ -1717,8 +1693,8 @@
         <w:tblLook w:val="04A0" w:firstRow="1" w:lastRow="0" w:firstColumn="1" w:lastColumn="0" w:noHBand="0" w:noVBand="1"/>
       </w:tblPr>
       <w:tblGrid>
-        <w:gridCol w:w="2397"/>
-        <w:gridCol w:w="6891"/>
+        <w:gridCol w:w="2392"/>
+        <w:gridCol w:w="6896"/>
       </w:tblGrid>
       <w:tr>
         <w:trPr>
@@ -1726,12 +1702,12 @@
         </w:trPr>
         <w:tc>
           <w:tcPr>
-            <w:tcW w:w="2422" w:type="dxa"/>
-            <w:shd w:val="clear" w:color="auto" w:fill="B8CCE4" w:themeFill="accent1" w:themeFillTint="66"/>
-          </w:tcPr>
-          <w:p>
-            <w:pPr>
-              <w:spacing w:line="360" w:lineRule="auto"/>
+            <w:tcW w:w="2420" w:type="dxa"/>
+            <w:shd w:val="clear" w:color="auto" w:fill="DBE5F1" w:themeFill="accent1" w:themeFillTint="33"/>
+          </w:tcPr>
+          <w:p>
+            <w:pPr>
+              <w:spacing w:after="0" w:line="360" w:lineRule="auto"/>
               <w:jc w:val="right"/>
               <w:rPr>
                 <w:rFonts w:ascii="Times New Roman" w:hAnsi="Times New Roman" w:cs="Times New Roman"/>
@@ -1753,40 +1729,24 @@
         </w:tc>
         <w:tc>
           <w:tcPr>
-            <w:tcW w:w="6987" w:type="dxa"/>
-          </w:tcPr>
-          <w:p>
-            <w:pPr>
-              <w:spacing w:line="360" w:lineRule="auto"/>
-              <w:rPr>
-                <w:rFonts w:ascii="Times New Roman" w:hAnsi="Times New Roman" w:cs="Times New Roman"/>
-                <w:sz w:val="26"/>
-                <w:szCs w:val="26"/>
-              </w:rPr>
-            </w:pPr>
-            <w:r>
-              <w:rPr>
-                <w:rFonts w:ascii="Times New Roman" w:hAnsi="Times New Roman" w:cs="Times New Roman"/>
-                <w:sz w:val="26"/>
-                <w:szCs w:val="26"/>
-              </w:rPr>
-              <w:t>Xây d</w:t>
-            </w:r>
-            <w:r>
-              <w:rPr>
-                <w:rFonts w:ascii="Times New Roman" w:hAnsi="Times New Roman" w:cs="Times New Roman"/>
-                <w:sz w:val="26"/>
-                <w:szCs w:val="26"/>
-              </w:rPr>
-              <w:t>ự</w:t>
-            </w:r>
-            <w:r>
-              <w:rPr>
-                <w:rFonts w:ascii="Times New Roman" w:hAnsi="Times New Roman" w:cs="Times New Roman"/>
-                <w:sz w:val="26"/>
-                <w:szCs w:val="26"/>
-              </w:rPr>
-              <w:t>ng website bán hàng tích hợp AI tìm kiếm</w:t>
+            <w:tcW w:w="6989" w:type="dxa"/>
+          </w:tcPr>
+          <w:p>
+            <w:pPr>
+              <w:spacing w:after="0" w:line="360" w:lineRule="auto"/>
+              <w:rPr>
+                <w:rFonts w:ascii="Times New Roman" w:hAnsi="Times New Roman" w:cs="Times New Roman"/>
+                <w:sz w:val="26"/>
+                <w:szCs w:val="26"/>
+              </w:rPr>
+            </w:pPr>
+            <w:r>
+              <w:rPr>
+                <w:rFonts w:ascii="Times New Roman" w:hAnsi="Times New Roman" w:cs="Times New Roman"/>
+                <w:sz w:val="26"/>
+                <w:szCs w:val="26"/>
+              </w:rPr>
+              <w:t>SMARTTRIAL</w:t>
             </w:r>
           </w:p>
         </w:tc>
@@ -1797,12 +1757,12 @@
         </w:trPr>
         <w:tc>
           <w:tcPr>
-            <w:tcW w:w="2422" w:type="dxa"/>
-            <w:shd w:val="clear" w:color="auto" w:fill="B8CCE4" w:themeFill="accent1" w:themeFillTint="66"/>
-          </w:tcPr>
-          <w:p>
-            <w:pPr>
-              <w:spacing w:line="360" w:lineRule="auto"/>
+            <w:tcW w:w="2420" w:type="dxa"/>
+            <w:shd w:val="clear" w:color="auto" w:fill="DBE5F1" w:themeFill="accent1" w:themeFillTint="33"/>
+          </w:tcPr>
+          <w:p>
+            <w:pPr>
+              <w:spacing w:after="0" w:line="360" w:lineRule="auto"/>
               <w:jc w:val="right"/>
               <w:rPr>
                 <w:rFonts w:ascii="Times New Roman" w:hAnsi="Times New Roman" w:cs="Times New Roman"/>
@@ -1824,32 +1784,32 @@
         </w:tc>
         <w:tc>
           <w:tcPr>
-            <w:tcW w:w="6987" w:type="dxa"/>
-          </w:tcPr>
-          <w:p>
-            <w:pPr>
-              <w:spacing w:line="360" w:lineRule="auto"/>
-              <w:rPr>
-                <w:rFonts w:ascii="Times New Roman" w:hAnsi="Times New Roman" w:cs="Times New Roman"/>
-                <w:sz w:val="26"/>
-                <w:szCs w:val="26"/>
-              </w:rPr>
-            </w:pPr>
-            <w:r>
-              <w:rPr>
-                <w:rFonts w:ascii="Times New Roman" w:hAnsi="Times New Roman" w:cs="Times New Roman"/>
-                <w:sz w:val="26"/>
-                <w:szCs w:val="26"/>
-              </w:rPr>
-              <w:t xml:space="preserve">Reflection </w:t>
-            </w:r>
-            <w:r>
-              <w:rPr>
-                <w:rFonts w:ascii="Times New Roman" w:hAnsi="Times New Roman" w:cs="Times New Roman"/>
-                <w:sz w:val="26"/>
-                <w:szCs w:val="26"/>
-              </w:rPr>
-              <w:t>Document</w:t>
+            <w:tcW w:w="6989" w:type="dxa"/>
+          </w:tcPr>
+          <w:p>
+            <w:pPr>
+              <w:spacing w:after="0" w:line="360" w:lineRule="auto"/>
+              <w:rPr>
+                <w:rFonts w:ascii="Times New Roman" w:hAnsi="Times New Roman" w:cs="Times New Roman"/>
+                <w:sz w:val="26"/>
+                <w:szCs w:val="26"/>
+              </w:rPr>
+            </w:pPr>
+            <w:r>
+              <w:rPr>
+                <w:rFonts w:ascii="Times New Roman" w:hAnsi="Times New Roman" w:cs="Times New Roman"/>
+                <w:sz w:val="26"/>
+                <w:szCs w:val="26"/>
+              </w:rPr>
+              <w:t>Reflection</w:t>
+            </w:r>
+            <w:r>
+              <w:rPr>
+                <w:rFonts w:ascii="Times New Roman" w:hAnsi="Times New Roman" w:cs="Times New Roman"/>
+                <w:sz w:val="26"/>
+                <w:szCs w:val="26"/>
+              </w:rPr>
+              <w:t xml:space="preserve"> Document</w:t>
             </w:r>
           </w:p>
         </w:tc>
@@ -1860,12 +1820,12 @@
         </w:trPr>
         <w:tc>
           <w:tcPr>
-            <w:tcW w:w="2422" w:type="dxa"/>
-            <w:shd w:val="clear" w:color="auto" w:fill="B8CCE4" w:themeFill="accent1" w:themeFillTint="66"/>
-          </w:tcPr>
-          <w:p>
-            <w:pPr>
-              <w:spacing w:line="360" w:lineRule="auto"/>
+            <w:tcW w:w="2420" w:type="dxa"/>
+            <w:shd w:val="clear" w:color="auto" w:fill="DBE5F1" w:themeFill="accent1" w:themeFillTint="33"/>
+          </w:tcPr>
+          <w:p>
+            <w:pPr>
+              <w:spacing w:after="0" w:line="360" w:lineRule="auto"/>
               <w:jc w:val="right"/>
               <w:rPr>
                 <w:rFonts w:ascii="Times New Roman" w:hAnsi="Times New Roman" w:cs="Times New Roman"/>
@@ -1887,32 +1847,24 @@
         </w:tc>
         <w:tc>
           <w:tcPr>
-            <w:tcW w:w="6987" w:type="dxa"/>
-          </w:tcPr>
-          <w:p>
-            <w:pPr>
-              <w:spacing w:line="360" w:lineRule="auto"/>
-              <w:rPr>
-                <w:rFonts w:ascii="Times New Roman" w:hAnsi="Times New Roman" w:cs="Times New Roman"/>
-                <w:sz w:val="26"/>
-                <w:szCs w:val="26"/>
-              </w:rPr>
-            </w:pPr>
-            <w:r>
-              <w:rPr>
-                <w:rFonts w:ascii="Times New Roman" w:hAnsi="Times New Roman" w:cs="Times New Roman"/>
-                <w:sz w:val="26"/>
-                <w:szCs w:val="26"/>
-              </w:rPr>
-              <w:t xml:space="preserve">Nguyễn </w:t>
-            </w:r>
-            <w:r>
-              <w:rPr>
-                <w:rFonts w:ascii="Times New Roman" w:hAnsi="Times New Roman" w:cs="Times New Roman"/>
-                <w:sz w:val="26"/>
-                <w:szCs w:val="26"/>
-              </w:rPr>
-              <w:t>Văn A</w:t>
+            <w:tcW w:w="6989" w:type="dxa"/>
+          </w:tcPr>
+          <w:p>
+            <w:pPr>
+              <w:spacing w:after="0" w:line="360" w:lineRule="auto"/>
+              <w:rPr>
+                <w:rFonts w:ascii="Times New Roman" w:hAnsi="Times New Roman" w:cs="Times New Roman"/>
+                <w:sz w:val="26"/>
+                <w:szCs w:val="26"/>
+              </w:rPr>
+            </w:pPr>
+            <w:r>
+              <w:rPr>
+                <w:rFonts w:ascii="Times New Roman" w:hAnsi="Times New Roman" w:cs="Times New Roman"/>
+                <w:sz w:val="26"/>
+                <w:szCs w:val="26"/>
+              </w:rPr>
+              <w:t>Trần Tấn Huy</w:t>
             </w:r>
           </w:p>
         </w:tc>
@@ -1935,16 +1887,16 @@
         <w:rPr>
           <w:rFonts w:ascii="Times New Roman" w:hAnsi="Times New Roman" w:cs="Times New Roman"/>
           <w:b/>
-          <w:sz w:val="32"/>
-          <w:szCs w:val="32"/>
-        </w:rPr>
-      </w:pPr>
-      <w:r>
-        <w:rPr>
-          <w:rFonts w:ascii="Times New Roman" w:hAnsi="Times New Roman" w:cs="Times New Roman"/>
-          <w:b/>
-          <w:sz w:val="32"/>
-          <w:szCs w:val="32"/>
+          <w:sz w:val="26"/>
+          <w:szCs w:val="26"/>
+        </w:rPr>
+      </w:pPr>
+      <w:r>
+        <w:rPr>
+          <w:rFonts w:ascii="Times New Roman" w:hAnsi="Times New Roman" w:cs="Times New Roman"/>
+          <w:b/>
+          <w:sz w:val="26"/>
+          <w:szCs w:val="26"/>
         </w:rPr>
         <w:t>LỊCH SỬ CHỈNH SỬA TÀI LIỆU</w:t>
       </w:r>
@@ -1957,10 +1909,10 @@
         <w:tblLook w:val="04A0" w:firstRow="1" w:lastRow="0" w:firstColumn="1" w:lastColumn="0" w:noHBand="0" w:noVBand="1"/>
       </w:tblPr>
       <w:tblGrid>
-        <w:gridCol w:w="2189"/>
-        <w:gridCol w:w="2600"/>
-        <w:gridCol w:w="2152"/>
-        <w:gridCol w:w="2347"/>
+        <w:gridCol w:w="2166"/>
+        <w:gridCol w:w="2517"/>
+        <w:gridCol w:w="2112"/>
+        <w:gridCol w:w="2267"/>
       </w:tblGrid>
       <w:tr>
         <w:trPr>
@@ -1968,12 +1920,12 @@
         </w:trPr>
         <w:tc>
           <w:tcPr>
-            <w:tcW w:w="2220" w:type="dxa"/>
-            <w:shd w:val="clear" w:color="auto" w:fill="B8CCE4" w:themeFill="accent1" w:themeFillTint="66"/>
-          </w:tcPr>
-          <w:p>
-            <w:pPr>
-              <w:spacing w:line="360" w:lineRule="auto"/>
+            <w:tcW w:w="2166" w:type="dxa"/>
+            <w:shd w:val="clear" w:color="auto" w:fill="DBE5F1" w:themeFill="accent1" w:themeFillTint="33"/>
+          </w:tcPr>
+          <w:p>
+            <w:pPr>
+              <w:spacing w:after="0" w:line="360" w:lineRule="auto"/>
               <w:jc w:val="center"/>
               <w:rPr>
                 <w:rFonts w:ascii="Times New Roman" w:hAnsi="Times New Roman" w:cs="Times New Roman"/>
@@ -1995,12 +1947,12 @@
         </w:tc>
         <w:tc>
           <w:tcPr>
-            <w:tcW w:w="2637" w:type="dxa"/>
-            <w:shd w:val="clear" w:color="auto" w:fill="B8CCE4" w:themeFill="accent1" w:themeFillTint="66"/>
-          </w:tcPr>
-          <w:p>
-            <w:pPr>
-              <w:spacing w:line="360" w:lineRule="auto"/>
+            <w:tcW w:w="2517" w:type="dxa"/>
+            <w:shd w:val="clear" w:color="auto" w:fill="DBE5F1" w:themeFill="accent1" w:themeFillTint="33"/>
+          </w:tcPr>
+          <w:p>
+            <w:pPr>
+              <w:spacing w:after="0" w:line="360" w:lineRule="auto"/>
               <w:jc w:val="center"/>
               <w:rPr>
                 <w:rFonts w:ascii="Times New Roman" w:hAnsi="Times New Roman" w:cs="Times New Roman"/>
@@ -2022,12 +1974,12 @@
         </w:tc>
         <w:tc>
           <w:tcPr>
-            <w:tcW w:w="2170" w:type="dxa"/>
-            <w:shd w:val="clear" w:color="auto" w:fill="B8CCE4" w:themeFill="accent1" w:themeFillTint="66"/>
-          </w:tcPr>
-          <w:p>
-            <w:pPr>
-              <w:spacing w:line="360" w:lineRule="auto"/>
+            <w:tcW w:w="2112" w:type="dxa"/>
+            <w:shd w:val="clear" w:color="auto" w:fill="DBE5F1" w:themeFill="accent1" w:themeFillTint="33"/>
+          </w:tcPr>
+          <w:p>
+            <w:pPr>
+              <w:spacing w:after="0" w:line="360" w:lineRule="auto"/>
               <w:jc w:val="center"/>
               <w:rPr>
                 <w:rFonts w:ascii="Times New Roman" w:hAnsi="Times New Roman" w:cs="Times New Roman"/>
@@ -2049,12 +2001,12 @@
         </w:tc>
         <w:tc>
           <w:tcPr>
-            <w:tcW w:w="2382" w:type="dxa"/>
-            <w:shd w:val="clear" w:color="auto" w:fill="B8CCE4" w:themeFill="accent1" w:themeFillTint="66"/>
-          </w:tcPr>
-          <w:p>
-            <w:pPr>
-              <w:spacing w:line="360" w:lineRule="auto"/>
+            <w:tcW w:w="2267" w:type="dxa"/>
+            <w:shd w:val="clear" w:color="auto" w:fill="DBE5F1" w:themeFill="accent1" w:themeFillTint="33"/>
+          </w:tcPr>
+          <w:p>
+            <w:pPr>
+              <w:spacing w:after="0" w:line="360" w:lineRule="auto"/>
               <w:jc w:val="center"/>
               <w:rPr>
                 <w:rFonts w:ascii="Times New Roman" w:hAnsi="Times New Roman" w:cs="Times New Roman"/>
@@ -2081,11 +2033,11 @@
         </w:trPr>
         <w:tc>
           <w:tcPr>
-            <w:tcW w:w="2220" w:type="dxa"/>
-          </w:tcPr>
-          <w:p>
-            <w:pPr>
-              <w:spacing w:line="360" w:lineRule="auto"/>
+            <w:tcW w:w="2166" w:type="dxa"/>
+          </w:tcPr>
+          <w:p>
+            <w:pPr>
+              <w:spacing w:after="0" w:line="360" w:lineRule="auto"/>
               <w:jc w:val="center"/>
               <w:rPr>
                 <w:rFonts w:ascii="Times New Roman" w:hAnsi="Times New Roman" w:cs="Times New Roman"/>
@@ -2105,11 +2057,11 @@
         </w:tc>
         <w:tc>
           <w:tcPr>
-            <w:tcW w:w="2637" w:type="dxa"/>
-          </w:tcPr>
-          <w:p>
-            <w:pPr>
-              <w:spacing w:line="360" w:lineRule="auto"/>
+            <w:tcW w:w="2517" w:type="dxa"/>
+          </w:tcPr>
+          <w:p>
+            <w:pPr>
+              <w:spacing w:after="0" w:line="360" w:lineRule="auto"/>
               <w:jc w:val="center"/>
               <w:rPr>
                 <w:rFonts w:ascii="Times New Roman" w:hAnsi="Times New Roman" w:cs="Times New Roman"/>
@@ -2123,25 +2075,17 @@
                 <w:sz w:val="26"/>
                 <w:szCs w:val="26"/>
               </w:rPr>
-              <w:t xml:space="preserve">Nguyễn </w:t>
-            </w:r>
-            <w:r>
-              <w:rPr>
-                <w:rFonts w:ascii="Times New Roman" w:hAnsi="Times New Roman" w:cs="Times New Roman"/>
-                <w:sz w:val="26"/>
-                <w:szCs w:val="26"/>
-              </w:rPr>
-              <w:t>Văn A</w:t>
-            </w:r>
-          </w:p>
-        </w:tc>
-        <w:tc>
-          <w:tcPr>
-            <w:tcW w:w="2170" w:type="dxa"/>
-          </w:tcPr>
-          <w:p>
-            <w:pPr>
-              <w:spacing w:line="360" w:lineRule="auto"/>
+              <w:t>Phạm Phú Hưng</w:t>
+            </w:r>
+          </w:p>
+        </w:tc>
+        <w:tc>
+          <w:tcPr>
+            <w:tcW w:w="2112" w:type="dxa"/>
+          </w:tcPr>
+          <w:p>
+            <w:pPr>
+              <w:spacing w:after="0" w:line="360" w:lineRule="auto"/>
               <w:jc w:val="center"/>
               <w:rPr>
                 <w:rFonts w:ascii="Times New Roman" w:hAnsi="Times New Roman" w:cs="Times New Roman"/>
@@ -2155,17 +2099,25 @@
                 <w:sz w:val="26"/>
                 <w:szCs w:val="26"/>
               </w:rPr>
-              <w:t>26/03/2021</w:t>
-            </w:r>
-          </w:p>
-        </w:tc>
-        <w:tc>
-          <w:tcPr>
-            <w:tcW w:w="2382" w:type="dxa"/>
-          </w:tcPr>
-          <w:p>
-            <w:pPr>
-              <w:spacing w:line="360" w:lineRule="auto"/>
+              <w:t>20</w:t>
+            </w:r>
+            <w:r>
+              <w:rPr>
+                <w:rFonts w:ascii="Times New Roman" w:hAnsi="Times New Roman" w:cs="Times New Roman"/>
+                <w:sz w:val="26"/>
+                <w:szCs w:val="26"/>
+              </w:rPr>
+              <w:t>/09/2026</w:t>
+            </w:r>
+          </w:p>
+        </w:tc>
+        <w:tc>
+          <w:tcPr>
+            <w:tcW w:w="2267" w:type="dxa"/>
+          </w:tcPr>
+          <w:p>
+            <w:pPr>
+              <w:spacing w:after="0" w:line="360" w:lineRule="auto"/>
               <w:jc w:val="center"/>
               <w:rPr>
                 <w:rFonts w:ascii="Times New Roman" w:hAnsi="Times New Roman" w:cs="Times New Roman"/>
@@ -2190,11 +2142,11 @@
         </w:trPr>
         <w:tc>
           <w:tcPr>
-            <w:tcW w:w="2220" w:type="dxa"/>
-          </w:tcPr>
-          <w:p>
-            <w:pPr>
-              <w:spacing w:line="360" w:lineRule="auto"/>
+            <w:tcW w:w="2166" w:type="dxa"/>
+          </w:tcPr>
+          <w:p>
+            <w:pPr>
+              <w:spacing w:after="0" w:line="360" w:lineRule="auto"/>
               <w:jc w:val="center"/>
               <w:rPr>
                 <w:rFonts w:ascii="Times New Roman" w:hAnsi="Times New Roman" w:cs="Times New Roman"/>
@@ -2214,11 +2166,11 @@
         </w:tc>
         <w:tc>
           <w:tcPr>
-            <w:tcW w:w="2637" w:type="dxa"/>
-          </w:tcPr>
-          <w:p>
-            <w:pPr>
-              <w:spacing w:line="360" w:lineRule="auto"/>
+            <w:tcW w:w="2517" w:type="dxa"/>
+          </w:tcPr>
+          <w:p>
+            <w:pPr>
+              <w:spacing w:after="0" w:line="360" w:lineRule="auto"/>
               <w:jc w:val="center"/>
               <w:rPr>
                 <w:rFonts w:ascii="Times New Roman" w:hAnsi="Times New Roman" w:cs="Times New Roman"/>
@@ -2232,25 +2184,17 @@
                 <w:sz w:val="26"/>
                 <w:szCs w:val="26"/>
               </w:rPr>
-              <w:t xml:space="preserve">Nguyễn </w:t>
-            </w:r>
-            <w:r>
-              <w:rPr>
-                <w:rFonts w:ascii="Times New Roman" w:hAnsi="Times New Roman" w:cs="Times New Roman"/>
-                <w:sz w:val="26"/>
-                <w:szCs w:val="26"/>
-              </w:rPr>
-              <w:t>Văn A</w:t>
-            </w:r>
-          </w:p>
-        </w:tc>
-        <w:tc>
-          <w:tcPr>
-            <w:tcW w:w="2170" w:type="dxa"/>
-          </w:tcPr>
-          <w:p>
-            <w:pPr>
-              <w:spacing w:line="360" w:lineRule="auto"/>
+              <w:t>Nguyễn Đăng Khôi</w:t>
+            </w:r>
+          </w:p>
+        </w:tc>
+        <w:tc>
+          <w:tcPr>
+            <w:tcW w:w="2112" w:type="dxa"/>
+          </w:tcPr>
+          <w:p>
+            <w:pPr>
+              <w:spacing w:after="0" w:line="360" w:lineRule="auto"/>
               <w:jc w:val="center"/>
               <w:rPr>
                 <w:rFonts w:ascii="Times New Roman" w:hAnsi="Times New Roman" w:cs="Times New Roman"/>
@@ -2264,17 +2208,17 @@
                 <w:sz w:val="26"/>
                 <w:szCs w:val="26"/>
               </w:rPr>
-              <w:t>29/03/2021</w:t>
-            </w:r>
-          </w:p>
-        </w:tc>
-        <w:tc>
-          <w:tcPr>
-            <w:tcW w:w="2382" w:type="dxa"/>
-          </w:tcPr>
-          <w:p>
-            <w:pPr>
-              <w:spacing w:line="360" w:lineRule="auto"/>
+              <w:t>26/09/2026</w:t>
+            </w:r>
+          </w:p>
+        </w:tc>
+        <w:tc>
+          <w:tcPr>
+            <w:tcW w:w="2267" w:type="dxa"/>
+          </w:tcPr>
+          <w:p>
+            <w:pPr>
+              <w:spacing w:after="0" w:line="360" w:lineRule="auto"/>
               <w:jc w:val="center"/>
               <w:rPr>
                 <w:rFonts w:ascii="Times New Roman" w:hAnsi="Times New Roman" w:cs="Times New Roman"/>
@@ -2289,6 +2233,115 @@
                 <w:szCs w:val="26"/>
               </w:rPr>
               <w:t>Chỉnh sửa tài liệu</w:t>
+            </w:r>
+          </w:p>
+        </w:tc>
+      </w:tr>
+      <w:tr>
+        <w:trPr>
+          <w:jc w:val="center"/>
+        </w:trPr>
+        <w:tc>
+          <w:tcPr>
+            <w:tcW w:w="2166" w:type="dxa"/>
+          </w:tcPr>
+          <w:p>
+            <w:pPr>
+              <w:spacing w:after="0" w:line="360" w:lineRule="auto"/>
+              <w:jc w:val="center"/>
+              <w:rPr>
+                <w:rFonts w:ascii="Times New Roman" w:hAnsi="Times New Roman" w:cs="Times New Roman"/>
+                <w:sz w:val="26"/>
+                <w:szCs w:val="26"/>
+              </w:rPr>
+            </w:pPr>
+            <w:r>
+              <w:rPr>
+                <w:rFonts w:ascii="Times New Roman" w:hAnsi="Times New Roman" w:cs="Times New Roman"/>
+                <w:sz w:val="26"/>
+                <w:szCs w:val="26"/>
+              </w:rPr>
+              <w:t>1.2</w:t>
+            </w:r>
+          </w:p>
+        </w:tc>
+        <w:tc>
+          <w:tcPr>
+            <w:tcW w:w="2517" w:type="dxa"/>
+          </w:tcPr>
+          <w:p>
+            <w:pPr>
+              <w:spacing w:after="0" w:line="360" w:lineRule="auto"/>
+              <w:jc w:val="center"/>
+              <w:rPr>
+                <w:rFonts w:ascii="Times New Roman" w:hAnsi="Times New Roman" w:cs="Times New Roman"/>
+                <w:sz w:val="26"/>
+                <w:szCs w:val="26"/>
+              </w:rPr>
+            </w:pPr>
+            <w:r>
+              <w:rPr>
+                <w:rFonts w:ascii="Times New Roman" w:hAnsi="Times New Roman" w:cs="Times New Roman"/>
+                <w:sz w:val="26"/>
+                <w:szCs w:val="26"/>
+              </w:rPr>
+              <w:t>Nguyễn Đăng Khôi</w:t>
+            </w:r>
+          </w:p>
+        </w:tc>
+        <w:tc>
+          <w:tcPr>
+            <w:tcW w:w="2112" w:type="dxa"/>
+          </w:tcPr>
+          <w:p>
+            <w:pPr>
+              <w:spacing w:after="0" w:line="360" w:lineRule="auto"/>
+              <w:jc w:val="center"/>
+              <w:rPr>
+                <w:rFonts w:ascii="Times New Roman" w:hAnsi="Times New Roman" w:cs="Times New Roman"/>
+                <w:sz w:val="26"/>
+                <w:szCs w:val="26"/>
+              </w:rPr>
+            </w:pPr>
+            <w:r>
+              <w:rPr>
+                <w:rFonts w:ascii="Times New Roman" w:hAnsi="Times New Roman" w:cs="Times New Roman"/>
+                <w:sz w:val="26"/>
+                <w:szCs w:val="26"/>
+              </w:rPr>
+              <w:t>30</w:t>
+            </w:r>
+            <w:r>
+              <w:rPr>
+                <w:rFonts w:ascii="Times New Roman" w:hAnsi="Times New Roman" w:cs="Times New Roman"/>
+                <w:sz w:val="26"/>
+                <w:szCs w:val="26"/>
+              </w:rPr>
+              <w:t>/09/2026</w:t>
+            </w:r>
+          </w:p>
+        </w:tc>
+        <w:tc>
+          <w:tcPr>
+            <w:tcW w:w="2267" w:type="dxa"/>
+          </w:tcPr>
+          <w:p>
+            <w:pPr>
+              <w:spacing w:after="0" w:line="360" w:lineRule="auto"/>
+              <w:jc w:val="center"/>
+              <w:rPr>
+                <w:rFonts w:ascii="Times New Roman" w:hAnsi="Times New Roman" w:cs="Times New Roman"/>
+                <w:sz w:val="26"/>
+                <w:szCs w:val="26"/>
+              </w:rPr>
+            </w:pPr>
+            <w:r>
+              <w:rPr>
+                <w:rFonts w:ascii="Times New Roman" w:hAnsi="Times New Roman" w:cs="Times New Roman"/>
+                <w:sz w:val="26"/>
+                <w:szCs w:val="26"/>
+              </w:rPr>
+              <w:t>Hoàn thành tài liệu</w:t>
             </w:r>
           </w:p>
         </w:tc>
@@ -2297,30 +2350,20 @@
     <w:p>
       <w:pPr>
         <w:spacing w:after="0" w:line="360" w:lineRule="auto"/>
-        <w:rPr>
-          <w:rFonts w:ascii="Times New Roman" w:hAnsi="Times New Roman" w:cs="Times New Roman"/>
-          <w:sz w:val="26"/>
-          <w:szCs w:val="26"/>
-        </w:rPr>
-      </w:pPr>
-    </w:p>
-    <w:p>
-      <w:pPr>
-        <w:spacing w:after="0" w:line="360" w:lineRule="auto"/>
         <w:jc w:val="center"/>
         <w:rPr>
           <w:rFonts w:ascii="Times New Roman" w:hAnsi="Times New Roman" w:cs="Times New Roman"/>
           <w:b/>
-          <w:sz w:val="32"/>
-          <w:szCs w:val="32"/>
-        </w:rPr>
-      </w:pPr>
-      <w:r>
-        <w:rPr>
-          <w:rFonts w:ascii="Times New Roman" w:hAnsi="Times New Roman" w:cs="Times New Roman"/>
-          <w:b/>
-          <w:sz w:val="32"/>
-          <w:szCs w:val="32"/>
+          <w:sz w:val="26"/>
+          <w:szCs w:val="26"/>
+        </w:rPr>
+      </w:pPr>
+      <w:r>
+        <w:rPr>
+          <w:rFonts w:ascii="Times New Roman" w:hAnsi="Times New Roman" w:cs="Times New Roman"/>
+          <w:b/>
+          <w:sz w:val="26"/>
+          <w:szCs w:val="26"/>
         </w:rPr>
         <w:t>PHÊ DUYỆT TÀI LIỆU</w:t>
       </w:r>
@@ -2333,28 +2376,28 @@
         <w:tblLook w:val="04A0" w:firstRow="1" w:lastRow="0" w:firstColumn="1" w:lastColumn="0" w:noHBand="0" w:noVBand="1"/>
       </w:tblPr>
       <w:tblGrid>
-        <w:gridCol w:w="2196"/>
-        <w:gridCol w:w="3107"/>
-        <w:gridCol w:w="1583"/>
-        <w:gridCol w:w="2402"/>
+        <w:gridCol w:w="2174"/>
+        <w:gridCol w:w="3001"/>
+        <w:gridCol w:w="1536"/>
+        <w:gridCol w:w="2351"/>
       </w:tblGrid>
       <w:tr>
         <w:trPr>
-          <w:trHeight w:val="564"/>
+          <w:trHeight w:val="475"/>
           <w:jc w:val="center"/>
         </w:trPr>
         <w:tc>
           <w:tcPr>
-            <w:tcW w:w="2223" w:type="dxa"/>
+            <w:tcW w:w="2174" w:type="dxa"/>
             <w:vMerge w:val="restart"/>
-            <w:shd w:val="clear" w:color="auto" w:fill="B8CCE4" w:themeFill="accent1" w:themeFillTint="66"/>
-          </w:tcPr>
-          <w:p>
-            <w:pPr>
-              <w:spacing w:line="360" w:lineRule="auto"/>
+            <w:shd w:val="clear" w:color="auto" w:fill="DBE5F1" w:themeFill="accent1" w:themeFillTint="33"/>
+          </w:tcPr>
+          <w:p>
+            <w:pPr>
+              <w:spacing w:after="0" w:line="360" w:lineRule="auto"/>
               <w:jc w:val="center"/>
               <w:rPr>
-                <w:rFonts w:ascii="Times New Roman" w:eastAsia="Calibri" w:hAnsi="Times New Roman" w:cs="Times New Roman"/>
+                <w:rFonts w:ascii="Times New Roman" w:hAnsi="Times New Roman" w:cs="Times New Roman"/>
                 <w:b/>
                 <w:sz w:val="26"/>
                 <w:szCs w:val="26"/>
@@ -2362,7 +2405,7 @@
             </w:pPr>
             <w:r>
               <w:rPr>
-                <w:rFonts w:ascii="Times New Roman" w:eastAsia="Calibri" w:hAnsi="Times New Roman" w:cs="Times New Roman"/>
+                <w:rFonts w:ascii="Times New Roman" w:hAnsi="Times New Roman" w:cs="Times New Roman"/>
                 <w:b/>
                 <w:sz w:val="26"/>
                 <w:szCs w:val="26"/>
@@ -2373,30 +2416,38 @@
         </w:tc>
         <w:tc>
           <w:tcPr>
-            <w:tcW w:w="3167" w:type="dxa"/>
+            <w:tcW w:w="3001" w:type="dxa"/>
             <w:vMerge w:val="restart"/>
           </w:tcPr>
           <w:p>
             <w:pPr>
-              <w:spacing w:line="360" w:lineRule="auto"/>
-              <w:rPr>
-                <w:rFonts w:ascii="Times New Roman" w:eastAsia="Calibri" w:hAnsi="Times New Roman" w:cs="Times New Roman"/>
-                <w:sz w:val="26"/>
-                <w:szCs w:val="26"/>
-              </w:rPr>
-            </w:pPr>
-          </w:p>
-        </w:tc>
-        <w:tc>
-          <w:tcPr>
-            <w:tcW w:w="1599" w:type="dxa"/>
-            <w:shd w:val="clear" w:color="auto" w:fill="B8CCE4" w:themeFill="accent1" w:themeFillTint="66"/>
-          </w:tcPr>
-          <w:p>
-            <w:pPr>
-              <w:spacing w:line="360" w:lineRule="auto"/>
-              <w:rPr>
-                <w:rFonts w:ascii="Times New Roman" w:eastAsia="Calibri" w:hAnsi="Times New Roman" w:cs="Times New Roman"/>
+              <w:spacing w:after="0" w:line="360" w:lineRule="auto"/>
+              <w:rPr>
+                <w:rFonts w:ascii="Times New Roman" w:hAnsi="Times New Roman" w:cs="Times New Roman"/>
+                <w:sz w:val="26"/>
+                <w:szCs w:val="26"/>
+              </w:rPr>
+            </w:pPr>
+            <w:r>
+              <w:rPr>
+                <w:rFonts w:ascii="Times New Roman" w:hAnsi="Times New Roman" w:cs="Times New Roman"/>
+                <w:sz w:val="26"/>
+                <w:szCs w:val="26"/>
+              </w:rPr>
+              <w:t>TS. Nguyễn Quốc Long</w:t>
+            </w:r>
+          </w:p>
+        </w:tc>
+        <w:tc>
+          <w:tcPr>
+            <w:tcW w:w="1536" w:type="dxa"/>
+            <w:shd w:val="clear" w:color="auto" w:fill="DBE5F1" w:themeFill="accent1" w:themeFillTint="33"/>
+          </w:tcPr>
+          <w:p>
+            <w:pPr>
+              <w:spacing w:after="0" w:line="360" w:lineRule="auto"/>
+              <w:rPr>
+                <w:rFonts w:ascii="Times New Roman" w:hAnsi="Times New Roman" w:cs="Times New Roman"/>
                 <w:b/>
                 <w:sz w:val="26"/>
                 <w:szCs w:val="26"/>
@@ -2404,7 +2455,7 @@
             </w:pPr>
             <w:r>
               <w:rPr>
-                <w:rFonts w:ascii="Times New Roman" w:eastAsia="Calibri" w:hAnsi="Times New Roman" w:cs="Times New Roman"/>
+                <w:rFonts w:ascii="Times New Roman" w:hAnsi="Times New Roman" w:cs="Times New Roman"/>
                 <w:b/>
                 <w:sz w:val="26"/>
                 <w:szCs w:val="26"/>
@@ -2415,14 +2466,14 @@
         </w:tc>
         <w:tc>
           <w:tcPr>
-            <w:tcW w:w="2420" w:type="dxa"/>
-          </w:tcPr>
-          <w:p>
-            <w:pPr>
-              <w:spacing w:line="360" w:lineRule="auto"/>
+            <w:tcW w:w="2351" w:type="dxa"/>
+          </w:tcPr>
+          <w:p>
+            <w:pPr>
+              <w:spacing w:after="0" w:line="360" w:lineRule="auto"/>
               <w:jc w:val="center"/>
               <w:rPr>
-                <w:rFonts w:ascii="Times New Roman" w:eastAsia="Calibri" w:hAnsi="Times New Roman" w:cs="Times New Roman"/>
+                <w:rFonts w:ascii="Times New Roman" w:hAnsi="Times New Roman" w:cs="Times New Roman"/>
                 <w:sz w:val="26"/>
                 <w:szCs w:val="26"/>
               </w:rPr>
@@ -2436,16 +2487,16 @@
         </w:trPr>
         <w:tc>
           <w:tcPr>
-            <w:tcW w:w="2223" w:type="dxa"/>
+            <w:tcW w:w="2174" w:type="dxa"/>
             <w:vMerge/>
-            <w:shd w:val="clear" w:color="auto" w:fill="B8CCE4" w:themeFill="accent1" w:themeFillTint="66"/>
-          </w:tcPr>
-          <w:p>
-            <w:pPr>
-              <w:spacing w:line="360" w:lineRule="auto"/>
+            <w:shd w:val="clear" w:color="auto" w:fill="DBE5F1" w:themeFill="accent1" w:themeFillTint="33"/>
+          </w:tcPr>
+          <w:p>
+            <w:pPr>
+              <w:spacing w:after="0" w:line="360" w:lineRule="auto"/>
               <w:jc w:val="center"/>
               <w:rPr>
-                <w:rFonts w:ascii="Times New Roman" w:eastAsia="Calibri" w:hAnsi="Times New Roman" w:cs="Times New Roman"/>
+                <w:rFonts w:ascii="Times New Roman" w:hAnsi="Times New Roman" w:cs="Times New Roman"/>
                 <w:b/>
                 <w:sz w:val="26"/>
                 <w:szCs w:val="26"/>
@@ -2455,30 +2506,30 @@
         </w:tc>
         <w:tc>
           <w:tcPr>
-            <w:tcW w:w="3167" w:type="dxa"/>
+            <w:tcW w:w="3001" w:type="dxa"/>
             <w:vMerge/>
           </w:tcPr>
           <w:p>
             <w:pPr>
-              <w:spacing w:line="360" w:lineRule="auto"/>
-              <w:rPr>
-                <w:rFonts w:ascii="Times New Roman" w:eastAsia="Calibri" w:hAnsi="Times New Roman" w:cs="Times New Roman"/>
-                <w:sz w:val="26"/>
-                <w:szCs w:val="26"/>
-              </w:rPr>
-            </w:pPr>
-          </w:p>
-        </w:tc>
-        <w:tc>
-          <w:tcPr>
-            <w:tcW w:w="1599" w:type="dxa"/>
-            <w:shd w:val="clear" w:color="auto" w:fill="B8CCE4" w:themeFill="accent1" w:themeFillTint="66"/>
-          </w:tcPr>
-          <w:p>
-            <w:pPr>
-              <w:spacing w:line="360" w:lineRule="auto"/>
-              <w:rPr>
-                <w:rFonts w:ascii="Times New Roman" w:eastAsia="Calibri" w:hAnsi="Times New Roman" w:cs="Times New Roman"/>
+              <w:spacing w:after="0" w:line="360" w:lineRule="auto"/>
+              <w:rPr>
+                <w:rFonts w:ascii="Times New Roman" w:hAnsi="Times New Roman" w:cs="Times New Roman"/>
+                <w:sz w:val="26"/>
+                <w:szCs w:val="26"/>
+              </w:rPr>
+            </w:pPr>
+          </w:p>
+        </w:tc>
+        <w:tc>
+          <w:tcPr>
+            <w:tcW w:w="1536" w:type="dxa"/>
+            <w:shd w:val="clear" w:color="auto" w:fill="DBE5F1" w:themeFill="accent1" w:themeFillTint="33"/>
+          </w:tcPr>
+          <w:p>
+            <w:pPr>
+              <w:spacing w:after="0" w:line="360" w:lineRule="auto"/>
+              <w:rPr>
+                <w:rFonts w:ascii="Times New Roman" w:hAnsi="Times New Roman" w:cs="Times New Roman"/>
                 <w:b/>
                 <w:sz w:val="26"/>
                 <w:szCs w:val="26"/>
@@ -2486,7 +2537,7 @@
             </w:pPr>
             <w:r>
               <w:rPr>
-                <w:rFonts w:ascii="Times New Roman" w:eastAsia="Calibri" w:hAnsi="Times New Roman" w:cs="Times New Roman"/>
+                <w:rFonts w:ascii="Times New Roman" w:hAnsi="Times New Roman" w:cs="Times New Roman"/>
                 <w:b/>
                 <w:sz w:val="26"/>
                 <w:szCs w:val="26"/>
@@ -2497,46 +2548,46 @@
         </w:tc>
         <w:tc>
           <w:tcPr>
-            <w:tcW w:w="2420" w:type="dxa"/>
-          </w:tcPr>
-          <w:p>
-            <w:pPr>
-              <w:spacing w:line="360" w:lineRule="auto"/>
+            <w:tcW w:w="2351" w:type="dxa"/>
+          </w:tcPr>
+          <w:p>
+            <w:pPr>
+              <w:spacing w:after="0" w:line="360" w:lineRule="auto"/>
               <w:jc w:val="center"/>
               <w:rPr>
-                <w:rFonts w:ascii="Times New Roman" w:eastAsia="Calibri" w:hAnsi="Times New Roman" w:cs="Times New Roman"/>
-                <w:sz w:val="26"/>
-                <w:szCs w:val="26"/>
-              </w:rPr>
-            </w:pPr>
-            <w:r>
-              <w:rPr>
-                <w:rFonts w:ascii="Times New Roman" w:eastAsia="Calibri" w:hAnsi="Times New Roman" w:cs="Times New Roman"/>
-                <w:sz w:val="26"/>
-                <w:szCs w:val="26"/>
-              </w:rPr>
-              <w:t>…./…./2021</w:t>
+                <w:rFonts w:ascii="Times New Roman" w:hAnsi="Times New Roman" w:cs="Times New Roman"/>
+                <w:sz w:val="26"/>
+                <w:szCs w:val="26"/>
+              </w:rPr>
+            </w:pPr>
+            <w:r>
+              <w:rPr>
+                <w:rFonts w:ascii="Times New Roman" w:hAnsi="Times New Roman" w:cs="Times New Roman"/>
+                <w:sz w:val="26"/>
+                <w:szCs w:val="26"/>
+              </w:rPr>
+              <w:t>../../2026</w:t>
             </w:r>
           </w:p>
         </w:tc>
       </w:tr>
       <w:tr>
         <w:trPr>
-          <w:trHeight w:val="523"/>
+          <w:trHeight w:val="519"/>
           <w:jc w:val="center"/>
         </w:trPr>
         <w:tc>
           <w:tcPr>
-            <w:tcW w:w="2223" w:type="dxa"/>
+            <w:tcW w:w="2174" w:type="dxa"/>
             <w:vMerge w:val="restart"/>
-            <w:shd w:val="clear" w:color="auto" w:fill="B8CCE4" w:themeFill="accent1" w:themeFillTint="66"/>
-          </w:tcPr>
-          <w:p>
-            <w:pPr>
-              <w:spacing w:line="360" w:lineRule="auto"/>
+            <w:shd w:val="clear" w:color="auto" w:fill="DBE5F1" w:themeFill="accent1" w:themeFillTint="33"/>
+          </w:tcPr>
+          <w:p>
+            <w:pPr>
+              <w:spacing w:after="0" w:line="360" w:lineRule="auto"/>
               <w:jc w:val="center"/>
               <w:rPr>
-                <w:rFonts w:ascii="Times New Roman" w:eastAsia="Calibri" w:hAnsi="Times New Roman" w:cs="Times New Roman"/>
+                <w:rFonts w:ascii="Times New Roman" w:hAnsi="Times New Roman" w:cs="Times New Roman"/>
                 <w:b/>
                 <w:sz w:val="26"/>
                 <w:szCs w:val="26"/>
@@ -2544,7 +2595,7 @@
             </w:pPr>
             <w:r>
               <w:rPr>
-                <w:rFonts w:ascii="Times New Roman" w:eastAsia="Calibri" w:hAnsi="Times New Roman" w:cs="Times New Roman"/>
+                <w:rFonts w:ascii="Times New Roman" w:hAnsi="Times New Roman" w:cs="Times New Roman"/>
                 <w:b/>
                 <w:sz w:val="26"/>
                 <w:szCs w:val="26"/>
@@ -2555,30 +2606,38 @@
         </w:tc>
         <w:tc>
           <w:tcPr>
-            <w:tcW w:w="3167" w:type="dxa"/>
+            <w:tcW w:w="3001" w:type="dxa"/>
             <w:vMerge w:val="restart"/>
           </w:tcPr>
           <w:p>
             <w:pPr>
-              <w:spacing w:line="360" w:lineRule="auto"/>
-              <w:rPr>
-                <w:rFonts w:ascii="Times New Roman" w:eastAsia="Calibri" w:hAnsi="Times New Roman" w:cs="Times New Roman"/>
-                <w:sz w:val="26"/>
-                <w:szCs w:val="26"/>
-              </w:rPr>
-            </w:pPr>
-          </w:p>
-        </w:tc>
-        <w:tc>
-          <w:tcPr>
-            <w:tcW w:w="1599" w:type="dxa"/>
-            <w:shd w:val="clear" w:color="auto" w:fill="B8CCE4" w:themeFill="accent1" w:themeFillTint="66"/>
-          </w:tcPr>
-          <w:p>
-            <w:pPr>
-              <w:spacing w:line="360" w:lineRule="auto"/>
-              <w:rPr>
-                <w:rFonts w:ascii="Times New Roman" w:eastAsia="Calibri" w:hAnsi="Times New Roman" w:cs="Times New Roman"/>
+              <w:spacing w:after="0" w:line="360" w:lineRule="auto"/>
+              <w:rPr>
+                <w:rFonts w:ascii="Times New Roman" w:hAnsi="Times New Roman" w:cs="Times New Roman"/>
+                <w:sz w:val="26"/>
+                <w:szCs w:val="26"/>
+              </w:rPr>
+            </w:pPr>
+            <w:r>
+              <w:rPr>
+                <w:rFonts w:ascii="Times New Roman" w:hAnsi="Times New Roman" w:cs="Times New Roman"/>
+                <w:sz w:val="26"/>
+                <w:szCs w:val="26"/>
+              </w:rPr>
+              <w:t>Phạm Phú Hưng</w:t>
+            </w:r>
+          </w:p>
+        </w:tc>
+        <w:tc>
+          <w:tcPr>
+            <w:tcW w:w="1536" w:type="dxa"/>
+            <w:shd w:val="clear" w:color="auto" w:fill="DBE5F1" w:themeFill="accent1" w:themeFillTint="33"/>
+          </w:tcPr>
+          <w:p>
+            <w:pPr>
+              <w:spacing w:after="0" w:line="360" w:lineRule="auto"/>
+              <w:rPr>
+                <w:rFonts w:ascii="Times New Roman" w:hAnsi="Times New Roman" w:cs="Times New Roman"/>
                 <w:b/>
                 <w:sz w:val="26"/>
                 <w:szCs w:val="26"/>
@@ -2586,7 +2645,7 @@
             </w:pPr>
             <w:r>
               <w:rPr>
-                <w:rFonts w:ascii="Times New Roman" w:eastAsia="Calibri" w:hAnsi="Times New Roman" w:cs="Times New Roman"/>
+                <w:rFonts w:ascii="Times New Roman" w:hAnsi="Times New Roman" w:cs="Times New Roman"/>
                 <w:b/>
                 <w:sz w:val="26"/>
                 <w:szCs w:val="26"/>
@@ -2597,14 +2656,14 @@
         </w:tc>
         <w:tc>
           <w:tcPr>
-            <w:tcW w:w="2420" w:type="dxa"/>
-          </w:tcPr>
-          <w:p>
-            <w:pPr>
-              <w:spacing w:line="360" w:lineRule="auto"/>
+            <w:tcW w:w="2351" w:type="dxa"/>
+          </w:tcPr>
+          <w:p>
+            <w:pPr>
+              <w:spacing w:after="0" w:line="360" w:lineRule="auto"/>
               <w:jc w:val="center"/>
               <w:rPr>
-                <w:rFonts w:ascii="Times New Roman" w:eastAsia="Calibri" w:hAnsi="Times New Roman" w:cs="Times New Roman"/>
+                <w:rFonts w:ascii="Times New Roman" w:hAnsi="Times New Roman" w:cs="Times New Roman"/>
                 <w:sz w:val="26"/>
                 <w:szCs w:val="26"/>
               </w:rPr>
@@ -2618,16 +2677,16 @@
         </w:trPr>
         <w:tc>
           <w:tcPr>
-            <w:tcW w:w="2223" w:type="dxa"/>
+            <w:tcW w:w="2174" w:type="dxa"/>
             <w:vMerge/>
-            <w:shd w:val="clear" w:color="auto" w:fill="B8CCE4" w:themeFill="accent1" w:themeFillTint="66"/>
-          </w:tcPr>
-          <w:p>
-            <w:pPr>
-              <w:spacing w:line="360" w:lineRule="auto"/>
+            <w:shd w:val="clear" w:color="auto" w:fill="DBE5F1" w:themeFill="accent1" w:themeFillTint="33"/>
+          </w:tcPr>
+          <w:p>
+            <w:pPr>
+              <w:spacing w:after="0" w:line="360" w:lineRule="auto"/>
               <w:jc w:val="center"/>
               <w:rPr>
-                <w:rFonts w:ascii="Times New Roman" w:eastAsia="Calibri" w:hAnsi="Times New Roman" w:cs="Times New Roman"/>
+                <w:rFonts w:ascii="Times New Roman" w:hAnsi="Times New Roman" w:cs="Times New Roman"/>
                 <w:b/>
                 <w:sz w:val="26"/>
                 <w:szCs w:val="26"/>
@@ -2637,30 +2696,30 @@
         </w:tc>
         <w:tc>
           <w:tcPr>
-            <w:tcW w:w="3167" w:type="dxa"/>
+            <w:tcW w:w="3001" w:type="dxa"/>
             <w:vMerge/>
           </w:tcPr>
           <w:p>
             <w:pPr>
-              <w:spacing w:line="360" w:lineRule="auto"/>
-              <w:rPr>
-                <w:rFonts w:ascii="Times New Roman" w:eastAsia="Calibri" w:hAnsi="Times New Roman" w:cs="Times New Roman"/>
-                <w:sz w:val="26"/>
-                <w:szCs w:val="26"/>
-              </w:rPr>
-            </w:pPr>
-          </w:p>
-        </w:tc>
-        <w:tc>
-          <w:tcPr>
-            <w:tcW w:w="1599" w:type="dxa"/>
-            <w:shd w:val="clear" w:color="auto" w:fill="B8CCE4" w:themeFill="accent1" w:themeFillTint="66"/>
-          </w:tcPr>
-          <w:p>
-            <w:pPr>
-              <w:spacing w:line="360" w:lineRule="auto"/>
-              <w:rPr>
-                <w:rFonts w:ascii="Times New Roman" w:eastAsia="Calibri" w:hAnsi="Times New Roman" w:cs="Times New Roman"/>
+              <w:spacing w:after="0" w:line="360" w:lineRule="auto"/>
+              <w:rPr>
+                <w:rFonts w:ascii="Times New Roman" w:hAnsi="Times New Roman" w:cs="Times New Roman"/>
+                <w:sz w:val="26"/>
+                <w:szCs w:val="26"/>
+              </w:rPr>
+            </w:pPr>
+          </w:p>
+        </w:tc>
+        <w:tc>
+          <w:tcPr>
+            <w:tcW w:w="1536" w:type="dxa"/>
+            <w:shd w:val="clear" w:color="auto" w:fill="DBE5F1" w:themeFill="accent1" w:themeFillTint="33"/>
+          </w:tcPr>
+          <w:p>
+            <w:pPr>
+              <w:spacing w:after="0" w:line="360" w:lineRule="auto"/>
+              <w:rPr>
+                <w:rFonts w:ascii="Times New Roman" w:hAnsi="Times New Roman" w:cs="Times New Roman"/>
                 <w:b/>
                 <w:sz w:val="26"/>
                 <w:szCs w:val="26"/>
@@ -2668,7 +2727,7 @@
             </w:pPr>
             <w:r>
               <w:rPr>
-                <w:rFonts w:ascii="Times New Roman" w:eastAsia="Calibri" w:hAnsi="Times New Roman" w:cs="Times New Roman"/>
+                <w:rFonts w:ascii="Times New Roman" w:hAnsi="Times New Roman" w:cs="Times New Roman"/>
                 <w:b/>
                 <w:sz w:val="26"/>
                 <w:szCs w:val="26"/>
@@ -2679,46 +2738,46 @@
         </w:tc>
         <w:tc>
           <w:tcPr>
-            <w:tcW w:w="2420" w:type="dxa"/>
-          </w:tcPr>
-          <w:p>
-            <w:pPr>
-              <w:spacing w:line="360" w:lineRule="auto"/>
+            <w:tcW w:w="2351" w:type="dxa"/>
+          </w:tcPr>
+          <w:p>
+            <w:pPr>
+              <w:spacing w:after="0" w:line="360" w:lineRule="auto"/>
               <w:jc w:val="center"/>
               <w:rPr>
-                <w:rFonts w:ascii="Times New Roman" w:eastAsia="Calibri" w:hAnsi="Times New Roman" w:cs="Times New Roman"/>
-                <w:sz w:val="26"/>
-                <w:szCs w:val="26"/>
-              </w:rPr>
-            </w:pPr>
-            <w:r>
-              <w:rPr>
-                <w:rFonts w:ascii="Times New Roman" w:eastAsia="Calibri" w:hAnsi="Times New Roman" w:cs="Times New Roman"/>
-                <w:sz w:val="26"/>
-                <w:szCs w:val="26"/>
-              </w:rPr>
-              <w:t>…./…./2021</w:t>
+                <w:rFonts w:ascii="Times New Roman" w:hAnsi="Times New Roman" w:cs="Times New Roman"/>
+                <w:sz w:val="26"/>
+                <w:szCs w:val="26"/>
+              </w:rPr>
+            </w:pPr>
+            <w:r>
+              <w:rPr>
+                <w:rFonts w:ascii="Times New Roman" w:hAnsi="Times New Roman" w:cs="Times New Roman"/>
+                <w:sz w:val="26"/>
+                <w:szCs w:val="26"/>
+              </w:rPr>
+              <w:t>30/09/2026</w:t>
             </w:r>
           </w:p>
         </w:tc>
       </w:tr>
       <w:tr>
         <w:trPr>
-          <w:trHeight w:val="523"/>
+          <w:trHeight w:val="531"/>
           <w:jc w:val="center"/>
         </w:trPr>
         <w:tc>
           <w:tcPr>
-            <w:tcW w:w="2223" w:type="dxa"/>
+            <w:tcW w:w="2174" w:type="dxa"/>
             <w:vMerge w:val="restart"/>
-            <w:shd w:val="clear" w:color="auto" w:fill="B8CCE4" w:themeFill="accent1" w:themeFillTint="66"/>
-          </w:tcPr>
-          <w:p>
-            <w:pPr>
-              <w:spacing w:line="360" w:lineRule="auto"/>
+            <w:shd w:val="clear" w:color="auto" w:fill="DBE5F1" w:themeFill="accent1" w:themeFillTint="33"/>
+          </w:tcPr>
+          <w:p>
+            <w:pPr>
+              <w:spacing w:after="0" w:line="360" w:lineRule="auto"/>
               <w:jc w:val="center"/>
               <w:rPr>
-                <w:rFonts w:ascii="Times New Roman" w:eastAsia="Calibri" w:hAnsi="Times New Roman" w:cs="Times New Roman"/>
+                <w:rFonts w:ascii="Times New Roman" w:hAnsi="Times New Roman" w:cs="Times New Roman"/>
                 <w:b/>
                 <w:sz w:val="26"/>
                 <w:szCs w:val="26"/>
@@ -2726,7 +2785,7 @@
             </w:pPr>
             <w:r>
               <w:rPr>
-                <w:rFonts w:ascii="Times New Roman" w:eastAsia="Calibri" w:hAnsi="Times New Roman" w:cs="Times New Roman"/>
+                <w:rFonts w:ascii="Times New Roman" w:hAnsi="Times New Roman" w:cs="Times New Roman"/>
                 <w:b/>
                 <w:sz w:val="26"/>
                 <w:szCs w:val="26"/>
@@ -2737,30 +2796,38 @@
         </w:tc>
         <w:tc>
           <w:tcPr>
-            <w:tcW w:w="3167" w:type="dxa"/>
+            <w:tcW w:w="3001" w:type="dxa"/>
             <w:vMerge w:val="restart"/>
           </w:tcPr>
           <w:p>
             <w:pPr>
-              <w:spacing w:line="360" w:lineRule="auto"/>
-              <w:rPr>
-                <w:rFonts w:ascii="Times New Roman" w:eastAsia="Calibri" w:hAnsi="Times New Roman" w:cs="Times New Roman"/>
-                <w:sz w:val="26"/>
-                <w:szCs w:val="26"/>
-              </w:rPr>
-            </w:pPr>
-          </w:p>
-        </w:tc>
-        <w:tc>
-          <w:tcPr>
-            <w:tcW w:w="1599" w:type="dxa"/>
-            <w:shd w:val="clear" w:color="auto" w:fill="B8CCE4" w:themeFill="accent1" w:themeFillTint="66"/>
-          </w:tcPr>
-          <w:p>
-            <w:pPr>
-              <w:spacing w:line="360" w:lineRule="auto"/>
-              <w:rPr>
-                <w:rFonts w:ascii="Times New Roman" w:eastAsia="Calibri" w:hAnsi="Times New Roman" w:cs="Times New Roman"/>
+              <w:spacing w:after="0" w:line="360" w:lineRule="auto"/>
+              <w:rPr>
+                <w:rFonts w:ascii="Times New Roman" w:hAnsi="Times New Roman" w:cs="Times New Roman"/>
+                <w:sz w:val="26"/>
+                <w:szCs w:val="26"/>
+              </w:rPr>
+            </w:pPr>
+            <w:r>
+              <w:rPr>
+                <w:rFonts w:ascii="Times New Roman" w:hAnsi="Times New Roman" w:cs="Times New Roman"/>
+                <w:sz w:val="26"/>
+                <w:szCs w:val="26"/>
+              </w:rPr>
+              <w:t>Nguyễn Đăng Khôi</w:t>
+            </w:r>
+          </w:p>
+        </w:tc>
+        <w:tc>
+          <w:tcPr>
+            <w:tcW w:w="1536" w:type="dxa"/>
+            <w:shd w:val="clear" w:color="auto" w:fill="DBE5F1" w:themeFill="accent1" w:themeFillTint="33"/>
+          </w:tcPr>
+          <w:p>
+            <w:pPr>
+              <w:spacing w:after="0" w:line="360" w:lineRule="auto"/>
+              <w:rPr>
+                <w:rFonts w:ascii="Times New Roman" w:hAnsi="Times New Roman" w:cs="Times New Roman"/>
                 <w:b/>
                 <w:sz w:val="26"/>
                 <w:szCs w:val="26"/>
@@ -2768,7 +2835,7 @@
             </w:pPr>
             <w:r>
               <w:rPr>
-                <w:rFonts w:ascii="Times New Roman" w:eastAsia="Calibri" w:hAnsi="Times New Roman" w:cs="Times New Roman"/>
+                <w:rFonts w:ascii="Times New Roman" w:hAnsi="Times New Roman" w:cs="Times New Roman"/>
                 <w:b/>
                 <w:sz w:val="26"/>
                 <w:szCs w:val="26"/>
@@ -2779,14 +2846,14 @@
         </w:tc>
         <w:tc>
           <w:tcPr>
-            <w:tcW w:w="2420" w:type="dxa"/>
-          </w:tcPr>
-          <w:p>
-            <w:pPr>
-              <w:spacing w:line="360" w:lineRule="auto"/>
+            <w:tcW w:w="2351" w:type="dxa"/>
+          </w:tcPr>
+          <w:p>
+            <w:pPr>
+              <w:spacing w:after="0" w:line="360" w:lineRule="auto"/>
               <w:jc w:val="center"/>
               <w:rPr>
-                <w:rFonts w:ascii="Times New Roman" w:eastAsia="Calibri" w:hAnsi="Times New Roman" w:cs="Times New Roman"/>
+                <w:rFonts w:ascii="Times New Roman" w:hAnsi="Times New Roman" w:cs="Times New Roman"/>
                 <w:sz w:val="26"/>
                 <w:szCs w:val="26"/>
               </w:rPr>
@@ -2800,16 +2867,16 @@
         </w:trPr>
         <w:tc>
           <w:tcPr>
-            <w:tcW w:w="2223" w:type="dxa"/>
+            <w:tcW w:w="2174" w:type="dxa"/>
             <w:vMerge/>
-            <w:shd w:val="clear" w:color="auto" w:fill="B8CCE4" w:themeFill="accent1" w:themeFillTint="66"/>
-          </w:tcPr>
-          <w:p>
-            <w:pPr>
-              <w:spacing w:line="360" w:lineRule="auto"/>
+            <w:shd w:val="clear" w:color="auto" w:fill="DBE5F1" w:themeFill="accent1" w:themeFillTint="33"/>
+          </w:tcPr>
+          <w:p>
+            <w:pPr>
+              <w:spacing w:after="0" w:line="360" w:lineRule="auto"/>
               <w:jc w:val="center"/>
               <w:rPr>
-                <w:rFonts w:ascii="Times New Roman" w:eastAsia="Calibri" w:hAnsi="Times New Roman" w:cs="Times New Roman"/>
+                <w:rFonts w:ascii="Times New Roman" w:hAnsi="Times New Roman" w:cs="Times New Roman"/>
                 <w:b/>
                 <w:sz w:val="26"/>
                 <w:szCs w:val="26"/>
@@ -2819,30 +2886,30 @@
         </w:tc>
         <w:tc>
           <w:tcPr>
-            <w:tcW w:w="3167" w:type="dxa"/>
+            <w:tcW w:w="3001" w:type="dxa"/>
             <w:vMerge/>
           </w:tcPr>
           <w:p>
             <w:pPr>
-              <w:spacing w:line="360" w:lineRule="auto"/>
-              <w:rPr>
-                <w:rFonts w:ascii="Times New Roman" w:eastAsia="Calibri" w:hAnsi="Times New Roman" w:cs="Times New Roman"/>
-                <w:sz w:val="26"/>
-                <w:szCs w:val="26"/>
-              </w:rPr>
-            </w:pPr>
-          </w:p>
-        </w:tc>
-        <w:tc>
-          <w:tcPr>
-            <w:tcW w:w="1599" w:type="dxa"/>
-            <w:shd w:val="clear" w:color="auto" w:fill="B8CCE4" w:themeFill="accent1" w:themeFillTint="66"/>
-          </w:tcPr>
-          <w:p>
-            <w:pPr>
-              <w:spacing w:line="360" w:lineRule="auto"/>
-              <w:rPr>
-                <w:rFonts w:ascii="Times New Roman" w:eastAsia="Calibri" w:hAnsi="Times New Roman" w:cs="Times New Roman"/>
+              <w:spacing w:after="0" w:line="360" w:lineRule="auto"/>
+              <w:rPr>
+                <w:rFonts w:ascii="Times New Roman" w:hAnsi="Times New Roman" w:cs="Times New Roman"/>
+                <w:sz w:val="26"/>
+                <w:szCs w:val="26"/>
+              </w:rPr>
+            </w:pPr>
+          </w:p>
+        </w:tc>
+        <w:tc>
+          <w:tcPr>
+            <w:tcW w:w="1536" w:type="dxa"/>
+            <w:shd w:val="clear" w:color="auto" w:fill="DBE5F1" w:themeFill="accent1" w:themeFillTint="33"/>
+          </w:tcPr>
+          <w:p>
+            <w:pPr>
+              <w:spacing w:after="0" w:line="360" w:lineRule="auto"/>
+              <w:rPr>
+                <w:rFonts w:ascii="Times New Roman" w:hAnsi="Times New Roman" w:cs="Times New Roman"/>
                 <w:b/>
                 <w:sz w:val="26"/>
                 <w:szCs w:val="26"/>
@@ -2850,7 +2917,7 @@
             </w:pPr>
             <w:r>
               <w:rPr>
-                <w:rFonts w:ascii="Times New Roman" w:eastAsia="Calibri" w:hAnsi="Times New Roman" w:cs="Times New Roman"/>
+                <w:rFonts w:ascii="Times New Roman" w:hAnsi="Times New Roman" w:cs="Times New Roman"/>
                 <w:b/>
                 <w:sz w:val="26"/>
                 <w:szCs w:val="26"/>
@@ -2861,46 +2928,46 @@
         </w:tc>
         <w:tc>
           <w:tcPr>
-            <w:tcW w:w="2420" w:type="dxa"/>
-          </w:tcPr>
-          <w:p>
-            <w:pPr>
-              <w:spacing w:line="360" w:lineRule="auto"/>
+            <w:tcW w:w="2351" w:type="dxa"/>
+          </w:tcPr>
+          <w:p>
+            <w:pPr>
+              <w:spacing w:after="0" w:line="360" w:lineRule="auto"/>
               <w:jc w:val="center"/>
               <w:rPr>
-                <w:rFonts w:ascii="Times New Roman" w:eastAsia="Calibri" w:hAnsi="Times New Roman" w:cs="Times New Roman"/>
-                <w:sz w:val="26"/>
-                <w:szCs w:val="26"/>
-              </w:rPr>
-            </w:pPr>
-            <w:r>
-              <w:rPr>
-                <w:rFonts w:ascii="Times New Roman" w:eastAsia="Calibri" w:hAnsi="Times New Roman" w:cs="Times New Roman"/>
-                <w:sz w:val="26"/>
-                <w:szCs w:val="26"/>
-              </w:rPr>
-              <w:t>…./…./2021</w:t>
+                <w:rFonts w:ascii="Times New Roman" w:hAnsi="Times New Roman" w:cs="Times New Roman"/>
+                <w:sz w:val="26"/>
+                <w:szCs w:val="26"/>
+              </w:rPr>
+            </w:pPr>
+            <w:r>
+              <w:rPr>
+                <w:rFonts w:ascii="Times New Roman" w:hAnsi="Times New Roman" w:cs="Times New Roman"/>
+                <w:sz w:val="26"/>
+                <w:szCs w:val="26"/>
+              </w:rPr>
+              <w:t>30/09/2026</w:t>
             </w:r>
           </w:p>
         </w:tc>
       </w:tr>
       <w:tr>
         <w:trPr>
-          <w:trHeight w:val="523"/>
+          <w:trHeight w:val="517"/>
           <w:jc w:val="center"/>
         </w:trPr>
         <w:tc>
           <w:tcPr>
-            <w:tcW w:w="2223" w:type="dxa"/>
+            <w:tcW w:w="2174" w:type="dxa"/>
             <w:vMerge w:val="restart"/>
-            <w:shd w:val="clear" w:color="auto" w:fill="B8CCE4" w:themeFill="accent1" w:themeFillTint="66"/>
-          </w:tcPr>
-          <w:p>
-            <w:pPr>
-              <w:spacing w:line="360" w:lineRule="auto"/>
+            <w:shd w:val="clear" w:color="auto" w:fill="DBE5F1" w:themeFill="accent1" w:themeFillTint="33"/>
+          </w:tcPr>
+          <w:p>
+            <w:pPr>
+              <w:spacing w:after="0" w:line="360" w:lineRule="auto"/>
               <w:jc w:val="center"/>
               <w:rPr>
-                <w:rFonts w:ascii="Times New Roman" w:eastAsia="Calibri" w:hAnsi="Times New Roman" w:cs="Times New Roman"/>
+                <w:rFonts w:ascii="Times New Roman" w:hAnsi="Times New Roman" w:cs="Times New Roman"/>
                 <w:b/>
                 <w:sz w:val="26"/>
                 <w:szCs w:val="26"/>
@@ -2908,7 +2975,7 @@
             </w:pPr>
             <w:r>
               <w:rPr>
-                <w:rFonts w:ascii="Times New Roman" w:eastAsia="Calibri" w:hAnsi="Times New Roman" w:cs="Times New Roman"/>
+                <w:rFonts w:ascii="Times New Roman" w:hAnsi="Times New Roman" w:cs="Times New Roman"/>
                 <w:b/>
                 <w:sz w:val="26"/>
                 <w:szCs w:val="26"/>
@@ -2919,30 +2986,38 @@
         </w:tc>
         <w:tc>
           <w:tcPr>
-            <w:tcW w:w="3167" w:type="dxa"/>
+            <w:tcW w:w="3001" w:type="dxa"/>
             <w:vMerge w:val="restart"/>
           </w:tcPr>
           <w:p>
             <w:pPr>
-              <w:spacing w:line="360" w:lineRule="auto"/>
-              <w:rPr>
-                <w:rFonts w:ascii="Times New Roman" w:eastAsia="Calibri" w:hAnsi="Times New Roman" w:cs="Times New Roman"/>
-                <w:sz w:val="26"/>
-                <w:szCs w:val="26"/>
-              </w:rPr>
-            </w:pPr>
-          </w:p>
-        </w:tc>
-        <w:tc>
-          <w:tcPr>
-            <w:tcW w:w="1599" w:type="dxa"/>
-            <w:shd w:val="clear" w:color="auto" w:fill="B8CCE4" w:themeFill="accent1" w:themeFillTint="66"/>
-          </w:tcPr>
-          <w:p>
-            <w:pPr>
-              <w:spacing w:line="360" w:lineRule="auto"/>
-              <w:rPr>
-                <w:rFonts w:ascii="Times New Roman" w:eastAsia="Calibri" w:hAnsi="Times New Roman" w:cs="Times New Roman"/>
+              <w:spacing w:after="0" w:line="360" w:lineRule="auto"/>
+              <w:rPr>
+                <w:rFonts w:ascii="Times New Roman" w:hAnsi="Times New Roman" w:cs="Times New Roman"/>
+                <w:sz w:val="26"/>
+                <w:szCs w:val="26"/>
+              </w:rPr>
+            </w:pPr>
+            <w:r>
+              <w:rPr>
+                <w:rFonts w:ascii="Times New Roman" w:hAnsi="Times New Roman" w:cs="Times New Roman"/>
+                <w:sz w:val="26"/>
+                <w:szCs w:val="26"/>
+              </w:rPr>
+              <w:t>Nguyễn Minh Khôi</w:t>
+            </w:r>
+          </w:p>
+        </w:tc>
+        <w:tc>
+          <w:tcPr>
+            <w:tcW w:w="1536" w:type="dxa"/>
+            <w:shd w:val="clear" w:color="auto" w:fill="DBE5F1" w:themeFill="accent1" w:themeFillTint="33"/>
+          </w:tcPr>
+          <w:p>
+            <w:pPr>
+              <w:spacing w:after="0" w:line="360" w:lineRule="auto"/>
+              <w:rPr>
+                <w:rFonts w:ascii="Times New Roman" w:hAnsi="Times New Roman" w:cs="Times New Roman"/>
                 <w:b/>
                 <w:sz w:val="26"/>
                 <w:szCs w:val="26"/>
@@ -2950,7 +3025,7 @@
             </w:pPr>
             <w:r>
               <w:rPr>
-                <w:rFonts w:ascii="Times New Roman" w:eastAsia="Calibri" w:hAnsi="Times New Roman" w:cs="Times New Roman"/>
+                <w:rFonts w:ascii="Times New Roman" w:hAnsi="Times New Roman" w:cs="Times New Roman"/>
                 <w:b/>
                 <w:sz w:val="26"/>
                 <w:szCs w:val="26"/>
@@ -2961,14 +3036,14 @@
         </w:tc>
         <w:tc>
           <w:tcPr>
-            <w:tcW w:w="2420" w:type="dxa"/>
-          </w:tcPr>
-          <w:p>
-            <w:pPr>
-              <w:spacing w:line="360" w:lineRule="auto"/>
+            <w:tcW w:w="2351" w:type="dxa"/>
+          </w:tcPr>
+          <w:p>
+            <w:pPr>
+              <w:spacing w:after="0" w:line="360" w:lineRule="auto"/>
               <w:jc w:val="center"/>
               <w:rPr>
-                <w:rFonts w:ascii="Times New Roman" w:eastAsia="Calibri" w:hAnsi="Times New Roman" w:cs="Times New Roman"/>
+                <w:rFonts w:ascii="Times New Roman" w:hAnsi="Times New Roman" w:cs="Times New Roman"/>
                 <w:sz w:val="26"/>
                 <w:szCs w:val="26"/>
               </w:rPr>
@@ -2982,15 +3057,15 @@
         </w:trPr>
         <w:tc>
           <w:tcPr>
-            <w:tcW w:w="2223" w:type="dxa"/>
+            <w:tcW w:w="2174" w:type="dxa"/>
             <w:vMerge/>
-            <w:shd w:val="clear" w:color="auto" w:fill="B8CCE4" w:themeFill="accent1" w:themeFillTint="66"/>
-          </w:tcPr>
-          <w:p>
-            <w:pPr>
-              <w:spacing w:line="360" w:lineRule="auto"/>
-              <w:rPr>
-                <w:rFonts w:ascii="Times New Roman" w:eastAsia="Calibri" w:hAnsi="Times New Roman" w:cs="Times New Roman"/>
+            <w:shd w:val="clear" w:color="auto" w:fill="DBE5F1" w:themeFill="accent1" w:themeFillTint="33"/>
+          </w:tcPr>
+          <w:p>
+            <w:pPr>
+              <w:spacing w:after="0" w:line="360" w:lineRule="auto"/>
+              <w:rPr>
+                <w:rFonts w:ascii="Times New Roman" w:hAnsi="Times New Roman" w:cs="Times New Roman"/>
                 <w:b/>
                 <w:sz w:val="26"/>
                 <w:szCs w:val="26"/>
@@ -3000,30 +3075,30 @@
         </w:tc>
         <w:tc>
           <w:tcPr>
-            <w:tcW w:w="3167" w:type="dxa"/>
+            <w:tcW w:w="3001" w:type="dxa"/>
             <w:vMerge/>
           </w:tcPr>
           <w:p>
             <w:pPr>
-              <w:spacing w:line="360" w:lineRule="auto"/>
-              <w:rPr>
-                <w:rFonts w:ascii="Times New Roman" w:eastAsia="Calibri" w:hAnsi="Times New Roman" w:cs="Times New Roman"/>
-                <w:sz w:val="26"/>
-                <w:szCs w:val="26"/>
-              </w:rPr>
-            </w:pPr>
-          </w:p>
-        </w:tc>
-        <w:tc>
-          <w:tcPr>
-            <w:tcW w:w="1599" w:type="dxa"/>
-            <w:shd w:val="clear" w:color="auto" w:fill="B8CCE4" w:themeFill="accent1" w:themeFillTint="66"/>
-          </w:tcPr>
-          <w:p>
-            <w:pPr>
-              <w:spacing w:line="360" w:lineRule="auto"/>
-              <w:rPr>
-                <w:rFonts w:ascii="Times New Roman" w:eastAsia="Calibri" w:hAnsi="Times New Roman" w:cs="Times New Roman"/>
+              <w:spacing w:after="0" w:line="360" w:lineRule="auto"/>
+              <w:rPr>
+                <w:rFonts w:ascii="Times New Roman" w:hAnsi="Times New Roman" w:cs="Times New Roman"/>
+                <w:sz w:val="26"/>
+                <w:szCs w:val="26"/>
+              </w:rPr>
+            </w:pPr>
+          </w:p>
+        </w:tc>
+        <w:tc>
+          <w:tcPr>
+            <w:tcW w:w="1536" w:type="dxa"/>
+            <w:shd w:val="clear" w:color="auto" w:fill="DBE5F1" w:themeFill="accent1" w:themeFillTint="33"/>
+          </w:tcPr>
+          <w:p>
+            <w:pPr>
+              <w:spacing w:after="0" w:line="360" w:lineRule="auto"/>
+              <w:rPr>
+                <w:rFonts w:ascii="Times New Roman" w:hAnsi="Times New Roman" w:cs="Times New Roman"/>
                 <w:b/>
                 <w:sz w:val="26"/>
                 <w:szCs w:val="26"/>
@@ -3031,7 +3106,7 @@
             </w:pPr>
             <w:r>
               <w:rPr>
-                <w:rFonts w:ascii="Times New Roman" w:eastAsia="Calibri" w:hAnsi="Times New Roman" w:cs="Times New Roman"/>
+                <w:rFonts w:ascii="Times New Roman" w:hAnsi="Times New Roman" w:cs="Times New Roman"/>
                 <w:b/>
                 <w:sz w:val="26"/>
                 <w:szCs w:val="26"/>
@@ -3042,45 +3117,45 @@
         </w:tc>
         <w:tc>
           <w:tcPr>
-            <w:tcW w:w="2420" w:type="dxa"/>
-          </w:tcPr>
-          <w:p>
-            <w:pPr>
-              <w:spacing w:line="360" w:lineRule="auto"/>
+            <w:tcW w:w="2351" w:type="dxa"/>
+          </w:tcPr>
+          <w:p>
+            <w:pPr>
+              <w:spacing w:after="0" w:line="360" w:lineRule="auto"/>
               <w:jc w:val="center"/>
               <w:rPr>
-                <w:rFonts w:ascii="Times New Roman" w:eastAsia="Calibri" w:hAnsi="Times New Roman" w:cs="Times New Roman"/>
-                <w:sz w:val="26"/>
-                <w:szCs w:val="26"/>
-              </w:rPr>
-            </w:pPr>
-            <w:r>
-              <w:rPr>
-                <w:rFonts w:ascii="Times New Roman" w:eastAsia="Calibri" w:hAnsi="Times New Roman" w:cs="Times New Roman"/>
-                <w:sz w:val="26"/>
-                <w:szCs w:val="26"/>
-              </w:rPr>
-              <w:t>…./…./2021</w:t>
+                <w:rFonts w:ascii="Times New Roman" w:hAnsi="Times New Roman" w:cs="Times New Roman"/>
+                <w:sz w:val="26"/>
+                <w:szCs w:val="26"/>
+              </w:rPr>
+            </w:pPr>
+            <w:r>
+              <w:rPr>
+                <w:rFonts w:ascii="Times New Roman" w:hAnsi="Times New Roman" w:cs="Times New Roman"/>
+                <w:sz w:val="26"/>
+                <w:szCs w:val="26"/>
+              </w:rPr>
+              <w:t>30/09/2026</w:t>
             </w:r>
           </w:p>
         </w:tc>
       </w:tr>
       <w:tr>
         <w:trPr>
-          <w:trHeight w:val="523"/>
+          <w:trHeight w:val="531"/>
           <w:jc w:val="center"/>
         </w:trPr>
         <w:tc>
           <w:tcPr>
-            <w:tcW w:w="2223" w:type="dxa"/>
+            <w:tcW w:w="2174" w:type="dxa"/>
             <w:vMerge/>
-            <w:shd w:val="clear" w:color="auto" w:fill="B8CCE4" w:themeFill="accent1" w:themeFillTint="66"/>
-          </w:tcPr>
-          <w:p>
-            <w:pPr>
-              <w:spacing w:line="360" w:lineRule="auto"/>
-              <w:rPr>
-                <w:rFonts w:ascii="Times New Roman" w:eastAsia="Calibri" w:hAnsi="Times New Roman" w:cs="Times New Roman"/>
+            <w:shd w:val="clear" w:color="auto" w:fill="DBE5F1" w:themeFill="accent1" w:themeFillTint="33"/>
+          </w:tcPr>
+          <w:p>
+            <w:pPr>
+              <w:spacing w:after="0" w:line="360" w:lineRule="auto"/>
+              <w:rPr>
+                <w:rFonts w:ascii="Times New Roman" w:hAnsi="Times New Roman" w:cs="Times New Roman"/>
                 <w:b/>
                 <w:sz w:val="26"/>
                 <w:szCs w:val="26"/>
@@ -3090,30 +3165,38 @@
         </w:tc>
         <w:tc>
           <w:tcPr>
-            <w:tcW w:w="3167" w:type="dxa"/>
+            <w:tcW w:w="3001" w:type="dxa"/>
             <w:vMerge w:val="restart"/>
           </w:tcPr>
           <w:p>
             <w:pPr>
-              <w:spacing w:line="360" w:lineRule="auto"/>
-              <w:rPr>
-                <w:rFonts w:ascii="Times New Roman" w:eastAsia="Calibri" w:hAnsi="Times New Roman" w:cs="Times New Roman"/>
-                <w:sz w:val="26"/>
-                <w:szCs w:val="26"/>
-              </w:rPr>
-            </w:pPr>
-          </w:p>
-        </w:tc>
-        <w:tc>
-          <w:tcPr>
-            <w:tcW w:w="1599" w:type="dxa"/>
-            <w:shd w:val="clear" w:color="auto" w:fill="B8CCE4" w:themeFill="accent1" w:themeFillTint="66"/>
-          </w:tcPr>
-          <w:p>
-            <w:pPr>
-              <w:spacing w:line="360" w:lineRule="auto"/>
-              <w:rPr>
-                <w:rFonts w:ascii="Times New Roman" w:eastAsia="Calibri" w:hAnsi="Times New Roman" w:cs="Times New Roman"/>
+              <w:spacing w:after="0" w:line="360" w:lineRule="auto"/>
+              <w:rPr>
+                <w:rFonts w:ascii="Times New Roman" w:hAnsi="Times New Roman" w:cs="Times New Roman"/>
+                <w:sz w:val="26"/>
+                <w:szCs w:val="26"/>
+              </w:rPr>
+            </w:pPr>
+            <w:r>
+              <w:rPr>
+                <w:rFonts w:ascii="Times New Roman" w:hAnsi="Times New Roman" w:cs="Times New Roman"/>
+                <w:sz w:val="26"/>
+                <w:szCs w:val="26"/>
+              </w:rPr>
+              <w:t>Trần Tấn Huy</w:t>
+            </w:r>
+          </w:p>
+        </w:tc>
+        <w:tc>
+          <w:tcPr>
+            <w:tcW w:w="1536" w:type="dxa"/>
+            <w:shd w:val="clear" w:color="auto" w:fill="DBE5F1" w:themeFill="accent1" w:themeFillTint="33"/>
+          </w:tcPr>
+          <w:p>
+            <w:pPr>
+              <w:spacing w:after="0" w:line="360" w:lineRule="auto"/>
+              <w:rPr>
+                <w:rFonts w:ascii="Times New Roman" w:hAnsi="Times New Roman" w:cs="Times New Roman"/>
                 <w:b/>
                 <w:sz w:val="26"/>
                 <w:szCs w:val="26"/>
@@ -3121,7 +3204,7 @@
             </w:pPr>
             <w:r>
               <w:rPr>
-                <w:rFonts w:ascii="Times New Roman" w:eastAsia="Calibri" w:hAnsi="Times New Roman" w:cs="Times New Roman"/>
+                <w:rFonts w:ascii="Times New Roman" w:hAnsi="Times New Roman" w:cs="Times New Roman"/>
                 <w:b/>
                 <w:sz w:val="26"/>
                 <w:szCs w:val="26"/>
@@ -3132,14 +3215,14 @@
         </w:tc>
         <w:tc>
           <w:tcPr>
-            <w:tcW w:w="2420" w:type="dxa"/>
-          </w:tcPr>
-          <w:p>
-            <w:pPr>
-              <w:spacing w:line="360" w:lineRule="auto"/>
+            <w:tcW w:w="2351" w:type="dxa"/>
+          </w:tcPr>
+          <w:p>
+            <w:pPr>
+              <w:spacing w:after="0" w:line="360" w:lineRule="auto"/>
               <w:jc w:val="center"/>
               <w:rPr>
-                <w:rFonts w:ascii="Times New Roman" w:eastAsia="Calibri" w:hAnsi="Times New Roman" w:cs="Times New Roman"/>
+                <w:rFonts w:ascii="Times New Roman" w:hAnsi="Times New Roman" w:cs="Times New Roman"/>
                 <w:sz w:val="26"/>
                 <w:szCs w:val="26"/>
               </w:rPr>
@@ -3153,15 +3236,15 @@
         </w:trPr>
         <w:tc>
           <w:tcPr>
-            <w:tcW w:w="2223" w:type="dxa"/>
+            <w:tcW w:w="2174" w:type="dxa"/>
             <w:vMerge/>
-            <w:shd w:val="clear" w:color="auto" w:fill="B8CCE4" w:themeFill="accent1" w:themeFillTint="66"/>
-          </w:tcPr>
-          <w:p>
-            <w:pPr>
-              <w:spacing w:line="360" w:lineRule="auto"/>
-              <w:rPr>
-                <w:rFonts w:ascii="Times New Roman" w:eastAsia="Calibri" w:hAnsi="Times New Roman" w:cs="Times New Roman"/>
+            <w:shd w:val="clear" w:color="auto" w:fill="DBE5F1" w:themeFill="accent1" w:themeFillTint="33"/>
+          </w:tcPr>
+          <w:p>
+            <w:pPr>
+              <w:spacing w:after="0" w:line="360" w:lineRule="auto"/>
+              <w:rPr>
+                <w:rFonts w:ascii="Times New Roman" w:hAnsi="Times New Roman" w:cs="Times New Roman"/>
                 <w:b/>
                 <w:sz w:val="26"/>
                 <w:szCs w:val="26"/>
@@ -3171,30 +3254,30 @@
         </w:tc>
         <w:tc>
           <w:tcPr>
-            <w:tcW w:w="3167" w:type="dxa"/>
+            <w:tcW w:w="3001" w:type="dxa"/>
             <w:vMerge/>
           </w:tcPr>
           <w:p>
             <w:pPr>
-              <w:spacing w:line="360" w:lineRule="auto"/>
-              <w:rPr>
-                <w:rFonts w:ascii="Times New Roman" w:eastAsia="Calibri" w:hAnsi="Times New Roman" w:cs="Times New Roman"/>
-                <w:sz w:val="26"/>
-                <w:szCs w:val="26"/>
-              </w:rPr>
-            </w:pPr>
-          </w:p>
-        </w:tc>
-        <w:tc>
-          <w:tcPr>
-            <w:tcW w:w="1599" w:type="dxa"/>
-            <w:shd w:val="clear" w:color="auto" w:fill="B8CCE4" w:themeFill="accent1" w:themeFillTint="66"/>
-          </w:tcPr>
-          <w:p>
-            <w:pPr>
-              <w:spacing w:line="360" w:lineRule="auto"/>
-              <w:rPr>
-                <w:rFonts w:ascii="Times New Roman" w:eastAsia="Calibri" w:hAnsi="Times New Roman" w:cs="Times New Roman"/>
+              <w:spacing w:after="0" w:line="360" w:lineRule="auto"/>
+              <w:rPr>
+                <w:rFonts w:ascii="Times New Roman" w:hAnsi="Times New Roman" w:cs="Times New Roman"/>
+                <w:sz w:val="26"/>
+                <w:szCs w:val="26"/>
+              </w:rPr>
+            </w:pPr>
+          </w:p>
+        </w:tc>
+        <w:tc>
+          <w:tcPr>
+            <w:tcW w:w="1536" w:type="dxa"/>
+            <w:shd w:val="clear" w:color="auto" w:fill="DBE5F1" w:themeFill="accent1" w:themeFillTint="33"/>
+          </w:tcPr>
+          <w:p>
+            <w:pPr>
+              <w:spacing w:after="0" w:line="360" w:lineRule="auto"/>
+              <w:rPr>
+                <w:rFonts w:ascii="Times New Roman" w:hAnsi="Times New Roman" w:cs="Times New Roman"/>
                 <w:b/>
                 <w:sz w:val="26"/>
                 <w:szCs w:val="26"/>
@@ -3202,7 +3285,7 @@
             </w:pPr>
             <w:r>
               <w:rPr>
-                <w:rFonts w:ascii="Times New Roman" w:eastAsia="Calibri" w:hAnsi="Times New Roman" w:cs="Times New Roman"/>
+                <w:rFonts w:ascii="Times New Roman" w:hAnsi="Times New Roman" w:cs="Times New Roman"/>
                 <w:b/>
                 <w:sz w:val="26"/>
                 <w:szCs w:val="26"/>
@@ -3213,368 +3296,25 @@
         </w:tc>
         <w:tc>
           <w:tcPr>
-            <w:tcW w:w="2420" w:type="dxa"/>
-          </w:tcPr>
-          <w:p>
-            <w:pPr>
-              <w:spacing w:line="360" w:lineRule="auto"/>
+            <w:tcW w:w="2351" w:type="dxa"/>
+          </w:tcPr>
+          <w:p>
+            <w:pPr>
+              <w:spacing w:after="0" w:line="360" w:lineRule="auto"/>
               <w:jc w:val="center"/>
               <w:rPr>
-                <w:rFonts w:ascii="Times New Roman" w:eastAsia="Calibri" w:hAnsi="Times New Roman" w:cs="Times New Roman"/>
-                <w:sz w:val="26"/>
-                <w:szCs w:val="26"/>
-              </w:rPr>
-            </w:pPr>
-            <w:r>
-              <w:rPr>
-                <w:rFonts w:ascii="Times New Roman" w:eastAsia="Calibri" w:hAnsi="Times New Roman" w:cs="Times New Roman"/>
-                <w:sz w:val="26"/>
-                <w:szCs w:val="26"/>
-              </w:rPr>
-              <w:t>…./…./2021</w:t>
-            </w:r>
-          </w:p>
-        </w:tc>
-      </w:tr>
-      <w:tr>
-        <w:trPr>
-          <w:trHeight w:val="537"/>
-          <w:jc w:val="center"/>
-        </w:trPr>
-        <w:tc>
-          <w:tcPr>
-            <w:tcW w:w="2223" w:type="dxa"/>
-            <w:vMerge/>
-            <w:shd w:val="clear" w:color="auto" w:fill="B8CCE4" w:themeFill="accent1" w:themeFillTint="66"/>
-          </w:tcPr>
-          <w:p>
-            <w:pPr>
-              <w:spacing w:line="360" w:lineRule="auto"/>
-              <w:rPr>
-                <w:rFonts w:ascii="Times New Roman" w:eastAsia="Calibri" w:hAnsi="Times New Roman" w:cs="Times New Roman"/>
-                <w:b/>
-                <w:sz w:val="26"/>
-                <w:szCs w:val="26"/>
-              </w:rPr>
-            </w:pPr>
-          </w:p>
-        </w:tc>
-        <w:tc>
-          <w:tcPr>
-            <w:tcW w:w="3167" w:type="dxa"/>
-            <w:vMerge w:val="restart"/>
-          </w:tcPr>
-          <w:p>
-            <w:pPr>
-              <w:spacing w:line="360" w:lineRule="auto"/>
-              <w:rPr>
-                <w:rFonts w:ascii="Times New Roman" w:eastAsia="Calibri" w:hAnsi="Times New Roman" w:cs="Times New Roman"/>
-                <w:sz w:val="26"/>
-                <w:szCs w:val="26"/>
-              </w:rPr>
-            </w:pPr>
-          </w:p>
-        </w:tc>
-        <w:tc>
-          <w:tcPr>
-            <w:tcW w:w="1599" w:type="dxa"/>
-            <w:shd w:val="clear" w:color="auto" w:fill="B8CCE4" w:themeFill="accent1" w:themeFillTint="66"/>
-          </w:tcPr>
-          <w:p>
-            <w:pPr>
-              <w:spacing w:line="360" w:lineRule="auto"/>
-              <w:rPr>
-                <w:rFonts w:ascii="Times New Roman" w:eastAsia="Calibri" w:hAnsi="Times New Roman" w:cs="Times New Roman"/>
-                <w:b/>
-                <w:sz w:val="26"/>
-                <w:szCs w:val="26"/>
-              </w:rPr>
-            </w:pPr>
-            <w:r>
-              <w:rPr>
-                <w:rFonts w:ascii="Times New Roman" w:eastAsia="Calibri" w:hAnsi="Times New Roman" w:cs="Times New Roman"/>
-                <w:b/>
-                <w:sz w:val="26"/>
-                <w:szCs w:val="26"/>
-              </w:rPr>
-              <w:t>Chữ ký</w:t>
-            </w:r>
-          </w:p>
-        </w:tc>
-        <w:tc>
-          <w:tcPr>
-            <w:tcW w:w="2420" w:type="dxa"/>
-          </w:tcPr>
-          <w:p>
-            <w:pPr>
-              <w:spacing w:line="360" w:lineRule="auto"/>
-              <w:jc w:val="center"/>
-              <w:rPr>
-                <w:rFonts w:ascii="Times New Roman" w:eastAsia="Calibri" w:hAnsi="Times New Roman" w:cs="Times New Roman"/>
-                <w:sz w:val="26"/>
-                <w:szCs w:val="26"/>
-              </w:rPr>
-            </w:pPr>
-          </w:p>
-        </w:tc>
-      </w:tr>
-      <w:tr>
-        <w:trPr>
-          <w:jc w:val="center"/>
-        </w:trPr>
-        <w:tc>
-          <w:tcPr>
-            <w:tcW w:w="2223" w:type="dxa"/>
-            <w:vMerge/>
-            <w:shd w:val="clear" w:color="auto" w:fill="B8CCE4" w:themeFill="accent1" w:themeFillTint="66"/>
-          </w:tcPr>
-          <w:p>
-            <w:pPr>
-              <w:spacing w:line="360" w:lineRule="auto"/>
-              <w:rPr>
-                <w:rFonts w:ascii="Times New Roman" w:eastAsia="Calibri" w:hAnsi="Times New Roman" w:cs="Times New Roman"/>
-                <w:b/>
-                <w:sz w:val="26"/>
-                <w:szCs w:val="26"/>
-              </w:rPr>
-            </w:pPr>
-          </w:p>
-        </w:tc>
-        <w:tc>
-          <w:tcPr>
-            <w:tcW w:w="3167" w:type="dxa"/>
-            <w:vMerge/>
-          </w:tcPr>
-          <w:p>
-            <w:pPr>
-              <w:spacing w:line="360" w:lineRule="auto"/>
-              <w:rPr>
-                <w:rFonts w:ascii="Times New Roman" w:eastAsia="Calibri" w:hAnsi="Times New Roman" w:cs="Times New Roman"/>
-                <w:sz w:val="26"/>
-                <w:szCs w:val="26"/>
-              </w:rPr>
-            </w:pPr>
-          </w:p>
-        </w:tc>
-        <w:tc>
-          <w:tcPr>
-            <w:tcW w:w="1599" w:type="dxa"/>
-            <w:shd w:val="clear" w:color="auto" w:fill="B8CCE4" w:themeFill="accent1" w:themeFillTint="66"/>
-          </w:tcPr>
-          <w:p>
-            <w:pPr>
-              <w:spacing w:line="360" w:lineRule="auto"/>
-              <w:rPr>
-                <w:rFonts w:ascii="Times New Roman" w:eastAsia="Calibri" w:hAnsi="Times New Roman" w:cs="Times New Roman"/>
-                <w:b/>
-                <w:sz w:val="26"/>
-                <w:szCs w:val="26"/>
-              </w:rPr>
-            </w:pPr>
-            <w:r>
-              <w:rPr>
-                <w:rFonts w:ascii="Times New Roman" w:eastAsia="Calibri" w:hAnsi="Times New Roman" w:cs="Times New Roman"/>
-                <w:b/>
-                <w:sz w:val="26"/>
-                <w:szCs w:val="26"/>
-              </w:rPr>
-              <w:t>Ngày</w:t>
-            </w:r>
-          </w:p>
-        </w:tc>
-        <w:tc>
-          <w:tcPr>
-            <w:tcW w:w="2420" w:type="dxa"/>
-          </w:tcPr>
-          <w:p>
-            <w:pPr>
-              <w:spacing w:line="360" w:lineRule="auto"/>
-              <w:jc w:val="center"/>
-              <w:rPr>
-                <w:rFonts w:ascii="Times New Roman" w:eastAsia="Calibri" w:hAnsi="Times New Roman" w:cs="Times New Roman"/>
-                <w:sz w:val="26"/>
-                <w:szCs w:val="26"/>
-              </w:rPr>
-            </w:pPr>
-            <w:r>
-              <w:rPr>
-                <w:rFonts w:ascii="Times New Roman" w:eastAsia="Calibri" w:hAnsi="Times New Roman" w:cs="Times New Roman"/>
-                <w:sz w:val="26"/>
-                <w:szCs w:val="26"/>
-              </w:rPr>
-              <w:t>…./…./2021</w:t>
-            </w:r>
-          </w:p>
-        </w:tc>
-      </w:tr>
-      <w:tr>
-        <w:trPr>
-          <w:trHeight w:val="523"/>
-          <w:jc w:val="center"/>
-        </w:trPr>
-        <w:tc>
-          <w:tcPr>
-            <w:tcW w:w="2223" w:type="dxa"/>
-            <w:vMerge/>
-            <w:shd w:val="clear" w:color="auto" w:fill="B8CCE4" w:themeFill="accent1" w:themeFillTint="66"/>
-          </w:tcPr>
-          <w:p>
-            <w:pPr>
-              <w:spacing w:line="360" w:lineRule="auto"/>
-              <w:rPr>
-                <w:rFonts w:ascii="Times New Roman" w:eastAsia="Calibri" w:hAnsi="Times New Roman" w:cs="Times New Roman"/>
-                <w:b/>
-                <w:sz w:val="26"/>
-                <w:szCs w:val="26"/>
-              </w:rPr>
-            </w:pPr>
-          </w:p>
-        </w:tc>
-        <w:tc>
-          <w:tcPr>
-            <w:tcW w:w="3167" w:type="dxa"/>
-            <w:vMerge w:val="restart"/>
-          </w:tcPr>
-          <w:p>
-            <w:pPr>
-              <w:spacing w:line="360" w:lineRule="auto"/>
-              <w:rPr>
-                <w:rFonts w:ascii="Times New Roman" w:eastAsia="Calibri" w:hAnsi="Times New Roman" w:cs="Times New Roman"/>
-                <w:sz w:val="26"/>
-                <w:szCs w:val="26"/>
-              </w:rPr>
-            </w:pPr>
-          </w:p>
-        </w:tc>
-        <w:tc>
-          <w:tcPr>
-            <w:tcW w:w="1599" w:type="dxa"/>
-            <w:shd w:val="clear" w:color="auto" w:fill="B8CCE4" w:themeFill="accent1" w:themeFillTint="66"/>
-          </w:tcPr>
-          <w:p>
-            <w:pPr>
-              <w:spacing w:line="360" w:lineRule="auto"/>
-              <w:rPr>
-                <w:rFonts w:ascii="Times New Roman" w:eastAsia="Calibri" w:hAnsi="Times New Roman" w:cs="Times New Roman"/>
-                <w:b/>
-                <w:sz w:val="26"/>
-                <w:szCs w:val="26"/>
-              </w:rPr>
-            </w:pPr>
-            <w:r>
-              <w:rPr>
-                <w:rFonts w:ascii="Times New Roman" w:eastAsia="Calibri" w:hAnsi="Times New Roman" w:cs="Times New Roman"/>
-                <w:b/>
-                <w:sz w:val="26"/>
-                <w:szCs w:val="26"/>
-              </w:rPr>
-              <w:t>Chữ ký</w:t>
-            </w:r>
-          </w:p>
-        </w:tc>
-        <w:tc>
-          <w:tcPr>
-            <w:tcW w:w="2420" w:type="dxa"/>
-          </w:tcPr>
-          <w:p>
-            <w:pPr>
-              <w:spacing w:line="360" w:lineRule="auto"/>
-              <w:jc w:val="center"/>
-              <w:rPr>
-                <w:rFonts w:ascii="Times New Roman" w:eastAsia="Calibri" w:hAnsi="Times New Roman" w:cs="Times New Roman"/>
-                <w:sz w:val="26"/>
-                <w:szCs w:val="26"/>
-              </w:rPr>
-            </w:pPr>
-          </w:p>
-        </w:tc>
-      </w:tr>
-      <w:tr>
-        <w:trPr>
-          <w:trHeight w:val="450"/>
-          <w:jc w:val="center"/>
-        </w:trPr>
-        <w:tc>
-          <w:tcPr>
-            <w:tcW w:w="2223" w:type="dxa"/>
-            <w:vMerge/>
-            <w:shd w:val="clear" w:color="auto" w:fill="B8CCE4" w:themeFill="accent1" w:themeFillTint="66"/>
-          </w:tcPr>
-          <w:p>
-            <w:pPr>
-              <w:spacing w:line="360" w:lineRule="auto"/>
-              <w:rPr>
-                <w:rFonts w:ascii="Times New Roman" w:eastAsia="Calibri" w:hAnsi="Times New Roman" w:cs="Times New Roman"/>
-                <w:b/>
-                <w:sz w:val="26"/>
-                <w:szCs w:val="26"/>
-              </w:rPr>
-            </w:pPr>
-          </w:p>
-        </w:tc>
-        <w:tc>
-          <w:tcPr>
-            <w:tcW w:w="3167" w:type="dxa"/>
-            <w:vMerge/>
-          </w:tcPr>
-          <w:p>
-            <w:pPr>
-              <w:spacing w:line="360" w:lineRule="auto"/>
-              <w:rPr>
-                <w:rFonts w:ascii="Times New Roman" w:eastAsia="Calibri" w:hAnsi="Times New Roman" w:cs="Times New Roman"/>
-                <w:sz w:val="26"/>
-                <w:szCs w:val="26"/>
-              </w:rPr>
-            </w:pPr>
-          </w:p>
-        </w:tc>
-        <w:tc>
-          <w:tcPr>
-            <w:tcW w:w="1599" w:type="dxa"/>
-            <w:shd w:val="clear" w:color="auto" w:fill="B8CCE4" w:themeFill="accent1" w:themeFillTint="66"/>
-          </w:tcPr>
-          <w:p>
-            <w:pPr>
-              <w:spacing w:line="360" w:lineRule="auto"/>
-              <w:rPr>
-                <w:rFonts w:ascii="Times New Roman" w:eastAsia="Calibri" w:hAnsi="Times New Roman" w:cs="Times New Roman"/>
-                <w:b/>
-                <w:sz w:val="26"/>
-                <w:szCs w:val="26"/>
-              </w:rPr>
-            </w:pPr>
-            <w:r>
-              <w:rPr>
-                <w:rFonts w:ascii="Times New Roman" w:eastAsia="Calibri" w:hAnsi="Times New Roman" w:cs="Times New Roman"/>
-                <w:b/>
-                <w:sz w:val="26"/>
-                <w:szCs w:val="26"/>
-              </w:rPr>
-              <w:t>Ngày</w:t>
-            </w:r>
-          </w:p>
-        </w:tc>
-        <w:tc>
-          <w:tcPr>
-            <w:tcW w:w="2420" w:type="dxa"/>
-          </w:tcPr>
-          <w:p>
-            <w:pPr>
-              <w:spacing w:line="360" w:lineRule="auto"/>
-              <w:jc w:val="center"/>
-              <w:rPr>
-                <w:rFonts w:ascii="Times New Roman" w:eastAsia="Calibri" w:hAnsi="Times New Roman" w:cs="Times New Roman"/>
-                <w:sz w:val="26"/>
-                <w:szCs w:val="26"/>
-              </w:rPr>
-            </w:pPr>
-            <w:r>
-              <w:rPr>
-                <w:rFonts w:ascii="Times New Roman" w:eastAsia="Calibri" w:hAnsi="Times New Roman" w:cs="Times New Roman"/>
-                <w:sz w:val="26"/>
-                <w:szCs w:val="26"/>
-              </w:rPr>
-              <w:t>…./…./2021</w:t>
+                <w:rFonts w:ascii="Times New Roman" w:hAnsi="Times New Roman" w:cs="Times New Roman"/>
+                <w:sz w:val="26"/>
+                <w:szCs w:val="26"/>
+              </w:rPr>
+            </w:pPr>
+            <w:r>
+              <w:rPr>
+                <w:rFonts w:ascii="Times New Roman" w:hAnsi="Times New Roman" w:cs="Times New Roman"/>
+                <w:sz w:val="26"/>
+                <w:szCs w:val="26"/>
+              </w:rPr>
+              <w:t>30/09/2026</w:t>
             </w:r>
           </w:p>
         </w:tc>
@@ -3582,30 +3322,57 @@
     </w:tbl>
     <w:p>
       <w:pPr>
-        <w:spacing w:after="0" w:line="360" w:lineRule="auto"/>
-        <w:rPr>
-          <w:rFonts w:ascii="Times New Roman" w:hAnsi="Times New Roman" w:cs="Times New Roman"/>
-          <w:sz w:val="26"/>
-          <w:szCs w:val="26"/>
-        </w:rPr>
-      </w:pPr>
-    </w:p>
-    <w:p>
-      <w:pPr>
-        <w:rPr>
-          <w:rFonts w:ascii="Times New Roman" w:hAnsi="Times New Roman" w:cs="Times New Roman"/>
-          <w:sz w:val="26"/>
-          <w:szCs w:val="26"/>
-        </w:rPr>
-      </w:pPr>
-      <w:r>
-        <w:rPr>
-          <w:rFonts w:ascii="Times New Roman" w:hAnsi="Times New Roman" w:cs="Times New Roman"/>
-          <w:sz w:val="26"/>
-          <w:szCs w:val="26"/>
-        </w:rPr>
-        <w:br w:type="page"/>
-      </w:r>
+        <w:rPr>
+          <w:rFonts w:ascii="Times New Roman" w:hAnsi="Times New Roman" w:cs="Times New Roman"/>
+          <w:sz w:val="26"/>
+          <w:szCs w:val="26"/>
+        </w:rPr>
+      </w:pPr>
+    </w:p>
+    <w:p>
+      <w:pPr>
+        <w:rPr>
+          <w:rFonts w:ascii="Times New Roman" w:hAnsi="Times New Roman" w:cs="Times New Roman"/>
+          <w:sz w:val="26"/>
+          <w:szCs w:val="26"/>
+        </w:rPr>
+      </w:pPr>
+    </w:p>
+    <w:p>
+      <w:pPr>
+        <w:rPr>
+          <w:rFonts w:ascii="Times New Roman" w:hAnsi="Times New Roman" w:cs="Times New Roman"/>
+          <w:sz w:val="26"/>
+          <w:szCs w:val="26"/>
+        </w:rPr>
+      </w:pPr>
+    </w:p>
+    <w:p>
+      <w:pPr>
+        <w:rPr>
+          <w:rFonts w:ascii="Times New Roman" w:hAnsi="Times New Roman" w:cs="Times New Roman"/>
+          <w:sz w:val="26"/>
+          <w:szCs w:val="26"/>
+        </w:rPr>
+      </w:pPr>
+    </w:p>
+    <w:p>
+      <w:pPr>
+        <w:rPr>
+          <w:rFonts w:ascii="Times New Roman" w:hAnsi="Times New Roman" w:cs="Times New Roman"/>
+          <w:sz w:val="26"/>
+          <w:szCs w:val="26"/>
+        </w:rPr>
+      </w:pPr>
+    </w:p>
+    <w:p>
+      <w:pPr>
+        <w:rPr>
+          <w:rFonts w:ascii="Times New Roman" w:hAnsi="Times New Roman" w:cs="Times New Roman"/>
+          <w:sz w:val="26"/>
+          <w:szCs w:val="26"/>
+        </w:rPr>
+      </w:pPr>
     </w:p>
     <w:sdt>
       <w:sdtPr>
@@ -3624,15 +3391,10 @@
           <w:docPartUnique/>
         </w:docPartObj>
       </w:sdtPr>
-      <w:sdtEndPr>
-        <w:rPr>
-          <w:noProof/>
-        </w:rPr>
-      </w:sdtEndPr>
       <w:sdtContent>
         <w:p>
           <w:pPr>
-            <w:pStyle w:val="TOCHeading"/>
+            <w:pStyle w:val="TOCHeading1"/>
             <w:jc w:val="center"/>
             <w:rPr>
               <w:rFonts w:ascii="Times New Roman" w:hAnsi="Times New Roman" w:cs="Times New Roman"/>
@@ -3654,7 +3416,6 @@
             <w:pStyle w:val="TOC1"/>
             <w:rPr>
               <w:rFonts w:ascii="Times New Roman" w:eastAsiaTheme="minorEastAsia" w:hAnsi="Times New Roman" w:cs="Times New Roman"/>
-              <w:noProof/>
               <w:sz w:val="26"/>
               <w:szCs w:val="26"/>
             </w:rPr>
@@ -3673,7 +3434,6 @@
               <w:rPr>
                 <w:rStyle w:val="Hyperlink"/>
                 <w:rFonts w:ascii="Times New Roman" w:hAnsi="Times New Roman" w:cs="Times New Roman"/>
-                <w:noProof/>
                 <w:sz w:val="26"/>
                 <w:szCs w:val="26"/>
               </w:rPr>
@@ -3682,7 +3442,6 @@
             <w:r>
               <w:rPr>
                 <w:rFonts w:ascii="Times New Roman" w:eastAsiaTheme="minorEastAsia" w:hAnsi="Times New Roman" w:cs="Times New Roman"/>
-                <w:noProof/>
                 <w:sz w:val="26"/>
                 <w:szCs w:val="26"/>
               </w:rPr>
@@ -3692,7 +3451,6 @@
               <w:rPr>
                 <w:rStyle w:val="Hyperlink"/>
                 <w:rFonts w:ascii="Times New Roman" w:hAnsi="Times New Roman" w:cs="Times New Roman"/>
-                <w:noProof/>
                 <w:sz w:val="26"/>
                 <w:szCs w:val="26"/>
               </w:rPr>
@@ -3701,8 +3459,6 @@
             <w:r>
               <w:rPr>
                 <w:rFonts w:ascii="Times New Roman" w:hAnsi="Times New Roman" w:cs="Times New Roman"/>
-                <w:noProof/>
-                <w:webHidden/>
                 <w:sz w:val="26"/>
                 <w:szCs w:val="26"/>
               </w:rPr>
@@ -3711,8 +3467,6 @@
             <w:r>
               <w:rPr>
                 <w:rFonts w:ascii="Times New Roman" w:hAnsi="Times New Roman" w:cs="Times New Roman"/>
-                <w:noProof/>
-                <w:webHidden/>
                 <w:sz w:val="26"/>
                 <w:szCs w:val="26"/>
               </w:rPr>
@@ -3721,8 +3475,6 @@
             <w:r>
               <w:rPr>
                 <w:rFonts w:ascii="Times New Roman" w:hAnsi="Times New Roman" w:cs="Times New Roman"/>
-                <w:noProof/>
-                <w:webHidden/>
                 <w:sz w:val="26"/>
                 <w:szCs w:val="26"/>
               </w:rPr>
@@ -3731,17 +3483,13 @@
             <w:r>
               <w:rPr>
                 <w:rFonts w:ascii="Times New Roman" w:hAnsi="Times New Roman" w:cs="Times New Roman"/>
-                <w:noProof/>
-                <w:webHidden/>
-                <w:sz w:val="26"/>
-                <w:szCs w:val="26"/>
-              </w:rPr>
-            </w:r>
-            <w:r>
-              <w:rPr>
-                <w:rFonts w:ascii="Times New Roman" w:hAnsi="Times New Roman" w:cs="Times New Roman"/>
-                <w:noProof/>
-                <w:webHidden/>
+                <w:sz w:val="26"/>
+                <w:szCs w:val="26"/>
+              </w:rPr>
+            </w:r>
+            <w:r>
+              <w:rPr>
+                <w:rFonts w:ascii="Times New Roman" w:hAnsi="Times New Roman" w:cs="Times New Roman"/>
                 <w:sz w:val="26"/>
                 <w:szCs w:val="26"/>
               </w:rPr>
@@ -3750,8 +3498,6 @@
             <w:r>
               <w:rPr>
                 <w:rFonts w:ascii="Times New Roman" w:hAnsi="Times New Roman" w:cs="Times New Roman"/>
-                <w:noProof/>
-                <w:webHidden/>
                 <w:sz w:val="26"/>
                 <w:szCs w:val="26"/>
               </w:rPr>
@@ -3760,8 +3506,6 @@
             <w:r>
               <w:rPr>
                 <w:rFonts w:ascii="Times New Roman" w:hAnsi="Times New Roman" w:cs="Times New Roman"/>
-                <w:noProof/>
-                <w:webHidden/>
                 <w:sz w:val="26"/>
                 <w:szCs w:val="26"/>
               </w:rPr>
@@ -3774,7 +3518,6 @@
             <w:pStyle w:val="TOC1"/>
             <w:rPr>
               <w:rFonts w:ascii="Times New Roman" w:eastAsiaTheme="minorEastAsia" w:hAnsi="Times New Roman" w:cs="Times New Roman"/>
-              <w:noProof/>
               <w:sz w:val="26"/>
               <w:szCs w:val="26"/>
             </w:rPr>
@@ -3784,7 +3527,6 @@
               <w:rPr>
                 <w:rStyle w:val="Hyperlink"/>
                 <w:rFonts w:ascii="Times New Roman" w:hAnsi="Times New Roman" w:cs="Times New Roman"/>
-                <w:noProof/>
                 <w:sz w:val="26"/>
                 <w:szCs w:val="26"/>
               </w:rPr>
@@ -3793,7 +3535,6 @@
             <w:r>
               <w:rPr>
                 <w:rFonts w:ascii="Times New Roman" w:eastAsiaTheme="minorEastAsia" w:hAnsi="Times New Roman" w:cs="Times New Roman"/>
-                <w:noProof/>
                 <w:sz w:val="26"/>
                 <w:szCs w:val="26"/>
               </w:rPr>
@@ -3803,7 +3544,6 @@
               <w:rPr>
                 <w:rStyle w:val="Hyperlink"/>
                 <w:rFonts w:ascii="Times New Roman" w:hAnsi="Times New Roman" w:cs="Times New Roman"/>
-                <w:noProof/>
                 <w:sz w:val="26"/>
                 <w:szCs w:val="26"/>
               </w:rPr>
@@ -3812,8 +3552,6 @@
             <w:r>
               <w:rPr>
                 <w:rFonts w:ascii="Times New Roman" w:hAnsi="Times New Roman" w:cs="Times New Roman"/>
-                <w:noProof/>
-                <w:webHidden/>
                 <w:sz w:val="26"/>
                 <w:szCs w:val="26"/>
               </w:rPr>
@@ -3822,8 +3560,6 @@
             <w:r>
               <w:rPr>
                 <w:rFonts w:ascii="Times New Roman" w:hAnsi="Times New Roman" w:cs="Times New Roman"/>
-                <w:noProof/>
-                <w:webHidden/>
                 <w:sz w:val="26"/>
                 <w:szCs w:val="26"/>
               </w:rPr>
@@ -3832,8 +3568,6 @@
             <w:r>
               <w:rPr>
                 <w:rFonts w:ascii="Times New Roman" w:hAnsi="Times New Roman" w:cs="Times New Roman"/>
-                <w:noProof/>
-                <w:webHidden/>
                 <w:sz w:val="26"/>
                 <w:szCs w:val="26"/>
               </w:rPr>
@@ -3842,17 +3576,13 @@
             <w:r>
               <w:rPr>
                 <w:rFonts w:ascii="Times New Roman" w:hAnsi="Times New Roman" w:cs="Times New Roman"/>
-                <w:noProof/>
-                <w:webHidden/>
-                <w:sz w:val="26"/>
-                <w:szCs w:val="26"/>
-              </w:rPr>
-            </w:r>
-            <w:r>
-              <w:rPr>
-                <w:rFonts w:ascii="Times New Roman" w:hAnsi="Times New Roman" w:cs="Times New Roman"/>
-                <w:noProof/>
-                <w:webHidden/>
+                <w:sz w:val="26"/>
+                <w:szCs w:val="26"/>
+              </w:rPr>
+            </w:r>
+            <w:r>
+              <w:rPr>
+                <w:rFonts w:ascii="Times New Roman" w:hAnsi="Times New Roman" w:cs="Times New Roman"/>
                 <w:sz w:val="26"/>
                 <w:szCs w:val="26"/>
               </w:rPr>
@@ -3861,8 +3591,6 @@
             <w:r>
               <w:rPr>
                 <w:rFonts w:ascii="Times New Roman" w:hAnsi="Times New Roman" w:cs="Times New Roman"/>
-                <w:noProof/>
-                <w:webHidden/>
                 <w:sz w:val="26"/>
                 <w:szCs w:val="26"/>
               </w:rPr>
@@ -3871,8 +3599,6 @@
             <w:r>
               <w:rPr>
                 <w:rFonts w:ascii="Times New Roman" w:hAnsi="Times New Roman" w:cs="Times New Roman"/>
-                <w:noProof/>
-                <w:webHidden/>
                 <w:sz w:val="26"/>
                 <w:szCs w:val="26"/>
               </w:rPr>
@@ -3885,7 +3611,6 @@
             <w:pStyle w:val="TOC2"/>
             <w:rPr>
               <w:rFonts w:ascii="Times New Roman" w:eastAsiaTheme="minorEastAsia" w:hAnsi="Times New Roman" w:cs="Times New Roman"/>
-              <w:noProof/>
               <w:sz w:val="26"/>
               <w:szCs w:val="26"/>
             </w:rPr>
@@ -3895,7 +3620,6 @@
               <w:rPr>
                 <w:rStyle w:val="Hyperlink"/>
                 <w:rFonts w:ascii="Times New Roman" w:hAnsi="Times New Roman" w:cs="Times New Roman"/>
-                <w:noProof/>
                 <w:sz w:val="26"/>
                 <w:szCs w:val="26"/>
               </w:rPr>
@@ -3904,7 +3628,6 @@
             <w:r>
               <w:rPr>
                 <w:rFonts w:ascii="Times New Roman" w:eastAsiaTheme="minorEastAsia" w:hAnsi="Times New Roman" w:cs="Times New Roman"/>
-                <w:noProof/>
                 <w:sz w:val="26"/>
                 <w:szCs w:val="26"/>
               </w:rPr>
@@ -3914,7 +3637,6 @@
               <w:rPr>
                 <w:rStyle w:val="Hyperlink"/>
                 <w:rFonts w:ascii="Times New Roman" w:hAnsi="Times New Roman" w:cs="Times New Roman"/>
-                <w:noProof/>
                 <w:sz w:val="26"/>
                 <w:szCs w:val="26"/>
               </w:rPr>
@@ -3923,8 +3645,6 @@
             <w:r>
               <w:rPr>
                 <w:rFonts w:ascii="Times New Roman" w:hAnsi="Times New Roman" w:cs="Times New Roman"/>
-                <w:noProof/>
-                <w:webHidden/>
                 <w:sz w:val="26"/>
                 <w:szCs w:val="26"/>
               </w:rPr>
@@ -3933,8 +3653,6 @@
             <w:r>
               <w:rPr>
                 <w:rFonts w:ascii="Times New Roman" w:hAnsi="Times New Roman" w:cs="Times New Roman"/>
-                <w:noProof/>
-                <w:webHidden/>
                 <w:sz w:val="26"/>
                 <w:szCs w:val="26"/>
               </w:rPr>
@@ -3943,8 +3661,6 @@
             <w:r>
               <w:rPr>
                 <w:rFonts w:ascii="Times New Roman" w:hAnsi="Times New Roman" w:cs="Times New Roman"/>
-                <w:noProof/>
-                <w:webHidden/>
                 <w:sz w:val="26"/>
                 <w:szCs w:val="26"/>
               </w:rPr>
@@ -3953,17 +3669,13 @@
             <w:r>
               <w:rPr>
                 <w:rFonts w:ascii="Times New Roman" w:hAnsi="Times New Roman" w:cs="Times New Roman"/>
-                <w:noProof/>
-                <w:webHidden/>
-                <w:sz w:val="26"/>
-                <w:szCs w:val="26"/>
-              </w:rPr>
-            </w:r>
-            <w:r>
-              <w:rPr>
-                <w:rFonts w:ascii="Times New Roman" w:hAnsi="Times New Roman" w:cs="Times New Roman"/>
-                <w:noProof/>
-                <w:webHidden/>
+                <w:sz w:val="26"/>
+                <w:szCs w:val="26"/>
+              </w:rPr>
+            </w:r>
+            <w:r>
+              <w:rPr>
+                <w:rFonts w:ascii="Times New Roman" w:hAnsi="Times New Roman" w:cs="Times New Roman"/>
                 <w:sz w:val="26"/>
                 <w:szCs w:val="26"/>
               </w:rPr>
@@ -3972,8 +3684,6 @@
             <w:r>
               <w:rPr>
                 <w:rFonts w:ascii="Times New Roman" w:hAnsi="Times New Roman" w:cs="Times New Roman"/>
-                <w:noProof/>
-                <w:webHidden/>
                 <w:sz w:val="26"/>
                 <w:szCs w:val="26"/>
               </w:rPr>
@@ -3982,8 +3692,6 @@
             <w:r>
               <w:rPr>
                 <w:rFonts w:ascii="Times New Roman" w:hAnsi="Times New Roman" w:cs="Times New Roman"/>
-                <w:noProof/>
-                <w:webHidden/>
                 <w:sz w:val="26"/>
                 <w:szCs w:val="26"/>
               </w:rPr>
@@ -3996,7 +3704,6 @@
             <w:pStyle w:val="TOC2"/>
             <w:rPr>
               <w:rFonts w:ascii="Times New Roman" w:eastAsiaTheme="minorEastAsia" w:hAnsi="Times New Roman" w:cs="Times New Roman"/>
-              <w:noProof/>
               <w:sz w:val="26"/>
               <w:szCs w:val="26"/>
             </w:rPr>
@@ -4006,7 +3713,6 @@
               <w:rPr>
                 <w:rStyle w:val="Hyperlink"/>
                 <w:rFonts w:ascii="Times New Roman" w:hAnsi="Times New Roman" w:cs="Times New Roman"/>
-                <w:noProof/>
                 <w:sz w:val="26"/>
                 <w:szCs w:val="26"/>
               </w:rPr>
@@ -4015,7 +3721,6 @@
             <w:r>
               <w:rPr>
                 <w:rFonts w:ascii="Times New Roman" w:eastAsiaTheme="minorEastAsia" w:hAnsi="Times New Roman" w:cs="Times New Roman"/>
-                <w:noProof/>
                 <w:sz w:val="26"/>
                 <w:szCs w:val="26"/>
               </w:rPr>
@@ -4025,7 +3730,6 @@
               <w:rPr>
                 <w:rStyle w:val="Hyperlink"/>
                 <w:rFonts w:ascii="Times New Roman" w:hAnsi="Times New Roman" w:cs="Times New Roman"/>
-                <w:noProof/>
                 <w:sz w:val="26"/>
                 <w:szCs w:val="26"/>
               </w:rPr>
@@ -4034,8 +3738,6 @@
             <w:r>
               <w:rPr>
                 <w:rFonts w:ascii="Times New Roman" w:hAnsi="Times New Roman" w:cs="Times New Roman"/>
-                <w:noProof/>
-                <w:webHidden/>
                 <w:sz w:val="26"/>
                 <w:szCs w:val="26"/>
               </w:rPr>
@@ -4044,8 +3746,6 @@
             <w:r>
               <w:rPr>
                 <w:rFonts w:ascii="Times New Roman" w:hAnsi="Times New Roman" w:cs="Times New Roman"/>
-                <w:noProof/>
-                <w:webHidden/>
                 <w:sz w:val="26"/>
                 <w:szCs w:val="26"/>
               </w:rPr>
@@ -4054,8 +3754,6 @@
             <w:r>
               <w:rPr>
                 <w:rFonts w:ascii="Times New Roman" w:hAnsi="Times New Roman" w:cs="Times New Roman"/>
-                <w:noProof/>
-                <w:webHidden/>
                 <w:sz w:val="26"/>
                 <w:szCs w:val="26"/>
               </w:rPr>
@@ -4064,17 +3762,13 @@
             <w:r>
               <w:rPr>
                 <w:rFonts w:ascii="Times New Roman" w:hAnsi="Times New Roman" w:cs="Times New Roman"/>
-                <w:noProof/>
-                <w:webHidden/>
-                <w:sz w:val="26"/>
-                <w:szCs w:val="26"/>
-              </w:rPr>
-            </w:r>
-            <w:r>
-              <w:rPr>
-                <w:rFonts w:ascii="Times New Roman" w:hAnsi="Times New Roman" w:cs="Times New Roman"/>
-                <w:noProof/>
-                <w:webHidden/>
+                <w:sz w:val="26"/>
+                <w:szCs w:val="26"/>
+              </w:rPr>
+            </w:r>
+            <w:r>
+              <w:rPr>
+                <w:rFonts w:ascii="Times New Roman" w:hAnsi="Times New Roman" w:cs="Times New Roman"/>
                 <w:sz w:val="26"/>
                 <w:szCs w:val="26"/>
               </w:rPr>
@@ -4083,8 +3777,6 @@
             <w:r>
               <w:rPr>
                 <w:rFonts w:ascii="Times New Roman" w:hAnsi="Times New Roman" w:cs="Times New Roman"/>
-                <w:noProof/>
-                <w:webHidden/>
                 <w:sz w:val="26"/>
                 <w:szCs w:val="26"/>
               </w:rPr>
@@ -4093,8 +3785,6 @@
             <w:r>
               <w:rPr>
                 <w:rFonts w:ascii="Times New Roman" w:hAnsi="Times New Roman" w:cs="Times New Roman"/>
-                <w:noProof/>
-                <w:webHidden/>
                 <w:sz w:val="26"/>
                 <w:szCs w:val="26"/>
               </w:rPr>
@@ -4107,7 +3797,6 @@
             <w:pStyle w:val="TOC1"/>
             <w:rPr>
               <w:rFonts w:ascii="Times New Roman" w:eastAsiaTheme="minorEastAsia" w:hAnsi="Times New Roman" w:cs="Times New Roman"/>
-              <w:noProof/>
               <w:sz w:val="26"/>
               <w:szCs w:val="26"/>
             </w:rPr>
@@ -4117,7 +3806,6 @@
               <w:rPr>
                 <w:rStyle w:val="Hyperlink"/>
                 <w:rFonts w:ascii="Times New Roman" w:hAnsi="Times New Roman" w:cs="Times New Roman"/>
-                <w:noProof/>
                 <w:sz w:val="26"/>
                 <w:szCs w:val="26"/>
               </w:rPr>
@@ -4126,7 +3814,6 @@
             <w:r>
               <w:rPr>
                 <w:rFonts w:ascii="Times New Roman" w:eastAsiaTheme="minorEastAsia" w:hAnsi="Times New Roman" w:cs="Times New Roman"/>
-                <w:noProof/>
                 <w:sz w:val="26"/>
                 <w:szCs w:val="26"/>
               </w:rPr>
@@ -4136,7 +3823,6 @@
               <w:rPr>
                 <w:rStyle w:val="Hyperlink"/>
                 <w:rFonts w:ascii="Times New Roman" w:hAnsi="Times New Roman" w:cs="Times New Roman"/>
-                <w:noProof/>
                 <w:sz w:val="26"/>
                 <w:szCs w:val="26"/>
               </w:rPr>
@@ -4145,8 +3831,6 @@
             <w:r>
               <w:rPr>
                 <w:rFonts w:ascii="Times New Roman" w:hAnsi="Times New Roman" w:cs="Times New Roman"/>
-                <w:noProof/>
-                <w:webHidden/>
                 <w:sz w:val="26"/>
                 <w:szCs w:val="26"/>
               </w:rPr>
@@ -4155,8 +3839,6 @@
             <w:r>
               <w:rPr>
                 <w:rFonts w:ascii="Times New Roman" w:hAnsi="Times New Roman" w:cs="Times New Roman"/>
-                <w:noProof/>
-                <w:webHidden/>
                 <w:sz w:val="26"/>
                 <w:szCs w:val="26"/>
               </w:rPr>
@@ -4165,8 +3847,6 @@
             <w:r>
               <w:rPr>
                 <w:rFonts w:ascii="Times New Roman" w:hAnsi="Times New Roman" w:cs="Times New Roman"/>
-                <w:noProof/>
-                <w:webHidden/>
                 <w:sz w:val="26"/>
                 <w:szCs w:val="26"/>
               </w:rPr>
@@ -4175,17 +3855,13 @@
             <w:r>
               <w:rPr>
                 <w:rFonts w:ascii="Times New Roman" w:hAnsi="Times New Roman" w:cs="Times New Roman"/>
-                <w:noProof/>
-                <w:webHidden/>
-                <w:sz w:val="26"/>
-                <w:szCs w:val="26"/>
-              </w:rPr>
-            </w:r>
-            <w:r>
-              <w:rPr>
-                <w:rFonts w:ascii="Times New Roman" w:hAnsi="Times New Roman" w:cs="Times New Roman"/>
-                <w:noProof/>
-                <w:webHidden/>
+                <w:sz w:val="26"/>
+                <w:szCs w:val="26"/>
+              </w:rPr>
+            </w:r>
+            <w:r>
+              <w:rPr>
+                <w:rFonts w:ascii="Times New Roman" w:hAnsi="Times New Roman" w:cs="Times New Roman"/>
                 <w:sz w:val="26"/>
                 <w:szCs w:val="26"/>
               </w:rPr>
@@ -4194,8 +3870,6 @@
             <w:r>
               <w:rPr>
                 <w:rFonts w:ascii="Times New Roman" w:hAnsi="Times New Roman" w:cs="Times New Roman"/>
-                <w:noProof/>
-                <w:webHidden/>
                 <w:sz w:val="26"/>
                 <w:szCs w:val="26"/>
               </w:rPr>
@@ -4204,8 +3878,6 @@
             <w:r>
               <w:rPr>
                 <w:rFonts w:ascii="Times New Roman" w:hAnsi="Times New Roman" w:cs="Times New Roman"/>
-                <w:noProof/>
-                <w:webHidden/>
                 <w:sz w:val="26"/>
                 <w:szCs w:val="26"/>
               </w:rPr>
@@ -4218,7 +3890,6 @@
             <w:pStyle w:val="TOC2"/>
             <w:rPr>
               <w:rFonts w:ascii="Times New Roman" w:eastAsiaTheme="minorEastAsia" w:hAnsi="Times New Roman" w:cs="Times New Roman"/>
-              <w:noProof/>
               <w:sz w:val="26"/>
               <w:szCs w:val="26"/>
             </w:rPr>
@@ -4228,7 +3899,6 @@
               <w:rPr>
                 <w:rStyle w:val="Hyperlink"/>
                 <w:rFonts w:ascii="Times New Roman" w:hAnsi="Times New Roman" w:cs="Times New Roman"/>
-                <w:noProof/>
                 <w:sz w:val="26"/>
                 <w:szCs w:val="26"/>
               </w:rPr>
@@ -4237,7 +3907,6 @@
             <w:r>
               <w:rPr>
                 <w:rFonts w:ascii="Times New Roman" w:eastAsiaTheme="minorEastAsia" w:hAnsi="Times New Roman" w:cs="Times New Roman"/>
-                <w:noProof/>
                 <w:sz w:val="26"/>
                 <w:szCs w:val="26"/>
               </w:rPr>
@@ -4247,7 +3916,6 @@
               <w:rPr>
                 <w:rStyle w:val="Hyperlink"/>
                 <w:rFonts w:ascii="Times New Roman" w:hAnsi="Times New Roman" w:cs="Times New Roman"/>
-                <w:noProof/>
                 <w:sz w:val="26"/>
                 <w:szCs w:val="26"/>
               </w:rPr>
@@ -4256,8 +3924,6 @@
             <w:r>
               <w:rPr>
                 <w:rFonts w:ascii="Times New Roman" w:hAnsi="Times New Roman" w:cs="Times New Roman"/>
-                <w:noProof/>
-                <w:webHidden/>
                 <w:sz w:val="26"/>
                 <w:szCs w:val="26"/>
               </w:rPr>
@@ -4266,8 +3932,6 @@
             <w:r>
               <w:rPr>
                 <w:rFonts w:ascii="Times New Roman" w:hAnsi="Times New Roman" w:cs="Times New Roman"/>
-                <w:noProof/>
-                <w:webHidden/>
                 <w:sz w:val="26"/>
                 <w:szCs w:val="26"/>
               </w:rPr>
@@ -4276,8 +3940,6 @@
             <w:r>
               <w:rPr>
                 <w:rFonts w:ascii="Times New Roman" w:hAnsi="Times New Roman" w:cs="Times New Roman"/>
-                <w:noProof/>
-                <w:webHidden/>
                 <w:sz w:val="26"/>
                 <w:szCs w:val="26"/>
               </w:rPr>
@@ -4286,17 +3948,13 @@
             <w:r>
               <w:rPr>
                 <w:rFonts w:ascii="Times New Roman" w:hAnsi="Times New Roman" w:cs="Times New Roman"/>
-                <w:noProof/>
-                <w:webHidden/>
-                <w:sz w:val="26"/>
-                <w:szCs w:val="26"/>
-              </w:rPr>
-            </w:r>
-            <w:r>
-              <w:rPr>
-                <w:rFonts w:ascii="Times New Roman" w:hAnsi="Times New Roman" w:cs="Times New Roman"/>
-                <w:noProof/>
-                <w:webHidden/>
+                <w:sz w:val="26"/>
+                <w:szCs w:val="26"/>
+              </w:rPr>
+            </w:r>
+            <w:r>
+              <w:rPr>
+                <w:rFonts w:ascii="Times New Roman" w:hAnsi="Times New Roman" w:cs="Times New Roman"/>
                 <w:sz w:val="26"/>
                 <w:szCs w:val="26"/>
               </w:rPr>
@@ -4305,8 +3963,6 @@
             <w:r>
               <w:rPr>
                 <w:rFonts w:ascii="Times New Roman" w:hAnsi="Times New Roman" w:cs="Times New Roman"/>
-                <w:noProof/>
-                <w:webHidden/>
                 <w:sz w:val="26"/>
                 <w:szCs w:val="26"/>
               </w:rPr>
@@ -4315,8 +3971,6 @@
             <w:r>
               <w:rPr>
                 <w:rFonts w:ascii="Times New Roman" w:hAnsi="Times New Roman" w:cs="Times New Roman"/>
-                <w:noProof/>
-                <w:webHidden/>
                 <w:sz w:val="26"/>
                 <w:szCs w:val="26"/>
               </w:rPr>
@@ -4329,7 +3983,6 @@
             <w:pStyle w:val="TOC2"/>
             <w:rPr>
               <w:rFonts w:ascii="Times New Roman" w:eastAsiaTheme="minorEastAsia" w:hAnsi="Times New Roman" w:cs="Times New Roman"/>
-              <w:noProof/>
               <w:sz w:val="26"/>
               <w:szCs w:val="26"/>
             </w:rPr>
@@ -4339,7 +3992,6 @@
               <w:rPr>
                 <w:rStyle w:val="Hyperlink"/>
                 <w:rFonts w:ascii="Times New Roman" w:hAnsi="Times New Roman" w:cs="Times New Roman"/>
-                <w:noProof/>
                 <w:sz w:val="26"/>
                 <w:szCs w:val="26"/>
               </w:rPr>
@@ -4348,7 +4000,6 @@
             <w:r>
               <w:rPr>
                 <w:rFonts w:ascii="Times New Roman" w:eastAsiaTheme="minorEastAsia" w:hAnsi="Times New Roman" w:cs="Times New Roman"/>
-                <w:noProof/>
                 <w:sz w:val="26"/>
                 <w:szCs w:val="26"/>
               </w:rPr>
@@ -4358,7 +4009,6 @@
               <w:rPr>
                 <w:rStyle w:val="Hyperlink"/>
                 <w:rFonts w:ascii="Times New Roman" w:hAnsi="Times New Roman" w:cs="Times New Roman"/>
-                <w:noProof/>
                 <w:sz w:val="26"/>
                 <w:szCs w:val="26"/>
               </w:rPr>
@@ -4367,8 +4017,6 @@
             <w:r>
               <w:rPr>
                 <w:rFonts w:ascii="Times New Roman" w:hAnsi="Times New Roman" w:cs="Times New Roman"/>
-                <w:noProof/>
-                <w:webHidden/>
                 <w:sz w:val="26"/>
                 <w:szCs w:val="26"/>
               </w:rPr>
@@ -4377,8 +4025,6 @@
             <w:r>
               <w:rPr>
                 <w:rFonts w:ascii="Times New Roman" w:hAnsi="Times New Roman" w:cs="Times New Roman"/>
-                <w:noProof/>
-                <w:webHidden/>
                 <w:sz w:val="26"/>
                 <w:szCs w:val="26"/>
               </w:rPr>
@@ -4387,8 +4033,6 @@
             <w:r>
               <w:rPr>
                 <w:rFonts w:ascii="Times New Roman" w:hAnsi="Times New Roman" w:cs="Times New Roman"/>
-                <w:noProof/>
-                <w:webHidden/>
                 <w:sz w:val="26"/>
                 <w:szCs w:val="26"/>
               </w:rPr>
@@ -4397,17 +4041,13 @@
             <w:r>
               <w:rPr>
                 <w:rFonts w:ascii="Times New Roman" w:hAnsi="Times New Roman" w:cs="Times New Roman"/>
-                <w:noProof/>
-                <w:webHidden/>
-                <w:sz w:val="26"/>
-                <w:szCs w:val="26"/>
-              </w:rPr>
-            </w:r>
-            <w:r>
-              <w:rPr>
-                <w:rFonts w:ascii="Times New Roman" w:hAnsi="Times New Roman" w:cs="Times New Roman"/>
-                <w:noProof/>
-                <w:webHidden/>
+                <w:sz w:val="26"/>
+                <w:szCs w:val="26"/>
+              </w:rPr>
+            </w:r>
+            <w:r>
+              <w:rPr>
+                <w:rFonts w:ascii="Times New Roman" w:hAnsi="Times New Roman" w:cs="Times New Roman"/>
                 <w:sz w:val="26"/>
                 <w:szCs w:val="26"/>
               </w:rPr>
@@ -4416,8 +4056,6 @@
             <w:r>
               <w:rPr>
                 <w:rFonts w:ascii="Times New Roman" w:hAnsi="Times New Roman" w:cs="Times New Roman"/>
-                <w:noProof/>
-                <w:webHidden/>
                 <w:sz w:val="26"/>
                 <w:szCs w:val="26"/>
               </w:rPr>
@@ -4426,8 +4064,6 @@
             <w:r>
               <w:rPr>
                 <w:rFonts w:ascii="Times New Roman" w:hAnsi="Times New Roman" w:cs="Times New Roman"/>
-                <w:noProof/>
-                <w:webHidden/>
                 <w:sz w:val="26"/>
                 <w:szCs w:val="26"/>
               </w:rPr>
@@ -4440,7 +4076,6 @@
             <w:pStyle w:val="TOC1"/>
             <w:rPr>
               <w:rFonts w:ascii="Times New Roman" w:eastAsiaTheme="minorEastAsia" w:hAnsi="Times New Roman" w:cs="Times New Roman"/>
-              <w:noProof/>
               <w:sz w:val="26"/>
               <w:szCs w:val="26"/>
             </w:rPr>
@@ -4450,7 +4085,6 @@
               <w:rPr>
                 <w:rStyle w:val="Hyperlink"/>
                 <w:rFonts w:ascii="Times New Roman" w:hAnsi="Times New Roman" w:cs="Times New Roman"/>
-                <w:noProof/>
                 <w:sz w:val="26"/>
                 <w:szCs w:val="26"/>
               </w:rPr>
@@ -4459,7 +4093,6 @@
             <w:r>
               <w:rPr>
                 <w:rFonts w:ascii="Times New Roman" w:eastAsiaTheme="minorEastAsia" w:hAnsi="Times New Roman" w:cs="Times New Roman"/>
-                <w:noProof/>
                 <w:sz w:val="26"/>
                 <w:szCs w:val="26"/>
               </w:rPr>
@@ -4469,7 +4102,6 @@
               <w:rPr>
                 <w:rStyle w:val="Hyperlink"/>
                 <w:rFonts w:ascii="Times New Roman" w:hAnsi="Times New Roman" w:cs="Times New Roman"/>
-                <w:noProof/>
                 <w:sz w:val="26"/>
                 <w:szCs w:val="26"/>
               </w:rPr>
@@ -4478,8 +4110,6 @@
             <w:r>
               <w:rPr>
                 <w:rFonts w:ascii="Times New Roman" w:hAnsi="Times New Roman" w:cs="Times New Roman"/>
-                <w:noProof/>
-                <w:webHidden/>
                 <w:sz w:val="26"/>
                 <w:szCs w:val="26"/>
               </w:rPr>
@@ -4488,8 +4118,6 @@
             <w:r>
               <w:rPr>
                 <w:rFonts w:ascii="Times New Roman" w:hAnsi="Times New Roman" w:cs="Times New Roman"/>
-                <w:noProof/>
-                <w:webHidden/>
                 <w:sz w:val="26"/>
                 <w:szCs w:val="26"/>
               </w:rPr>
@@ -4498,8 +4126,6 @@
             <w:r>
               <w:rPr>
                 <w:rFonts w:ascii="Times New Roman" w:hAnsi="Times New Roman" w:cs="Times New Roman"/>
-                <w:noProof/>
-                <w:webHidden/>
                 <w:sz w:val="26"/>
                 <w:szCs w:val="26"/>
               </w:rPr>
@@ -4508,17 +4134,13 @@
             <w:r>
               <w:rPr>
                 <w:rFonts w:ascii="Times New Roman" w:hAnsi="Times New Roman" w:cs="Times New Roman"/>
-                <w:noProof/>
-                <w:webHidden/>
-                <w:sz w:val="26"/>
-                <w:szCs w:val="26"/>
-              </w:rPr>
-            </w:r>
-            <w:r>
-              <w:rPr>
-                <w:rFonts w:ascii="Times New Roman" w:hAnsi="Times New Roman" w:cs="Times New Roman"/>
-                <w:noProof/>
-                <w:webHidden/>
+                <w:sz w:val="26"/>
+                <w:szCs w:val="26"/>
+              </w:rPr>
+            </w:r>
+            <w:r>
+              <w:rPr>
+                <w:rFonts w:ascii="Times New Roman" w:hAnsi="Times New Roman" w:cs="Times New Roman"/>
                 <w:sz w:val="26"/>
                 <w:szCs w:val="26"/>
               </w:rPr>
@@ -4527,8 +4149,6 @@
             <w:r>
               <w:rPr>
                 <w:rFonts w:ascii="Times New Roman" w:hAnsi="Times New Roman" w:cs="Times New Roman"/>
-                <w:noProof/>
-                <w:webHidden/>
                 <w:sz w:val="26"/>
                 <w:szCs w:val="26"/>
               </w:rPr>
@@ -4537,8 +4157,6 @@
             <w:r>
               <w:rPr>
                 <w:rFonts w:ascii="Times New Roman" w:hAnsi="Times New Roman" w:cs="Times New Roman"/>
-                <w:noProof/>
-                <w:webHidden/>
                 <w:sz w:val="26"/>
                 <w:szCs w:val="26"/>
               </w:rPr>
@@ -4552,7 +4170,6 @@
               <w:rFonts w:ascii="Times New Roman" w:hAnsi="Times New Roman" w:cs="Times New Roman"/>
               <w:b/>
               <w:bCs/>
-              <w:noProof/>
               <w:sz w:val="26"/>
               <w:szCs w:val="26"/>
             </w:rPr>
@@ -4566,7 +4183,7 @@
         <w:pStyle w:val="ListParagraph"/>
         <w:numPr>
           <w:ilvl w:val="0"/>
-          <w:numId w:val="2"/>
+          <w:numId w:val="1"/>
         </w:numPr>
         <w:spacing w:after="0" w:line="360" w:lineRule="auto"/>
         <w:outlineLvl w:val="0"/>
@@ -4597,102 +4214,6 @@
         <w:t>MỤC TIÊU</w:t>
       </w:r>
       <w:bookmarkEnd w:id="0"/>
-    </w:p>
-    <w:p>
-      <w:pPr>
-        <w:pStyle w:val="ListParagraph"/>
-        <w:numPr>
-          <w:ilvl w:val="0"/>
-          <w:numId w:val="3"/>
-        </w:numPr>
-        <w:spacing w:after="0" w:line="360" w:lineRule="auto"/>
-        <w:ind w:left="426"/>
-        <w:rPr>
-          <w:rFonts w:ascii="Times New Roman" w:hAnsi="Times New Roman" w:cs="Times New Roman"/>
-          <w:sz w:val="26"/>
-          <w:szCs w:val="26"/>
-        </w:rPr>
-      </w:pPr>
-      <w:r>
-        <w:rPr>
-          <w:rFonts w:ascii="Times New Roman" w:hAnsi="Times New Roman" w:cs="Times New Roman"/>
-          <w:sz w:val="26"/>
-          <w:szCs w:val="26"/>
-        </w:rPr>
-        <w:t>Tìm hiểu được phải làm thế nào để cung cấp được một sản phẩm chất lượng theo đúng thực tiễn.</w:t>
-      </w:r>
-    </w:p>
-    <w:p>
-      <w:pPr>
-        <w:pStyle w:val="ListParagraph"/>
-        <w:numPr>
-          <w:ilvl w:val="0"/>
-          <w:numId w:val="3"/>
-        </w:numPr>
-        <w:spacing w:after="0" w:line="360" w:lineRule="auto"/>
-        <w:ind w:left="426"/>
-        <w:rPr>
-          <w:rFonts w:ascii="Times New Roman" w:hAnsi="Times New Roman" w:cs="Times New Roman"/>
-          <w:sz w:val="26"/>
-          <w:szCs w:val="26"/>
-        </w:rPr>
-      </w:pPr>
-      <w:r>
-        <w:rPr>
-          <w:rFonts w:ascii="Times New Roman" w:hAnsi="Times New Roman" w:cs="Times New Roman"/>
-          <w:sz w:val="26"/>
-          <w:szCs w:val="26"/>
-        </w:rPr>
-        <w:t>Cung cấp sản phẩm phần mềm theo yêu cầu của người sử dụng.</w:t>
-      </w:r>
-    </w:p>
-    <w:p>
-      <w:pPr>
-        <w:pStyle w:val="ListParagraph"/>
-        <w:numPr>
-          <w:ilvl w:val="0"/>
-          <w:numId w:val="3"/>
-        </w:numPr>
-        <w:spacing w:after="0" w:line="360" w:lineRule="auto"/>
-        <w:ind w:left="426"/>
-        <w:rPr>
-          <w:rFonts w:ascii="Times New Roman" w:hAnsi="Times New Roman" w:cs="Times New Roman"/>
-          <w:sz w:val="26"/>
-          <w:szCs w:val="26"/>
-        </w:rPr>
-      </w:pPr>
-      <w:r>
-        <w:rPr>
-          <w:rFonts w:ascii="Times New Roman" w:hAnsi="Times New Roman" w:cs="Times New Roman"/>
-          <w:sz w:val="26"/>
-          <w:szCs w:val="26"/>
-        </w:rPr>
-        <w:t>Tìm hiểu và thực hiện theo quy trình Scrum.</w:t>
-      </w:r>
-    </w:p>
-    <w:p>
-      <w:pPr>
-        <w:pStyle w:val="ListParagraph"/>
-        <w:numPr>
-          <w:ilvl w:val="0"/>
-          <w:numId w:val="3"/>
-        </w:numPr>
-        <w:spacing w:after="0" w:line="360" w:lineRule="auto"/>
-        <w:ind w:left="426"/>
-        <w:rPr>
-          <w:rFonts w:ascii="Times New Roman" w:hAnsi="Times New Roman" w:cs="Times New Roman"/>
-          <w:sz w:val="26"/>
-          <w:szCs w:val="26"/>
-        </w:rPr>
-      </w:pPr>
-      <w:r>
-        <w:rPr>
-          <w:rFonts w:ascii="Times New Roman" w:hAnsi="Times New Roman" w:cs="Times New Roman"/>
-          <w:sz w:val="26"/>
-          <w:szCs w:val="26"/>
-        </w:rPr>
-        <w:t>Thực hiện được một dự án hiệu quả và được quản lý tốt.</w:t>
-      </w:r>
     </w:p>
     <w:p>
       <w:pPr>
@@ -4702,6 +4223,126 @@
           <w:numId w:val="2"/>
         </w:numPr>
         <w:spacing w:after="0" w:line="360" w:lineRule="auto"/>
+        <w:ind w:left="426"/>
+        <w:rPr>
+          <w:rFonts w:ascii="Times New Roman" w:hAnsi="Times New Roman" w:cs="Times New Roman"/>
+          <w:sz w:val="26"/>
+          <w:szCs w:val="26"/>
+        </w:rPr>
+      </w:pPr>
+      <w:r>
+        <w:rPr>
+          <w:rFonts w:ascii="Times New Roman" w:hAnsi="Times New Roman" w:cs="Times New Roman"/>
+          <w:sz w:val="26"/>
+          <w:szCs w:val="26"/>
+        </w:rPr>
+        <w:t xml:space="preserve">Tìm </w:t>
+      </w:r>
+      <w:r>
+        <w:rPr>
+          <w:rFonts w:ascii="Times New Roman" w:hAnsi="Times New Roman" w:cs="Times New Roman"/>
+          <w:sz w:val="26"/>
+          <w:szCs w:val="26"/>
+        </w:rPr>
+        <w:t>h</w:t>
+      </w:r>
+      <w:r>
+        <w:rPr>
+          <w:rFonts w:ascii="Times New Roman" w:hAnsi="Times New Roman" w:cs="Times New Roman"/>
+          <w:sz w:val="26"/>
+          <w:szCs w:val="26"/>
+        </w:rPr>
+        <w:t>iểu cách tạo ra một sản phẩm chất lượng theo thực tiễn</w:t>
+      </w:r>
+      <w:r>
+        <w:rPr>
+          <w:rFonts w:ascii="Times New Roman" w:hAnsi="Times New Roman" w:cs="Times New Roman"/>
+          <w:sz w:val="26"/>
+          <w:szCs w:val="26"/>
+        </w:rPr>
+        <w:t>.</w:t>
+      </w:r>
+    </w:p>
+    <w:p>
+      <w:pPr>
+        <w:pStyle w:val="ListParagraph"/>
+        <w:numPr>
+          <w:ilvl w:val="0"/>
+          <w:numId w:val="2"/>
+        </w:numPr>
+        <w:spacing w:after="0" w:line="360" w:lineRule="auto"/>
+        <w:ind w:left="426"/>
+        <w:rPr>
+          <w:rFonts w:ascii="Times New Roman" w:hAnsi="Times New Roman" w:cs="Times New Roman"/>
+          <w:sz w:val="26"/>
+          <w:szCs w:val="26"/>
+        </w:rPr>
+      </w:pPr>
+      <w:r>
+        <w:rPr>
+          <w:rFonts w:ascii="Times New Roman" w:hAnsi="Times New Roman" w:cs="Times New Roman"/>
+          <w:sz w:val="26"/>
+          <w:szCs w:val="26"/>
+        </w:rPr>
+        <w:t>Cung cấp sản phẩm phần mềm theo yêu cầu của người sử dụng.</w:t>
+      </w:r>
+    </w:p>
+    <w:p>
+      <w:pPr>
+        <w:pStyle w:val="ListParagraph"/>
+        <w:numPr>
+          <w:ilvl w:val="0"/>
+          <w:numId w:val="2"/>
+        </w:numPr>
+        <w:spacing w:after="0" w:line="360" w:lineRule="auto"/>
+        <w:ind w:left="426"/>
+        <w:rPr>
+          <w:rFonts w:ascii="Times New Roman" w:hAnsi="Times New Roman" w:cs="Times New Roman"/>
+          <w:sz w:val="26"/>
+          <w:szCs w:val="26"/>
+        </w:rPr>
+      </w:pPr>
+      <w:r>
+        <w:rPr>
+          <w:rFonts w:ascii="Times New Roman" w:hAnsi="Times New Roman" w:cs="Times New Roman"/>
+          <w:sz w:val="26"/>
+          <w:szCs w:val="26"/>
+        </w:rPr>
+        <w:t>Tìm hiểu và thực hiện theo quy trình Scrum.</w:t>
+      </w:r>
+    </w:p>
+    <w:p>
+      <w:pPr>
+        <w:pStyle w:val="ListParagraph"/>
+        <w:numPr>
+          <w:ilvl w:val="0"/>
+          <w:numId w:val="2"/>
+        </w:numPr>
+        <w:spacing w:after="0" w:line="360" w:lineRule="auto"/>
+        <w:ind w:left="426"/>
+        <w:rPr>
+          <w:rFonts w:ascii="Times New Roman" w:hAnsi="Times New Roman" w:cs="Times New Roman"/>
+          <w:sz w:val="26"/>
+          <w:szCs w:val="26"/>
+        </w:rPr>
+      </w:pPr>
+      <w:r>
+        <w:rPr>
+          <w:rFonts w:ascii="Times New Roman" w:hAnsi="Times New Roman" w:cs="Times New Roman"/>
+          <w:sz w:val="26"/>
+          <w:szCs w:val="26"/>
+        </w:rPr>
+        <w:t>Thực hiện được một dự án hiệu quả và được quản lý tốt.</w:t>
+      </w:r>
+    </w:p>
+    <w:p>
+      <w:pPr>
+        <w:pStyle w:val="ListParagraph"/>
+        <w:numPr>
+          <w:ilvl w:val="0"/>
+          <w:numId w:val="1"/>
+        </w:numPr>
+        <w:spacing w:after="0" w:line="360" w:lineRule="auto"/>
         <w:outlineLvl w:val="0"/>
         <w:rPr>
           <w:rFonts w:ascii="Times New Roman" w:hAnsi="Times New Roman" w:cs="Times New Roman"/>
@@ -4721,6 +4362,1207 @@
         <w:t>ĐÁNH GIÁ</w:t>
       </w:r>
       <w:bookmarkEnd w:id="1"/>
+    </w:p>
+    <w:p>
+      <w:pPr>
+        <w:pStyle w:val="ListParagraph"/>
+        <w:numPr>
+          <w:ilvl w:val="1"/>
+          <w:numId w:val="1"/>
+        </w:numPr>
+        <w:spacing w:after="0" w:line="360" w:lineRule="auto"/>
+        <w:outlineLvl w:val="1"/>
+        <w:rPr>
+          <w:rFonts w:ascii="Times New Roman" w:hAnsi="Times New Roman" w:cs="Times New Roman"/>
+          <w:b/>
+          <w:sz w:val="26"/>
+          <w:szCs w:val="26"/>
+        </w:rPr>
+      </w:pPr>
+      <w:bookmarkStart w:id="2" w:name="_Toc71834437"/>
+      <w:r>
+        <w:rPr>
+          <w:rFonts w:ascii="Times New Roman" w:hAnsi="Times New Roman" w:cs="Times New Roman"/>
+          <w:b/>
+          <w:sz w:val="26"/>
+          <w:szCs w:val="26"/>
+        </w:rPr>
+        <w:t>Những điều đã làm được</w:t>
+      </w:r>
+      <w:bookmarkEnd w:id="2"/>
+    </w:p>
+    <w:p>
+      <w:pPr>
+        <w:pStyle w:val="ListParagraph"/>
+        <w:numPr>
+          <w:ilvl w:val="0"/>
+          <w:numId w:val="2"/>
+        </w:numPr>
+        <w:spacing w:after="0" w:line="360" w:lineRule="auto"/>
+        <w:ind w:left="851"/>
+        <w:rPr>
+          <w:rFonts w:ascii="Times New Roman" w:hAnsi="Times New Roman" w:cs="Times New Roman"/>
+          <w:sz w:val="26"/>
+          <w:szCs w:val="26"/>
+        </w:rPr>
+      </w:pPr>
+      <w:r>
+        <w:rPr>
+          <w:rFonts w:ascii="Times New Roman" w:hAnsi="Times New Roman" w:cs="Times New Roman"/>
+          <w:sz w:val="26"/>
+          <w:szCs w:val="26"/>
+        </w:rPr>
+        <w:t>Sử dụng ngôn ngữ lập trình đã học và các công cụ quản lý, thiết kế dự án.</w:t>
+      </w:r>
+    </w:p>
+    <w:p>
+      <w:pPr>
+        <w:pStyle w:val="ListParagraph"/>
+        <w:numPr>
+          <w:ilvl w:val="0"/>
+          <w:numId w:val="2"/>
+        </w:numPr>
+        <w:spacing w:after="0" w:line="360" w:lineRule="auto"/>
+        <w:ind w:left="851"/>
+        <w:rPr>
+          <w:rFonts w:ascii="Times New Roman" w:hAnsi="Times New Roman" w:cs="Times New Roman"/>
+          <w:sz w:val="26"/>
+          <w:szCs w:val="26"/>
+        </w:rPr>
+      </w:pPr>
+      <w:r>
+        <w:rPr>
+          <w:rFonts w:ascii="Times New Roman" w:hAnsi="Times New Roman" w:cs="Times New Roman"/>
+          <w:sz w:val="26"/>
+          <w:szCs w:val="26"/>
+        </w:rPr>
+        <w:t>Lập kế hoạch từ khi bắt đầu dự án cho đến khi kết thúc.</w:t>
+      </w:r>
+    </w:p>
+    <w:p>
+      <w:pPr>
+        <w:pStyle w:val="ListParagraph"/>
+        <w:numPr>
+          <w:ilvl w:val="0"/>
+          <w:numId w:val="2"/>
+        </w:numPr>
+        <w:spacing w:after="0" w:line="360" w:lineRule="auto"/>
+        <w:ind w:left="851"/>
+        <w:rPr>
+          <w:rFonts w:ascii="Times New Roman" w:hAnsi="Times New Roman" w:cs="Times New Roman"/>
+          <w:sz w:val="26"/>
+          <w:szCs w:val="26"/>
+        </w:rPr>
+      </w:pPr>
+      <w:r>
+        <w:rPr>
+          <w:rFonts w:ascii="Times New Roman" w:hAnsi="Times New Roman" w:cs="Times New Roman"/>
+          <w:sz w:val="26"/>
+          <w:szCs w:val="26"/>
+        </w:rPr>
+        <w:t>Khi vừa bắt đầu chưa hiểu rõ quy trình Scrum nên nhóm chúng em tuân thủ theo quy trình Scrum. sư</w:t>
+      </w:r>
+    </w:p>
+    <w:p>
+      <w:pPr>
+        <w:pStyle w:val="ListParagraph"/>
+        <w:numPr>
+          <w:ilvl w:val="0"/>
+          <w:numId w:val="2"/>
+        </w:numPr>
+        <w:spacing w:after="0" w:line="360" w:lineRule="auto"/>
+        <w:ind w:left="851"/>
+        <w:rPr>
+          <w:rFonts w:ascii="Times New Roman" w:hAnsi="Times New Roman" w:cs="Times New Roman"/>
+          <w:sz w:val="26"/>
+          <w:szCs w:val="26"/>
+        </w:rPr>
+      </w:pPr>
+      <w:r>
+        <w:rPr>
+          <w:rFonts w:ascii="Times New Roman" w:hAnsi="Times New Roman" w:cs="Times New Roman"/>
+          <w:sz w:val="26"/>
+          <w:szCs w:val="26"/>
+        </w:rPr>
+        <w:t>Viết các tài liệu liên quan.</w:t>
+      </w:r>
+    </w:p>
+    <w:p>
+      <w:pPr>
+        <w:pStyle w:val="ListParagraph"/>
+        <w:numPr>
+          <w:ilvl w:val="0"/>
+          <w:numId w:val="2"/>
+        </w:numPr>
+        <w:spacing w:after="0" w:line="360" w:lineRule="auto"/>
+        <w:ind w:left="851"/>
+        <w:rPr>
+          <w:rFonts w:ascii="Times New Roman" w:hAnsi="Times New Roman" w:cs="Times New Roman"/>
+          <w:sz w:val="26"/>
+          <w:szCs w:val="26"/>
+        </w:rPr>
+      </w:pPr>
+      <w:r>
+        <w:rPr>
+          <w:rFonts w:ascii="Times New Roman" w:hAnsi="Times New Roman" w:cs="Times New Roman"/>
+          <w:sz w:val="26"/>
+          <w:szCs w:val="26"/>
+        </w:rPr>
+        <w:t>Phân tích, thiết kế và code được thực hiện đồng thời. Dễ dàng phân chia công việc.</w:t>
+      </w:r>
+    </w:p>
+    <w:p>
+      <w:pPr>
+        <w:pStyle w:val="ListParagraph"/>
+        <w:numPr>
+          <w:ilvl w:val="0"/>
+          <w:numId w:val="2"/>
+        </w:numPr>
+        <w:spacing w:after="0" w:line="360" w:lineRule="auto"/>
+        <w:ind w:left="851"/>
+        <w:rPr>
+          <w:rFonts w:ascii="Times New Roman" w:hAnsi="Times New Roman" w:cs="Times New Roman"/>
+          <w:sz w:val="26"/>
+          <w:szCs w:val="26"/>
+        </w:rPr>
+      </w:pPr>
+      <w:r>
+        <w:rPr>
+          <w:rFonts w:ascii="Times New Roman" w:hAnsi="Times New Roman" w:cs="Times New Roman"/>
+          <w:sz w:val="26"/>
+          <w:szCs w:val="26"/>
+        </w:rPr>
+        <w:t>Gặp giảng viên hướng dẫn để xác định vấn đề và tìm phương pháp giải quyết</w:t>
+      </w:r>
+      <w:r>
+        <w:rPr>
+          <w:rFonts w:ascii="Times New Roman" w:hAnsi="Times New Roman" w:cs="Times New Roman"/>
+          <w:sz w:val="26"/>
+          <w:szCs w:val="26"/>
+        </w:rPr>
+        <w:t>.</w:t>
+      </w:r>
+    </w:p>
+    <w:p>
+      <w:pPr>
+        <w:pStyle w:val="ListParagraph"/>
+        <w:numPr>
+          <w:ilvl w:val="0"/>
+          <w:numId w:val="2"/>
+        </w:numPr>
+        <w:spacing w:after="0" w:line="360" w:lineRule="auto"/>
+        <w:ind w:left="851"/>
+        <w:rPr>
+          <w:rFonts w:ascii="Times New Roman" w:hAnsi="Times New Roman" w:cs="Times New Roman"/>
+          <w:sz w:val="26"/>
+          <w:szCs w:val="26"/>
+        </w:rPr>
+      </w:pPr>
+      <w:r>
+        <w:rPr>
+          <w:rFonts w:ascii="Times New Roman" w:hAnsi="Times New Roman" w:cs="Times New Roman"/>
+          <w:sz w:val="26"/>
+          <w:szCs w:val="26"/>
+        </w:rPr>
+        <w:t>Hoàn thành đúng lịch trình của dự án.</w:t>
+      </w:r>
+    </w:p>
+    <w:p>
+      <w:pPr>
+        <w:pStyle w:val="ListParagraph"/>
+        <w:numPr>
+          <w:ilvl w:val="0"/>
+          <w:numId w:val="2"/>
+        </w:numPr>
+        <w:spacing w:after="0" w:line="360" w:lineRule="auto"/>
+        <w:ind w:left="851"/>
+        <w:rPr>
+          <w:rFonts w:ascii="Times New Roman" w:hAnsi="Times New Roman" w:cs="Times New Roman"/>
+          <w:sz w:val="26"/>
+          <w:szCs w:val="26"/>
+        </w:rPr>
+      </w:pPr>
+      <w:r>
+        <w:rPr>
+          <w:rFonts w:ascii="Times New Roman" w:hAnsi="Times New Roman" w:cs="Times New Roman"/>
+          <w:sz w:val="26"/>
+          <w:szCs w:val="26"/>
+        </w:rPr>
+        <w:t>Học được cách giao tiếp trong nhóm và cùng phối hợp các thành viên trong nhóm để hoàn thành tốt dự án.</w:t>
+      </w:r>
+    </w:p>
+    <w:p>
+      <w:pPr>
+        <w:pStyle w:val="ListParagraph"/>
+        <w:numPr>
+          <w:ilvl w:val="1"/>
+          <w:numId w:val="1"/>
+        </w:numPr>
+        <w:spacing w:after="0" w:line="360" w:lineRule="auto"/>
+        <w:outlineLvl w:val="1"/>
+        <w:rPr>
+          <w:rFonts w:ascii="Times New Roman" w:hAnsi="Times New Roman" w:cs="Times New Roman"/>
+          <w:b/>
+          <w:sz w:val="26"/>
+          <w:szCs w:val="26"/>
+        </w:rPr>
+      </w:pPr>
+      <w:bookmarkStart w:id="3" w:name="_Toc71834438"/>
+      <w:r>
+        <w:rPr>
+          <w:rFonts w:ascii="Times New Roman" w:hAnsi="Times New Roman" w:cs="Times New Roman"/>
+          <w:b/>
+          <w:sz w:val="26"/>
+          <w:szCs w:val="26"/>
+        </w:rPr>
+        <w:t>Những điều chưa làm được</w:t>
+      </w:r>
+      <w:bookmarkEnd w:id="3"/>
+    </w:p>
+    <w:p>
+      <w:pPr>
+        <w:pStyle w:val="ListParagraph"/>
+        <w:numPr>
+          <w:ilvl w:val="0"/>
+          <w:numId w:val="2"/>
+        </w:numPr>
+        <w:spacing w:after="0" w:line="360" w:lineRule="auto"/>
+        <w:ind w:left="851"/>
+        <w:rPr>
+          <w:rFonts w:ascii="Times New Roman" w:hAnsi="Times New Roman" w:cs="Times New Roman"/>
+          <w:sz w:val="26"/>
+          <w:szCs w:val="26"/>
+        </w:rPr>
+      </w:pPr>
+      <w:r>
+        <w:rPr>
+          <w:rFonts w:ascii="Times New Roman" w:hAnsi="Times New Roman" w:cs="Times New Roman"/>
+          <w:sz w:val="26"/>
+          <w:szCs w:val="26"/>
+        </w:rPr>
+        <w:t>Khi vừa bắt đầu. vì chưa nắm vững quy trình Scrum mà các thành viên thực hiện nên chưa bắt kịp được quy trình của dự án</w:t>
+      </w:r>
+    </w:p>
+    <w:p>
+      <w:pPr>
+        <w:pStyle w:val="ListParagraph"/>
+        <w:numPr>
+          <w:ilvl w:val="0"/>
+          <w:numId w:val="2"/>
+        </w:numPr>
+        <w:spacing w:after="0" w:line="360" w:lineRule="auto"/>
+        <w:ind w:left="851"/>
+        <w:rPr>
+          <w:rFonts w:ascii="Times New Roman" w:hAnsi="Times New Roman" w:cs="Times New Roman"/>
+          <w:sz w:val="26"/>
+          <w:szCs w:val="26"/>
+        </w:rPr>
+      </w:pPr>
+      <w:r>
+        <w:rPr>
+          <w:rFonts w:ascii="Times New Roman" w:hAnsi="Times New Roman" w:cs="Times New Roman"/>
+          <w:sz w:val="26"/>
+          <w:szCs w:val="26"/>
+        </w:rPr>
+        <w:t>Phần mềm và chất lượng phần mềm chưa được kiểm chứng</w:t>
+      </w:r>
+    </w:p>
+    <w:p>
+      <w:pPr>
+        <w:pStyle w:val="ListParagraph"/>
+        <w:numPr>
+          <w:ilvl w:val="0"/>
+          <w:numId w:val="2"/>
+        </w:numPr>
+        <w:spacing w:after="0" w:line="360" w:lineRule="auto"/>
+        <w:ind w:left="851"/>
+        <w:rPr>
+          <w:rFonts w:ascii="Times New Roman" w:hAnsi="Times New Roman" w:cs="Times New Roman"/>
+          <w:sz w:val="26"/>
+          <w:szCs w:val="26"/>
+        </w:rPr>
+      </w:pPr>
+      <w:r>
+        <w:rPr>
+          <w:rFonts w:ascii="Times New Roman" w:hAnsi="Times New Roman" w:cs="Times New Roman"/>
+          <w:sz w:val="26"/>
+          <w:szCs w:val="26"/>
+        </w:rPr>
+        <w:t>Thiếu đánh giá khách quan từ phía người dùng về sản phẩm</w:t>
+      </w:r>
+      <w:r>
+        <w:rPr>
+          <w:rFonts w:ascii="Times New Roman" w:hAnsi="Times New Roman" w:cs="Times New Roman"/>
+          <w:sz w:val="26"/>
+          <w:szCs w:val="26"/>
+        </w:rPr>
+        <w:t>.</w:t>
+      </w:r>
+    </w:p>
+    <w:p>
+      <w:pPr>
+        <w:pStyle w:val="ListParagraph"/>
+        <w:numPr>
+          <w:ilvl w:val="0"/>
+          <w:numId w:val="2"/>
+        </w:numPr>
+        <w:spacing w:after="0" w:line="360" w:lineRule="auto"/>
+        <w:ind w:left="851"/>
+        <w:rPr>
+          <w:rFonts w:ascii="Times New Roman" w:hAnsi="Times New Roman" w:cs="Times New Roman"/>
+          <w:sz w:val="26"/>
+          <w:szCs w:val="26"/>
+        </w:rPr>
+      </w:pPr>
+      <w:r>
+        <w:rPr>
+          <w:rFonts w:ascii="Times New Roman" w:hAnsi="Times New Roman" w:cs="Times New Roman"/>
+          <w:sz w:val="26"/>
+          <w:szCs w:val="26"/>
+        </w:rPr>
+        <w:t>Chưa tương tác trực tiếp với khách hàng để tìm hiểu yêu cầu của khách hàng nhằm hoàn thiện tốt sản phẩm</w:t>
+      </w:r>
+    </w:p>
+    <w:p>
+      <w:pPr>
+        <w:pStyle w:val="ListParagraph"/>
+        <w:numPr>
+          <w:ilvl w:val="0"/>
+          <w:numId w:val="1"/>
+        </w:numPr>
+        <w:spacing w:after="0" w:line="360" w:lineRule="auto"/>
+        <w:outlineLvl w:val="0"/>
+        <w:rPr>
+          <w:rFonts w:ascii="Times New Roman" w:hAnsi="Times New Roman" w:cs="Times New Roman"/>
+          <w:b/>
+          <w:sz w:val="26"/>
+          <w:szCs w:val="26"/>
+        </w:rPr>
+      </w:pPr>
+      <w:bookmarkStart w:id="4" w:name="_Toc71834439"/>
+      <w:r>
+        <w:rPr>
+          <w:rFonts w:ascii="Times New Roman" w:hAnsi="Times New Roman" w:cs="Times New Roman"/>
+          <w:b/>
+          <w:sz w:val="26"/>
+          <w:szCs w:val="26"/>
+        </w:rPr>
+        <w:t>THUẬN LỢI VÀ KHÓ KHĂN</w:t>
+      </w:r>
+      <w:bookmarkEnd w:id="4"/>
+    </w:p>
+    <w:p>
+      <w:pPr>
+        <w:pStyle w:val="ListParagraph"/>
+        <w:numPr>
+          <w:ilvl w:val="1"/>
+          <w:numId w:val="1"/>
+        </w:numPr>
+        <w:spacing w:after="0" w:line="360" w:lineRule="auto"/>
+        <w:outlineLvl w:val="1"/>
+        <w:rPr>
+          <w:rFonts w:ascii="Times New Roman" w:hAnsi="Times New Roman" w:cs="Times New Roman"/>
+          <w:b/>
+          <w:sz w:val="26"/>
+          <w:szCs w:val="26"/>
+        </w:rPr>
+      </w:pPr>
+      <w:bookmarkStart w:id="5" w:name="_Toc71834440"/>
+      <w:r>
+        <w:rPr>
+          <w:rFonts w:ascii="Times New Roman" w:hAnsi="Times New Roman" w:cs="Times New Roman"/>
+          <w:b/>
+          <w:sz w:val="26"/>
+          <w:szCs w:val="26"/>
+        </w:rPr>
+        <w:t>Thuận lợi</w:t>
+      </w:r>
+      <w:bookmarkEnd w:id="5"/>
+    </w:p>
+    <w:p>
+      <w:pPr>
+        <w:pStyle w:val="ListParagraph"/>
+        <w:numPr>
+          <w:ilvl w:val="0"/>
+          <w:numId w:val="2"/>
+        </w:numPr>
+        <w:spacing w:after="0" w:line="360" w:lineRule="auto"/>
+        <w:ind w:left="851"/>
+        <w:rPr>
+          <w:rFonts w:ascii="Times New Roman" w:hAnsi="Times New Roman" w:cs="Times New Roman"/>
+          <w:sz w:val="26"/>
+          <w:szCs w:val="26"/>
+        </w:rPr>
+      </w:pPr>
+      <w:r>
+        <w:rPr>
+          <w:rFonts w:ascii="Times New Roman" w:hAnsi="Times New Roman" w:cs="Times New Roman"/>
+          <w:sz w:val="26"/>
+          <w:szCs w:val="26"/>
+        </w:rPr>
+        <w:t>Thực hiện tốt về phạm vi, mục tiêu của dự án</w:t>
+      </w:r>
+    </w:p>
+    <w:p>
+      <w:pPr>
+        <w:pStyle w:val="ListParagraph"/>
+        <w:numPr>
+          <w:ilvl w:val="0"/>
+          <w:numId w:val="2"/>
+        </w:numPr>
+        <w:spacing w:after="0" w:line="360" w:lineRule="auto"/>
+        <w:ind w:left="851"/>
+        <w:rPr>
+          <w:rFonts w:ascii="Times New Roman" w:hAnsi="Times New Roman" w:cs="Times New Roman"/>
+          <w:sz w:val="26"/>
+          <w:szCs w:val="26"/>
+        </w:rPr>
+      </w:pPr>
+      <w:r>
+        <w:rPr>
+          <w:rFonts w:ascii="Times New Roman" w:hAnsi="Times New Roman" w:cs="Times New Roman"/>
+          <w:sz w:val="26"/>
+          <w:szCs w:val="26"/>
+        </w:rPr>
+        <w:t>Hoàn thành công việc với tỷ lệ 98%</w:t>
+      </w:r>
+    </w:p>
+    <w:p>
+      <w:pPr>
+        <w:pStyle w:val="ListParagraph"/>
+        <w:numPr>
+          <w:ilvl w:val="0"/>
+          <w:numId w:val="2"/>
+        </w:numPr>
+        <w:spacing w:after="0" w:line="360" w:lineRule="auto"/>
+        <w:ind w:left="851"/>
+        <w:rPr>
+          <w:rFonts w:ascii="Times New Roman" w:hAnsi="Times New Roman" w:cs="Times New Roman"/>
+          <w:sz w:val="26"/>
+          <w:szCs w:val="26"/>
+        </w:rPr>
+      </w:pPr>
+      <w:r>
+        <w:rPr>
+          <w:rFonts w:ascii="Times New Roman" w:hAnsi="Times New Roman" w:cs="Times New Roman"/>
+          <w:sz w:val="26"/>
+          <w:szCs w:val="26"/>
+        </w:rPr>
+        <w:t>Nắm bắt được quy trình Scrum và áp dụng Scrum vào thực tế</w:t>
+      </w:r>
+    </w:p>
+    <w:p>
+      <w:pPr>
+        <w:pStyle w:val="ListParagraph"/>
+        <w:numPr>
+          <w:ilvl w:val="1"/>
+          <w:numId w:val="1"/>
+        </w:numPr>
+        <w:spacing w:after="0" w:line="360" w:lineRule="auto"/>
+        <w:outlineLvl w:val="1"/>
+        <w:rPr>
+          <w:rFonts w:ascii="Times New Roman" w:hAnsi="Times New Roman" w:cs="Times New Roman"/>
+          <w:b/>
+          <w:sz w:val="26"/>
+          <w:szCs w:val="26"/>
+        </w:rPr>
+      </w:pPr>
+      <w:bookmarkStart w:id="6" w:name="_Toc71834441"/>
+      <w:r>
+        <w:rPr>
+          <w:rFonts w:ascii="Times New Roman" w:hAnsi="Times New Roman" w:cs="Times New Roman"/>
+          <w:b/>
+          <w:sz w:val="26"/>
+          <w:szCs w:val="26"/>
+        </w:rPr>
+        <w:t>Khó khăn</w:t>
+      </w:r>
+      <w:bookmarkEnd w:id="6"/>
+    </w:p>
+    <w:p>
+      <w:pPr>
+        <w:pStyle w:val="ListParagraph"/>
+        <w:numPr>
+          <w:ilvl w:val="0"/>
+          <w:numId w:val="2"/>
+        </w:numPr>
+        <w:spacing w:after="0" w:line="360" w:lineRule="auto"/>
+        <w:ind w:left="851"/>
+        <w:rPr>
+          <w:rFonts w:ascii="Times New Roman" w:hAnsi="Times New Roman" w:cs="Times New Roman"/>
+          <w:sz w:val="26"/>
+          <w:szCs w:val="26"/>
+        </w:rPr>
+      </w:pPr>
+      <w:r>
+        <w:rPr>
+          <w:rFonts w:ascii="Times New Roman" w:hAnsi="Times New Roman" w:cs="Times New Roman"/>
+          <w:sz w:val="26"/>
+          <w:szCs w:val="26"/>
+        </w:rPr>
+        <w:lastRenderedPageBreak/>
+        <w:t>Khó cân bằng được số lượng công việc cho từng thành viên trong nhóm</w:t>
+      </w:r>
+    </w:p>
+    <w:p>
+      <w:pPr>
+        <w:pStyle w:val="ListParagraph"/>
+        <w:numPr>
+          <w:ilvl w:val="0"/>
+          <w:numId w:val="2"/>
+        </w:numPr>
+        <w:spacing w:after="0" w:line="360" w:lineRule="auto"/>
+        <w:ind w:left="851"/>
+        <w:rPr>
+          <w:rFonts w:ascii="Times New Roman" w:hAnsi="Times New Roman" w:cs="Times New Roman"/>
+          <w:sz w:val="26"/>
+          <w:szCs w:val="26"/>
+        </w:rPr>
+      </w:pPr>
+      <w:r>
+        <w:rPr>
+          <w:rFonts w:ascii="Times New Roman" w:hAnsi="Times New Roman" w:cs="Times New Roman"/>
+          <w:sz w:val="26"/>
+          <w:szCs w:val="26"/>
+        </w:rPr>
+        <w:t>Chưa thực sự hoàn thành công việc theo kế hoạch đề ra d</w:t>
+      </w:r>
+      <w:r>
+        <w:rPr>
+          <w:rFonts w:ascii="Times New Roman" w:hAnsi="Times New Roman" w:cs="Times New Roman"/>
+          <w:sz w:val="26"/>
+          <w:szCs w:val="26"/>
+        </w:rPr>
+        <w:t>ẫ</w:t>
+      </w:r>
+      <w:r>
+        <w:rPr>
+          <w:rFonts w:ascii="Times New Roman" w:hAnsi="Times New Roman" w:cs="Times New Roman"/>
+          <w:sz w:val="26"/>
+          <w:szCs w:val="26"/>
+        </w:rPr>
+        <w:t>n đến thiếu thời gian và phải làm thêm giờ</w:t>
+      </w:r>
+    </w:p>
+    <w:p>
+      <w:pPr>
+        <w:pStyle w:val="ListParagraph"/>
+        <w:numPr>
+          <w:ilvl w:val="0"/>
+          <w:numId w:val="2"/>
+        </w:numPr>
+        <w:spacing w:after="0" w:line="360" w:lineRule="auto"/>
+        <w:ind w:left="851"/>
+        <w:rPr>
+          <w:rFonts w:ascii="Times New Roman" w:hAnsi="Times New Roman" w:cs="Times New Roman"/>
+          <w:sz w:val="26"/>
+          <w:szCs w:val="26"/>
+        </w:rPr>
+      </w:pPr>
+      <w:r>
+        <w:rPr>
+          <w:rFonts w:ascii="Times New Roman" w:hAnsi="Times New Roman" w:cs="Times New Roman"/>
+          <w:sz w:val="26"/>
+          <w:szCs w:val="26"/>
+        </w:rPr>
+        <w:t>Thiếu kinh nghiệm về công nghệ và quy trình thực hiện</w:t>
+      </w:r>
+    </w:p>
+    <w:p>
+      <w:pPr>
+        <w:pStyle w:val="ListParagraph"/>
+        <w:numPr>
+          <w:ilvl w:val="0"/>
+          <w:numId w:val="2"/>
+        </w:numPr>
+        <w:spacing w:after="0" w:line="360" w:lineRule="auto"/>
+        <w:ind w:left="851"/>
+        <w:rPr>
+          <w:rFonts w:ascii="Times New Roman" w:hAnsi="Times New Roman" w:cs="Times New Roman"/>
+          <w:sz w:val="26"/>
+          <w:szCs w:val="26"/>
+        </w:rPr>
+      </w:pPr>
+      <w:r>
+        <w:rPr>
+          <w:rFonts w:ascii="Times New Roman" w:hAnsi="Times New Roman" w:cs="Times New Roman"/>
+          <w:sz w:val="26"/>
+          <w:szCs w:val="26"/>
+        </w:rPr>
+        <w:t>Thiếu kinh nghiệm giải quyết vấn đề khi có các vấn đề xảy ra</w:t>
+      </w:r>
+    </w:p>
+    <w:p>
+      <w:pPr>
+        <w:pStyle w:val="ListParagraph"/>
+        <w:numPr>
+          <w:ilvl w:val="0"/>
+          <w:numId w:val="2"/>
+        </w:numPr>
+        <w:spacing w:after="0" w:line="360" w:lineRule="auto"/>
+        <w:ind w:left="851"/>
+        <w:rPr>
+          <w:rFonts w:ascii="Times New Roman" w:hAnsi="Times New Roman" w:cs="Times New Roman"/>
+          <w:sz w:val="26"/>
+          <w:szCs w:val="26"/>
+        </w:rPr>
+      </w:pPr>
+      <w:r>
+        <w:rPr>
+          <w:rFonts w:ascii="Times New Roman" w:hAnsi="Times New Roman" w:cs="Times New Roman"/>
+          <w:sz w:val="26"/>
+          <w:szCs w:val="26"/>
+        </w:rPr>
+        <w:t>Sự phối hợp giữa các thành viên trong nhóm chưa thực sự ăn ý</w:t>
+      </w:r>
+    </w:p>
+    <w:p>
+      <w:pPr>
+        <w:pStyle w:val="ListParagraph"/>
+        <w:numPr>
+          <w:ilvl w:val="0"/>
+          <w:numId w:val="2"/>
+        </w:numPr>
+        <w:spacing w:after="0" w:line="360" w:lineRule="auto"/>
+        <w:ind w:left="851"/>
+        <w:rPr>
+          <w:rFonts w:ascii="Times New Roman" w:hAnsi="Times New Roman" w:cs="Times New Roman"/>
+          <w:sz w:val="26"/>
+          <w:szCs w:val="26"/>
+        </w:rPr>
+      </w:pPr>
+      <w:r>
+        <w:rPr>
+          <w:rFonts w:ascii="Times New Roman" w:hAnsi="Times New Roman" w:cs="Times New Roman"/>
+          <w:sz w:val="26"/>
+          <w:szCs w:val="26"/>
+        </w:rPr>
+        <w:t>Khó tránh khỏi bất đồng về quan điểm của các thành viên trong nhóm</w:t>
+      </w:r>
+    </w:p>
+    <w:p>
+      <w:pPr>
+        <w:pStyle w:val="ListParagraph"/>
+        <w:numPr>
+          <w:ilvl w:val="0"/>
+          <w:numId w:val="1"/>
+        </w:numPr>
+        <w:spacing w:after="0" w:line="360" w:lineRule="auto"/>
+        <w:outlineLvl w:val="0"/>
+        <w:rPr>
+          <w:rFonts w:ascii="Times New Roman" w:hAnsi="Times New Roman" w:cs="Times New Roman"/>
+          <w:b/>
+          <w:sz w:val="26"/>
+          <w:szCs w:val="26"/>
+        </w:rPr>
+      </w:pPr>
+      <w:bookmarkStart w:id="7" w:name="_Toc71834442"/>
+      <w:r>
+        <w:rPr>
+          <w:rFonts w:ascii="Times New Roman" w:hAnsi="Times New Roman" w:cs="Times New Roman"/>
+          <w:b/>
+          <w:sz w:val="26"/>
+          <w:szCs w:val="26"/>
+        </w:rPr>
+        <w:t>BÀI HỌC KINH NGHIỆM</w:t>
+      </w:r>
+      <w:bookmarkEnd w:id="7"/>
+      <w:r>
+        <w:rPr>
+          <w:rFonts w:ascii="Times New Roman" w:hAnsi="Times New Roman" w:cs="Times New Roman"/>
+          <w:b/>
+          <w:sz w:val="26"/>
+          <w:szCs w:val="26"/>
+        </w:rPr>
+        <w:t xml:space="preserve"> CỦA NHÓM</w:t>
+      </w:r>
+    </w:p>
+    <w:p>
+      <w:pPr>
+        <w:pStyle w:val="ListParagraph"/>
+        <w:numPr>
+          <w:ilvl w:val="0"/>
+          <w:numId w:val="2"/>
+        </w:numPr>
+        <w:spacing w:after="0" w:line="360" w:lineRule="auto"/>
+        <w:ind w:left="426"/>
+        <w:rPr>
+          <w:rFonts w:ascii="Times New Roman" w:hAnsi="Times New Roman" w:cs="Times New Roman"/>
+          <w:sz w:val="26"/>
+          <w:szCs w:val="26"/>
+        </w:rPr>
+      </w:pPr>
+      <w:r>
+        <w:rPr>
+          <w:rFonts w:ascii="Times New Roman" w:hAnsi="Times New Roman" w:cs="Times New Roman"/>
+          <w:sz w:val="26"/>
+          <w:szCs w:val="26"/>
+        </w:rPr>
+        <w:t>Để dự án triển khai thành công thì phải có kế hoạch từ đầu một cách chi tiết và luôn bám sát theo kế hoạch thực hiện.</w:t>
+      </w:r>
+    </w:p>
+    <w:p>
+      <w:pPr>
+        <w:pStyle w:val="ListParagraph"/>
+        <w:numPr>
+          <w:ilvl w:val="0"/>
+          <w:numId w:val="2"/>
+        </w:numPr>
+        <w:spacing w:after="0" w:line="360" w:lineRule="auto"/>
+        <w:ind w:left="426"/>
+        <w:rPr>
+          <w:rFonts w:ascii="Times New Roman" w:hAnsi="Times New Roman" w:cs="Times New Roman"/>
+          <w:sz w:val="26"/>
+          <w:szCs w:val="26"/>
+        </w:rPr>
+      </w:pPr>
+      <w:r>
+        <w:rPr>
+          <w:rFonts w:ascii="Times New Roman" w:hAnsi="Times New Roman" w:cs="Times New Roman"/>
+          <w:sz w:val="26"/>
+          <w:szCs w:val="26"/>
+        </w:rPr>
+        <w:t>Thường xuyên rà soát, họp nhóm để kịp thời xử lý rủi ro và sai sót</w:t>
+      </w:r>
+      <w:r>
+        <w:rPr>
+          <w:rFonts w:ascii="Times New Roman" w:hAnsi="Times New Roman" w:cs="Times New Roman"/>
+          <w:sz w:val="26"/>
+          <w:szCs w:val="26"/>
+        </w:rPr>
+        <w:t>.</w:t>
+      </w:r>
+    </w:p>
+    <w:p>
+      <w:pPr>
+        <w:pStyle w:val="ListParagraph"/>
+        <w:numPr>
+          <w:ilvl w:val="0"/>
+          <w:numId w:val="2"/>
+        </w:numPr>
+        <w:spacing w:after="0" w:line="360" w:lineRule="auto"/>
+        <w:ind w:left="426"/>
+        <w:rPr>
+          <w:rFonts w:ascii="Times New Roman" w:hAnsi="Times New Roman" w:cs="Times New Roman"/>
+          <w:sz w:val="26"/>
+          <w:szCs w:val="26"/>
+        </w:rPr>
+      </w:pPr>
+      <w:r>
+        <w:rPr>
+          <w:rFonts w:ascii="Times New Roman" w:hAnsi="Times New Roman" w:cs="Times New Roman"/>
+          <w:sz w:val="26"/>
+          <w:szCs w:val="26"/>
+        </w:rPr>
+        <w:t>Trong quá trình làm nhóm sẽ xảy ra nhiều bất đồng về ý tưởng và quan điểm, do đó phải lắng nghe ý kiến của các thành viên trong nhóm để tìm cách giải quyết.</w:t>
+      </w:r>
+    </w:p>
+    <w:p>
+      <w:pPr>
+        <w:pStyle w:val="ListParagraph"/>
+        <w:numPr>
+          <w:ilvl w:val="0"/>
+          <w:numId w:val="1"/>
+        </w:numPr>
+        <w:spacing w:after="0" w:line="360" w:lineRule="auto"/>
+        <w:rPr>
+          <w:rFonts w:ascii="Times New Roman" w:hAnsi="Times New Roman" w:cs="Times New Roman"/>
+          <w:b/>
+          <w:bCs/>
+          <w:sz w:val="26"/>
+          <w:szCs w:val="26"/>
+        </w:rPr>
+      </w:pPr>
+      <w:r>
+        <w:rPr>
+          <w:rFonts w:ascii="Times New Roman" w:hAnsi="Times New Roman" w:cs="Times New Roman"/>
+          <w:b/>
+          <w:bCs/>
+          <w:sz w:val="26"/>
+          <w:szCs w:val="26"/>
+        </w:rPr>
+        <w:t>BÀI HỌC KINH NGHIỆM CÁ NHÂN</w:t>
+      </w:r>
+    </w:p>
+    <w:p>
+      <w:pPr>
+        <w:pStyle w:val="ListParagraph"/>
+        <w:keepNext/>
+        <w:numPr>
+          <w:ilvl w:val="1"/>
+          <w:numId w:val="1"/>
+        </w:numPr>
+        <w:spacing w:before="120" w:after="0" w:line="360" w:lineRule="auto"/>
+        <w:rPr>
+          <w:rFonts w:ascii="Times New Roman" w:hAnsi="Times New Roman" w:cs="Times New Roman"/>
+          <w:b/>
+          <w:bCs/>
+          <w:sz w:val="26"/>
+          <w:szCs w:val="26"/>
+        </w:rPr>
+      </w:pPr>
+      <w:r>
+        <w:rPr>
+          <w:rFonts w:ascii="Times New Roman" w:hAnsi="Times New Roman" w:cs="Times New Roman"/>
+          <w:b/>
+          <w:bCs/>
+          <w:sz w:val="26"/>
+          <w:szCs w:val="26"/>
+        </w:rPr>
+        <w:t>Phạm Phú Hưng (Trưởng nhóm)</w:t>
+      </w:r>
+    </w:p>
+    <w:p>
+      <w:pPr>
+        <w:pStyle w:val="ListParagraph"/>
+        <w:numPr>
+          <w:ilvl w:val="0"/>
+          <w:numId w:val="2"/>
+        </w:numPr>
+        <w:spacing w:after="0" w:line="360" w:lineRule="auto"/>
+        <w:ind w:left="851"/>
+        <w:rPr>
+          <w:rFonts w:ascii="Times New Roman" w:hAnsi="Times New Roman" w:cs="Times New Roman"/>
+          <w:sz w:val="26"/>
+          <w:szCs w:val="26"/>
+        </w:rPr>
+      </w:pPr>
+      <w:r>
+        <w:rPr>
+          <w:rFonts w:ascii="Times New Roman" w:hAnsi="Times New Roman" w:cs="Times New Roman"/>
+          <w:sz w:val="26"/>
+          <w:szCs w:val="26"/>
+        </w:rPr>
+        <w:t>Biết lập kế hoạch, phân công theo năng lực từng người và theo dõi tiến độ hằng tuần.</w:t>
+      </w:r>
+    </w:p>
+    <w:p>
+      <w:pPr>
+        <w:pStyle w:val="ListParagraph"/>
+        <w:numPr>
+          <w:ilvl w:val="0"/>
+          <w:numId w:val="2"/>
+        </w:numPr>
+        <w:spacing w:after="0" w:line="360" w:lineRule="auto"/>
+        <w:ind w:left="851"/>
+        <w:rPr>
+          <w:rFonts w:ascii="Times New Roman" w:hAnsi="Times New Roman" w:cs="Times New Roman"/>
+          <w:sz w:val="26"/>
+          <w:szCs w:val="26"/>
+        </w:rPr>
+      </w:pPr>
+      <w:r>
+        <w:rPr>
+          <w:rFonts w:ascii="Times New Roman" w:hAnsi="Times New Roman" w:cs="Times New Roman"/>
+          <w:sz w:val="26"/>
+          <w:szCs w:val="26"/>
+        </w:rPr>
+        <w:t>Hiểu rằng công nghệ phải được thống nhất từ đầu; đổi giữa chừng tốn nhiều thời gian làm lại.</w:t>
+      </w:r>
+    </w:p>
+    <w:p>
+      <w:pPr>
+        <w:pStyle w:val="ListParagraph"/>
+        <w:keepNext/>
+        <w:numPr>
+          <w:ilvl w:val="1"/>
+          <w:numId w:val="1"/>
+        </w:numPr>
+        <w:spacing w:before="120" w:after="0" w:line="360" w:lineRule="auto"/>
+        <w:rPr>
+          <w:rFonts w:ascii="Times New Roman" w:hAnsi="Times New Roman" w:cs="Times New Roman"/>
+          <w:b/>
+          <w:bCs/>
+          <w:sz w:val="26"/>
+          <w:szCs w:val="26"/>
+        </w:rPr>
+      </w:pPr>
+      <w:r>
+        <w:rPr>
+          <w:rFonts w:ascii="Times New Roman" w:hAnsi="Times New Roman" w:cs="Times New Roman"/>
+          <w:b/>
+          <w:bCs/>
+          <w:sz w:val="26"/>
+          <w:szCs w:val="26"/>
+        </w:rPr>
+        <w:t>Nguyễn Đăng Khôi</w:t>
+      </w:r>
+    </w:p>
+    <w:p>
+      <w:pPr>
+        <w:pStyle w:val="ListParagraph"/>
+        <w:numPr>
+          <w:ilvl w:val="0"/>
+          <w:numId w:val="2"/>
+        </w:numPr>
+        <w:spacing w:after="0" w:line="360" w:lineRule="auto"/>
+        <w:ind w:left="851"/>
+        <w:rPr>
+          <w:rFonts w:ascii="Times New Roman" w:hAnsi="Times New Roman" w:cs="Times New Roman"/>
+          <w:sz w:val="26"/>
+          <w:szCs w:val="26"/>
+        </w:rPr>
+      </w:pPr>
+      <w:r>
+        <w:rPr>
+          <w:rFonts w:ascii="Times New Roman" w:hAnsi="Times New Roman" w:cs="Times New Roman"/>
+          <w:sz w:val="26"/>
+          <w:szCs w:val="26"/>
+        </w:rPr>
+        <w:t>Hiểu tầm quan trọng của thiết kế cơ sở dữ liệu chặt chẽ: đặt ràng buộc UNIQUE và khóa ngoại đúng chỗ.</w:t>
+      </w:r>
+    </w:p>
+    <w:p>
+      <w:pPr>
+        <w:pStyle w:val="ListParagraph"/>
+        <w:numPr>
+          <w:ilvl w:val="0"/>
+          <w:numId w:val="2"/>
+        </w:numPr>
+        <w:spacing w:after="0" w:line="360" w:lineRule="auto"/>
+        <w:ind w:left="851"/>
+        <w:rPr>
+          <w:rFonts w:ascii="Times New Roman" w:hAnsi="Times New Roman" w:cs="Times New Roman"/>
+          <w:sz w:val="26"/>
+          <w:szCs w:val="26"/>
+        </w:rPr>
+      </w:pPr>
+      <w:r>
+        <w:rPr>
+          <w:rFonts w:ascii="Times New Roman" w:hAnsi="Times New Roman" w:cs="Times New Roman"/>
+          <w:sz w:val="26"/>
+          <w:szCs w:val="26"/>
+        </w:rPr>
+        <w:t>Nhận ra tài liệu thiết kế phải được cập nhật song song với mã nguồn.</w:t>
+      </w:r>
+    </w:p>
+    <w:p>
+      <w:pPr>
+        <w:pStyle w:val="ListParagraph"/>
+        <w:keepNext/>
+        <w:numPr>
+          <w:ilvl w:val="1"/>
+          <w:numId w:val="1"/>
+        </w:numPr>
+        <w:spacing w:before="120" w:after="0" w:line="360" w:lineRule="auto"/>
+        <w:rPr>
+          <w:rFonts w:ascii="Times New Roman" w:hAnsi="Times New Roman" w:cs="Times New Roman"/>
+          <w:b/>
+          <w:bCs/>
+          <w:sz w:val="26"/>
+          <w:szCs w:val="26"/>
+        </w:rPr>
+      </w:pPr>
+      <w:r>
+        <w:rPr>
+          <w:rFonts w:ascii="Times New Roman" w:hAnsi="Times New Roman" w:cs="Times New Roman"/>
+          <w:b/>
+          <w:bCs/>
+          <w:sz w:val="26"/>
+          <w:szCs w:val="26"/>
+        </w:rPr>
+        <w:t>Trần Tấn Huy</w:t>
+      </w:r>
+    </w:p>
+    <w:p>
+      <w:pPr>
+        <w:pStyle w:val="ListParagraph"/>
+        <w:numPr>
+          <w:ilvl w:val="0"/>
+          <w:numId w:val="2"/>
+        </w:numPr>
+        <w:spacing w:after="0" w:line="360" w:lineRule="auto"/>
+        <w:ind w:left="851"/>
+        <w:rPr>
+          <w:rFonts w:ascii="Times New Roman" w:hAnsi="Times New Roman" w:cs="Times New Roman"/>
+          <w:sz w:val="26"/>
+          <w:szCs w:val="26"/>
+        </w:rPr>
+      </w:pPr>
+      <w:r>
+        <w:rPr>
+          <w:rFonts w:ascii="Times New Roman" w:hAnsi="Times New Roman" w:cs="Times New Roman"/>
+          <w:sz w:val="26"/>
+          <w:szCs w:val="26"/>
+        </w:rPr>
+        <w:t>Nắm được cơ chế xác thực bằng token (Laravel Sanctum) và phân quyền theo vai trò ở phía máy chủ.</w:t>
+      </w:r>
+    </w:p>
+    <w:p>
+      <w:pPr>
+        <w:pStyle w:val="ListParagraph"/>
+        <w:numPr>
+          <w:ilvl w:val="0"/>
+          <w:numId w:val="2"/>
+        </w:numPr>
+        <w:spacing w:after="0" w:line="360" w:lineRule="auto"/>
+        <w:ind w:left="851"/>
+        <w:rPr>
+          <w:rFonts w:ascii="Times New Roman" w:hAnsi="Times New Roman" w:cs="Times New Roman"/>
+          <w:sz w:val="26"/>
+          <w:szCs w:val="26"/>
+        </w:rPr>
+      </w:pPr>
+      <w:r>
+        <w:rPr>
+          <w:rFonts w:ascii="Times New Roman" w:hAnsi="Times New Roman" w:cs="Times New Roman"/>
+          <w:sz w:val="26"/>
+          <w:szCs w:val="26"/>
+        </w:rPr>
+        <w:t>Có ý thức bảo mật: không đưa tệp .env, khóa API vào mã nguồn; API công khai chỉ trả về thông tin cần thiết.</w:t>
+      </w:r>
+    </w:p>
+    <w:p>
+      <w:pPr>
+        <w:pStyle w:val="ListParagraph"/>
+        <w:keepNext/>
+        <w:numPr>
+          <w:ilvl w:val="1"/>
+          <w:numId w:val="1"/>
+        </w:numPr>
+        <w:spacing w:before="120" w:after="0" w:line="360" w:lineRule="auto"/>
+        <w:rPr>
+          <w:rFonts w:ascii="Times New Roman" w:hAnsi="Times New Roman" w:cs="Times New Roman"/>
+          <w:b/>
+          <w:bCs/>
+          <w:sz w:val="26"/>
+          <w:szCs w:val="26"/>
+        </w:rPr>
+      </w:pPr>
+      <w:r>
+        <w:rPr>
+          <w:rFonts w:ascii="Times New Roman" w:hAnsi="Times New Roman" w:cs="Times New Roman"/>
+          <w:b/>
+          <w:bCs/>
+          <w:sz w:val="26"/>
+          <w:szCs w:val="26"/>
+        </w:rPr>
+        <w:t>Nguyễn Minh Khôi</w:t>
+      </w:r>
+    </w:p>
+    <w:p>
+      <w:pPr>
+        <w:pStyle w:val="ListParagraph"/>
+        <w:numPr>
+          <w:ilvl w:val="0"/>
+          <w:numId w:val="2"/>
+        </w:numPr>
+        <w:spacing w:after="0" w:line="360" w:lineRule="auto"/>
+        <w:ind w:left="851"/>
+        <w:rPr>
+          <w:rFonts w:ascii="Times New Roman" w:hAnsi="Times New Roman" w:cs="Times New Roman"/>
+          <w:sz w:val="26"/>
+          <w:szCs w:val="26"/>
+        </w:rPr>
+      </w:pPr>
+      <w:r>
+        <w:rPr>
+          <w:rFonts w:ascii="Times New Roman" w:hAnsi="Times New Roman" w:cs="Times New Roman"/>
+          <w:sz w:val="26"/>
+          <w:szCs w:val="26"/>
+        </w:rPr>
+        <w:t>Làm quen với việc xây dựng giao diện bằng Vue.js, tổ chức các trang và đường dẫn trong ứng dụng.</w:t>
+      </w:r>
+    </w:p>
+    <w:p>
+      <w:pPr>
+        <w:pStyle w:val="ListParagraph"/>
+        <w:numPr>
+          <w:ilvl w:val="0"/>
+          <w:numId w:val="2"/>
+        </w:numPr>
+        <w:spacing w:after="0" w:line="360" w:lineRule="auto"/>
+        <w:ind w:left="851"/>
+        <w:rPr>
+          <w:rFonts w:ascii="Times New Roman" w:hAnsi="Times New Roman" w:cs="Times New Roman"/>
+          <w:sz w:val="26"/>
+          <w:szCs w:val="26"/>
+        </w:rPr>
+      </w:pPr>
+      <w:r>
+        <w:rPr>
+          <w:rFonts w:ascii="Times New Roman" w:hAnsi="Times New Roman" w:cs="Times New Roman"/>
+          <w:sz w:val="26"/>
+          <w:szCs w:val="26"/>
+        </w:rPr>
+        <w:lastRenderedPageBreak/>
+        <w:t>Hiểu cần kết nối giao diện với máy chủ sớm, theo từng chức năng, để tránh sai khác dữ liệu phát sinh muộn.</w:t>
+      </w:r>
+    </w:p>
+    <w:p>
+      <w:pPr>
+        <w:pStyle w:val="ListParagraph"/>
+        <w:numPr>
+          <w:ilvl w:val="0"/>
+          <w:numId w:val="1"/>
+        </w:numPr>
+        <w:spacing w:after="0" w:line="360" w:lineRule="auto"/>
+        <w:rPr>
+          <w:rFonts w:ascii="Times New Roman" w:hAnsi="Times New Roman" w:cs="Times New Roman"/>
+          <w:b/>
+          <w:bCs/>
+          <w:sz w:val="26"/>
+          <w:szCs w:val="26"/>
+        </w:rPr>
+      </w:pPr>
+      <w:r>
+        <w:rPr>
+          <w:rFonts w:ascii="Times New Roman" w:hAnsi="Times New Roman" w:cs="Times New Roman"/>
+          <w:b/>
+          <w:bCs/>
+          <w:sz w:val="26"/>
+          <w:szCs w:val="26"/>
+        </w:rPr>
+        <w:t>KẾT LUẬN</w:t>
+      </w:r>
+    </w:p>
+    <w:p>
+      <w:pPr>
+        <w:pStyle w:val="ListParagraph"/>
+        <w:numPr>
+          <w:ilvl w:val="0"/>
+          <w:numId w:val="2"/>
+        </w:numPr>
+        <w:spacing w:after="120" w:line="360" w:lineRule="auto"/>
+        <w:jc w:val="both"/>
+        <w:rPr>
+          <w:rFonts w:ascii="Times New Roman" w:hAnsi="Times New Roman" w:cs="Times New Roman"/>
+          <w:sz w:val="26"/>
+          <w:szCs w:val="26"/>
+        </w:rPr>
+      </w:pPr>
+      <w:r>
+        <w:rPr>
+          <w:rFonts w:ascii="Times New Roman" w:hAnsi="Times New Roman" w:cs="Times New Roman"/>
+          <w:sz w:val="26"/>
+          <w:szCs w:val="26"/>
+        </w:rPr>
+        <w:t>SmartTrial hướng đến việc kết nối học viên với giáo viên thông qua đặt lịch học thử và tư vấn trực tuyến. Ở thời điểm kết thúc, dự án đã xây dựng được phần nền tảng của hệ thống: xác thực và phân quyền cho ba vai trò (quản trị viên, giáo viên, học viên), quy trình duyệt giáo viên, thiết kế cơ sở dữ liệu và giao diện cho các chức năng chính.</w:t>
+      </w:r>
+    </w:p>
+    <w:p>
+      <w:pPr>
+        <w:pStyle w:val="ListParagraph"/>
+        <w:numPr>
+          <w:ilvl w:val="0"/>
+          <w:numId w:val="2"/>
+        </w:numPr>
+        <w:spacing w:after="120" w:line="360" w:lineRule="auto"/>
+        <w:jc w:val="both"/>
+        <w:rPr>
+          <w:rFonts w:ascii="Times New Roman" w:hAnsi="Times New Roman" w:cs="Times New Roman"/>
+          <w:sz w:val="26"/>
+          <w:szCs w:val="26"/>
+        </w:rPr>
+      </w:pPr>
+      <w:r>
+        <w:rPr>
+          <w:rFonts w:ascii="Times New Roman" w:hAnsi="Times New Roman" w:cs="Times New Roman"/>
+          <w:sz w:val="26"/>
+          <w:szCs w:val="26"/>
+        </w:rPr>
+        <w:t>Các chức năng đặc trưng của đề tài như quản lý lớp học, thanh toán, trò chuyện real-time, xác thực khuôn mặt, trợ lý AI và cơ chế xếp lịch thông minh mới dừng ở mức thiết kế hoặc giao diện, chưa được tích hợp hoàn chỉnh. Đây là phần nhóm sẽ tiếp tục thực hiện theo hướng:</w:t>
+      </w:r>
     </w:p>
     <w:p>
       <w:pPr>
@@ -4730,216 +5572,19 @@
           <w:numId w:val="2"/>
         </w:numPr>
         <w:spacing w:after="0" w:line="360" w:lineRule="auto"/>
-        <w:outlineLvl w:val="1"/>
-        <w:rPr>
-          <w:rFonts w:ascii="Times New Roman" w:hAnsi="Times New Roman" w:cs="Times New Roman"/>
-          <w:b/>
-          <w:sz w:val="26"/>
-          <w:szCs w:val="26"/>
-        </w:rPr>
-      </w:pPr>
-      <w:bookmarkStart w:id="2" w:name="_Toc71834437"/>
-      <w:r>
-        <w:rPr>
-          <w:rFonts w:ascii="Times New Roman" w:hAnsi="Times New Roman" w:cs="Times New Roman"/>
-          <w:b/>
-          <w:sz w:val="26"/>
-          <w:szCs w:val="26"/>
-        </w:rPr>
-        <w:t>Những điều đã làm được</w:t>
-      </w:r>
-      <w:bookmarkEnd w:id="2"/>
-    </w:p>
-    <w:p>
-      <w:pPr>
-        <w:pStyle w:val="ListParagraph"/>
-        <w:numPr>
-          <w:ilvl w:val="0"/>
-          <w:numId w:val="3"/>
-        </w:numPr>
-        <w:spacing w:after="0" w:line="360" w:lineRule="auto"/>
-        <w:ind w:left="851"/>
-        <w:rPr>
-          <w:rFonts w:ascii="Times New Roman" w:hAnsi="Times New Roman" w:cs="Times New Roman"/>
-          <w:sz w:val="26"/>
-          <w:szCs w:val="26"/>
-        </w:rPr>
-      </w:pPr>
-      <w:r>
-        <w:rPr>
-          <w:rFonts w:ascii="Times New Roman" w:hAnsi="Times New Roman" w:cs="Times New Roman"/>
-          <w:sz w:val="26"/>
-          <w:szCs w:val="26"/>
-        </w:rPr>
-        <w:t>Sử dụng ngôn ngữ lập trình đã học và các công cụ quản lý, thiết kế dự án.</w:t>
-      </w:r>
-    </w:p>
-    <w:p>
-      <w:pPr>
-        <w:pStyle w:val="ListParagraph"/>
-        <w:numPr>
-          <w:ilvl w:val="0"/>
-          <w:numId w:val="3"/>
-        </w:numPr>
-        <w:spacing w:after="0" w:line="360" w:lineRule="auto"/>
-        <w:ind w:left="851"/>
-        <w:rPr>
-          <w:rFonts w:ascii="Times New Roman" w:hAnsi="Times New Roman" w:cs="Times New Roman"/>
-          <w:sz w:val="26"/>
-          <w:szCs w:val="26"/>
-        </w:rPr>
-      </w:pPr>
-      <w:r>
-        <w:rPr>
-          <w:rFonts w:ascii="Times New Roman" w:hAnsi="Times New Roman" w:cs="Times New Roman"/>
-          <w:sz w:val="26"/>
-          <w:szCs w:val="26"/>
-        </w:rPr>
-        <w:t>Lập kế hoạch từ khi bắt đầu dự án cho đến khi kết thúc.</w:t>
-      </w:r>
-    </w:p>
-    <w:p>
-      <w:pPr>
-        <w:pStyle w:val="ListParagraph"/>
-        <w:numPr>
-          <w:ilvl w:val="0"/>
-          <w:numId w:val="3"/>
-        </w:numPr>
-        <w:spacing w:after="0" w:line="360" w:lineRule="auto"/>
-        <w:ind w:left="851"/>
-        <w:rPr>
-          <w:rFonts w:ascii="Times New Roman" w:hAnsi="Times New Roman" w:cs="Times New Roman"/>
-          <w:sz w:val="26"/>
-          <w:szCs w:val="26"/>
-        </w:rPr>
-      </w:pPr>
-      <w:r>
-        <w:rPr>
-          <w:rFonts w:ascii="Times New Roman" w:hAnsi="Times New Roman" w:cs="Times New Roman"/>
-          <w:sz w:val="26"/>
-          <w:szCs w:val="26"/>
-        </w:rPr>
-        <w:t>Tuân thủ theo quy trình Scrum.</w:t>
-      </w:r>
-    </w:p>
-    <w:p>
-      <w:pPr>
-        <w:pStyle w:val="ListParagraph"/>
-        <w:numPr>
-          <w:ilvl w:val="0"/>
-          <w:numId w:val="3"/>
-        </w:numPr>
-        <w:spacing w:after="0" w:line="360" w:lineRule="auto"/>
-        <w:ind w:left="851"/>
-        <w:rPr>
-          <w:rFonts w:ascii="Times New Roman" w:hAnsi="Times New Roman" w:cs="Times New Roman"/>
-          <w:sz w:val="26"/>
-          <w:szCs w:val="26"/>
-        </w:rPr>
-      </w:pPr>
-      <w:r>
-        <w:rPr>
-          <w:rFonts w:ascii="Times New Roman" w:hAnsi="Times New Roman" w:cs="Times New Roman"/>
-          <w:sz w:val="26"/>
-          <w:szCs w:val="26"/>
-        </w:rPr>
-        <w:t>Viết các tài liệu liên quan.</w:t>
-      </w:r>
-    </w:p>
-    <w:p>
-      <w:pPr>
-        <w:pStyle w:val="ListParagraph"/>
-        <w:numPr>
-          <w:ilvl w:val="0"/>
-          <w:numId w:val="3"/>
-        </w:numPr>
-        <w:spacing w:after="0" w:line="360" w:lineRule="auto"/>
-        <w:ind w:left="851"/>
-        <w:rPr>
-          <w:rFonts w:ascii="Times New Roman" w:hAnsi="Times New Roman" w:cs="Times New Roman"/>
-          <w:sz w:val="26"/>
-          <w:szCs w:val="26"/>
-        </w:rPr>
-      </w:pPr>
-      <w:r>
-        <w:rPr>
-          <w:rFonts w:ascii="Times New Roman" w:hAnsi="Times New Roman" w:cs="Times New Roman"/>
-          <w:sz w:val="26"/>
-          <w:szCs w:val="26"/>
-        </w:rPr>
-        <w:t>Phân tích, thiết kế và code được thực hiện đồng thời. Dễ dàng phân chia công việc.</w:t>
-      </w:r>
-    </w:p>
-    <w:p>
-      <w:pPr>
-        <w:pStyle w:val="ListParagraph"/>
-        <w:numPr>
-          <w:ilvl w:val="0"/>
-          <w:numId w:val="3"/>
-        </w:numPr>
-        <w:spacing w:after="0" w:line="360" w:lineRule="auto"/>
-        <w:ind w:left="851"/>
-        <w:rPr>
-          <w:rFonts w:ascii="Times New Roman" w:hAnsi="Times New Roman" w:cs="Times New Roman"/>
-          <w:sz w:val="26"/>
-          <w:szCs w:val="26"/>
-        </w:rPr>
-      </w:pPr>
-      <w:r>
-        <w:rPr>
-          <w:rFonts w:ascii="Times New Roman" w:hAnsi="Times New Roman" w:cs="Times New Roman"/>
-          <w:sz w:val="26"/>
-          <w:szCs w:val="26"/>
-        </w:rPr>
-        <w:t>Gặp gỡ giáo viên hướng dẫn để tìm ra vấn dề làm tìm phương pháp giải quyết vấn đề.</w:t>
-      </w:r>
-    </w:p>
-    <w:p>
-      <w:pPr>
-        <w:pStyle w:val="ListParagraph"/>
-        <w:numPr>
-          <w:ilvl w:val="0"/>
-          <w:numId w:val="3"/>
-        </w:numPr>
-        <w:spacing w:after="0" w:line="360" w:lineRule="auto"/>
-        <w:ind w:left="851"/>
-        <w:rPr>
-          <w:rFonts w:ascii="Times New Roman" w:hAnsi="Times New Roman" w:cs="Times New Roman"/>
-          <w:sz w:val="26"/>
-          <w:szCs w:val="26"/>
-        </w:rPr>
-      </w:pPr>
-      <w:r>
-        <w:rPr>
-          <w:rFonts w:ascii="Times New Roman" w:hAnsi="Times New Roman" w:cs="Times New Roman"/>
-          <w:sz w:val="26"/>
-          <w:szCs w:val="26"/>
-        </w:rPr>
-        <w:t>Hoàn thành đúng lịch trình của dự án.</w:t>
-      </w:r>
-    </w:p>
-    <w:p>
-      <w:pPr>
-        <w:pStyle w:val="ListParagraph"/>
-        <w:numPr>
-          <w:ilvl w:val="0"/>
-          <w:numId w:val="3"/>
-        </w:numPr>
-        <w:spacing w:after="0" w:line="360" w:lineRule="auto"/>
-        <w:ind w:left="851"/>
-        <w:rPr>
-          <w:rFonts w:ascii="Times New Roman" w:hAnsi="Times New Roman" w:cs="Times New Roman"/>
-          <w:sz w:val="26"/>
-          <w:szCs w:val="26"/>
-        </w:rPr>
-      </w:pPr>
-      <w:r>
-        <w:rPr>
-          <w:rFonts w:ascii="Times New Roman" w:hAnsi="Times New Roman" w:cs="Times New Roman"/>
-          <w:sz w:val="26"/>
-          <w:szCs w:val="26"/>
-        </w:rPr>
-        <w:t>Học được cách giao tiếp trong nhóm và cùng phối hợp các thành viên trong nhóm để hoàn thành tốt dự án.</w:t>
+        <w:rPr>
+          <w:rFonts w:ascii="Times New Roman" w:hAnsi="Times New Roman" w:cs="Times New Roman"/>
+          <w:sz w:val="26"/>
+          <w:szCs w:val="26"/>
+        </w:rPr>
+      </w:pPr>
+      <w:r>
+        <w:rPr>
+          <w:rFonts w:ascii="Times New Roman" w:hAnsi="Times New Roman" w:cs="Times New Roman"/>
+          <w:sz w:val="26"/>
+          <w:szCs w:val="26"/>
+        </w:rPr>
+        <w:t>Hoàn thiện kết nối giữa giao diện và máy chủ cho các chức năng đã thiết kế.</w:t>
       </w:r>
     </w:p>
     <w:p>
@@ -4950,168 +5595,42 @@
           <w:numId w:val="2"/>
         </w:numPr>
         <w:spacing w:after="0" w:line="360" w:lineRule="auto"/>
-        <w:outlineLvl w:val="1"/>
-        <w:rPr>
-          <w:rFonts w:ascii="Times New Roman" w:hAnsi="Times New Roman" w:cs="Times New Roman"/>
-          <w:b/>
-          <w:sz w:val="26"/>
-          <w:szCs w:val="26"/>
-        </w:rPr>
-      </w:pPr>
-      <w:bookmarkStart w:id="3" w:name="_Toc71834438"/>
-      <w:r>
-        <w:rPr>
-          <w:rFonts w:ascii="Times New Roman" w:hAnsi="Times New Roman" w:cs="Times New Roman"/>
-          <w:b/>
-          <w:sz w:val="26"/>
-          <w:szCs w:val="26"/>
-        </w:rPr>
-        <w:t>Những điều chưa làm được</w:t>
-      </w:r>
-      <w:bookmarkEnd w:id="3"/>
+        <w:rPr>
+          <w:rFonts w:ascii="Times New Roman" w:hAnsi="Times New Roman" w:cs="Times New Roman"/>
+          <w:sz w:val="26"/>
+          <w:szCs w:val="26"/>
+        </w:rPr>
+      </w:pPr>
+      <w:r>
+        <w:rPr>
+          <w:rFonts w:ascii="Times New Roman" w:hAnsi="Times New Roman" w:cs="Times New Roman"/>
+          <w:sz w:val="26"/>
+          <w:szCs w:val="26"/>
+        </w:rPr>
+        <w:t>Xây dựng đầy đủ quản lý lớp học, đặt lịch học thử và thanh toán.</w:t>
+      </w:r>
     </w:p>
     <w:p>
       <w:pPr>
         <w:pStyle w:val="ListParagraph"/>
         <w:numPr>
-          <w:ilvl w:val="0"/>
-          <w:numId w:val="3"/>
+          <w:ilvl w:val="1"/>
+          <w:numId w:val="2"/>
         </w:numPr>
         <w:spacing w:after="0" w:line="360" w:lineRule="auto"/>
-        <w:ind w:left="851"/>
-        <w:rPr>
-          <w:rFonts w:ascii="Times New Roman" w:hAnsi="Times New Roman" w:cs="Times New Roman"/>
-          <w:sz w:val="26"/>
-          <w:szCs w:val="26"/>
-        </w:rPr>
-      </w:pPr>
-      <w:r>
-        <w:rPr>
-          <w:rFonts w:ascii="Times New Roman" w:hAnsi="Times New Roman" w:cs="Times New Roman"/>
-          <w:sz w:val="26"/>
-          <w:szCs w:val="26"/>
-        </w:rPr>
-        <w:t>Khi vừa bắt đầ</w:t>
-      </w:r>
-      <w:r>
-        <w:rPr>
-          <w:rFonts w:ascii="Times New Roman" w:hAnsi="Times New Roman" w:cs="Times New Roman"/>
-          <w:sz w:val="26"/>
-          <w:szCs w:val="26"/>
-        </w:rPr>
-        <w:t>u. vì chưa nắ</w:t>
-      </w:r>
-      <w:r>
-        <w:rPr>
-          <w:rFonts w:ascii="Times New Roman" w:hAnsi="Times New Roman" w:cs="Times New Roman"/>
-          <w:sz w:val="26"/>
-          <w:szCs w:val="26"/>
-        </w:rPr>
-        <w:t>m vữ</w:t>
-      </w:r>
-      <w:r>
-        <w:rPr>
-          <w:rFonts w:ascii="Times New Roman" w:hAnsi="Times New Roman" w:cs="Times New Roman"/>
-          <w:sz w:val="26"/>
-          <w:szCs w:val="26"/>
-        </w:rPr>
-        <w:t>ng quy trình S</w:t>
-      </w:r>
-      <w:r>
-        <w:rPr>
-          <w:rFonts w:ascii="Times New Roman" w:hAnsi="Times New Roman" w:cs="Times New Roman"/>
-          <w:sz w:val="26"/>
-          <w:szCs w:val="26"/>
-        </w:rPr>
-        <w:t xml:space="preserve">crum mà các </w:t>
-      </w:r>
-      <w:r>
-        <w:rPr>
-          <w:rFonts w:ascii="Times New Roman" w:hAnsi="Times New Roman" w:cs="Times New Roman"/>
-          <w:sz w:val="26"/>
-          <w:szCs w:val="26"/>
-        </w:rPr>
-        <w:t>thành viên</w:t>
-      </w:r>
-      <w:r>
-        <w:rPr>
-          <w:rFonts w:ascii="Times New Roman" w:hAnsi="Times New Roman" w:cs="Times New Roman"/>
-          <w:sz w:val="26"/>
-          <w:szCs w:val="26"/>
-        </w:rPr>
-        <w:t xml:space="preserve"> thực hiện nên chưa bắt kịp được quy trình của dự án</w:t>
-      </w:r>
-    </w:p>
-    <w:p>
-      <w:pPr>
-        <w:pStyle w:val="ListParagraph"/>
-        <w:numPr>
-          <w:ilvl w:val="0"/>
-          <w:numId w:val="3"/>
-        </w:numPr>
-        <w:spacing w:after="0" w:line="360" w:lineRule="auto"/>
-        <w:ind w:left="851"/>
-        <w:rPr>
-          <w:rFonts w:ascii="Times New Roman" w:hAnsi="Times New Roman" w:cs="Times New Roman"/>
-          <w:sz w:val="26"/>
-          <w:szCs w:val="26"/>
-        </w:rPr>
-      </w:pPr>
-      <w:r>
-        <w:rPr>
-          <w:rFonts w:ascii="Times New Roman" w:hAnsi="Times New Roman" w:cs="Times New Roman"/>
-          <w:sz w:val="26"/>
-          <w:szCs w:val="26"/>
-        </w:rPr>
-        <w:t>Phần mềm và chất lượng phần mềm chưa được kiểm chứng</w:t>
-      </w:r>
-    </w:p>
-    <w:p>
-      <w:pPr>
-        <w:pStyle w:val="ListParagraph"/>
-        <w:numPr>
-          <w:ilvl w:val="0"/>
-          <w:numId w:val="3"/>
-        </w:numPr>
-        <w:spacing w:after="0" w:line="360" w:lineRule="auto"/>
-        <w:ind w:left="851"/>
-        <w:rPr>
-          <w:rFonts w:ascii="Times New Roman" w:hAnsi="Times New Roman" w:cs="Times New Roman"/>
-          <w:sz w:val="26"/>
-          <w:szCs w:val="26"/>
-        </w:rPr>
-      </w:pPr>
-      <w:r>
-        <w:rPr>
-          <w:rFonts w:ascii="Times New Roman" w:hAnsi="Times New Roman" w:cs="Times New Roman"/>
-          <w:sz w:val="26"/>
-          <w:szCs w:val="26"/>
-        </w:rPr>
-        <w:t>Thiếu sự đánh giá khách quan về sản phẩm của khách hàng</w:t>
-      </w:r>
-    </w:p>
-    <w:p>
-      <w:pPr>
-        <w:pStyle w:val="ListParagraph"/>
-        <w:numPr>
-          <w:ilvl w:val="0"/>
-          <w:numId w:val="3"/>
-        </w:numPr>
-        <w:spacing w:after="0" w:line="360" w:lineRule="auto"/>
-        <w:ind w:left="851"/>
-        <w:rPr>
-          <w:rFonts w:ascii="Times New Roman" w:hAnsi="Times New Roman" w:cs="Times New Roman"/>
-          <w:sz w:val="26"/>
-          <w:szCs w:val="26"/>
-        </w:rPr>
-      </w:pPr>
-      <w:r>
-        <w:rPr>
-          <w:rFonts w:ascii="Times New Roman" w:hAnsi="Times New Roman" w:cs="Times New Roman"/>
-          <w:sz w:val="26"/>
-          <w:szCs w:val="26"/>
-        </w:rPr>
-        <w:t>Chưa tương tác trực tiếp với khách hàng để tìm hiểu yêu cầu của khách hàng nhằm hoàn thiện tốt sản phẩm</w:t>
+        <w:rPr>
+          <w:rFonts w:ascii="Times New Roman" w:hAnsi="Times New Roman" w:cs="Times New Roman"/>
+          <w:sz w:val="26"/>
+          <w:szCs w:val="26"/>
+        </w:rPr>
+      </w:pPr>
+      <w:r>
+        <w:rPr>
+          <w:rFonts w:ascii="Times New Roman" w:hAnsi="Times New Roman" w:cs="Times New Roman"/>
+          <w:sz w:val="26"/>
+          <w:szCs w:val="26"/>
+        </w:rPr>
+        <w:t>Bổ sung trò chuyện real-time, trợ lý AI và cơ chế xếp lịch thông minh.</w:t>
       </w:r>
     </w:p>
     <w:p>
@@ -5121,444 +5640,41 @@
           <w:ilvl w:val="0"/>
           <w:numId w:val="2"/>
         </w:numPr>
-        <w:spacing w:after="0" w:line="360" w:lineRule="auto"/>
-        <w:outlineLvl w:val="0"/>
-        <w:rPr>
-          <w:rFonts w:ascii="Times New Roman" w:hAnsi="Times New Roman" w:cs="Times New Roman"/>
-          <w:b/>
-          <w:sz w:val="26"/>
-          <w:szCs w:val="26"/>
-        </w:rPr>
-      </w:pPr>
-      <w:bookmarkStart w:id="4" w:name="_Toc71834439"/>
-      <w:r>
-        <w:rPr>
-          <w:rFonts w:ascii="Times New Roman" w:hAnsi="Times New Roman" w:cs="Times New Roman"/>
-          <w:b/>
-          <w:sz w:val="26"/>
-          <w:szCs w:val="26"/>
-        </w:rPr>
-        <w:t>THUẬN LỢI VÀ KHÓ KHĂN</w:t>
-      </w:r>
-      <w:bookmarkEnd w:id="4"/>
+        <w:spacing w:before="160" w:after="120" w:line="360" w:lineRule="auto"/>
+        <w:jc w:val="both"/>
+        <w:rPr>
+          <w:rFonts w:ascii="Times New Roman" w:hAnsi="Times New Roman" w:cs="Times New Roman"/>
+          <w:sz w:val="26"/>
+          <w:szCs w:val="26"/>
+        </w:rPr>
+      </w:pPr>
+      <w:r>
+        <w:rPr>
+          <w:rFonts w:ascii="Times New Roman" w:hAnsi="Times New Roman" w:cs="Times New Roman"/>
+          <w:sz w:val="26"/>
+          <w:szCs w:val="26"/>
+        </w:rPr>
+        <w:t>Dù chưa hoàn chỉnh, dự án đã đặt nền móng để tiếp tục phát triển thành một sản phẩm thực tế. Nhóm xin chân thành cảm ơn thầy Nguyễn Quốc Long đã tận tình hướng dẫn và góp ý trong suốt quá trình thực hiện.</w:t>
+      </w:r>
     </w:p>
     <w:p>
       <w:pPr>
         <w:pStyle w:val="ListParagraph"/>
-        <w:numPr>
-          <w:ilvl w:val="1"/>
-          <w:numId w:val="2"/>
-        </w:numPr>
-        <w:spacing w:after="0" w:line="360" w:lineRule="auto"/>
-        <w:outlineLvl w:val="1"/>
-        <w:rPr>
-          <w:rFonts w:ascii="Times New Roman" w:hAnsi="Times New Roman" w:cs="Times New Roman"/>
-          <w:b/>
-          <w:sz w:val="26"/>
-          <w:szCs w:val="26"/>
-        </w:rPr>
-      </w:pPr>
-      <w:bookmarkStart w:id="5" w:name="_Toc71834440"/>
-      <w:r>
-        <w:rPr>
-          <w:rFonts w:ascii="Times New Roman" w:hAnsi="Times New Roman" w:cs="Times New Roman"/>
-          <w:b/>
-          <w:sz w:val="26"/>
-          <w:szCs w:val="26"/>
-        </w:rPr>
-        <w:t>Thuận lợi</w:t>
-      </w:r>
-      <w:bookmarkEnd w:id="5"/>
-    </w:p>
-    <w:p>
-      <w:pPr>
-        <w:pStyle w:val="ListParagraph"/>
-        <w:numPr>
-          <w:ilvl w:val="0"/>
-          <w:numId w:val="3"/>
-        </w:numPr>
-        <w:spacing w:after="0" w:line="360" w:lineRule="auto"/>
-        <w:ind w:left="851"/>
-        <w:rPr>
-          <w:rFonts w:ascii="Times New Roman" w:hAnsi="Times New Roman" w:cs="Times New Roman"/>
-          <w:sz w:val="26"/>
-          <w:szCs w:val="26"/>
-        </w:rPr>
-      </w:pPr>
-      <w:r>
-        <w:rPr>
-          <w:rFonts w:ascii="Times New Roman" w:hAnsi="Times New Roman" w:cs="Times New Roman"/>
-          <w:sz w:val="26"/>
-          <w:szCs w:val="26"/>
-        </w:rPr>
-        <w:t>Thực hiện tốt về phạm vi, mục tiêu của dự án</w:t>
-      </w:r>
-    </w:p>
-    <w:p>
-      <w:pPr>
-        <w:pStyle w:val="ListParagraph"/>
-        <w:numPr>
-          <w:ilvl w:val="0"/>
-          <w:numId w:val="3"/>
-        </w:numPr>
-        <w:spacing w:after="0" w:line="360" w:lineRule="auto"/>
-        <w:ind w:left="851"/>
-        <w:rPr>
-          <w:rFonts w:ascii="Times New Roman" w:hAnsi="Times New Roman" w:cs="Times New Roman"/>
-          <w:sz w:val="26"/>
-          <w:szCs w:val="26"/>
-        </w:rPr>
-      </w:pPr>
-      <w:r>
-        <w:rPr>
-          <w:rFonts w:ascii="Times New Roman" w:hAnsi="Times New Roman" w:cs="Times New Roman"/>
-          <w:sz w:val="26"/>
-          <w:szCs w:val="26"/>
-        </w:rPr>
-        <w:t>Hoàn thành công việc với tỷ lệ 98%</w:t>
-      </w:r>
-    </w:p>
-    <w:p>
-      <w:pPr>
-        <w:pStyle w:val="ListParagraph"/>
-        <w:numPr>
-          <w:ilvl w:val="0"/>
-          <w:numId w:val="3"/>
-        </w:numPr>
-        <w:spacing w:after="0" w:line="360" w:lineRule="auto"/>
-        <w:ind w:left="851"/>
-        <w:rPr>
-          <w:rFonts w:ascii="Times New Roman" w:hAnsi="Times New Roman" w:cs="Times New Roman"/>
-          <w:sz w:val="26"/>
-          <w:szCs w:val="26"/>
-        </w:rPr>
-      </w:pPr>
-      <w:r>
-        <w:rPr>
-          <w:rFonts w:ascii="Times New Roman" w:hAnsi="Times New Roman" w:cs="Times New Roman"/>
-          <w:sz w:val="26"/>
-          <w:szCs w:val="26"/>
-        </w:rPr>
-        <w:t>Nắm bắt được quy trình Scrum và áp dụng Scrum vào thực tế</w:t>
-      </w:r>
-    </w:p>
-    <w:p>
-      <w:pPr>
-        <w:pStyle w:val="ListParagraph"/>
-        <w:numPr>
-          <w:ilvl w:val="1"/>
-          <w:numId w:val="2"/>
-        </w:numPr>
-        <w:spacing w:after="0" w:line="360" w:lineRule="auto"/>
-        <w:outlineLvl w:val="1"/>
-        <w:rPr>
-          <w:rFonts w:ascii="Times New Roman" w:hAnsi="Times New Roman" w:cs="Times New Roman"/>
-          <w:b/>
-          <w:sz w:val="26"/>
-          <w:szCs w:val="26"/>
-        </w:rPr>
-      </w:pPr>
-      <w:bookmarkStart w:id="6" w:name="_Toc71834441"/>
-      <w:r>
-        <w:rPr>
-          <w:rFonts w:ascii="Times New Roman" w:hAnsi="Times New Roman" w:cs="Times New Roman"/>
-          <w:b/>
-          <w:sz w:val="26"/>
-          <w:szCs w:val="26"/>
-        </w:rPr>
-        <w:lastRenderedPageBreak/>
-        <w:t>Khó khăn</w:t>
-      </w:r>
-      <w:bookmarkEnd w:id="6"/>
-    </w:p>
-    <w:p>
-      <w:pPr>
-        <w:pStyle w:val="ListParagraph"/>
-        <w:numPr>
-          <w:ilvl w:val="0"/>
-          <w:numId w:val="3"/>
-        </w:numPr>
-        <w:spacing w:after="0" w:line="360" w:lineRule="auto"/>
-        <w:ind w:left="851"/>
-        <w:rPr>
-          <w:rFonts w:ascii="Times New Roman" w:hAnsi="Times New Roman" w:cs="Times New Roman"/>
-          <w:sz w:val="26"/>
-          <w:szCs w:val="26"/>
-        </w:rPr>
-      </w:pPr>
-      <w:r>
-        <w:rPr>
-          <w:rFonts w:ascii="Times New Roman" w:hAnsi="Times New Roman" w:cs="Times New Roman"/>
-          <w:sz w:val="26"/>
-          <w:szCs w:val="26"/>
-        </w:rPr>
-        <w:t>Khó cân bằng được số lượng công việc cho từng thành viên trong nhóm</w:t>
-      </w:r>
-    </w:p>
-    <w:p>
-      <w:pPr>
-        <w:pStyle w:val="ListParagraph"/>
-        <w:numPr>
-          <w:ilvl w:val="0"/>
-          <w:numId w:val="3"/>
-        </w:numPr>
-        <w:spacing w:after="0" w:line="360" w:lineRule="auto"/>
-        <w:ind w:left="851"/>
-        <w:rPr>
-          <w:rFonts w:ascii="Times New Roman" w:hAnsi="Times New Roman" w:cs="Times New Roman"/>
-          <w:sz w:val="26"/>
-          <w:szCs w:val="26"/>
-        </w:rPr>
-      </w:pPr>
-      <w:r>
-        <w:rPr>
-          <w:rFonts w:ascii="Times New Roman" w:hAnsi="Times New Roman" w:cs="Times New Roman"/>
-          <w:sz w:val="26"/>
-          <w:szCs w:val="26"/>
-        </w:rPr>
-        <w:t>Chưa thực sự hoàn thành công việc theo kế hoạch đề ra dễn đến thiếu thời gian và phải làm thêm giờ</w:t>
-      </w:r>
-    </w:p>
-    <w:p>
-      <w:pPr>
-        <w:pStyle w:val="ListParagraph"/>
-        <w:numPr>
-          <w:ilvl w:val="0"/>
-          <w:numId w:val="3"/>
-        </w:numPr>
-        <w:spacing w:after="0" w:line="360" w:lineRule="auto"/>
-        <w:ind w:left="851"/>
-        <w:rPr>
-          <w:rFonts w:ascii="Times New Roman" w:hAnsi="Times New Roman" w:cs="Times New Roman"/>
-          <w:sz w:val="26"/>
-          <w:szCs w:val="26"/>
-        </w:rPr>
-      </w:pPr>
-      <w:r>
-        <w:rPr>
-          <w:rFonts w:ascii="Times New Roman" w:hAnsi="Times New Roman" w:cs="Times New Roman"/>
-          <w:sz w:val="26"/>
-          <w:szCs w:val="26"/>
-        </w:rPr>
-        <w:t>Thiếu kinh nghiệm về công nghệ và quy trình thực hiện</w:t>
-      </w:r>
-    </w:p>
-    <w:p>
-      <w:pPr>
-        <w:pStyle w:val="ListParagraph"/>
-        <w:numPr>
-          <w:ilvl w:val="0"/>
-          <w:numId w:val="3"/>
-        </w:numPr>
-        <w:spacing w:after="0" w:line="360" w:lineRule="auto"/>
-        <w:ind w:left="851"/>
-        <w:rPr>
-          <w:rFonts w:ascii="Times New Roman" w:hAnsi="Times New Roman" w:cs="Times New Roman"/>
-          <w:sz w:val="26"/>
-          <w:szCs w:val="26"/>
-        </w:rPr>
-      </w:pPr>
-      <w:r>
-        <w:rPr>
-          <w:rFonts w:ascii="Times New Roman" w:hAnsi="Times New Roman" w:cs="Times New Roman"/>
-          <w:sz w:val="26"/>
-          <w:szCs w:val="26"/>
-        </w:rPr>
-        <w:t>Thiếu kinh nghiệm giải quyết vấn đề khi có</w:t>
-      </w:r>
-      <w:r>
-        <w:rPr>
-          <w:rFonts w:ascii="Times New Roman" w:hAnsi="Times New Roman" w:cs="Times New Roman"/>
-          <w:sz w:val="26"/>
-          <w:szCs w:val="26"/>
-        </w:rPr>
-        <w:t xml:space="preserve"> các</w:t>
-      </w:r>
-      <w:r>
-        <w:rPr>
-          <w:rFonts w:ascii="Times New Roman" w:hAnsi="Times New Roman" w:cs="Times New Roman"/>
-          <w:sz w:val="26"/>
-          <w:szCs w:val="26"/>
-        </w:rPr>
-        <w:t xml:space="preserve"> vấn đề xảy ra</w:t>
-      </w:r>
-    </w:p>
-    <w:p>
-      <w:pPr>
-        <w:pStyle w:val="ListParagraph"/>
-        <w:numPr>
-          <w:ilvl w:val="0"/>
-          <w:numId w:val="3"/>
-        </w:numPr>
-        <w:spacing w:after="0" w:line="360" w:lineRule="auto"/>
-        <w:ind w:left="851"/>
-        <w:rPr>
-          <w:rFonts w:ascii="Times New Roman" w:hAnsi="Times New Roman" w:cs="Times New Roman"/>
-          <w:sz w:val="26"/>
-          <w:szCs w:val="26"/>
-        </w:rPr>
-      </w:pPr>
-      <w:r>
-        <w:rPr>
-          <w:rFonts w:ascii="Times New Roman" w:hAnsi="Times New Roman" w:cs="Times New Roman"/>
-          <w:sz w:val="26"/>
-          <w:szCs w:val="26"/>
-        </w:rPr>
-        <w:t>Sự phối hợp giữa các thành viên trong nhóm chưa thực sự ăn ý</w:t>
-      </w:r>
-    </w:p>
-    <w:p>
-      <w:pPr>
-        <w:pStyle w:val="ListParagraph"/>
-        <w:numPr>
-          <w:ilvl w:val="0"/>
-          <w:numId w:val="3"/>
-        </w:numPr>
-        <w:spacing w:after="0" w:line="360" w:lineRule="auto"/>
-        <w:ind w:left="851"/>
-        <w:rPr>
-          <w:rFonts w:ascii="Times New Roman" w:hAnsi="Times New Roman" w:cs="Times New Roman"/>
-          <w:sz w:val="26"/>
-          <w:szCs w:val="26"/>
-        </w:rPr>
-      </w:pPr>
-      <w:r>
-        <w:rPr>
-          <w:rFonts w:ascii="Times New Roman" w:hAnsi="Times New Roman" w:cs="Times New Roman"/>
-          <w:sz w:val="26"/>
-          <w:szCs w:val="26"/>
-        </w:rPr>
-        <w:t>Khó tránh khỏi bất đồng về quan điểm của các thành viên trong nhóm</w:t>
-      </w:r>
-    </w:p>
-    <w:p>
-      <w:pPr>
-        <w:pStyle w:val="ListParagraph"/>
-        <w:numPr>
-          <w:ilvl w:val="0"/>
-          <w:numId w:val="2"/>
-        </w:numPr>
-        <w:spacing w:after="0" w:line="360" w:lineRule="auto"/>
-        <w:outlineLvl w:val="0"/>
-        <w:rPr>
-          <w:rFonts w:ascii="Times New Roman" w:hAnsi="Times New Roman" w:cs="Times New Roman"/>
-          <w:b/>
-          <w:sz w:val="26"/>
-          <w:szCs w:val="26"/>
-        </w:rPr>
-      </w:pPr>
-      <w:bookmarkStart w:id="7" w:name="_Toc71834442"/>
-      <w:r>
-        <w:rPr>
-          <w:rFonts w:ascii="Times New Roman" w:hAnsi="Times New Roman" w:cs="Times New Roman"/>
-          <w:b/>
-          <w:sz w:val="26"/>
-          <w:szCs w:val="26"/>
-        </w:rPr>
-        <w:t>BÀI HỌC KINH NGHIỆM</w:t>
-      </w:r>
-      <w:bookmarkEnd w:id="7"/>
-    </w:p>
-    <w:p>
-      <w:pPr>
-        <w:pStyle w:val="ListParagraph"/>
-        <w:numPr>
-          <w:ilvl w:val="0"/>
-          <w:numId w:val="3"/>
-        </w:numPr>
-        <w:spacing w:after="0" w:line="360" w:lineRule="auto"/>
-        <w:ind w:left="426"/>
-        <w:rPr>
-          <w:rFonts w:ascii="Times New Roman" w:hAnsi="Times New Roman" w:cs="Times New Roman"/>
-          <w:sz w:val="26"/>
-          <w:szCs w:val="26"/>
-        </w:rPr>
-      </w:pPr>
-      <w:r>
-        <w:rPr>
-          <w:rFonts w:ascii="Times New Roman" w:hAnsi="Times New Roman" w:cs="Times New Roman"/>
-          <w:sz w:val="26"/>
-          <w:szCs w:val="26"/>
-        </w:rPr>
-        <w:t>Để dự án triển khai thành công thì phải có kế hoạch từ đầu một cách chi tiết và luôn bám sát theo kế hoạch thực hiện.</w:t>
-      </w:r>
-    </w:p>
-    <w:p>
-      <w:pPr>
-        <w:pStyle w:val="ListParagraph"/>
-        <w:numPr>
-          <w:ilvl w:val="0"/>
-          <w:numId w:val="3"/>
-        </w:numPr>
-        <w:spacing w:after="0" w:line="360" w:lineRule="auto"/>
-        <w:ind w:left="426"/>
-        <w:rPr>
-          <w:rFonts w:ascii="Times New Roman" w:hAnsi="Times New Roman" w:cs="Times New Roman"/>
-          <w:sz w:val="26"/>
-          <w:szCs w:val="26"/>
-        </w:rPr>
-      </w:pPr>
-      <w:r>
-        <w:rPr>
-          <w:rFonts w:ascii="Times New Roman" w:hAnsi="Times New Roman" w:cs="Times New Roman"/>
-          <w:sz w:val="26"/>
-          <w:szCs w:val="26"/>
-        </w:rPr>
-        <w:t>Thường xuyên review hoặc meeting để kịp thời chỉnh sửa những rủi ro hay sai sót.</w:t>
-      </w:r>
-    </w:p>
-    <w:p>
-      <w:pPr>
-        <w:pStyle w:val="ListParagraph"/>
-        <w:numPr>
-          <w:ilvl w:val="0"/>
-          <w:numId w:val="3"/>
-        </w:numPr>
-        <w:spacing w:after="0" w:line="360" w:lineRule="auto"/>
-        <w:ind w:left="426"/>
-        <w:rPr>
-          <w:rFonts w:ascii="Times New Roman" w:hAnsi="Times New Roman" w:cs="Times New Roman"/>
-          <w:sz w:val="26"/>
-          <w:szCs w:val="26"/>
-        </w:rPr>
-      </w:pPr>
-      <w:r>
-        <w:rPr>
-          <w:rFonts w:ascii="Times New Roman" w:hAnsi="Times New Roman" w:cs="Times New Roman"/>
-          <w:sz w:val="26"/>
-          <w:szCs w:val="26"/>
-        </w:rPr>
-        <w:t>Trong quá trình làm nhóm sẽ xảy ra nhiều bất đồng về ý tưởng và quan điểm, do đó phải lắng nghe ý kiến của các thành viên trong nhóm để tìm cách giải quyết.</w:t>
-      </w:r>
-    </w:p>
-    <w:p>
-      <w:pPr>
-        <w:pStyle w:val="ListParagraph"/>
-        <w:numPr>
-          <w:ilvl w:val="0"/>
-          <w:numId w:val="3"/>
-        </w:numPr>
-        <w:spacing w:after="0" w:line="360" w:lineRule="auto"/>
-        <w:ind w:left="426"/>
-        <w:rPr>
-          <w:rFonts w:ascii="Times New Roman" w:hAnsi="Times New Roman" w:cs="Times New Roman"/>
-          <w:sz w:val="26"/>
-          <w:szCs w:val="26"/>
-        </w:rPr>
-      </w:pPr>
-      <w:r>
-        <w:rPr>
-          <w:rFonts w:ascii="Times New Roman" w:hAnsi="Times New Roman" w:cs="Times New Roman"/>
-          <w:sz w:val="26"/>
-          <w:szCs w:val="26"/>
-        </w:rPr>
-        <w:t xml:space="preserve">v.v… </w:t>
-      </w:r>
+        <w:spacing w:after="0" w:line="360" w:lineRule="auto"/>
+        <w:ind w:left="360"/>
+        <w:rPr>
+          <w:rFonts w:ascii="Times New Roman" w:hAnsi="Times New Roman" w:cs="Times New Roman"/>
+          <w:b/>
+          <w:bCs/>
+          <w:sz w:val="26"/>
+          <w:szCs w:val="26"/>
+        </w:rPr>
+      </w:pPr>
     </w:p>
     <w:sectPr>
       <w:headerReference w:type="default" r:id="rId11"/>
       <w:footerReference w:type="default" r:id="rId12"/>
-      <w:pgSz w:w="11907" w:h="16839" w:code="9"/>
+      <w:pgSz w:w="11907" w:h="16839"/>
       <w:pgMar w:top="1418" w:right="1134" w:bottom="1418" w:left="1701" w:header="720" w:footer="720" w:gutter="0"/>
       <w:pgNumType w:start="1"/>
       <w:cols w:space="720"/>
@@ -5569,11 +5685,11 @@
 </file>
 
 <file path=word/endnotes.xml><?xml version="1.0" encoding="utf-8"?>
-<w:endnotes xmlns:wpc="http://schemas.microsoft.com/office/word/2010/wordprocessingCanvas" xmlns:cx="http://schemas.microsoft.com/office/drawing/2014/chartex" xmlns:cx1="http://schemas.microsoft.com/office/drawing/2015/9/8/chartex" xmlns:cx2="http://schemas.microsoft.com/office/drawing/2015/10/21/chartex" xmlns:cx3="http://schemas.microsoft.com/office/drawing/2016/5/9/chartex" xmlns:cx4="http://schemas.microsoft.com/office/drawing/2016/5/10/chartex" xmlns:cx5="http://schemas.microsoft.com/office/drawing/2016/5/11/chartex" xmlns:cx6="http://schemas.microsoft.com/office/drawing/2016/5/12/chartex" xmlns:cx7="http://schemas.microsoft.com/office/drawing/2016/5/13/chartex" xmlns:cx8="http://schemas.microsoft.com/office/drawing/2016/5/14/chartex" xmlns:mc="http://schemas.openxmlformats.org/markup-compatibility/2006" xmlns:aink="http://schemas.microsoft.com/office/drawing/2016/ink" xmlns:am3d="http://schemas.microsoft.com/office/drawing/2017/model3d" xmlns:o="urn:schemas-microsoft-com:office:office" xmlns:oel="http://schemas.microsoft.com/office/2019/extlst" xmlns:r="http://schemas.openxmlformats.org/officeDocument/2006/relationships" xmlns:m="http://schemas.openxmlformats.org/officeDocument/2006/math" xmlns:v="urn:schemas-microsoft-com:vml" xmlns:wp14="http://schemas.microsoft.com/office/word/2010/wordprocessingDrawing" xmlns:wp="http://schemas.openxmlformats.org/drawingml/2006/wordprocessingDrawing" xmlns:w10="urn:schemas-microsoft-com:office:word" xmlns:w="http://schemas.openxmlformats.org/wordprocessingml/2006/main" xmlns:w14="http://schemas.microsoft.com/office/word/2010/wordml" xmlns:w15="http://schemas.microsoft.com/office/word/2012/wordml" xmlns:w16cex="http://schemas.microsoft.com/office/word/2018/wordml/cex" xmlns:w16cid="http://schemas.microsoft.com/office/word/2016/wordml/cid" xmlns:w16="http://schemas.microsoft.com/office/word/2018/wordml" xmlns:w16sdtdh="http://schemas.microsoft.com/office/word/2020/wordml/sdtdatahash" xmlns:w16se="http://schemas.microsoft.com/office/word/2015/wordml/symex" xmlns:wpg="http://schemas.microsoft.com/office/word/2010/wordprocessingGroup" xmlns:wpi="http://schemas.microsoft.com/office/word/2010/wordprocessingInk" xmlns:wne="http://schemas.microsoft.com/office/word/2006/wordml" xmlns:wps="http://schemas.microsoft.com/office/word/2010/wordprocessingShape" mc:Ignorable="w14 w15 w16se w16cid w16 w16cex w16sdtdh wp14">
+<w:endnotes xmlns:wpc="http://schemas.microsoft.com/office/word/2010/wordprocessingCanvas" xmlns:cx="http://schemas.microsoft.com/office/drawing/2014/chartex" xmlns:cx1="http://schemas.microsoft.com/office/drawing/2015/9/8/chartex" xmlns:cx2="http://schemas.microsoft.com/office/drawing/2015/10/21/chartex" xmlns:cx3="http://schemas.microsoft.com/office/drawing/2016/5/9/chartex" xmlns:cx4="http://schemas.microsoft.com/office/drawing/2016/5/10/chartex" xmlns:cx5="http://schemas.microsoft.com/office/drawing/2016/5/11/chartex" xmlns:cx6="http://schemas.microsoft.com/office/drawing/2016/5/12/chartex" xmlns:cx7="http://schemas.microsoft.com/office/drawing/2016/5/13/chartex" xmlns:cx8="http://schemas.microsoft.com/office/drawing/2016/5/14/chartex" xmlns:mc="http://schemas.openxmlformats.org/markup-compatibility/2006" xmlns:aink="http://schemas.microsoft.com/office/drawing/2016/ink" xmlns:am3d="http://schemas.microsoft.com/office/drawing/2017/model3d" xmlns:o="urn:schemas-microsoft-com:office:office" xmlns:oel="http://schemas.microsoft.com/office/2019/extlst" xmlns:r="http://schemas.openxmlformats.org/officeDocument/2006/relationships" xmlns:m="http://schemas.openxmlformats.org/officeDocument/2006/math" xmlns:v="urn:schemas-microsoft-com:vml" xmlns:wp14="http://schemas.microsoft.com/office/word/2010/wordprocessingDrawing" xmlns:wp="http://schemas.openxmlformats.org/drawingml/2006/wordprocessingDrawing" xmlns:w10="urn:schemas-microsoft-com:office:word" xmlns:w="http://schemas.openxmlformats.org/wordprocessingml/2006/main" xmlns:w14="http://schemas.microsoft.com/office/word/2010/wordml" xmlns:w15="http://schemas.microsoft.com/office/word/2012/wordml" xmlns:w16cex="http://schemas.microsoft.com/office/word/2018/wordml/cex" xmlns:w16cid="http://schemas.microsoft.com/office/word/2016/wordml/cid" xmlns:w16="http://schemas.microsoft.com/office/word/2018/wordml" xmlns:w16du="http://schemas.microsoft.com/office/word/2023/wordml/word16du" xmlns:w16sdtdh="http://schemas.microsoft.com/office/word/2020/wordml/sdtdatahash" xmlns:w16sdtfl="http://schemas.microsoft.com/office/word/2024/wordml/sdtformatlock" xmlns:w16se="http://schemas.microsoft.com/office/word/2015/wordml/symex" xmlns:wpg="http://schemas.microsoft.com/office/word/2010/wordprocessingGroup" xmlns:wpi="http://schemas.microsoft.com/office/word/2010/wordprocessingInk" xmlns:wne="http://schemas.microsoft.com/office/word/2006/wordml" xmlns:wps="http://schemas.microsoft.com/office/word/2010/wordprocessingShape" mc:Ignorable="w14 w15 w16se w16cid w16 w16cex w16sdtdh w16sdtfl w16du wp14">
   <w:endnote w:type="separator" w:id="-1">
     <w:p>
       <w:pPr>
-        <w:spacing w:after="0" w:line="240" w:lineRule="auto"/>
+        <w:spacing w:line="240" w:lineRule="auto"/>
       </w:pPr>
       <w:r>
         <w:separator/>
@@ -5583,7 +5699,7 @@
   <w:endnote w:type="continuationSeparator" w:id="0">
     <w:p>
       <w:pPr>
-        <w:spacing w:after="0" w:line="240" w:lineRule="auto"/>
+        <w:spacing w:line="240" w:lineRule="auto"/>
       </w:pPr>
       <w:r>
         <w:continuationSeparator/>
@@ -5594,7 +5710,7 @@
 </file>
 
 <file path=word/footer1.xml><?xml version="1.0" encoding="utf-8"?>
-<w:ftr xmlns:wpc="http://schemas.microsoft.com/office/word/2010/wordprocessingCanvas" xmlns:cx="http://schemas.microsoft.com/office/drawing/2014/chartex" xmlns:cx1="http://schemas.microsoft.com/office/drawing/2015/9/8/chartex" xmlns:cx2="http://schemas.microsoft.com/office/drawing/2015/10/21/chartex" xmlns:cx3="http://schemas.microsoft.com/office/drawing/2016/5/9/chartex" xmlns:cx4="http://schemas.microsoft.com/office/drawing/2016/5/10/chartex" xmlns:cx5="http://schemas.microsoft.com/office/drawing/2016/5/11/chartex" xmlns:cx6="http://schemas.microsoft.com/office/drawing/2016/5/12/chartex" xmlns:cx7="http://schemas.microsoft.com/office/drawing/2016/5/13/chartex" xmlns:cx8="http://schemas.microsoft.com/office/drawing/2016/5/14/chartex" xmlns:mc="http://schemas.openxmlformats.org/markup-compatibility/2006" xmlns:aink="http://schemas.microsoft.com/office/drawing/2016/ink" xmlns:am3d="http://schemas.microsoft.com/office/drawing/2017/model3d" xmlns:o="urn:schemas-microsoft-com:office:office" xmlns:oel="http://schemas.microsoft.com/office/2019/extlst" xmlns:r="http://schemas.openxmlformats.org/officeDocument/2006/relationships" xmlns:m="http://schemas.openxmlformats.org/officeDocument/2006/math" xmlns:v="urn:schemas-microsoft-com:vml" xmlns:wp14="http://schemas.microsoft.com/office/word/2010/wordprocessingDrawing" xmlns:wp="http://schemas.openxmlformats.org/drawingml/2006/wordprocessingDrawing" xmlns:w10="urn:schemas-microsoft-com:office:word" xmlns:w="http://schemas.openxmlformats.org/wordprocessingml/2006/main" xmlns:w14="http://schemas.microsoft.com/office/word/2010/wordml" xmlns:w15="http://schemas.microsoft.com/office/word/2012/wordml" xmlns:w16cex="http://schemas.microsoft.com/office/word/2018/wordml/cex" xmlns:w16cid="http://schemas.microsoft.com/office/word/2016/wordml/cid" xmlns:w16="http://schemas.microsoft.com/office/word/2018/wordml" xmlns:w16sdtdh="http://schemas.microsoft.com/office/word/2020/wordml/sdtdatahash" xmlns:w16se="http://schemas.microsoft.com/office/word/2015/wordml/symex" xmlns:wpg="http://schemas.microsoft.com/office/word/2010/wordprocessingGroup" xmlns:wpi="http://schemas.microsoft.com/office/word/2010/wordprocessingInk" xmlns:wne="http://schemas.microsoft.com/office/word/2006/wordml" xmlns:wps="http://schemas.microsoft.com/office/word/2010/wordprocessingShape" mc:Ignorable="w14 w15 w16se w16cid w16 w16cex w16sdtdh wp14">
+<w:ftr xmlns:wpc="http://schemas.microsoft.com/office/word/2010/wordprocessingCanvas" xmlns:cx="http://schemas.microsoft.com/office/drawing/2014/chartex" xmlns:cx1="http://schemas.microsoft.com/office/drawing/2015/9/8/chartex" xmlns:cx2="http://schemas.microsoft.com/office/drawing/2015/10/21/chartex" xmlns:cx3="http://schemas.microsoft.com/office/drawing/2016/5/9/chartex" xmlns:cx4="http://schemas.microsoft.com/office/drawing/2016/5/10/chartex" xmlns:cx5="http://schemas.microsoft.com/office/drawing/2016/5/11/chartex" xmlns:cx6="http://schemas.microsoft.com/office/drawing/2016/5/12/chartex" xmlns:cx7="http://schemas.microsoft.com/office/drawing/2016/5/13/chartex" xmlns:cx8="http://schemas.microsoft.com/office/drawing/2016/5/14/chartex" xmlns:mc="http://schemas.openxmlformats.org/markup-compatibility/2006" xmlns:aink="http://schemas.microsoft.com/office/drawing/2016/ink" xmlns:am3d="http://schemas.microsoft.com/office/drawing/2017/model3d" xmlns:o="urn:schemas-microsoft-com:office:office" xmlns:oel="http://schemas.microsoft.com/office/2019/extlst" xmlns:r="http://schemas.openxmlformats.org/officeDocument/2006/relationships" xmlns:m="http://schemas.openxmlformats.org/officeDocument/2006/math" xmlns:v="urn:schemas-microsoft-com:vml" xmlns:wp14="http://schemas.microsoft.com/office/word/2010/wordprocessingDrawing" xmlns:wp="http://schemas.openxmlformats.org/drawingml/2006/wordprocessingDrawing" xmlns:w10="urn:schemas-microsoft-com:office:word" xmlns:w="http://schemas.openxmlformats.org/wordprocessingml/2006/main" xmlns:w14="http://schemas.microsoft.com/office/word/2010/wordml" xmlns:w15="http://schemas.microsoft.com/office/word/2012/wordml" xmlns:w16cex="http://schemas.microsoft.com/office/word/2018/wordml/cex" xmlns:w16cid="http://schemas.microsoft.com/office/word/2016/wordml/cid" xmlns:w16="http://schemas.microsoft.com/office/word/2018/wordml" xmlns:w16du="http://schemas.microsoft.com/office/word/2023/wordml/word16du" xmlns:w16sdtdh="http://schemas.microsoft.com/office/word/2020/wordml/sdtdatahash" xmlns:w16sdtfl="http://schemas.microsoft.com/office/word/2024/wordml/sdtformatlock" xmlns:w16se="http://schemas.microsoft.com/office/word/2015/wordml/symex" xmlns:wpg="http://schemas.microsoft.com/office/word/2010/wordprocessingGroup" xmlns:wpi="http://schemas.microsoft.com/office/word/2010/wordprocessingInk" xmlns:wne="http://schemas.microsoft.com/office/word/2006/wordml" xmlns:wps="http://schemas.microsoft.com/office/word/2010/wordprocessingShape" mc:Ignorable="w14 w15 w16se w16cid w16 w16cex w16sdtdh w16sdtfl w16du wp14">
   <w:p>
     <w:pPr>
       <w:pStyle w:val="Footer"/>
@@ -5611,15 +5727,7 @@
         <w:sz w:val="26"/>
         <w:szCs w:val="26"/>
       </w:rPr>
-      <w:t xml:space="preserve">Reflection </w:t>
-    </w:r>
-    <w:r>
-      <w:rPr>
-        <w:rFonts w:ascii="Times New Roman" w:hAnsi="Times New Roman" w:cs="Times New Roman"/>
-        <w:sz w:val="26"/>
-        <w:szCs w:val="26"/>
-      </w:rPr>
-      <w:t>Document</w:t>
+      <w:t>Reflection Document</w:t>
     </w:r>
     <w:r>
       <w:rPr>
@@ -5666,7 +5774,6 @@
     <w:r>
       <w:rPr>
         <w:rFonts w:ascii="Times New Roman" w:eastAsiaTheme="majorEastAsia" w:hAnsi="Times New Roman" w:cs="Times New Roman"/>
-        <w:noProof/>
         <w:sz w:val="26"/>
         <w:szCs w:val="26"/>
       </w:rPr>
@@ -5675,7 +5782,6 @@
     <w:r>
       <w:rPr>
         <w:rFonts w:ascii="Times New Roman" w:eastAsiaTheme="majorEastAsia" w:hAnsi="Times New Roman" w:cs="Times New Roman"/>
-        <w:noProof/>
         <w:sz w:val="26"/>
         <w:szCs w:val="26"/>
       </w:rPr>
@@ -5691,11 +5797,11 @@
 </file>
 
 <file path=word/footnotes.xml><?xml version="1.0" encoding="utf-8"?>
-<w:footnotes xmlns:wpc="http://schemas.microsoft.com/office/word/2010/wordprocessingCanvas" xmlns:cx="http://schemas.microsoft.com/office/drawing/2014/chartex" xmlns:cx1="http://schemas.microsoft.com/office/drawing/2015/9/8/chartex" xmlns:cx2="http://schemas.microsoft.com/office/drawing/2015/10/21/chartex" xmlns:cx3="http://schemas.microsoft.com/office/drawing/2016/5/9/chartex" xmlns:cx4="http://schemas.microsoft.com/office/drawing/2016/5/10/chartex" xmlns:cx5="http://schemas.microsoft.com/office/drawing/2016/5/11/chartex" xmlns:cx6="http://schemas.microsoft.com/office/drawing/2016/5/12/chartex" xmlns:cx7="http://schemas.microsoft.com/office/drawing/2016/5/13/chartex" xmlns:cx8="http://schemas.microsoft.com/office/drawing/2016/5/14/chartex" xmlns:mc="http://schemas.openxmlformats.org/markup-compatibility/2006" xmlns:aink="http://schemas.microsoft.com/office/drawing/2016/ink" xmlns:am3d="http://schemas.microsoft.com/office/drawing/2017/model3d" xmlns:o="urn:schemas-microsoft-com:office:office" xmlns:oel="http://schemas.microsoft.com/office/2019/extlst" xmlns:r="http://schemas.openxmlformats.org/officeDocument/2006/relationships" xmlns:m="http://schemas.openxmlformats.org/officeDocument/2006/math" xmlns:v="urn:schemas-microsoft-com:vml" xmlns:wp14="http://schemas.microsoft.com/office/word/2010/wordprocessingDrawing" xmlns:wp="http://schemas.openxmlformats.org/drawingml/2006/wordprocessingDrawing" xmlns:w10="urn:schemas-microsoft-com:office:word" xmlns:w="http://schemas.openxmlformats.org/wordprocessingml/2006/main" xmlns:w14="http://schemas.microsoft.com/office/word/2010/wordml" xmlns:w15="http://schemas.microsoft.com/office/word/2012/wordml" xmlns:w16cex="http://schemas.microsoft.com/office/word/2018/wordml/cex" xmlns:w16cid="http://schemas.microsoft.com/office/word/2016/wordml/cid" xmlns:w16="http://schemas.microsoft.com/office/word/2018/wordml" xmlns:w16sdtdh="http://schemas.microsoft.com/office/word/2020/wordml/sdtdatahash" xmlns:w16se="http://schemas.microsoft.com/office/word/2015/wordml/symex" xmlns:wpg="http://schemas.microsoft.com/office/word/2010/wordprocessingGroup" xmlns:wpi="http://schemas.microsoft.com/office/word/2010/wordprocessingInk" xmlns:wne="http://schemas.microsoft.com/office/word/2006/wordml" xmlns:wps="http://schemas.microsoft.com/office/word/2010/wordprocessingShape" mc:Ignorable="w14 w15 w16se w16cid w16 w16cex w16sdtdh wp14">
+<w:footnotes xmlns:wpc="http://schemas.microsoft.com/office/word/2010/wordprocessingCanvas" xmlns:cx="http://schemas.microsoft.com/office/drawing/2014/chartex" xmlns:cx1="http://schemas.microsoft.com/office/drawing/2015/9/8/chartex" xmlns:cx2="http://schemas.microsoft.com/office/drawing/2015/10/21/chartex" xmlns:cx3="http://schemas.microsoft.com/office/drawing/2016/5/9/chartex" xmlns:cx4="http://schemas.microsoft.com/office/drawing/2016/5/10/chartex" xmlns:cx5="http://schemas.microsoft.com/office/drawing/2016/5/11/chartex" xmlns:cx6="http://schemas.microsoft.com/office/drawing/2016/5/12/chartex" xmlns:cx7="http://schemas.microsoft.com/office/drawing/2016/5/13/chartex" xmlns:cx8="http://schemas.microsoft.com/office/drawing/2016/5/14/chartex" xmlns:mc="http://schemas.openxmlformats.org/markup-compatibility/2006" xmlns:aink="http://schemas.microsoft.com/office/drawing/2016/ink" xmlns:am3d="http://schemas.microsoft.com/office/drawing/2017/model3d" xmlns:o="urn:schemas-microsoft-com:office:office" xmlns:oel="http://schemas.microsoft.com/office/2019/extlst" xmlns:r="http://schemas.openxmlformats.org/officeDocument/2006/relationships" xmlns:m="http://schemas.openxmlformats.org/officeDocument/2006/math" xmlns:v="urn:schemas-microsoft-com:vml" xmlns:wp14="http://schemas.microsoft.com/office/word/2010/wordprocessingDrawing" xmlns:wp="http://schemas.openxmlformats.org/drawingml/2006/wordprocessingDrawing" xmlns:w10="urn:schemas-microsoft-com:office:word" xmlns:w="http://schemas.openxmlformats.org/wordprocessingml/2006/main" xmlns:w14="http://schemas.microsoft.com/office/word/2010/wordml" xmlns:w15="http://schemas.microsoft.com/office/word/2012/wordml" xmlns:w16cex="http://schemas.microsoft.com/office/word/2018/wordml/cex" xmlns:w16cid="http://schemas.microsoft.com/office/word/2016/wordml/cid" xmlns:w16="http://schemas.microsoft.com/office/word/2018/wordml" xmlns:w16du="http://schemas.microsoft.com/office/word/2023/wordml/word16du" xmlns:w16sdtdh="http://schemas.microsoft.com/office/word/2020/wordml/sdtdatahash" xmlns:w16sdtfl="http://schemas.microsoft.com/office/word/2024/wordml/sdtformatlock" xmlns:w16se="http://schemas.microsoft.com/office/word/2015/wordml/symex" xmlns:wpg="http://schemas.microsoft.com/office/word/2010/wordprocessingGroup" xmlns:wpi="http://schemas.microsoft.com/office/word/2010/wordprocessingInk" xmlns:wne="http://schemas.microsoft.com/office/word/2006/wordml" xmlns:wps="http://schemas.microsoft.com/office/word/2010/wordprocessingShape" mc:Ignorable="w14 w15 w16se w16cid w16 w16cex w16sdtdh w16sdtfl w16du wp14">
   <w:footnote w:type="separator" w:id="-1">
     <w:p>
       <w:pPr>
-        <w:spacing w:after="0" w:line="240" w:lineRule="auto"/>
+        <w:spacing w:after="0"/>
       </w:pPr>
       <w:r>
         <w:separator/>
@@ -5705,7 +5811,7 @@
   <w:footnote w:type="continuationSeparator" w:id="0">
     <w:p>
       <w:pPr>
-        <w:spacing w:after="0" w:line="240" w:lineRule="auto"/>
+        <w:spacing w:after="0"/>
       </w:pPr>
       <w:r>
         <w:continuationSeparator/>
@@ -5716,7 +5822,7 @@
 </file>
 
 <file path=word/header1.xml><?xml version="1.0" encoding="utf-8"?>
-<w:hdr xmlns:wpc="http://schemas.microsoft.com/office/word/2010/wordprocessingCanvas" xmlns:cx="http://schemas.microsoft.com/office/drawing/2014/chartex" xmlns:cx1="http://schemas.microsoft.com/office/drawing/2015/9/8/chartex" xmlns:cx2="http://schemas.microsoft.com/office/drawing/2015/10/21/chartex" xmlns:cx3="http://schemas.microsoft.com/office/drawing/2016/5/9/chartex" xmlns:cx4="http://schemas.microsoft.com/office/drawing/2016/5/10/chartex" xmlns:cx5="http://schemas.microsoft.com/office/drawing/2016/5/11/chartex" xmlns:cx6="http://schemas.microsoft.com/office/drawing/2016/5/12/chartex" xmlns:cx7="http://schemas.microsoft.com/office/drawing/2016/5/13/chartex" xmlns:cx8="http://schemas.microsoft.com/office/drawing/2016/5/14/chartex" xmlns:mc="http://schemas.openxmlformats.org/markup-compatibility/2006" xmlns:aink="http://schemas.microsoft.com/office/drawing/2016/ink" xmlns:am3d="http://schemas.microsoft.com/office/drawing/2017/model3d" xmlns:o="urn:schemas-microsoft-com:office:office" xmlns:oel="http://schemas.microsoft.com/office/2019/extlst" xmlns:r="http://schemas.openxmlformats.org/officeDocument/2006/relationships" xmlns:m="http://schemas.openxmlformats.org/officeDocument/2006/math" xmlns:v="urn:schemas-microsoft-com:vml" xmlns:wp14="http://schemas.microsoft.com/office/word/2010/wordprocessingDrawing" xmlns:wp="http://schemas.openxmlformats.org/drawingml/2006/wordprocessingDrawing" xmlns:w10="urn:schemas-microsoft-com:office:word" xmlns:w="http://schemas.openxmlformats.org/wordprocessingml/2006/main" xmlns:w14="http://schemas.microsoft.com/office/word/2010/wordml" xmlns:w15="http://schemas.microsoft.com/office/word/2012/wordml" xmlns:w16cex="http://schemas.microsoft.com/office/word/2018/wordml/cex" xmlns:w16cid="http://schemas.microsoft.com/office/word/2016/wordml/cid" xmlns:w16="http://schemas.microsoft.com/office/word/2018/wordml" xmlns:w16sdtdh="http://schemas.microsoft.com/office/word/2020/wordml/sdtdatahash" xmlns:w16se="http://schemas.microsoft.com/office/word/2015/wordml/symex" xmlns:wpg="http://schemas.microsoft.com/office/word/2010/wordprocessingGroup" xmlns:wpi="http://schemas.microsoft.com/office/word/2010/wordprocessingInk" xmlns:wne="http://schemas.microsoft.com/office/word/2006/wordml" xmlns:wps="http://schemas.microsoft.com/office/word/2010/wordprocessingShape" mc:Ignorable="w14 w15 w16se w16cid w16 w16cex w16sdtdh wp14">
+<w:hdr xmlns:wpc="http://schemas.microsoft.com/office/word/2010/wordprocessingCanvas" xmlns:cx="http://schemas.microsoft.com/office/drawing/2014/chartex" xmlns:cx1="http://schemas.microsoft.com/office/drawing/2015/9/8/chartex" xmlns:cx2="http://schemas.microsoft.com/office/drawing/2015/10/21/chartex" xmlns:cx3="http://schemas.microsoft.com/office/drawing/2016/5/9/chartex" xmlns:cx4="http://schemas.microsoft.com/office/drawing/2016/5/10/chartex" xmlns:cx5="http://schemas.microsoft.com/office/drawing/2016/5/11/chartex" xmlns:cx6="http://schemas.microsoft.com/office/drawing/2016/5/12/chartex" xmlns:cx7="http://schemas.microsoft.com/office/drawing/2016/5/13/chartex" xmlns:cx8="http://schemas.microsoft.com/office/drawing/2016/5/14/chartex" xmlns:mc="http://schemas.openxmlformats.org/markup-compatibility/2006" xmlns:aink="http://schemas.microsoft.com/office/drawing/2016/ink" xmlns:am3d="http://schemas.microsoft.com/office/drawing/2017/model3d" xmlns:o="urn:schemas-microsoft-com:office:office" xmlns:oel="http://schemas.microsoft.com/office/2019/extlst" xmlns:r="http://schemas.openxmlformats.org/officeDocument/2006/relationships" xmlns:m="http://schemas.openxmlformats.org/officeDocument/2006/math" xmlns:v="urn:schemas-microsoft-com:vml" xmlns:wp14="http://schemas.microsoft.com/office/word/2010/wordprocessingDrawing" xmlns:wp="http://schemas.openxmlformats.org/drawingml/2006/wordprocessingDrawing" xmlns:w10="urn:schemas-microsoft-com:office:word" xmlns:w="http://schemas.openxmlformats.org/wordprocessingml/2006/main" xmlns:w14="http://schemas.microsoft.com/office/word/2010/wordml" xmlns:w15="http://schemas.microsoft.com/office/word/2012/wordml" xmlns:w16cex="http://schemas.microsoft.com/office/word/2018/wordml/cex" xmlns:w16cid="http://schemas.microsoft.com/office/word/2016/wordml/cid" xmlns:w16="http://schemas.microsoft.com/office/word/2018/wordml" xmlns:w16du="http://schemas.microsoft.com/office/word/2023/wordml/word16du" xmlns:w16sdtdh="http://schemas.microsoft.com/office/word/2020/wordml/sdtdatahash" xmlns:w16sdtfl="http://schemas.microsoft.com/office/word/2024/wordml/sdtformatlock" xmlns:w16se="http://schemas.microsoft.com/office/word/2015/wordml/symex" xmlns:wpg="http://schemas.microsoft.com/office/word/2010/wordprocessingGroup" xmlns:wpi="http://schemas.microsoft.com/office/word/2010/wordprocessingInk" xmlns:wne="http://schemas.microsoft.com/office/word/2006/wordml" xmlns:wps="http://schemas.microsoft.com/office/word/2010/wordprocessingShape" mc:Ignorable="w14 w15 w16se w16cid w16 w16cex w16sdtdh w16sdtfl w16du wp14">
   <w:sdt>
     <w:sdtPr>
       <w:rPr>
@@ -5726,6 +5832,7 @@
       </w:rPr>
       <w:alias w:val="Title"/>
       <w:id w:val="77738743"/>
+      <w:showingPlcHdr/>
       <w:dataBinding w:prefixMappings="xmlns:ns0='http://schemas.openxmlformats.org/package/2006/metadata/core-properties' xmlns:ns1='http://purl.org/dc/elements/1.1/'" w:xpath="/ns0:coreProperties[1]/ns1:title[1]" w:storeItemID="{6C3C8BC8-F283-45AE-878A-BAB7291924A1}"/>
       <w:text/>
     </w:sdtPr>
@@ -5743,7 +5850,7 @@
             <w:sz w:val="26"/>
             <w:szCs w:val="26"/>
           </w:rPr>
-          <w:t>Xây dựng website bán hàng tích hợp AI tìm kiếm</w:t>
+          <w:t xml:space="preserve">     </w:t>
         </w:r>
       </w:p>
     </w:sdtContent>
@@ -5752,12 +5859,12 @@
 </file>
 
 <file path=word/numbering.xml><?xml version="1.0" encoding="utf-8"?>
-<w:numbering xmlns:wpc="http://schemas.microsoft.com/office/word/2010/wordprocessingCanvas" xmlns:cx="http://schemas.microsoft.com/office/drawing/2014/chartex" xmlns:cx1="http://schemas.microsoft.com/office/drawing/2015/9/8/chartex" xmlns:cx2="http://schemas.microsoft.com/office/drawing/2015/10/21/chartex" xmlns:cx3="http://schemas.microsoft.com/office/drawing/2016/5/9/chartex" xmlns:cx4="http://schemas.microsoft.com/office/drawing/2016/5/10/chartex" xmlns:cx5="http://schemas.microsoft.com/office/drawing/2016/5/11/chartex" xmlns:cx6="http://schemas.microsoft.com/office/drawing/2016/5/12/chartex" xmlns:cx7="http://schemas.microsoft.com/office/drawing/2016/5/13/chartex" xmlns:cx8="http://schemas.microsoft.com/office/drawing/2016/5/14/chartex" xmlns:mc="http://schemas.openxmlformats.org/markup-compatibility/2006" xmlns:aink="http://schemas.microsoft.com/office/drawing/2016/ink" xmlns:am3d="http://schemas.microsoft.com/office/drawing/2017/model3d" xmlns:o="urn:schemas-microsoft-com:office:office" xmlns:oel="http://schemas.microsoft.com/office/2019/extlst" xmlns:r="http://schemas.openxmlformats.org/officeDocument/2006/relationships" xmlns:m="http://schemas.openxmlformats.org/officeDocument/2006/math" xmlns:v="urn:schemas-microsoft-com:vml" xmlns:wp14="http://schemas.microsoft.com/office/word/2010/wordprocessingDrawing" xmlns:wp="http://schemas.openxmlformats.org/drawingml/2006/wordprocessingDrawing" xmlns:w10="urn:schemas-microsoft-com:office:word" xmlns:w="http://schemas.openxmlformats.org/wordprocessingml/2006/main" xmlns:w14="http://schemas.microsoft.com/office/word/2010/wordml" xmlns:w15="http://schemas.microsoft.com/office/word/2012/wordml" xmlns:w16cex="http://schemas.microsoft.com/office/word/2018/wordml/cex" xmlns:w16cid="http://schemas.microsoft.com/office/word/2016/wordml/cid" xmlns:w16="http://schemas.microsoft.com/office/word/2018/wordml" xmlns:w16sdtdh="http://schemas.microsoft.com/office/word/2020/wordml/sdtdatahash" xmlns:w16se="http://schemas.microsoft.com/office/word/2015/wordml/symex" xmlns:wpg="http://schemas.microsoft.com/office/word/2010/wordprocessingGroup" xmlns:wpi="http://schemas.microsoft.com/office/word/2010/wordprocessingInk" xmlns:wne="http://schemas.microsoft.com/office/word/2006/wordml" xmlns:wps="http://schemas.microsoft.com/office/word/2010/wordprocessingShape" mc:Ignorable="w14 w15 w16se w16cid w16 w16cex w16sdtdh wp14">
+<w:numbering xmlns:wpc="http://schemas.microsoft.com/office/word/2010/wordprocessingCanvas" xmlns:cx="http://schemas.microsoft.com/office/drawing/2014/chartex" xmlns:cx1="http://schemas.microsoft.com/office/drawing/2015/9/8/chartex" xmlns:cx2="http://schemas.microsoft.com/office/drawing/2015/10/21/chartex" xmlns:cx3="http://schemas.microsoft.com/office/drawing/2016/5/9/chartex" xmlns:cx4="http://schemas.microsoft.com/office/drawing/2016/5/10/chartex" xmlns:cx5="http://schemas.microsoft.com/office/drawing/2016/5/11/chartex" xmlns:cx6="http://schemas.microsoft.com/office/drawing/2016/5/12/chartex" xmlns:cx7="http://schemas.microsoft.com/office/drawing/2016/5/13/chartex" xmlns:cx8="http://schemas.microsoft.com/office/drawing/2016/5/14/chartex" xmlns:mc="http://schemas.openxmlformats.org/markup-compatibility/2006" xmlns:aink="http://schemas.microsoft.com/office/drawing/2016/ink" xmlns:am3d="http://schemas.microsoft.com/office/drawing/2017/model3d" xmlns:o="urn:schemas-microsoft-com:office:office" xmlns:oel="http://schemas.microsoft.com/office/2019/extlst" xmlns:r="http://schemas.openxmlformats.org/officeDocument/2006/relationships" xmlns:m="http://schemas.openxmlformats.org/officeDocument/2006/math" xmlns:v="urn:schemas-microsoft-com:vml" xmlns:wp14="http://schemas.microsoft.com/office/word/2010/wordprocessingDrawing" xmlns:wp="http://schemas.openxmlformats.org/drawingml/2006/wordprocessingDrawing" xmlns:w10="urn:schemas-microsoft-com:office:word" xmlns:w="http://schemas.openxmlformats.org/wordprocessingml/2006/main" xmlns:w14="http://schemas.microsoft.com/office/word/2010/wordml" xmlns:w15="http://schemas.microsoft.com/office/word/2012/wordml" xmlns:w16cex="http://schemas.microsoft.com/office/word/2018/wordml/cex" xmlns:w16cid="http://schemas.microsoft.com/office/word/2016/wordml/cid" xmlns:w16="http://schemas.microsoft.com/office/word/2018/wordml" xmlns:w16du="http://schemas.microsoft.com/office/word/2023/wordml/word16du" xmlns:w16sdtdh="http://schemas.microsoft.com/office/word/2020/wordml/sdtdatahash" xmlns:w16sdtfl="http://schemas.microsoft.com/office/word/2024/wordml/sdtformatlock" xmlns:w16se="http://schemas.microsoft.com/office/word/2015/wordml/symex" xmlns:wpg="http://schemas.microsoft.com/office/word/2010/wordprocessingGroup" xmlns:wpi="http://schemas.microsoft.com/office/word/2010/wordprocessingInk" xmlns:wne="http://schemas.microsoft.com/office/word/2006/wordml" xmlns:wps="http://schemas.microsoft.com/office/word/2010/wordprocessingShape" mc:Ignorable="w14 w15 w16se w16cid w16 w16cex w16sdtdh w16sdtfl w16du wp14">
   <w:abstractNum w:abstractNumId="0" w15:restartNumberingAfterBreak="0">
     <w:nsid w:val="4F930C6F"/>
-    <w:multiLevelType w:val="hybridMultilevel"/>
-    <w:tmpl w:val="C0865954"/>
-    <w:lvl w:ilvl="0" w:tplc="64FA2618">
+    <w:multiLevelType w:val="multilevel"/>
+    <w:tmpl w:val="4F930C6F"/>
+    <w:lvl w:ilvl="0">
       <w:numFmt w:val="bullet"/>
       <w:lvlText w:val="-"/>
       <w:lvlJc w:val="left"/>
@@ -5769,7 +5876,7 @@
         <w:b w:val="0"/>
       </w:rPr>
     </w:lvl>
-    <w:lvl w:ilvl="1" w:tplc="04090003" w:tentative="1">
+    <w:lvl w:ilvl="1">
       <w:start w:val="1"/>
       <w:numFmt w:val="bullet"/>
       <w:lvlText w:val="o"/>
@@ -5781,7 +5888,7 @@
         <w:rFonts w:ascii="Courier New" w:hAnsi="Courier New" w:cs="Courier New" w:hint="default"/>
       </w:rPr>
     </w:lvl>
-    <w:lvl w:ilvl="2" w:tplc="04090005" w:tentative="1">
+    <w:lvl w:ilvl="2">
       <w:start w:val="1"/>
       <w:numFmt w:val="bullet"/>
       <w:lvlText w:val=""/>
@@ -5793,7 +5900,7 @@
         <w:rFonts w:ascii="Wingdings" w:hAnsi="Wingdings" w:hint="default"/>
       </w:rPr>
     </w:lvl>
-    <w:lvl w:ilvl="3" w:tplc="04090001" w:tentative="1">
+    <w:lvl w:ilvl="3">
       <w:start w:val="1"/>
       <w:numFmt w:val="bullet"/>
       <w:lvlText w:val=""/>
@@ -5805,7 +5912,7 @@
         <w:rFonts w:ascii="Symbol" w:hAnsi="Symbol" w:hint="default"/>
       </w:rPr>
     </w:lvl>
-    <w:lvl w:ilvl="4" w:tplc="04090003" w:tentative="1">
+    <w:lvl w:ilvl="4">
       <w:start w:val="1"/>
       <w:numFmt w:val="bullet"/>
       <w:lvlText w:val="o"/>
@@ -5817,7 +5924,7 @@
         <w:rFonts w:ascii="Courier New" w:hAnsi="Courier New" w:cs="Courier New" w:hint="default"/>
       </w:rPr>
     </w:lvl>
-    <w:lvl w:ilvl="5" w:tplc="04090005" w:tentative="1">
+    <w:lvl w:ilvl="5">
       <w:start w:val="1"/>
       <w:numFmt w:val="bullet"/>
       <w:lvlText w:val=""/>
@@ -5829,7 +5936,7 @@
         <w:rFonts w:ascii="Wingdings" w:hAnsi="Wingdings" w:hint="default"/>
       </w:rPr>
     </w:lvl>
-    <w:lvl w:ilvl="6" w:tplc="04090001" w:tentative="1">
+    <w:lvl w:ilvl="6">
       <w:start w:val="1"/>
       <w:numFmt w:val="bullet"/>
       <w:lvlText w:val=""/>
@@ -5841,7 +5948,7 @@
         <w:rFonts w:ascii="Symbol" w:hAnsi="Symbol" w:hint="default"/>
       </w:rPr>
     </w:lvl>
-    <w:lvl w:ilvl="7" w:tplc="04090003" w:tentative="1">
+    <w:lvl w:ilvl="7">
       <w:start w:val="1"/>
       <w:numFmt w:val="bullet"/>
       <w:lvlText w:val="o"/>
@@ -5853,7 +5960,7 @@
         <w:rFonts w:ascii="Courier New" w:hAnsi="Courier New" w:cs="Courier New" w:hint="default"/>
       </w:rPr>
     </w:lvl>
-    <w:lvl w:ilvl="8" w:tplc="04090005" w:tentative="1">
+    <w:lvl w:ilvl="8">
       <w:start w:val="1"/>
       <w:numFmt w:val="bullet"/>
       <w:lvlText w:val=""/>
@@ -5869,7 +5976,7 @@
   <w:abstractNum w:abstractNumId="1" w15:restartNumberingAfterBreak="0">
     <w:nsid w:val="67E579FA"/>
     <w:multiLevelType w:val="multilevel"/>
-    <w:tmpl w:val="0409001F"/>
+    <w:tmpl w:val="67E579FA"/>
     <w:lvl w:ilvl="0">
       <w:start w:val="1"/>
       <w:numFmt w:val="decimal"/>
@@ -5952,120 +6059,25 @@
       </w:pPr>
     </w:lvl>
   </w:abstractNum>
-  <w:abstractNum w:abstractNumId="2" w15:restartNumberingAfterBreak="0">
-    <w:nsid w:val="6E5F0D72"/>
-    <w:multiLevelType w:val="multilevel"/>
-    <w:tmpl w:val="0409001F"/>
-    <w:lvl w:ilvl="0">
-      <w:start w:val="1"/>
-      <w:numFmt w:val="decimal"/>
-      <w:lvlText w:val="%1."/>
-      <w:lvlJc w:val="left"/>
-      <w:pPr>
-        <w:ind w:left="360" w:hanging="360"/>
-      </w:pPr>
-    </w:lvl>
-    <w:lvl w:ilvl="1">
-      <w:start w:val="1"/>
-      <w:numFmt w:val="decimal"/>
-      <w:lvlText w:val="%1.%2."/>
-      <w:lvlJc w:val="left"/>
-      <w:pPr>
-        <w:ind w:left="792" w:hanging="432"/>
-      </w:pPr>
-    </w:lvl>
-    <w:lvl w:ilvl="2">
-      <w:start w:val="1"/>
-      <w:numFmt w:val="decimal"/>
-      <w:lvlText w:val="%1.%2.%3."/>
-      <w:lvlJc w:val="left"/>
-      <w:pPr>
-        <w:ind w:left="1224" w:hanging="504"/>
-      </w:pPr>
-    </w:lvl>
-    <w:lvl w:ilvl="3">
-      <w:start w:val="1"/>
-      <w:numFmt w:val="decimal"/>
-      <w:lvlText w:val="%1.%2.%3.%4."/>
-      <w:lvlJc w:val="left"/>
-      <w:pPr>
-        <w:ind w:left="1728" w:hanging="648"/>
-      </w:pPr>
-    </w:lvl>
-    <w:lvl w:ilvl="4">
-      <w:start w:val="1"/>
-      <w:numFmt w:val="decimal"/>
-      <w:lvlText w:val="%1.%2.%3.%4.%5."/>
-      <w:lvlJc w:val="left"/>
-      <w:pPr>
-        <w:ind w:left="2232" w:hanging="792"/>
-      </w:pPr>
-    </w:lvl>
-    <w:lvl w:ilvl="5">
-      <w:start w:val="1"/>
-      <w:numFmt w:val="decimal"/>
-      <w:lvlText w:val="%1.%2.%3.%4.%5.%6."/>
-      <w:lvlJc w:val="left"/>
-      <w:pPr>
-        <w:ind w:left="2736" w:hanging="936"/>
-      </w:pPr>
-    </w:lvl>
-    <w:lvl w:ilvl="6">
-      <w:start w:val="1"/>
-      <w:numFmt w:val="decimal"/>
-      <w:lvlText w:val="%1.%2.%3.%4.%5.%6.%7."/>
-      <w:lvlJc w:val="left"/>
-      <w:pPr>
-        <w:ind w:left="3240" w:hanging="1080"/>
-      </w:pPr>
-    </w:lvl>
-    <w:lvl w:ilvl="7">
-      <w:start w:val="1"/>
-      <w:numFmt w:val="decimal"/>
-      <w:lvlText w:val="%1.%2.%3.%4.%5.%6.%7.%8."/>
-      <w:lvlJc w:val="left"/>
-      <w:pPr>
-        <w:ind w:left="3744" w:hanging="1224"/>
-      </w:pPr>
-    </w:lvl>
-    <w:lvl w:ilvl="8">
-      <w:start w:val="1"/>
-      <w:numFmt w:val="decimal"/>
-      <w:lvlText w:val="%1.%2.%3.%4.%5.%6.%7.%8.%9."/>
-      <w:lvlJc w:val="left"/>
-      <w:pPr>
-        <w:ind w:left="4320" w:hanging="1440"/>
-      </w:pPr>
-    </w:lvl>
-  </w:abstractNum>
-  <w:num w:numId="1" w16cid:durableId="862788746">
-    <w:abstractNumId w:val="2"/>
-  </w:num>
-  <w:num w:numId="2" w16cid:durableId="426508877">
+  <w:num w:numId="1" w16cid:durableId="570045726">
     <w:abstractNumId w:val="1"/>
   </w:num>
-  <w:num w:numId="3" w16cid:durableId="1690597677">
+  <w:num w:numId="2" w16cid:durableId="1809397906">
     <w:abstractNumId w:val="0"/>
   </w:num>
 </w:numbering>
 </file>
 
 <file path=word/styles.xml><?xml version="1.0" encoding="utf-8"?>
-<w:styles xmlns:mc="http://schemas.openxmlformats.org/markup-compatibility/2006" xmlns:r="http://schemas.openxmlformats.org/officeDocument/2006/relationships" xmlns:w="http://schemas.openxmlformats.org/wordprocessingml/2006/main" xmlns:w14="http://schemas.microsoft.com/office/word/2010/wordml" xmlns:w15="http://schemas.microsoft.com/office/word/2012/wordml" xmlns:w16cex="http://schemas.microsoft.com/office/word/2018/wordml/cex" xmlns:w16cid="http://schemas.microsoft.com/office/word/2016/wordml/cid" xmlns:w16="http://schemas.microsoft.com/office/word/2018/wordml" xmlns:w16sdtdh="http://schemas.microsoft.com/office/word/2020/wordml/sdtdatahash" xmlns:w16se="http://schemas.microsoft.com/office/word/2015/wordml/symex" mc:Ignorable="w14 w15 w16se w16cid w16 w16cex w16sdtdh">
+<w:styles xmlns:mc="http://schemas.openxmlformats.org/markup-compatibility/2006" xmlns:r="http://schemas.openxmlformats.org/officeDocument/2006/relationships" xmlns:w="http://schemas.openxmlformats.org/wordprocessingml/2006/main" xmlns:w14="http://schemas.microsoft.com/office/word/2010/wordml" xmlns:w15="http://schemas.microsoft.com/office/word/2012/wordml" xmlns:w16cex="http://schemas.microsoft.com/office/word/2018/wordml/cex" xmlns:w16cid="http://schemas.microsoft.com/office/word/2016/wordml/cid" xmlns:w16="http://schemas.microsoft.com/office/word/2018/wordml" xmlns:w16du="http://schemas.microsoft.com/office/word/2023/wordml/word16du" xmlns:w16sdtdh="http://schemas.microsoft.com/office/word/2020/wordml/sdtdatahash" xmlns:w16sdtfl="http://schemas.microsoft.com/office/word/2024/wordml/sdtformatlock" xmlns:w16se="http://schemas.microsoft.com/office/word/2015/wordml/symex" mc:Ignorable="w14 w15 w16se w16cid w16 w16cex w16sdtdh w16sdtfl w16du">
   <w:docDefaults>
     <w:rPrDefault>
       <w:rPr>
         <w:rFonts w:asciiTheme="minorHAnsi" w:eastAsiaTheme="minorHAnsi" w:hAnsiTheme="minorHAnsi" w:cstheme="minorBidi"/>
-        <w:sz w:val="22"/>
-        <w:szCs w:val="22"/>
         <w:lang w:val="en-US" w:eastAsia="en-US" w:bidi="ar-SA"/>
       </w:rPr>
     </w:rPrDefault>
-    <w:pPrDefault>
-      <w:pPr>
-        <w:spacing w:after="200" w:line="276" w:lineRule="auto"/>
-      </w:pPr>
-    </w:pPrDefault>
+    <w:pPrDefault/>
   </w:docDefaults>
   <w:latentStyles w:defLockedState="0" w:defUIPriority="99" w:defSemiHidden="0" w:defUnhideWhenUsed="0" w:defQFormat="0" w:count="376">
     <w:lsdException w:name="Normal" w:uiPriority="0" w:qFormat="1"/>
@@ -6087,8 +6099,8 @@
     <w:lsdException w:name="index 7" w:semiHidden="1" w:unhideWhenUsed="1"/>
     <w:lsdException w:name="index 8" w:semiHidden="1" w:unhideWhenUsed="1"/>
     <w:lsdException w:name="index 9" w:semiHidden="1" w:unhideWhenUsed="1"/>
-    <w:lsdException w:name="toc 1" w:semiHidden="1" w:uiPriority="39" w:unhideWhenUsed="1"/>
-    <w:lsdException w:name="toc 2" w:semiHidden="1" w:uiPriority="39" w:unhideWhenUsed="1"/>
+    <w:lsdException w:name="toc 1" w:uiPriority="39" w:unhideWhenUsed="1" w:qFormat="1"/>
+    <w:lsdException w:name="toc 2" w:uiPriority="39" w:unhideWhenUsed="1"/>
     <w:lsdException w:name="toc 3" w:semiHidden="1" w:uiPriority="39" w:unhideWhenUsed="1"/>
     <w:lsdException w:name="toc 4" w:semiHidden="1" w:uiPriority="39" w:unhideWhenUsed="1"/>
     <w:lsdException w:name="toc 5" w:semiHidden="1" w:uiPriority="39" w:unhideWhenUsed="1"/>
@@ -6099,8 +6111,8 @@
     <w:lsdException w:name="Normal Indent" w:semiHidden="1" w:unhideWhenUsed="1"/>
     <w:lsdException w:name="footnote text" w:semiHidden="1" w:unhideWhenUsed="1"/>
     <w:lsdException w:name="annotation text" w:semiHidden="1" w:unhideWhenUsed="1"/>
-    <w:lsdException w:name="header" w:semiHidden="1" w:unhideWhenUsed="1"/>
-    <w:lsdException w:name="footer" w:semiHidden="1" w:unhideWhenUsed="1"/>
+    <w:lsdException w:name="header" w:unhideWhenUsed="1" w:qFormat="1"/>
+    <w:lsdException w:name="footer" w:unhideWhenUsed="1" w:qFormat="1"/>
     <w:lsdException w:name="index heading" w:semiHidden="1" w:unhideWhenUsed="1"/>
     <w:lsdException w:name="caption" w:semiHidden="1" w:uiPriority="35" w:unhideWhenUsed="1" w:qFormat="1"/>
     <w:lsdException w:name="table of figures" w:semiHidden="1" w:unhideWhenUsed="1"/>
@@ -6133,7 +6145,7 @@
     <w:lsdException w:name="Title" w:uiPriority="10" w:qFormat="1"/>
     <w:lsdException w:name="Closing" w:semiHidden="1" w:unhideWhenUsed="1"/>
     <w:lsdException w:name="Signature" w:semiHidden="1" w:unhideWhenUsed="1"/>
-    <w:lsdException w:name="Default Paragraph Font" w:semiHidden="1" w:uiPriority="1" w:unhideWhenUsed="1"/>
+    <w:lsdException w:name="Default Paragraph Font" w:semiHidden="1" w:uiPriority="1" w:unhideWhenUsed="1" w:qFormat="1"/>
     <w:lsdException w:name="Body Text" w:semiHidden="1" w:unhideWhenUsed="1"/>
     <w:lsdException w:name="Body Text Indent" w:semiHidden="1" w:unhideWhenUsed="1"/>
     <w:lsdException w:name="List Continue" w:semiHidden="1" w:unhideWhenUsed="1"/>
@@ -6153,7 +6165,7 @@
     <w:lsdException w:name="Body Text Indent 2" w:semiHidden="1" w:unhideWhenUsed="1"/>
     <w:lsdException w:name="Body Text Indent 3" w:semiHidden="1" w:unhideWhenUsed="1"/>
     <w:lsdException w:name="Block Text" w:semiHidden="1" w:unhideWhenUsed="1"/>
-    <w:lsdException w:name="Hyperlink" w:semiHidden="1" w:unhideWhenUsed="1"/>
+    <w:lsdException w:name="Hyperlink" w:unhideWhenUsed="1" w:qFormat="1"/>
     <w:lsdException w:name="FollowedHyperlink" w:semiHidden="1" w:unhideWhenUsed="1"/>
     <w:lsdException w:name="Strong" w:uiPriority="22" w:qFormat="1"/>
     <w:lsdException w:name="Emphasis" w:uiPriority="20" w:qFormat="1"/>
@@ -6173,6 +6185,7 @@
     <w:lsdException w:name="HTML Sample" w:semiHidden="1" w:unhideWhenUsed="1"/>
     <w:lsdException w:name="HTML Typewriter" w:semiHidden="1" w:unhideWhenUsed="1"/>
     <w:lsdException w:name="HTML Variable" w:semiHidden="1" w:unhideWhenUsed="1"/>
+    <w:lsdException w:name="Normal Table" w:semiHidden="1" w:unhideWhenUsed="1" w:qFormat="1"/>
     <w:lsdException w:name="annotation subject" w:semiHidden="1" w:unhideWhenUsed="1"/>
     <w:lsdException w:name="No List" w:semiHidden="1" w:unhideWhenUsed="1"/>
     <w:lsdException w:name="Outline List 1" w:semiHidden="1" w:unhideWhenUsed="1"/>
@@ -6215,13 +6228,16 @@
     <w:lsdException w:name="Table Contemporary" w:semiHidden="1" w:unhideWhenUsed="1"/>
     <w:lsdException w:name="Table Elegant" w:semiHidden="1" w:unhideWhenUsed="1"/>
     <w:lsdException w:name="Table Professional" w:semiHidden="1" w:unhideWhenUsed="1"/>
+    <w:lsdException w:name="Table Subtle 1" w:semiHidden="1" w:unhideWhenUsed="1"/>
     <w:lsdException w:name="Table Subtle 2" w:semiHidden="1" w:unhideWhenUsed="1"/>
     <w:lsdException w:name="Table Web 1" w:semiHidden="1" w:unhideWhenUsed="1"/>
+    <w:lsdException w:name="Table Web 2" w:semiHidden="1" w:unhideWhenUsed="1"/>
+    <w:lsdException w:name="Table Web 3" w:semiHidden="1" w:unhideWhenUsed="1"/>
     <w:lsdException w:name="Balloon Text" w:semiHidden="1" w:unhideWhenUsed="1"/>
-    <w:lsdException w:name="Table Grid" w:uiPriority="39"/>
+    <w:lsdException w:name="Table Grid" w:uiPriority="39" w:qFormat="1"/>
     <w:lsdException w:name="Table Theme" w:semiHidden="1" w:unhideWhenUsed="1"/>
-    <w:lsdException w:name="Placeholder Text" w:semiHidden="1"/>
-    <w:lsdException w:name="No Spacing" w:uiPriority="1" w:qFormat="1"/>
+    <w:lsdException w:name="Placeholder Text" w:semiHidden="1" w:unhideWhenUsed="1"/>
+    <w:lsdException w:name="No Spacing" w:semiHidden="1" w:unhideWhenUsed="1"/>
     <w:lsdException w:name="Light Shading" w:uiPriority="60"/>
     <w:lsdException w:name="Light List" w:uiPriority="61"/>
     <w:lsdException w:name="Light Grid" w:uiPriority="62"/>
@@ -6242,10 +6258,10 @@
     <w:lsdException w:name="Medium Shading 1 Accent 1" w:uiPriority="63"/>
     <w:lsdException w:name="Medium Shading 2 Accent 1" w:uiPriority="64"/>
     <w:lsdException w:name="Medium List 1 Accent 1" w:uiPriority="65"/>
-    <w:lsdException w:name="Revision" w:semiHidden="1"/>
+    <w:lsdException w:name="Revision" w:semiHidden="1" w:unhideWhenUsed="1"/>
     <w:lsdException w:name="List Paragraph" w:uiPriority="34" w:qFormat="1"/>
-    <w:lsdException w:name="Quote" w:uiPriority="29" w:qFormat="1"/>
-    <w:lsdException w:name="Intense Quote" w:uiPriority="30" w:qFormat="1"/>
+    <w:lsdException w:name="Quote" w:semiHidden="1" w:unhideWhenUsed="1"/>
+    <w:lsdException w:name="Intense Quote" w:semiHidden="1" w:unhideWhenUsed="1"/>
     <w:lsdException w:name="Medium List 2 Accent 1" w:uiPriority="66"/>
     <w:lsdException w:name="Medium Grid 1 Accent 1" w:uiPriority="67"/>
     <w:lsdException w:name="Medium Grid 2 Accent 1" w:uiPriority="68"/>
@@ -6300,7 +6316,7 @@
     <w:lsdException w:name="Light List Accent 5" w:uiPriority="61"/>
     <w:lsdException w:name="Light Grid Accent 5" w:uiPriority="62"/>
     <w:lsdException w:name="Medium Shading 1 Accent 5" w:uiPriority="63"/>
-    <w:lsdException w:name="Medium Shading 2 Accent 5" w:uiPriority="64"/>
+    <w:lsdException w:name="Medium Shading 2 Accent 5" w:uiPriority="64" w:qFormat="1"/>
     <w:lsdException w:name="Medium List 1 Accent 5" w:uiPriority="65"/>
     <w:lsdException w:name="Medium List 2 Accent 5" w:uiPriority="66"/>
     <w:lsdException w:name="Medium Grid 1 Accent 5" w:uiPriority="67"/>
@@ -6444,7 +6460,13 @@
   <w:style w:type="paragraph" w:default="1" w:styleId="Normal">
     <w:name w:val="Normal"/>
     <w:qFormat/>
-    <w:rsid w:val="004F6B0C"/>
+    <w:pPr>
+      <w:spacing w:after="200" w:line="276" w:lineRule="auto"/>
+    </w:pPr>
+    <w:rPr>
+      <w:sz w:val="22"/>
+      <w:szCs w:val="22"/>
+    </w:rPr>
   </w:style>
   <w:style w:type="paragraph" w:styleId="Heading1">
     <w:name w:val="heading 1"/>
@@ -6453,7 +6475,6 @@
     <w:link w:val="Heading1Char"/>
     <w:uiPriority w:val="9"/>
     <w:qFormat/>
-    <w:rsid w:val="00F3701F"/>
     <w:pPr>
       <w:keepNext/>
       <w:keepLines/>
@@ -6496,40 +6517,68 @@
     <w:semiHidden/>
     <w:unhideWhenUsed/>
   </w:style>
-  <w:style w:type="paragraph" w:styleId="ListParagraph">
-    <w:name w:val="List Paragraph"/>
+  <w:style w:type="paragraph" w:styleId="BalloonText">
+    <w:name w:val="Balloon Text"/>
     <w:basedOn w:val="Normal"/>
-    <w:uiPriority w:val="34"/>
+    <w:link w:val="BalloonTextChar"/>
+    <w:uiPriority w:val="99"/>
+    <w:semiHidden/>
+    <w:unhideWhenUsed/>
+    <w:pPr>
+      <w:spacing w:after="0" w:line="240" w:lineRule="auto"/>
+    </w:pPr>
+    <w:rPr>
+      <w:rFonts w:ascii="Tahoma" w:hAnsi="Tahoma" w:cs="Tahoma"/>
+      <w:sz w:val="16"/>
+      <w:szCs w:val="16"/>
+    </w:rPr>
+  </w:style>
+  <w:style w:type="paragraph" w:styleId="Footer">
+    <w:name w:val="footer"/>
+    <w:basedOn w:val="Normal"/>
+    <w:link w:val="FooterChar"/>
+    <w:uiPriority w:val="99"/>
+    <w:unhideWhenUsed/>
     <w:qFormat/>
-    <w:rsid w:val="00F3701F"/>
     <w:pPr>
-      <w:ind w:left="720"/>
-      <w:contextualSpacing/>
+      <w:tabs>
+        <w:tab w:val="center" w:pos="4680"/>
+        <w:tab w:val="right" w:pos="9360"/>
+      </w:tabs>
+      <w:spacing w:after="0" w:line="240" w:lineRule="auto"/>
     </w:pPr>
   </w:style>
-  <w:style w:type="character" w:customStyle="1" w:styleId="Heading1Char">
-    <w:name w:val="Heading 1 Char"/>
+  <w:style w:type="paragraph" w:styleId="Header">
+    <w:name w:val="header"/>
+    <w:basedOn w:val="Normal"/>
+    <w:link w:val="HeaderChar"/>
+    <w:uiPriority w:val="99"/>
+    <w:unhideWhenUsed/>
+    <w:qFormat/>
+    <w:pPr>
+      <w:tabs>
+        <w:tab w:val="center" w:pos="4680"/>
+        <w:tab w:val="right" w:pos="9360"/>
+      </w:tabs>
+      <w:spacing w:after="0" w:line="240" w:lineRule="auto"/>
+    </w:pPr>
+  </w:style>
+  <w:style w:type="character" w:styleId="Hyperlink">
+    <w:name w:val="Hyperlink"/>
     <w:basedOn w:val="DefaultParagraphFont"/>
-    <w:link w:val="Heading1"/>
-    <w:uiPriority w:val="9"/>
-    <w:rsid w:val="00F3701F"/>
+    <w:uiPriority w:val="99"/>
+    <w:unhideWhenUsed/>
+    <w:qFormat/>
     <w:rPr>
-      <w:rFonts w:asciiTheme="majorHAnsi" w:eastAsiaTheme="majorEastAsia" w:hAnsiTheme="majorHAnsi" w:cstheme="majorBidi"/>
-      <w:b/>
-      <w:bCs/>
-      <w:color w:val="365F91" w:themeColor="accent1" w:themeShade="BF"/>
-      <w:sz w:val="28"/>
-      <w:szCs w:val="28"/>
+      <w:color w:val="0000FF" w:themeColor="hyperlink"/>
+      <w:u w:val="single"/>
     </w:rPr>
   </w:style>
   <w:style w:type="table" w:styleId="TableGrid">
     <w:name w:val="Table Grid"/>
     <w:basedOn w:val="TableNormal"/>
     <w:uiPriority w:val="39"/>
-    <w:rsid w:val="004F6B0C"/>
-    <w:pPr>
-      <w:spacing w:after="0" w:line="240" w:lineRule="auto"/>
-    </w:pPr>
+    <w:qFormat/>
     <w:tblPr>
       <w:tblBorders>
         <w:top w:val="single" w:sz="4" w:space="0" w:color="auto"/>
@@ -6541,33 +6590,6 @@
       </w:tblBorders>
     </w:tblPr>
   </w:style>
-  <w:style w:type="character" w:styleId="Hyperlink">
-    <w:name w:val="Hyperlink"/>
-    <w:basedOn w:val="DefaultParagraphFont"/>
-    <w:uiPriority w:val="99"/>
-    <w:unhideWhenUsed/>
-    <w:rsid w:val="004F6B0C"/>
-    <w:rPr>
-      <w:color w:val="0000FF" w:themeColor="hyperlink"/>
-      <w:u w:val="single"/>
-    </w:rPr>
-  </w:style>
-  <w:style w:type="paragraph" w:styleId="TOCHeading">
-    <w:name w:val="TOC Heading"/>
-    <w:basedOn w:val="Heading1"/>
-    <w:next w:val="Normal"/>
-    <w:uiPriority w:val="39"/>
-    <w:semiHidden/>
-    <w:unhideWhenUsed/>
-    <w:qFormat/>
-    <w:rsid w:val="008C7688"/>
-    <w:pPr>
-      <w:outlineLvl w:val="9"/>
-    </w:pPr>
-    <w:rPr>
-      <w:lang w:eastAsia="ja-JP"/>
-    </w:rPr>
-  </w:style>
   <w:style w:type="paragraph" w:styleId="TOC1">
     <w:name w:val="toc 1"/>
     <w:basedOn w:val="Normal"/>
@@ -6575,7 +6597,7 @@
     <w:autoRedefine/>
     <w:uiPriority w:val="39"/>
     <w:unhideWhenUsed/>
-    <w:rsid w:val="001645DF"/>
+    <w:qFormat/>
     <w:pPr>
       <w:tabs>
         <w:tab w:val="left" w:pos="284"/>
@@ -6591,7 +6613,6 @@
     <w:autoRedefine/>
     <w:uiPriority w:val="39"/>
     <w:unhideWhenUsed/>
-    <w:rsid w:val="001645DF"/>
     <w:pPr>
       <w:tabs>
         <w:tab w:val="left" w:pos="709"/>
@@ -6601,21 +6622,44 @@
       <w:ind w:left="220"/>
     </w:pPr>
   </w:style>
-  <w:style w:type="paragraph" w:styleId="BalloonText">
-    <w:name w:val="Balloon Text"/>
+  <w:style w:type="paragraph" w:styleId="ListParagraph">
+    <w:name w:val="List Paragraph"/>
     <w:basedOn w:val="Normal"/>
-    <w:link w:val="BalloonTextChar"/>
-    <w:uiPriority w:val="99"/>
+    <w:uiPriority w:val="34"/>
+    <w:qFormat/>
+    <w:pPr>
+      <w:ind w:left="720"/>
+      <w:contextualSpacing/>
+    </w:pPr>
+  </w:style>
+  <w:style w:type="character" w:customStyle="1" w:styleId="Heading1Char">
+    <w:name w:val="Heading 1 Char"/>
+    <w:basedOn w:val="DefaultParagraphFont"/>
+    <w:link w:val="Heading1"/>
+    <w:uiPriority w:val="9"/>
+    <w:qFormat/>
+    <w:rPr>
+      <w:rFonts w:asciiTheme="majorHAnsi" w:eastAsiaTheme="majorEastAsia" w:hAnsiTheme="majorHAnsi" w:cstheme="majorBidi"/>
+      <w:b/>
+      <w:bCs/>
+      <w:color w:val="365F91" w:themeColor="accent1" w:themeShade="BF"/>
+      <w:sz w:val="28"/>
+      <w:szCs w:val="28"/>
+    </w:rPr>
+  </w:style>
+  <w:style w:type="paragraph" w:customStyle="1" w:styleId="TOCHeading1">
+    <w:name w:val="TOC Heading1"/>
+    <w:basedOn w:val="Heading1"/>
+    <w:next w:val="Normal"/>
+    <w:uiPriority w:val="39"/>
     <w:semiHidden/>
     <w:unhideWhenUsed/>
-    <w:rsid w:val="008C7688"/>
+    <w:qFormat/>
     <w:pPr>
-      <w:spacing w:after="0" w:line="240" w:lineRule="auto"/>
+      <w:outlineLvl w:val="9"/>
     </w:pPr>
     <w:rPr>
-      <w:rFonts w:ascii="Tahoma" w:hAnsi="Tahoma" w:cs="Tahoma"/>
-      <w:sz w:val="16"/>
-      <w:szCs w:val="16"/>
+      <w:lang w:eastAsia="ja-JP"/>
     </w:rPr>
   </w:style>
   <w:style w:type="character" w:customStyle="1" w:styleId="BalloonTextChar">
@@ -6624,56 +6668,24 @@
     <w:link w:val="BalloonText"/>
     <w:uiPriority w:val="99"/>
     <w:semiHidden/>
-    <w:rsid w:val="008C7688"/>
     <w:rPr>
       <w:rFonts w:ascii="Tahoma" w:hAnsi="Tahoma" w:cs="Tahoma"/>
       <w:sz w:val="16"/>
       <w:szCs w:val="16"/>
     </w:rPr>
   </w:style>
-  <w:style w:type="paragraph" w:styleId="Header">
-    <w:name w:val="header"/>
-    <w:basedOn w:val="Normal"/>
-    <w:link w:val="HeaderChar"/>
-    <w:uiPriority w:val="99"/>
-    <w:unhideWhenUsed/>
-    <w:rsid w:val="00C53C79"/>
-    <w:pPr>
-      <w:tabs>
-        <w:tab w:val="center" w:pos="4680"/>
-        <w:tab w:val="right" w:pos="9360"/>
-      </w:tabs>
-      <w:spacing w:after="0" w:line="240" w:lineRule="auto"/>
-    </w:pPr>
-  </w:style>
   <w:style w:type="character" w:customStyle="1" w:styleId="HeaderChar">
     <w:name w:val="Header Char"/>
     <w:basedOn w:val="DefaultParagraphFont"/>
     <w:link w:val="Header"/>
     <w:uiPriority w:val="99"/>
-    <w:rsid w:val="00C53C79"/>
-  </w:style>
-  <w:style w:type="paragraph" w:styleId="Footer">
-    <w:name w:val="footer"/>
-    <w:basedOn w:val="Normal"/>
-    <w:link w:val="FooterChar"/>
-    <w:uiPriority w:val="99"/>
-    <w:unhideWhenUsed/>
-    <w:rsid w:val="00C53C79"/>
-    <w:pPr>
-      <w:tabs>
-        <w:tab w:val="center" w:pos="4680"/>
-        <w:tab w:val="right" w:pos="9360"/>
-      </w:tabs>
-      <w:spacing w:after="0" w:line="240" w:lineRule="auto"/>
-    </w:pPr>
+    <w:qFormat/>
   </w:style>
   <w:style w:type="character" w:customStyle="1" w:styleId="FooterChar">
     <w:name w:val="Footer Char"/>
     <w:basedOn w:val="DefaultParagraphFont"/>
     <w:link w:val="Footer"/>
     <w:uiPriority w:val="99"/>
-    <w:rsid w:val="00C53C79"/>
   </w:style>
 </w:styles>
 </file>
